--- a/Sound/XRSound/assets/Doc/XRSound User Manual.docx
+++ b/Sound/XRSound/assets/Doc/XRSound User Manual.docx
@@ -1,6 +1,6 @@
 
 <file path=word/document.xml><?xml version="1.0" encoding="utf-8"?>
-<w:document xmlns:wpc="http://schemas.microsoft.com/office/word/2010/wordprocessingCanvas" xmlns:cx="http://schemas.microsoft.com/office/drawing/2014/chartex" xmlns:cx1="http://schemas.microsoft.com/office/drawing/2015/9/8/chartex" xmlns:cx2="http://schemas.microsoft.com/office/drawing/2015/10/21/chartex" xmlns:cx3="http://schemas.microsoft.com/office/drawing/2016/5/9/chartex" xmlns:cx4="http://schemas.microsoft.com/office/drawing/2016/5/10/chartex" xmlns:cx5="http://schemas.microsoft.com/office/drawing/2016/5/11/chartex" xmlns:cx6="http://schemas.microsoft.com/office/drawing/2016/5/12/chartex" xmlns:cx7="http://schemas.microsoft.com/office/drawing/2016/5/13/chartex" xmlns:cx8="http://schemas.microsoft.com/office/drawing/2016/5/14/chartex" xmlns:mc="http://schemas.openxmlformats.org/markup-compatibility/2006" xmlns:aink="http://schemas.microsoft.com/office/drawing/2016/ink" xmlns:am3d="http://schemas.microsoft.com/office/drawing/2017/model3d" xmlns:o="urn:schemas-microsoft-com:office:office" xmlns:r="http://schemas.openxmlformats.org/officeDocument/2006/relationships" xmlns:m="http://schemas.openxmlformats.org/officeDocument/2006/math" xmlns:v="urn:schemas-microsoft-com:vml" xmlns:wp14="http://schemas.microsoft.com/office/word/2010/wordprocessingDrawing" xmlns:wp="http://schemas.openxmlformats.org/drawingml/2006/wordprocessingDrawing" xmlns:w10="urn:schemas-microsoft-com:office:word" xmlns:w="http://schemas.openxmlformats.org/wordprocessingml/2006/main" xmlns:w14="http://schemas.microsoft.com/office/word/2010/wordml" xmlns:w15="http://schemas.microsoft.com/office/word/2012/wordml" xmlns:w16cex="http://schemas.microsoft.com/office/word/2018/wordml/cex" xmlns:w16cid="http://schemas.microsoft.com/office/word/2016/wordml/cid" xmlns:w16="http://schemas.microsoft.com/office/word/2018/wordml" xmlns:w16sdtdh="http://schemas.microsoft.com/office/word/2020/wordml/sdtdatahash" xmlns:w16se="http://schemas.microsoft.com/office/word/2015/wordml/symex" xmlns:wpg="http://schemas.microsoft.com/office/word/2010/wordprocessingGroup" xmlns:wpi="http://schemas.microsoft.com/office/word/2010/wordprocessingInk" xmlns:wne="http://schemas.microsoft.com/office/word/2006/wordml" xmlns:wps="http://schemas.microsoft.com/office/word/2010/wordprocessingShape" mc:Ignorable="w14 w15 w16se w16cid w16 w16cex w16sdtdh wp14">
+<w:document xmlns:wpc="http://schemas.microsoft.com/office/word/2010/wordprocessingCanvas" xmlns:cx="http://schemas.microsoft.com/office/drawing/2014/chartex" xmlns:cx1="http://schemas.microsoft.com/office/drawing/2015/9/8/chartex" xmlns:cx2="http://schemas.microsoft.com/office/drawing/2015/10/21/chartex" xmlns:cx3="http://schemas.microsoft.com/office/drawing/2016/5/9/chartex" xmlns:cx4="http://schemas.microsoft.com/office/drawing/2016/5/10/chartex" xmlns:cx5="http://schemas.microsoft.com/office/drawing/2016/5/11/chartex" xmlns:cx6="http://schemas.microsoft.com/office/drawing/2016/5/12/chartex" xmlns:cx7="http://schemas.microsoft.com/office/drawing/2016/5/13/chartex" xmlns:cx8="http://schemas.microsoft.com/office/drawing/2016/5/14/chartex" xmlns:mc="http://schemas.openxmlformats.org/markup-compatibility/2006" xmlns:aink="http://schemas.microsoft.com/office/drawing/2016/ink" xmlns:am3d="http://schemas.microsoft.com/office/drawing/2017/model3d" xmlns:o="urn:schemas-microsoft-com:office:office" xmlns:oel="http://schemas.microsoft.com/office/2019/extlst" xmlns:r="http://schemas.openxmlformats.org/officeDocument/2006/relationships" xmlns:m="http://schemas.openxmlformats.org/officeDocument/2006/math" xmlns:v="urn:schemas-microsoft-com:vml" xmlns:wp14="http://schemas.microsoft.com/office/word/2010/wordprocessingDrawing" xmlns:wp="http://schemas.openxmlformats.org/drawingml/2006/wordprocessingDrawing" xmlns:w10="urn:schemas-microsoft-com:office:word" xmlns:w="http://schemas.openxmlformats.org/wordprocessingml/2006/main" xmlns:w14="http://schemas.microsoft.com/office/word/2010/wordml" xmlns:w15="http://schemas.microsoft.com/office/word/2012/wordml" xmlns:w16cex="http://schemas.microsoft.com/office/word/2018/wordml/cex" xmlns:w16cid="http://schemas.microsoft.com/office/word/2016/wordml/cid" xmlns:w16="http://schemas.microsoft.com/office/word/2018/wordml" xmlns:w16du="http://schemas.microsoft.com/office/word/2023/wordml/word16du" xmlns:w16sdtdh="http://schemas.microsoft.com/office/word/2020/wordml/sdtdatahash" xmlns:w16sdtfl="http://schemas.microsoft.com/office/word/2024/wordml/sdtformatlock" xmlns:w16se="http://schemas.microsoft.com/office/word/2015/wordml/symex" xmlns:wpg="http://schemas.microsoft.com/office/word/2010/wordprocessingGroup" xmlns:wpi="http://schemas.microsoft.com/office/word/2010/wordprocessingInk" xmlns:wne="http://schemas.microsoft.com/office/word/2006/wordml" xmlns:wps="http://schemas.microsoft.com/office/word/2010/wordprocessingShape" mc:Ignorable="w14 w15 w16se w16cid w16 w16cex w16sdtdh w16sdtfl w16du wp14">
   <w:body>
     <w:p>
       <w:pPr>
@@ -20,7 +20,7 @@
       </w:r>
       <w:r>
         <w:pict w14:anchorId="0194C92F">
-          <v:shape id="_x0000_i1028" type="#_x0000_t75" style="width:6in;height:126.35pt">
+          <v:shape id="_x0000_i1028" type="#_x0000_t75" style="width:6in;height:126.25pt">
             <v:imagedata r:id="rId8" o:title=""/>
           </v:shape>
         </w:pict>
@@ -40,28 +40,7 @@
           <w:sz w:val="28"/>
           <w:szCs w:val="28"/>
         </w:rPr>
-        <w:t xml:space="preserve">Version </w:t>
-      </w:r>
-      <w:r>
-        <w:rPr>
-          <w:sz w:val="28"/>
-          <w:szCs w:val="28"/>
-        </w:rPr>
-        <w:t>3</w:t>
-      </w:r>
-      <w:r>
-        <w:rPr>
-          <w:sz w:val="28"/>
-          <w:szCs w:val="28"/>
-        </w:rPr>
-        <w:t>.</w:t>
-      </w:r>
-      <w:r>
-        <w:rPr>
-          <w:sz w:val="28"/>
-          <w:szCs w:val="28"/>
-        </w:rPr>
-        <w:t>0</w:t>
+        <w:t>Version 4.0</w:t>
       </w:r>
     </w:p>
     <w:p>
@@ -95,82 +74,21 @@
           <w:i/>
           <w:sz w:val="24"/>
         </w:rPr>
-        <w:t xml:space="preserve">Publication Date: </w:t>
-      </w:r>
-      <w:r>
-        <w:rPr>
-          <w:i/>
+        <w:t>Publication Date: 26-Oct-2026</w:t>
+      </w:r>
+    </w:p>
+    <w:p/>
+    <w:p>
+      <w:pPr>
+        <w:rPr>
           <w:sz w:val="24"/>
         </w:rPr>
-        <w:t>2</w:t>
-      </w:r>
-      <w:r>
-        <w:rPr>
-          <w:i/>
+      </w:pPr>
+      <w:r>
+        <w:rPr>
           <w:sz w:val="24"/>
         </w:rPr>
-        <w:t>1</w:t>
-      </w:r>
-      <w:r>
-        <w:rPr>
-          <w:i/>
-          <w:sz w:val="24"/>
-        </w:rPr>
-        <w:t>-</w:t>
-      </w:r>
-      <w:r>
-        <w:rPr>
-          <w:i/>
-          <w:sz w:val="24"/>
-        </w:rPr>
-        <w:t>Aug</w:t>
-      </w:r>
-      <w:r>
-        <w:rPr>
-          <w:i/>
-          <w:sz w:val="24"/>
-        </w:rPr>
-        <w:t>-20</w:t>
-      </w:r>
-      <w:r>
-        <w:rPr>
-          <w:i/>
-          <w:sz w:val="24"/>
-        </w:rPr>
-        <w:t>2</w:t>
-      </w:r>
-      <w:r>
-        <w:rPr>
-          <w:i/>
-          <w:sz w:val="24"/>
-        </w:rPr>
-        <w:t>1</w:t>
-      </w:r>
-    </w:p>
-    <w:p/>
-    <w:p>
-      <w:pPr>
-        <w:rPr>
-          <w:sz w:val="24"/>
-        </w:rPr>
-      </w:pPr>
-      <w:r>
-        <w:rPr>
-          <w:sz w:val="24"/>
-        </w:rPr>
-        <w:t>Powered by</w:t>
-      </w:r>
-      <w:r>
-        <w:rPr>
-          <w:sz w:val="24"/>
-        </w:rPr>
-        <w:t xml:space="preserve"> </w:t>
-      </w:r>
-      <w:r>
-        <w:rPr>
-          <w:sz w:val="24"/>
-        </w:rPr>
-        <w:t xml:space="preserve">the </w:t>
+        <w:t xml:space="preserve">Powered by the </w:t>
       </w:r>
       <w:hyperlink r:id="rId9" w:history="1">
         <w:r>
@@ -178,42 +96,22 @@
             <w:rStyle w:val="Hyperlink"/>
             <w:sz w:val="24"/>
           </w:rPr>
-          <w:t>irrKlang</w:t>
+          <w:t>miniaudio</w:t>
         </w:r>
       </w:hyperlink>
       <w:r>
         <w:rPr>
           <w:sz w:val="24"/>
         </w:rPr>
-        <w:t xml:space="preserve"> Sound Engin</w:t>
-      </w:r>
-      <w:r>
+        <w:t xml:space="preserve"> audio library.</w:t>
+      </w:r>
+    </w:p>
+    <w:p>
+      <w:pPr>
         <w:rPr>
           <w:sz w:val="24"/>
         </w:rPr>
-        <w:t xml:space="preserve">e.  </w:t>
-      </w:r>
-    </w:p>
-    <w:p>
-      <w:pPr>
-        <w:rPr>
-          <w:sz w:val="24"/>
-        </w:rPr>
-      </w:pPr>
-    </w:p>
-    <w:p>
-      <w:pPr>
-        <w:jc w:val="center"/>
-      </w:pPr>
-      <w:hyperlink r:id="rId10" w:history="1">
-        <w:r>
-          <w:pict w14:anchorId="43F6D1C9">
-            <v:shape id="_x0000_i1029" type="#_x0000_t75" style="width:244.55pt;height:70.65pt">
-              <v:imagedata r:id="rId11" o:title="irrklang_link_big"/>
-            </v:shape>
-          </w:pict>
-        </w:r>
-      </w:hyperlink>
+      </w:pPr>
     </w:p>
     <w:p>
       <w:pPr>
@@ -229,7 +127,7 @@
           <w:szCs w:val="40"/>
         </w:rPr>
       </w:pPr>
-      <w:hyperlink r:id="rId12" w:history="1">
+      <w:hyperlink r:id="rId10" w:history="1">
         <w:r>
           <w:rPr>
             <w:rFonts w:ascii="Tahoma" w:hAnsi="Tahoma" w:cs="Tahoma"/>
@@ -237,8 +135,8 @@
             <w:szCs w:val="40"/>
           </w:rPr>
           <w:pict w14:anchorId="6EDAF152">
-            <v:shape id="_x0000_i1030" type="#_x0000_t75" style="width:252.7pt;height:91pt">
-              <v:imagedata r:id="rId13" o:title="altealogo2"/>
+            <v:shape id="_x0000_i1029" type="#_x0000_t75" style="width:252.95pt;height:73.4pt">
+              <v:imagedata r:id="rId11" o:title="altea-wordmark-light"/>
             </v:shape>
           </w:pict>
         </w:r>
@@ -249,27 +147,9 @@
         <w:jc w:val="center"/>
       </w:pPr>
       <w:r>
-        <w:t xml:space="preserve">Copyright </w:t>
-      </w:r>
-      <w:r>
-        <w:t>2018</w:t>
-      </w:r>
-      <w:r>
-        <w:t>-202</w:t>
-      </w:r>
-      <w:r>
-        <w:t>1</w:t>
-      </w:r>
-      <w:r>
-        <w:t xml:space="preserve"> Douglas Beachy.</w:t>
-      </w:r>
-      <w:r>
-        <w:t xml:space="preserve"> </w:t>
-      </w:r>
-      <w:r>
-        <w:t xml:space="preserve">Licensed under the </w:t>
-      </w:r>
-      <w:hyperlink r:id="rId14" w:history="1">
+        <w:t xml:space="preserve">Copyright 2018-2026 Douglas Beachy and contributors. Licensed under the </w:t>
+      </w:r>
+      <w:hyperlink r:id="rId12" w:history="1">
         <w:r>
           <w:rPr>
             <w:rStyle w:val="Hyperlink"/>
@@ -301,27 +181,35 @@
         </w:rPr>
         <w:t xml:space="preserve">Web:   </w:t>
       </w:r>
-      <w:hyperlink r:id="rId15" w:history="1">
+      <w:hyperlink r:id="rId13" w:history="1">
         <w:r>
           <w:rPr>
             <w:rStyle w:val="Hyperlink"/>
             <w:rFonts w:cs="Arial"/>
           </w:rPr>
-          <w:t>http://www.</w:t>
+          <w:t>http://www.alteaaerospace.com</w:t>
         </w:r>
+      </w:hyperlink>
+    </w:p>
+    <w:p>
+      <w:pPr>
+        <w:rPr>
+          <w:rFonts w:cs="Arial"/>
+        </w:rPr>
+      </w:pPr>
+      <w:r>
+        <w:rPr>
+          <w:rFonts w:cs="Arial"/>
+        </w:rPr>
+        <w:t xml:space="preserve">Email: </w:t>
+      </w:r>
+      <w:hyperlink r:id="rId14" w:history="1">
         <w:r>
           <w:rPr>
             <w:rStyle w:val="Hyperlink"/>
             <w:rFonts w:cs="Arial"/>
           </w:rPr>
-          <w:t>alteaaerospace</w:t>
-        </w:r>
-        <w:r>
-          <w:rPr>
-            <w:rStyle w:val="Hyperlink"/>
-            <w:rFonts w:cs="Arial"/>
-          </w:rPr>
-          <w:t>.com</w:t>
+          <w:t>mailto:doug.beachy@outlook.com</w:t>
         </w:r>
       </w:hyperlink>
     </w:p>
@@ -335,38 +223,9 @@
         <w:rPr>
           <w:rFonts w:cs="Arial"/>
         </w:rPr>
-        <w:t xml:space="preserve">Email: </w:t>
-      </w:r>
-      <w:hyperlink r:id="rId16" w:history="1">
-        <w:r>
-          <w:rPr>
-            <w:rStyle w:val="Hyperlink"/>
-            <w:rFonts w:cs="Arial"/>
-          </w:rPr>
-          <w:t>mailto:</w:t>
-        </w:r>
-        <w:r>
-          <w:rPr>
-            <w:rStyle w:val="Hyperlink"/>
-            <w:rFonts w:cs="Arial"/>
-          </w:rPr>
-          <w:t>doug.beachy@outlook.com</w:t>
-        </w:r>
-      </w:hyperlink>
-    </w:p>
-    <w:p>
-      <w:pPr>
-        <w:rPr>
-          <w:rFonts w:cs="Arial"/>
-        </w:rPr>
-      </w:pPr>
-      <w:r>
-        <w:rPr>
-          <w:rFonts w:cs="Arial"/>
-        </w:rPr>
         <w:t xml:space="preserve">Orbiter Forum: </w:t>
       </w:r>
-      <w:hyperlink r:id="rId17" w:history="1">
+      <w:hyperlink r:id="rId15" w:history="1">
         <w:r>
           <w:rPr>
             <w:rStyle w:val="Hyperlink"/>
@@ -381,7 +240,7 @@
         </w:rPr>
         <w:t xml:space="preserve"> (</w:t>
       </w:r>
-      <w:hyperlink r:id="rId18" w:history="1">
+      <w:hyperlink r:id="rId16" w:history="1">
         <w:r>
           <w:rPr>
             <w:rStyle w:val="Hyperlink"/>
@@ -414,28 +273,24 @@
           <w:sz w:val="24"/>
         </w:rPr>
         <w:lastRenderedPageBreak/>
-        <w:t>Table of Contents</w:t>
-      </w:r>
-      <w:r>
-        <w:rPr>
+        <w:t xml:space="preserve">Table of Contents  </w:t>
+      </w:r>
+    </w:p>
+    <w:p/>
+    <w:p>
+      <w:pPr>
+        <w:pStyle w:val="TOC1"/>
+      </w:pPr>
+    </w:p>
+    <w:p>
+      <w:pPr>
+        <w:pStyle w:val="TOC1"/>
+        <w:rPr>
+          <w:rFonts w:asciiTheme="minorHAnsi" w:eastAsiaTheme="minorEastAsia" w:hAnsiTheme="minorHAnsi" w:cstheme="minorBidi"/>
+          <w:noProof/>
+          <w:kern w:val="2"/>
           <w:sz w:val="24"/>
-        </w:rPr>
-        <w:t xml:space="preserve">  </w:t>
-      </w:r>
-    </w:p>
-    <w:p/>
-    <w:p>
-      <w:pPr>
-        <w:pStyle w:val="TOC1"/>
-      </w:pPr>
-    </w:p>
-    <w:p>
-      <w:pPr>
-        <w:pStyle w:val="TOC1"/>
-        <w:rPr>
-          <w:rFonts w:ascii="Calibri" w:eastAsia="Yu Mincho" w:hAnsi="Calibri"/>
-          <w:noProof/>
-          <w:szCs w:val="22"/>
+          <w14:ligatures w14:val="standardContextual"/>
         </w:rPr>
       </w:pPr>
       <w:r>
@@ -456,7 +311,7 @@
         </w:rPr>
         <w:fldChar w:fldCharType="separate"/>
       </w:r>
-      <w:hyperlink w:anchor="_Toc80453720" w:history="1">
+      <w:hyperlink w:anchor="_Toc243946899" w:history="1">
         <w:r>
           <w:rPr>
             <w:rStyle w:val="Hyperlink"/>
@@ -483,7 +338,7 @@
             <w:noProof/>
             <w:webHidden/>
           </w:rPr>
-          <w:instrText xml:space="preserve"> PAGEREF _Toc80453720 \h </w:instrText>
+          <w:instrText xml:space="preserve"> PAGEREF _Toc243946899 \h </w:instrText>
         </w:r>
         <w:r>
           <w:rPr>
@@ -518,12 +373,14 @@
       <w:pPr>
         <w:pStyle w:val="TOC1"/>
         <w:rPr>
-          <w:rFonts w:ascii="Calibri" w:eastAsia="Yu Mincho" w:hAnsi="Calibri"/>
+          <w:rFonts w:asciiTheme="minorHAnsi" w:eastAsiaTheme="minorEastAsia" w:hAnsiTheme="minorHAnsi" w:cstheme="minorBidi"/>
           <w:noProof/>
-          <w:szCs w:val="22"/>
-        </w:rPr>
-      </w:pPr>
-      <w:hyperlink w:anchor="_Toc80453721" w:history="1">
+          <w:kern w:val="2"/>
+          <w:sz w:val="24"/>
+          <w14:ligatures w14:val="standardContextual"/>
+        </w:rPr>
+      </w:pPr>
+      <w:hyperlink w:anchor="_Toc243946900" w:history="1">
         <w:r>
           <w:rPr>
             <w:rStyle w:val="Hyperlink"/>
@@ -550,7 +407,7 @@
             <w:noProof/>
             <w:webHidden/>
           </w:rPr>
-          <w:instrText xml:space="preserve"> PAGEREF _Toc80453721 \h </w:instrText>
+          <w:instrText xml:space="preserve"> PAGEREF _Toc243946900 \h </w:instrText>
         </w:r>
         <w:r>
           <w:rPr>
@@ -585,12 +442,14 @@
       <w:pPr>
         <w:pStyle w:val="TOC1"/>
         <w:rPr>
-          <w:rFonts w:ascii="Calibri" w:eastAsia="Yu Mincho" w:hAnsi="Calibri"/>
+          <w:rFonts w:asciiTheme="minorHAnsi" w:eastAsiaTheme="minorEastAsia" w:hAnsiTheme="minorHAnsi" w:cstheme="minorBidi"/>
           <w:noProof/>
-          <w:szCs w:val="22"/>
-        </w:rPr>
-      </w:pPr>
-      <w:hyperlink w:anchor="_Toc80453722" w:history="1">
+          <w:kern w:val="2"/>
+          <w:sz w:val="24"/>
+          <w14:ligatures w14:val="standardContextual"/>
+        </w:rPr>
+      </w:pPr>
+      <w:hyperlink w:anchor="_Toc243946901" w:history="1">
         <w:r>
           <w:rPr>
             <w:rStyle w:val="Hyperlink"/>
@@ -617,7 +476,7 @@
             <w:noProof/>
             <w:webHidden/>
           </w:rPr>
-          <w:instrText xml:space="preserve"> PAGEREF _Toc80453722 \h </w:instrText>
+          <w:instrText xml:space="preserve"> PAGEREF _Toc243946901 \h </w:instrText>
         </w:r>
         <w:r>
           <w:rPr>
@@ -637,7 +496,7 @@
             <w:noProof/>
             <w:webHidden/>
           </w:rPr>
-          <w:t>4</w:t>
+          <w:t>5</w:t>
         </w:r>
         <w:r>
           <w:rPr>
@@ -652,12 +511,14 @@
       <w:pPr>
         <w:pStyle w:val="TOC1"/>
         <w:rPr>
-          <w:rFonts w:ascii="Calibri" w:eastAsia="Yu Mincho" w:hAnsi="Calibri"/>
+          <w:rFonts w:asciiTheme="minorHAnsi" w:eastAsiaTheme="minorEastAsia" w:hAnsiTheme="minorHAnsi" w:cstheme="minorBidi"/>
           <w:noProof/>
-          <w:szCs w:val="22"/>
-        </w:rPr>
-      </w:pPr>
-      <w:hyperlink w:anchor="_Toc80453723" w:history="1">
+          <w:kern w:val="2"/>
+          <w:sz w:val="24"/>
+          <w14:ligatures w14:val="standardContextual"/>
+        </w:rPr>
+      </w:pPr>
+      <w:hyperlink w:anchor="_Toc243946902" w:history="1">
         <w:r>
           <w:rPr>
             <w:rStyle w:val="Hyperlink"/>
@@ -684,7 +545,7 @@
             <w:noProof/>
             <w:webHidden/>
           </w:rPr>
-          <w:instrText xml:space="preserve"> PAGEREF _Toc80453723 \h </w:instrText>
+          <w:instrText xml:space="preserve"> PAGEREF _Toc243946902 \h </w:instrText>
         </w:r>
         <w:r>
           <w:rPr>
@@ -719,12 +580,14 @@
       <w:pPr>
         <w:pStyle w:val="TOC1"/>
         <w:rPr>
-          <w:rFonts w:ascii="Calibri" w:eastAsia="Yu Mincho" w:hAnsi="Calibri"/>
+          <w:rFonts w:asciiTheme="minorHAnsi" w:eastAsiaTheme="minorEastAsia" w:hAnsiTheme="minorHAnsi" w:cstheme="minorBidi"/>
           <w:noProof/>
-          <w:szCs w:val="22"/>
-        </w:rPr>
-      </w:pPr>
-      <w:hyperlink w:anchor="_Toc80453724" w:history="1">
+          <w:kern w:val="2"/>
+          <w:sz w:val="24"/>
+          <w14:ligatures w14:val="standardContextual"/>
+        </w:rPr>
+      </w:pPr>
+      <w:hyperlink w:anchor="_Toc243946903" w:history="1">
         <w:r>
           <w:rPr>
             <w:rStyle w:val="Hyperlink"/>
@@ -751,7 +614,7 @@
             <w:noProof/>
             <w:webHidden/>
           </w:rPr>
-          <w:instrText xml:space="preserve"> PAGEREF _Toc80453724 \h </w:instrText>
+          <w:instrText xml:space="preserve"> PAGEREF _Toc243946903 \h </w:instrText>
         </w:r>
         <w:r>
           <w:rPr>
@@ -786,12 +649,14 @@
       <w:pPr>
         <w:pStyle w:val="TOC1"/>
         <w:rPr>
-          <w:rFonts w:ascii="Calibri" w:eastAsia="Yu Mincho" w:hAnsi="Calibri"/>
+          <w:rFonts w:asciiTheme="minorHAnsi" w:eastAsiaTheme="minorEastAsia" w:hAnsiTheme="minorHAnsi" w:cstheme="minorBidi"/>
           <w:noProof/>
-          <w:szCs w:val="22"/>
-        </w:rPr>
-      </w:pPr>
-      <w:hyperlink w:anchor="_Toc80453725" w:history="1">
+          <w:kern w:val="2"/>
+          <w:sz w:val="24"/>
+          <w14:ligatures w14:val="standardContextual"/>
+        </w:rPr>
+      </w:pPr>
+      <w:hyperlink w:anchor="_Toc243946904" w:history="1">
         <w:r>
           <w:rPr>
             <w:rStyle w:val="Hyperlink"/>
@@ -818,74 +683,7 @@
             <w:noProof/>
             <w:webHidden/>
           </w:rPr>
-          <w:instrText xml:space="preserve"> PAGEREF _Toc80453725 \h </w:instrText>
-        </w:r>
-        <w:r>
-          <w:rPr>
-            <w:noProof/>
-            <w:webHidden/>
-          </w:rPr>
-        </w:r>
-        <w:r>
-          <w:rPr>
-            <w:noProof/>
-            <w:webHidden/>
-          </w:rPr>
-          <w:fldChar w:fldCharType="separate"/>
-        </w:r>
-        <w:r>
-          <w:rPr>
-            <w:noProof/>
-            <w:webHidden/>
-          </w:rPr>
-          <w:t>10</w:t>
-        </w:r>
-        <w:r>
-          <w:rPr>
-            <w:noProof/>
-            <w:webHidden/>
-          </w:rPr>
-          <w:fldChar w:fldCharType="end"/>
-        </w:r>
-      </w:hyperlink>
-    </w:p>
-    <w:p>
-      <w:pPr>
-        <w:pStyle w:val="TOC1"/>
-        <w:rPr>
-          <w:rFonts w:ascii="Calibri" w:eastAsia="Yu Mincho" w:hAnsi="Calibri"/>
-          <w:noProof/>
-          <w:szCs w:val="22"/>
-        </w:rPr>
-      </w:pPr>
-      <w:hyperlink w:anchor="_Toc80453726" w:history="1">
-        <w:r>
-          <w:rPr>
-            <w:rStyle w:val="Hyperlink"/>
-            <w:noProof/>
-          </w:rPr>
-          <w:t>Adding Custom Sounds to a Vessel via a Config File</w:t>
-        </w:r>
-        <w:r>
-          <w:rPr>
-            <w:noProof/>
-            <w:webHidden/>
-          </w:rPr>
-          <w:tab/>
-        </w:r>
-        <w:r>
-          <w:rPr>
-            <w:noProof/>
-            <w:webHidden/>
-          </w:rPr>
-          <w:fldChar w:fldCharType="begin"/>
-        </w:r>
-        <w:r>
-          <w:rPr>
-            <w:noProof/>
-            <w:webHidden/>
-          </w:rPr>
-          <w:instrText xml:space="preserve"> PAGEREF _Toc80453726 \h </w:instrText>
+          <w:instrText xml:space="preserve"> PAGEREF _Toc243946904 \h </w:instrText>
         </w:r>
         <w:r>
           <w:rPr>
@@ -920,12 +718,83 @@
       <w:pPr>
         <w:pStyle w:val="TOC1"/>
         <w:rPr>
-          <w:rFonts w:ascii="Calibri" w:eastAsia="Yu Mincho" w:hAnsi="Calibri"/>
+          <w:rFonts w:asciiTheme="minorHAnsi" w:eastAsiaTheme="minorEastAsia" w:hAnsiTheme="minorHAnsi" w:cstheme="minorBidi"/>
           <w:noProof/>
-          <w:szCs w:val="22"/>
-        </w:rPr>
-      </w:pPr>
-      <w:hyperlink w:anchor="_Toc80453727" w:history="1">
+          <w:kern w:val="2"/>
+          <w:sz w:val="24"/>
+          <w14:ligatures w14:val="standardContextual"/>
+        </w:rPr>
+      </w:pPr>
+      <w:hyperlink w:anchor="_Toc243946905" w:history="1">
+        <w:r>
+          <w:rPr>
+            <w:rStyle w:val="Hyperlink"/>
+            <w:noProof/>
+          </w:rPr>
+          <w:t>Adding Custom Sounds to a Vessel via a Config File</w:t>
+        </w:r>
+        <w:r>
+          <w:rPr>
+            <w:noProof/>
+            <w:webHidden/>
+          </w:rPr>
+          <w:tab/>
+        </w:r>
+        <w:r>
+          <w:rPr>
+            <w:noProof/>
+            <w:webHidden/>
+          </w:rPr>
+          <w:fldChar w:fldCharType="begin"/>
+        </w:r>
+        <w:r>
+          <w:rPr>
+            <w:noProof/>
+            <w:webHidden/>
+          </w:rPr>
+          <w:instrText xml:space="preserve"> PAGEREF _Toc243946905 \h </w:instrText>
+        </w:r>
+        <w:r>
+          <w:rPr>
+            <w:noProof/>
+            <w:webHidden/>
+          </w:rPr>
+        </w:r>
+        <w:r>
+          <w:rPr>
+            <w:noProof/>
+            <w:webHidden/>
+          </w:rPr>
+          <w:fldChar w:fldCharType="separate"/>
+        </w:r>
+        <w:r>
+          <w:rPr>
+            <w:noProof/>
+            <w:webHidden/>
+          </w:rPr>
+          <w:t>11</w:t>
+        </w:r>
+        <w:r>
+          <w:rPr>
+            <w:noProof/>
+            <w:webHidden/>
+          </w:rPr>
+          <w:fldChar w:fldCharType="end"/>
+        </w:r>
+      </w:hyperlink>
+    </w:p>
+    <w:p>
+      <w:pPr>
+        <w:pStyle w:val="TOC1"/>
+        <w:rPr>
+          <w:rFonts w:asciiTheme="minorHAnsi" w:eastAsiaTheme="minorEastAsia" w:hAnsiTheme="minorHAnsi" w:cstheme="minorBidi"/>
+          <w:noProof/>
+          <w:kern w:val="2"/>
+          <w:sz w:val="24"/>
+          <w14:ligatures w14:val="standardContextual"/>
+        </w:rPr>
+      </w:pPr>
+      <w:hyperlink w:anchor="_Toc243946906" w:history="1">
         <w:r>
           <w:rPr>
             <w:rStyle w:val="Hyperlink"/>
@@ -952,7 +821,7 @@
             <w:noProof/>
             <w:webHidden/>
           </w:rPr>
-          <w:instrText xml:space="preserve"> PAGEREF _Toc80453727 \h </w:instrText>
+          <w:instrText xml:space="preserve"> PAGEREF _Toc243946906 \h </w:instrText>
         </w:r>
         <w:r>
           <w:rPr>
@@ -987,12 +856,14 @@
       <w:pPr>
         <w:pStyle w:val="TOC1"/>
         <w:rPr>
-          <w:rFonts w:ascii="Calibri" w:eastAsia="Yu Mincho" w:hAnsi="Calibri"/>
+          <w:rFonts w:asciiTheme="minorHAnsi" w:eastAsiaTheme="minorEastAsia" w:hAnsiTheme="minorHAnsi" w:cstheme="minorBidi"/>
           <w:noProof/>
-          <w:szCs w:val="22"/>
-        </w:rPr>
-      </w:pPr>
-      <w:hyperlink w:anchor="_Toc80453728" w:history="1">
+          <w:kern w:val="2"/>
+          <w:sz w:val="24"/>
+          <w14:ligatures w14:val="standardContextual"/>
+        </w:rPr>
+      </w:pPr>
+      <w:hyperlink w:anchor="_Toc243946907" w:history="1">
         <w:r>
           <w:rPr>
             <w:rStyle w:val="Hyperlink"/>
@@ -1019,7 +890,7 @@
             <w:noProof/>
             <w:webHidden/>
           </w:rPr>
-          <w:instrText xml:space="preserve"> PAGEREF _Toc80453728 \h </w:instrText>
+          <w:instrText xml:space="preserve"> PAGEREF _Toc243946907 \h </w:instrText>
         </w:r>
         <w:r>
           <w:rPr>
@@ -1039,7 +910,7 @@
             <w:noProof/>
             <w:webHidden/>
           </w:rPr>
-          <w:t>16</w:t>
+          <w:t>17</w:t>
         </w:r>
         <w:r>
           <w:rPr>
@@ -1084,8 +955,8 @@
           <w:szCs w:val="40"/>
         </w:rPr>
         <w:pict w14:anchorId="6068D245">
-          <v:shape id="_x0000_i1031" type="#_x0000_t75" style="width:158.25pt;height:57.05pt">
-            <v:imagedata r:id="rId13" o:title="altealogo2"/>
+          <v:shape id="_x0000_i1030" type="#_x0000_t75" style="width:158.5pt;height:45.8pt">
+            <v:imagedata r:id="rId11" o:title="altea-wordmark-light"/>
           </v:shape>
         </w:pict>
       </w:r>
@@ -1126,14 +997,10 @@
         <w:pStyle w:val="Heading1"/>
       </w:pPr>
       <w:r>
-        <w:rPr>
-          <w:b w:val="0"/>
-        </w:rPr>
         <w:br w:type="page"/>
       </w:r>
-      <w:bookmarkStart w:id="0" w:name="_Toc80453720"/>
-      <w:r>
-        <w:lastRenderedPageBreak/>
+      <w:bookmarkStart w:id="0" w:name="_Toc243946899"/>
+      <w:r>
         <w:t>Copyright</w:t>
       </w:r>
       <w:bookmarkEnd w:id="0"/>
@@ -1153,45 +1020,9 @@
         <w:rPr>
           <w:lang w:eastAsia="ja-JP"/>
         </w:rPr>
-        <w:t>This software copyright 2018</w:t>
-      </w:r>
-      <w:r>
-        <w:rPr>
-          <w:lang w:eastAsia="ja-JP"/>
-        </w:rPr>
-        <w:t>-202</w:t>
-      </w:r>
-      <w:r>
-        <w:rPr>
-          <w:lang w:eastAsia="ja-JP"/>
-        </w:rPr>
-        <w:t>1</w:t>
-      </w:r>
-      <w:r>
-        <w:rPr>
-          <w:lang w:eastAsia="ja-JP"/>
-        </w:rPr>
-        <w:t xml:space="preserve"> Douglas Beachy</w:t>
-      </w:r>
-      <w:r>
-        <w:rPr>
-          <w:lang w:eastAsia="ja-JP"/>
-        </w:rPr>
-        <w:t>. This</w:t>
-      </w:r>
-      <w:r>
-        <w:rPr>
-          <w:lang w:eastAsia="ja-JP"/>
-        </w:rPr>
-        <w:t xml:space="preserve"> software is </w:t>
-      </w:r>
-      <w:r>
-        <w:rPr>
-          <w:lang w:eastAsia="ja-JP"/>
-        </w:rPr>
-        <w:t xml:space="preserve">open-source and licensed under the </w:t>
-      </w:r>
-      <w:hyperlink r:id="rId19" w:history="1">
+        <w:t xml:space="preserve">This software copyright 2018-2026 Douglas Beachy and contributors. This software is open-source and licensed under the </w:t>
+      </w:r>
+      <w:hyperlink r:id="rId17" w:history="1">
         <w:r>
           <w:rPr>
             <w:rStyle w:val="Hyperlink"/>
@@ -1248,39 +1079,41 @@
         <w:rPr>
           <w:lang w:eastAsia="ja-JP"/>
         </w:rPr>
-        <w:t xml:space="preserve">Copyright (c) </w:t>
-      </w:r>
-      <w:r>
+        <w:t>Copyright (c) 2018-2026 Douglas E. Beachy and contributors</w:t>
+      </w:r>
+    </w:p>
+    <w:p>
+      <w:pPr>
         <w:rPr>
           <w:lang w:eastAsia="ja-JP"/>
         </w:rPr>
-        <w:t>2018-</w:t>
-      </w:r>
-      <w:r>
+      </w:pPr>
+    </w:p>
+    <w:p>
+      <w:pPr>
         <w:rPr>
           <w:lang w:eastAsia="ja-JP"/>
         </w:rPr>
-        <w:t xml:space="preserve">2021 Douglas </w:t>
-      </w:r>
+      </w:pPr>
       <w:r>
         <w:rPr>
           <w:lang w:eastAsia="ja-JP"/>
         </w:rPr>
-        <w:t xml:space="preserve">E. </w:t>
-      </w:r>
-      <w:r>
+        <w:t>Permission is hereby granted, free of charge, to any person obtaining a copy</w:t>
+      </w:r>
+    </w:p>
+    <w:p>
+      <w:pPr>
         <w:rPr>
           <w:lang w:eastAsia="ja-JP"/>
         </w:rPr>
-        <w:t>Beachy</w:t>
-      </w:r>
-    </w:p>
-    <w:p>
-      <w:pPr>
+      </w:pPr>
+      <w:r>
         <w:rPr>
           <w:lang w:eastAsia="ja-JP"/>
         </w:rPr>
-      </w:pPr>
+        <w:t>of this software and associated documentation files (the "Software"), to deal</w:t>
+      </w:r>
     </w:p>
     <w:p>
       <w:pPr>
@@ -1292,7 +1125,7 @@
         <w:rPr>
           <w:lang w:eastAsia="ja-JP"/>
         </w:rPr>
-        <w:t>Permission is hereby granted, free of charge, to any person obtaining a copy</w:t>
+        <w:t>in the Software without restriction, including without limitation the rights</w:t>
       </w:r>
     </w:p>
     <w:p>
@@ -1305,7 +1138,7 @@
         <w:rPr>
           <w:lang w:eastAsia="ja-JP"/>
         </w:rPr>
-        <w:t>of this software and associated documentation files (the "Software"), to deal</w:t>
+        <w:t>to use, copy, modify, merge, publish, distribute, sublicense, and/or sell</w:t>
       </w:r>
     </w:p>
     <w:p>
@@ -1318,7 +1151,7 @@
         <w:rPr>
           <w:lang w:eastAsia="ja-JP"/>
         </w:rPr>
-        <w:t>in the Software without restriction, including without limitation the rights</w:t>
+        <w:t>copies of the Software, and to permit persons to whom the Software is</w:t>
       </w:r>
     </w:p>
     <w:p>
@@ -1331,7 +1164,7 @@
         <w:rPr>
           <w:lang w:eastAsia="ja-JP"/>
         </w:rPr>
-        <w:t>to use, copy, modify, merge, publish, distribute, sublicense, and/or sell</w:t>
+        <w:t>furnished to do so, subject to the following conditions:</w:t>
       </w:r>
     </w:p>
     <w:p>
@@ -1340,32 +1173,32 @@
           <w:lang w:eastAsia="ja-JP"/>
         </w:rPr>
       </w:pPr>
-      <w:r>
+    </w:p>
+    <w:p>
+      <w:pPr>
         <w:rPr>
           <w:lang w:eastAsia="ja-JP"/>
         </w:rPr>
-        <w:t>copies of the Software, and to permit persons to whom the Software is</w:t>
-      </w:r>
-    </w:p>
-    <w:p>
-      <w:pPr>
+      </w:pPr>
+      <w:r>
         <w:rPr>
           <w:lang w:eastAsia="ja-JP"/>
         </w:rPr>
-      </w:pPr>
-      <w:r>
+        <w:t>The above copyright notice and this permission notice shall be included in all</w:t>
+      </w:r>
+    </w:p>
+    <w:p>
+      <w:pPr>
         <w:rPr>
           <w:lang w:eastAsia="ja-JP"/>
         </w:rPr>
-        <w:t>furnished to do so, subject to the following conditions:</w:t>
-      </w:r>
-    </w:p>
-    <w:p>
-      <w:pPr>
+      </w:pPr>
+      <w:r>
         <w:rPr>
           <w:lang w:eastAsia="ja-JP"/>
         </w:rPr>
-      </w:pPr>
+        <w:t>copies or substantial portions of the Software.</w:t>
+      </w:r>
     </w:p>
     <w:p>
       <w:pPr>
@@ -1373,35 +1206,36 @@
           <w:lang w:eastAsia="ja-JP"/>
         </w:rPr>
       </w:pPr>
-      <w:r>
+    </w:p>
+    <w:p>
+      <w:pPr>
         <w:rPr>
           <w:lang w:eastAsia="ja-JP"/>
         </w:rPr>
-        <w:t>The above copyright notice and this permission notice shall be included in all</w:t>
-      </w:r>
-    </w:p>
-    <w:p>
-      <w:pPr>
+      </w:pPr>
+      <w:r>
         <w:rPr>
           <w:lang w:eastAsia="ja-JP"/>
         </w:rPr>
-      </w:pPr>
-      <w:r>
+        <w:t>THE SOFTWARE IS PROVIDED "AS IS", WITHOUT WARRANTY OF ANY KIND, EXPRESS OR IMPLIED, INCLUDING BUT NOT LIMITED TO THE WARRANTIES OF MERCHANTABILITY, FITNESS FOR A PARTICULAR PURPOSE AND NONINFRINGEMENT. IN NO EVENT SHALL THE AUTHORS OR COPYRIGHT HOLDERS BE LIABLE FOR ANY CLAIM, DAMAGES OR OTHER LIABILITY, WHETHER IN AN ACTION OF CONTRACT, TORT OR OTHERWISE, ARISING FROM, OUT OF OR IN CONNECTION WITH THE SOFTWARE OR THE USE OR OTHER DEALINGS IN THE</w:t>
+      </w:r>
+    </w:p>
+    <w:p>
+      <w:pPr>
         <w:rPr>
           <w:lang w:eastAsia="ja-JP"/>
         </w:rPr>
-        <w:t>copies or substantial portions of the Software.</w:t>
-      </w:r>
-    </w:p>
-    <w:p>
-      <w:pPr>
+      </w:pPr>
+      <w:r>
         <w:rPr>
           <w:lang w:eastAsia="ja-JP"/>
         </w:rPr>
-      </w:pPr>
-    </w:p>
-    <w:p>
-      <w:pPr>
+        <w:t>SOFTWARE.</w:t>
+      </w:r>
+    </w:p>
+    <w:p>
+      <w:pPr>
+        <w:spacing w:before="240"/>
         <w:rPr>
           <w:lang w:eastAsia="ja-JP"/>
         </w:rPr>
@@ -1410,92 +1244,7 @@
         <w:rPr>
           <w:lang w:eastAsia="ja-JP"/>
         </w:rPr>
-        <w:t>THE SOFTWARE IS PROVIDED "AS IS", WITHOUT WARRANTY OF ANY KIND, EXPRESS OR</w:t>
-      </w:r>
-      <w:r>
-        <w:rPr>
-          <w:lang w:eastAsia="ja-JP"/>
-        </w:rPr>
-        <w:t xml:space="preserve"> </w:t>
-      </w:r>
-      <w:r>
-        <w:rPr>
-          <w:lang w:eastAsia="ja-JP"/>
-        </w:rPr>
-        <w:t>IMPLIED, INCLUDING BUT NOT LIMITED TO THE WARRANTIES OF MERCHANTABILITY,</w:t>
-      </w:r>
-      <w:r>
-        <w:rPr>
-          <w:lang w:eastAsia="ja-JP"/>
-        </w:rPr>
-        <w:t xml:space="preserve"> </w:t>
-      </w:r>
-      <w:r>
-        <w:rPr>
-          <w:lang w:eastAsia="ja-JP"/>
-        </w:rPr>
-        <w:t>FITNESS FOR A PARTICULAR PURPOSE AND</w:t>
-      </w:r>
-      <w:r>
-        <w:rPr>
-          <w:lang w:eastAsia="ja-JP"/>
-        </w:rPr>
-        <w:t xml:space="preserve"> </w:t>
-      </w:r>
-      <w:r>
-        <w:rPr>
-          <w:lang w:eastAsia="ja-JP"/>
-        </w:rPr>
-        <w:t>NONINFRINGEMENT. IN NO EVENT SHALL THE</w:t>
-      </w:r>
-      <w:r>
-        <w:rPr>
-          <w:lang w:eastAsia="ja-JP"/>
-        </w:rPr>
-        <w:t xml:space="preserve"> </w:t>
-      </w:r>
-      <w:r>
-        <w:rPr>
-          <w:lang w:eastAsia="ja-JP"/>
-        </w:rPr>
-        <w:t>AUTHORS OR COPYRIGHT HOLDERS BE LIABLE FOR ANY CLAIM, DAMAGES OR OTHER</w:t>
-      </w:r>
-      <w:r>
-        <w:rPr>
-          <w:lang w:eastAsia="ja-JP"/>
-        </w:rPr>
-        <w:t xml:space="preserve"> </w:t>
-      </w:r>
-      <w:r>
-        <w:rPr>
-          <w:lang w:eastAsia="ja-JP"/>
-        </w:rPr>
-        <w:t>LIABILITY, WHETHER IN AN ACTION OF CONTRACT, TORT OR OTHERWISE, ARISING FROM,</w:t>
-      </w:r>
-      <w:r>
-        <w:rPr>
-          <w:lang w:eastAsia="ja-JP"/>
-        </w:rPr>
-        <w:t xml:space="preserve"> </w:t>
-      </w:r>
-      <w:r>
-        <w:rPr>
-          <w:lang w:eastAsia="ja-JP"/>
-        </w:rPr>
-        <w:t>OUT OF OR IN CONNECTION WITH THE SOFTWARE OR THE USE OR OTHER DEALINGS IN THE</w:t>
-      </w:r>
-    </w:p>
-    <w:p>
-      <w:pPr>
-        <w:rPr>
-          <w:lang w:eastAsia="ja-JP"/>
-        </w:rPr>
-      </w:pPr>
-      <w:r>
-        <w:rPr>
-          <w:lang w:eastAsia="ja-JP"/>
-        </w:rPr>
-        <w:t>SOFTWARE.</w:t>
+        <w:t>XRSound 4.0 includes the miniaudio library by David Reid and the stb_vorbis Ogg Vorbis decoder by Sean Barrett. Each is offered under a choice of public domain or a permissive license (MIT No Attribution for miniaudio, MIT for stb_vorbis); see the license notices at the end of miniaudio.h and stb_vorbis.c in the XRSound source.</w:t>
       </w:r>
     </w:p>
     <w:p/>
@@ -1504,9 +1253,8 @@
         <w:pStyle w:val="Heading1"/>
         <w:jc w:val="both"/>
       </w:pPr>
-      <w:bookmarkStart w:id="1" w:name="_Toc80453721"/>
-      <w:r>
-        <w:lastRenderedPageBreak/>
+      <w:bookmarkStart w:id="1" w:name="_Toc243946900"/>
+      <w:r>
         <w:t>Summary</w:t>
       </w:r>
       <w:bookmarkEnd w:id="1"/>
@@ -1518,37 +1266,13 @@
     </w:p>
     <w:p>
       <w:r>
-        <w:t>XRSound provides over 450 fully configurable, default sounds and voice callouts for all Orbiter vessels</w:t>
-      </w:r>
-      <w:r>
-        <w:t>.  In addition, it provides a C++ API for</w:t>
-      </w:r>
-      <w:r>
-        <w:t xml:space="preserve"> add-on </w:t>
-      </w:r>
-      <w:r>
-        <w:t>Orbiter vessel</w:t>
-      </w:r>
-      <w:r>
-        <w:t xml:space="preserve"> and plugin </w:t>
-      </w:r>
-      <w:r>
-        <w:t xml:space="preserve">authors to use via the XRSound.dll Orbiter </w:t>
-      </w:r>
-      <w:r>
-        <w:t xml:space="preserve">plugin </w:t>
-      </w:r>
-      <w:r>
-        <w:t xml:space="preserve">module. </w:t>
+        <w:t xml:space="preserve">XRSound provides over 450 fully configurable, default sounds and voice callouts for all Orbiter vessels.  In addition, it provides a C++ API for add-on Orbiter vessel and plugin authors to use via the XRSound.dll Orbiter plugin module. </w:t>
       </w:r>
     </w:p>
     <w:p/>
     <w:p>
       <w:r>
-        <w:t>XRSound is fully configurable, and i</w:t>
-      </w:r>
-      <w:r>
-        <w:t xml:space="preserve">n addition to the global </w:t>
+        <w:t xml:space="preserve">XRSound is fully configurable, and in addition to the global </w:t>
       </w:r>
       <w:r>
         <w:rPr>
@@ -1557,36 +1281,16 @@
         <w:t>XRSound.cfg</w:t>
       </w:r>
       <w:r>
-        <w:t xml:space="preserve"> file that configures default sounds for all vessels, you can also edit or create Orbiter vessel</w:t>
-      </w:r>
-      <w:r>
-        <w:t xml:space="preserve"> </w:t>
-      </w:r>
-      <w:r>
-        <w:t xml:space="preserve">class-specific config files, such as the included </w:t>
+        <w:t xml:space="preserve"> file that configures default sounds for all vessels, you can also edit or create Orbiter vessel class-specific config files, such as the included </w:t>
       </w:r>
       <w:r>
         <w:rPr>
           <w:rFonts w:ascii="Courier New" w:hAnsi="Courier New" w:cs="Courier New"/>
         </w:rPr>
-        <w:t>XRSound-</w:t>
-      </w:r>
-      <w:proofErr w:type="spellStart"/>
-      <w:r>
-        <w:rPr>
-          <w:rFonts w:ascii="Courier New" w:hAnsi="Courier New" w:cs="Courier New"/>
-        </w:rPr>
-        <w:t>DeltaGlider.cfg</w:t>
-      </w:r>
-      <w:proofErr w:type="spellEnd"/>
-      <w:r>
-        <w:t xml:space="preserve">, etc., that assigns default sounds to vessel-specific animations and </w:t>
-      </w:r>
-      <w:r>
-        <w:t xml:space="preserve">events </w:t>
-      </w:r>
-      <w:r>
-        <w:t>without requiring recompiling the vessel or doing any coding.</w:t>
+        <w:t>XRSound-DeltaGlider.cfg</w:t>
+      </w:r>
+      <w:r>
+        <w:t>, etc., that assign default sounds to vessel-specific animations and events without requiring recompiling the vessel or doing any coding.</w:t>
       </w:r>
     </w:p>
     <w:p>
@@ -1596,65 +1300,18 @@
     </w:p>
     <w:p>
       <w:r>
-        <w:t xml:space="preserve">Special thanks to </w:t>
-      </w:r>
-      <w:r>
-        <w:t xml:space="preserve">Grzegorz </w:t>
-      </w:r>
-      <w:proofErr w:type="spellStart"/>
-      <w:r>
-        <w:t>Lorens</w:t>
-      </w:r>
-      <w:proofErr w:type="spellEnd"/>
-      <w:r>
-        <w:t xml:space="preserve"> (</w:t>
-      </w:r>
-      <w:proofErr w:type="spellStart"/>
-      <w:r>
-        <w:fldChar w:fldCharType="begin"/>
-      </w:r>
-      <w:r>
-        <w:instrText xml:space="preserve"> HYPERLINK "https://www.orbiter-forum.com/member.php?u=1580" </w:instrText>
-      </w:r>
-      <w:r>
-        <w:fldChar w:fldCharType="separate"/>
-      </w:r>
-      <w:r>
-        <w:rPr>
-          <w:rStyle w:val="Hyperlink"/>
-        </w:rPr>
-        <w:t>Loru</w:t>
-      </w:r>
-      <w:proofErr w:type="spellEnd"/>
-      <w:r>
-        <w:rPr>
-          <w:rStyle w:val="Hyperlink"/>
-        </w:rPr>
-        <w:fldChar w:fldCharType="end"/>
-      </w:r>
-      <w:r>
-        <w:t xml:space="preserve"> </w:t>
-      </w:r>
-      <w:r>
-        <w:t xml:space="preserve">on Orbiter-Forum) </w:t>
-      </w:r>
-      <w:r>
-        <w:t>f</w:t>
-      </w:r>
-      <w:r>
-        <w:t>or creating the XRSound logo and a brand-new ambient music track that by default plays in external views in space</w:t>
-      </w:r>
-      <w:r>
-        <w:t xml:space="preserve"> (</w:t>
-      </w:r>
-      <w:r>
-        <w:t>details below</w:t>
-      </w:r>
-      <w:r>
-        <w:t>)</w:t>
-      </w:r>
-      <w:r>
-        <w:t>.</w:t>
+        <w:t>Special thanks to Grzegorz Lorens (</w:t>
+      </w:r>
+      <w:hyperlink r:id="rId18" w:history="1">
+        <w:r>
+          <w:rPr>
+            <w:rStyle w:val="Hyperlink"/>
+          </w:rPr>
+          <w:t>Loru</w:t>
+        </w:r>
+      </w:hyperlink>
+      <w:r>
+        <w:t xml:space="preserve"> on Orbiter-Forum) for creating the XRSound logo and a brand-new ambient music track that by default plays in external views in space (details below).</w:t>
       </w:r>
     </w:p>
     <w:p>
@@ -1667,10 +1324,7 @@
         <w:jc w:val="both"/>
       </w:pPr>
       <w:r>
-        <w:t>XRSound version 3.0 is the first open-source version of XRSound, to coincide with the newly open-sourced Orbiter 2021 version</w:t>
-      </w:r>
-      <w:r>
-        <w:t>.</w:t>
+        <w:t>XRSound version 3.0 is the first open-source version of XRSound, to coincide with the newly open-sourced Orbiter 2021 version.</w:t>
       </w:r>
     </w:p>
     <w:p>
@@ -1680,14 +1334,24 @@
     </w:p>
     <w:p>
       <w:pPr>
+        <w:jc w:val="both"/>
+      </w:pPr>
+      <w:r>
+        <w:t>XRSound 4.0 replaces the irrKlang sound engine with the open-source miniaudio library; thanks to Gondos for this work. XRSound no longer needs irrKlang.dll or the ikpMP3.dll and ikpFlac.dll plugins.</w:t>
+      </w:r>
+    </w:p>
+    <w:p>
+      <w:pPr>
+        <w:jc w:val="both"/>
+      </w:pPr>
+    </w:p>
+    <w:p>
+      <w:pPr>
         <w:pStyle w:val="Heading1"/>
       </w:pPr>
-      <w:bookmarkStart w:id="2" w:name="_Toc80453722"/>
-      <w:r>
-        <w:t xml:space="preserve">XRSound </w:t>
-      </w:r>
-      <w:r>
-        <w:t>Features</w:t>
+      <w:bookmarkStart w:id="2" w:name="_Toc243946901"/>
+      <w:r>
+        <w:t>XRSound Features</w:t>
       </w:r>
       <w:bookmarkEnd w:id="2"/>
     </w:p>
@@ -1700,10 +1364,7 @@
         </w:numPr>
       </w:pPr>
       <w:r>
-        <w:t xml:space="preserve">Automatically </w:t>
-      </w:r>
-      <w:r>
-        <w:t>adds default sounds for any Orbiter vessel that defines thrusters -- not just XR vessels.</w:t>
+        <w:t>Automatically adds default sounds for any Orbiter vessel that defines thrusters -- not just XR vessels.</w:t>
       </w:r>
       <w:r>
         <w:rPr>
@@ -1717,41 +1378,15 @@
         <w:rPr>
           <w:rStyle w:val="Courier10ptChar"/>
         </w:rPr>
-        <w:t>XRSound-&lt;vessel class&gt;.</w:t>
-      </w:r>
-      <w:proofErr w:type="spellStart"/>
-      <w:r>
-        <w:rPr>
-          <w:rStyle w:val="Courier10ptChar"/>
-        </w:rPr>
-        <w:t>cfg</w:t>
-      </w:r>
-      <w:proofErr w:type="spellEnd"/>
+        <w:t>XRSound-&lt;vessel class&gt;.cfg</w:t>
+      </w:r>
       <w:r>
         <w:rPr>
           <w:rFonts w:cs="Calibri"/>
           <w:color w:val="000000"/>
           <w:szCs w:val="20"/>
         </w:rPr>
-        <w:t xml:space="preserve"> </w:t>
-      </w:r>
-      <w:proofErr w:type="gramStart"/>
-      <w:r>
-        <w:rPr>
-          <w:rFonts w:cs="Calibri"/>
-          <w:color w:val="000000"/>
-          <w:szCs w:val="20"/>
-        </w:rPr>
-        <w:t>file;</w:t>
-      </w:r>
-      <w:proofErr w:type="gramEnd"/>
-      <w:r>
-        <w:rPr>
-          <w:rFonts w:cs="Calibri"/>
-          <w:color w:val="000000"/>
-          <w:szCs w:val="20"/>
-        </w:rPr>
-        <w:t xml:space="preserve"> e.g., </w:t>
+        <w:t xml:space="preserve"> file; e.g., </w:t>
       </w:r>
       <w:r>
         <w:rPr>
@@ -1759,33 +1394,7 @@
           <w:color w:val="000000"/>
           <w:szCs w:val="20"/>
         </w:rPr>
-        <w:t>XRSound-</w:t>
-      </w:r>
-      <w:proofErr w:type="spellStart"/>
-      <w:r>
-        <w:rPr>
-          <w:rFonts w:ascii="Courier New" w:hAnsi="Courier New" w:cs="Courier New"/>
-          <w:color w:val="000000"/>
-          <w:szCs w:val="20"/>
-        </w:rPr>
-        <w:t>DeltaGlider.cf</w:t>
-      </w:r>
-      <w:r>
-        <w:rPr>
-          <w:rFonts w:ascii="Courier New" w:hAnsi="Courier New" w:cs="Courier New"/>
-          <w:color w:val="000000"/>
-          <w:szCs w:val="20"/>
-        </w:rPr>
-        <w:t>g</w:t>
-      </w:r>
-      <w:proofErr w:type="spellEnd"/>
-      <w:r>
-        <w:rPr>
-          <w:rFonts w:ascii="Courier New" w:hAnsi="Courier New" w:cs="Courier New"/>
-          <w:color w:val="000000"/>
-          <w:szCs w:val="20"/>
-        </w:rPr>
-        <w:t>.</w:t>
+        <w:t>XRSound-DeltaGlider.cfg.</w:t>
       </w:r>
     </w:p>
     <w:p>
@@ -1801,7 +1410,6 @@
         </w:numPr>
       </w:pPr>
       <w:r>
-        <w:lastRenderedPageBreak/>
         <w:t xml:space="preserve">Add-on developers can play custom sounds from their Orbiter </w:t>
       </w:r>
       <w:r>
@@ -1809,39 +1417,10 @@
           <w:i/>
           <w:iCs/>
         </w:rPr>
-        <w:t>module</w:t>
-      </w:r>
-      <w:r>
-        <w:rPr>
-          <w:i/>
-          <w:iCs/>
-        </w:rPr>
-        <w:t>s</w:t>
-      </w:r>
-      <w:r>
-        <w:rPr>
-          <w:i/>
-          <w:iCs/>
-        </w:rPr>
-        <w:t xml:space="preserve"> </w:t>
-      </w:r>
-      <w:r>
-        <w:t xml:space="preserve">(e.g., MFDs </w:t>
-      </w:r>
-      <w:r>
-        <w:t xml:space="preserve">or </w:t>
-      </w:r>
-      <w:r>
-        <w:t xml:space="preserve">other </w:t>
-      </w:r>
-      <w:r>
-        <w:t>plugins</w:t>
-      </w:r>
-      <w:r>
-        <w:t>)</w:t>
-      </w:r>
-      <w:r>
-        <w:t>, not just Orbiter vessels.</w:t>
+        <w:t xml:space="preserve">modules </w:t>
+      </w:r>
+      <w:r>
+        <w:t>(e.g., MFDs or other plugins), not just Orbiter vessels.</w:t>
       </w:r>
     </w:p>
     <w:p>
@@ -1857,69 +1436,7 @@
         </w:numPr>
       </w:pPr>
       <w:r>
-        <w:t xml:space="preserve">XRSound </w:t>
-      </w:r>
-      <w:r>
-        <w:t>3</w:t>
-      </w:r>
-      <w:r>
-        <w:t xml:space="preserve">.0 is backwards-compatible with </w:t>
-      </w:r>
-      <w:r>
-        <w:t xml:space="preserve">all </w:t>
-      </w:r>
-      <w:r>
-        <w:t xml:space="preserve">existing XRSound-enabled </w:t>
-      </w:r>
-      <w:proofErr w:type="gramStart"/>
-      <w:r>
-        <w:t>vessels</w:t>
-      </w:r>
-      <w:r>
-        <w:t>;</w:t>
-      </w:r>
-      <w:proofErr w:type="gramEnd"/>
-      <w:r>
-        <w:t xml:space="preserve"> i.e., </w:t>
-      </w:r>
-      <w:r>
-        <w:t xml:space="preserve">XRSound </w:t>
-      </w:r>
-      <w:r>
-        <w:t>3</w:t>
-      </w:r>
-      <w:r>
-        <w:t xml:space="preserve">.0 works with </w:t>
-      </w:r>
-      <w:r>
-        <w:t>XRSound 2.</w:t>
-      </w:r>
-      <w:r>
-        <w:t>x</w:t>
-      </w:r>
-      <w:r>
-        <w:t xml:space="preserve">-, </w:t>
-      </w:r>
-      <w:r>
-        <w:t>XRSound 1.x-</w:t>
-      </w:r>
-      <w:r>
-        <w:t>,</w:t>
-      </w:r>
-      <w:r>
-        <w:t xml:space="preserve"> and </w:t>
-      </w:r>
-      <w:r>
-        <w:t>XRSound 3</w:t>
-      </w:r>
-      <w:r>
-        <w:t>.</w:t>
-      </w:r>
-      <w:r>
-        <w:t>x</w:t>
-      </w:r>
-      <w:r>
-        <w:t>-enabled Orbiter add-ons.</w:t>
+        <w:t>XRSound 4.0 is backwards-compatible with all existing XRSound-enabled vessels; i.e., XRSound 4.0 works with XRSound 1.x-, XRSound 2.x-, and XRSound 3.x-enabled Orbiter add-ons.</w:t>
       </w:r>
     </w:p>
     <w:p>
@@ -1947,21 +1464,7 @@
           <w:rFonts w:cs="Calibri"/>
           <w:szCs w:val="20"/>
         </w:rPr>
-        <w:t xml:space="preserve">Each sound or group of sounds is fully configurable via XRSound.cfg and optional Orbiter vessel class-specific config files, or via the </w:t>
-      </w:r>
-      <w:r>
-        <w:rPr>
-          <w:rFonts w:cs="Calibri"/>
-          <w:szCs w:val="20"/>
-        </w:rPr>
-        <w:t xml:space="preserve">included </w:t>
-      </w:r>
-      <w:r>
-        <w:rPr>
-          <w:rFonts w:cs="Calibri"/>
-          <w:szCs w:val="20"/>
-        </w:rPr>
-        <w:t>XRSound SDK.</w:t>
+        <w:t>Each sound or group of sounds is fully configurable via XRSound.cfg and optional Orbiter vessel class-specific config files, or via the included XRSound SDK.</w:t>
       </w:r>
     </w:p>
     <w:p>
@@ -1991,52 +1494,16 @@
           <w:rFonts w:cs="Calibri"/>
           <w:szCs w:val="20"/>
         </w:rPr>
-        <w:t xml:space="preserve">Includes </w:t>
-      </w:r>
-      <w:r>
-        <w:rPr>
-          <w:rFonts w:cs="Calibri"/>
-          <w:szCs w:val="20"/>
-        </w:rPr>
-        <w:t xml:space="preserve">over </w:t>
-      </w:r>
-      <w:r>
-        <w:rPr>
-          <w:rFonts w:cs="Calibri"/>
-          <w:szCs w:val="20"/>
-        </w:rPr>
-        <w:t xml:space="preserve">450 </w:t>
-      </w:r>
-      <w:r>
-        <w:rPr>
-          <w:rFonts w:cs="Calibri"/>
-          <w:szCs w:val="20"/>
-        </w:rPr>
-        <w:t xml:space="preserve">default </w:t>
-      </w:r>
-      <w:r>
-        <w:rPr>
-          <w:rFonts w:cs="Calibri"/>
-          <w:szCs w:val="20"/>
-        </w:rPr>
-        <w:t xml:space="preserve">sound files, including all </w:t>
-      </w:r>
-      <w:hyperlink r:id="rId20" w:history="1">
+        <w:t xml:space="preserve">Includes over 450 default sound files, including all </w:t>
+      </w:r>
+      <w:hyperlink r:id="rId19" w:history="1">
         <w:r>
           <w:rPr>
             <w:rStyle w:val="Hyperlink"/>
             <w:rFonts w:cs="Calibri"/>
             <w:szCs w:val="20"/>
           </w:rPr>
-          <w:t xml:space="preserve">XR </w:t>
-        </w:r>
-        <w:r>
-          <w:rPr>
-            <w:rStyle w:val="Hyperlink"/>
-            <w:rFonts w:cs="Calibri"/>
-            <w:szCs w:val="20"/>
-          </w:rPr>
-          <w:t>vessel</w:t>
+          <w:t>XR vessel</w:t>
         </w:r>
       </w:hyperlink>
       <w:r>
@@ -2044,16 +1511,9 @@
           <w:rFonts w:cs="Calibri"/>
           <w:szCs w:val="20"/>
         </w:rPr>
-        <w:t xml:space="preserve"> </w:t>
-      </w:r>
-      <w:r>
-        <w:rPr>
-          <w:rFonts w:cs="Calibri"/>
-          <w:szCs w:val="20"/>
-        </w:rPr>
-        <w:t xml:space="preserve">voice callouts by actress </w:t>
-      </w:r>
-      <w:hyperlink r:id="rId21" w:history="1">
+        <w:t xml:space="preserve"> voice callouts by actress </w:t>
+      </w:r>
+      <w:hyperlink r:id="rId20" w:history="1">
         <w:r>
           <w:rPr>
             <w:rStyle w:val="Hyperlink"/>
@@ -2070,7 +1530,7 @@
         </w:rPr>
         <w:t xml:space="preserve"> and 141 ATC callouts from STS-114 and STS-121 featuring CAPCOM </w:t>
       </w:r>
-      <w:hyperlink r:id="rId22" w:history="1">
+      <w:hyperlink r:id="rId21" w:history="1">
         <w:r>
           <w:rPr>
             <w:rStyle w:val="Hyperlink"/>
@@ -2085,44 +1545,7 @@
           <w:rFonts w:cs="Calibri"/>
           <w:szCs w:val="20"/>
         </w:rPr>
-        <w:t>.</w:t>
-      </w:r>
-      <w:r>
-        <w:rPr>
-          <w:rFonts w:cs="Calibri"/>
-          <w:szCs w:val="20"/>
-        </w:rPr>
-        <w:t xml:space="preserve">  These </w:t>
-      </w:r>
-      <w:r>
-        <w:rPr>
-          <w:rFonts w:cs="Calibri"/>
-          <w:szCs w:val="20"/>
-        </w:rPr>
-        <w:t xml:space="preserve">ATC </w:t>
-      </w:r>
-      <w:r>
-        <w:rPr>
-          <w:rFonts w:cs="Calibri"/>
-          <w:szCs w:val="20"/>
-        </w:rPr>
-        <w:t xml:space="preserve">callouts were recorded live from NASA TV and saved as </w:t>
-      </w:r>
-      <w:proofErr w:type="gramStart"/>
-      <w:r>
-        <w:rPr>
-          <w:rFonts w:cs="Calibri"/>
-          <w:szCs w:val="20"/>
-        </w:rPr>
-        <w:t>48KHz,</w:t>
-      </w:r>
-      <w:proofErr w:type="gramEnd"/>
-      <w:r>
-        <w:rPr>
-          <w:rFonts w:cs="Calibri"/>
-          <w:szCs w:val="20"/>
-        </w:rPr>
-        <w:t xml:space="preserve"> 16-bit mono.</w:t>
+        <w:t>.  These ATC callouts were recorded live from NASA TV and saved as 48 kHz, 16-bit mono.</w:t>
       </w:r>
     </w:p>
     <w:p>
@@ -2198,73 +1621,24 @@
           <w:rFonts w:cs="Calibri"/>
           <w:szCs w:val="20"/>
         </w:rPr>
-        <w:t xml:space="preserve"> ambient music track created by and licensed from Grzegorz </w:t>
-      </w:r>
-      <w:proofErr w:type="spellStart"/>
-      <w:r>
-        <w:rPr>
-          <w:rFonts w:cs="Calibri"/>
-          <w:szCs w:val="20"/>
-        </w:rPr>
-        <w:t>Lorens</w:t>
-      </w:r>
-      <w:proofErr w:type="spellEnd"/>
-      <w:r>
-        <w:rPr>
-          <w:rFonts w:cs="Calibri"/>
-          <w:szCs w:val="20"/>
-        </w:rPr>
-        <w:t xml:space="preserve"> ("</w:t>
-      </w:r>
-      <w:proofErr w:type="spellStart"/>
-      <w:r>
-        <w:fldChar w:fldCharType="begin"/>
-      </w:r>
-      <w:r>
-        <w:instrText xml:space="preserve"> HYPERLINK "https://www.orbiter-forum.com/member.php?u=1580" </w:instrText>
-      </w:r>
-      <w:r>
-        <w:fldChar w:fldCharType="separate"/>
-      </w:r>
-      <w:r>
-        <w:rPr>
-          <w:rStyle w:val="Hyperlink"/>
-          <w:rFonts w:cs="Calibri"/>
-          <w:szCs w:val="20"/>
-        </w:rPr>
-        <w:t>Loru</w:t>
-      </w:r>
-      <w:proofErr w:type="spellEnd"/>
-      <w:r>
-        <w:rPr>
-          <w:rStyle w:val="Hyperlink"/>
-          <w:rFonts w:cs="Calibri"/>
-          <w:szCs w:val="20"/>
-        </w:rPr>
-        <w:fldChar w:fldCharType="end"/>
-      </w:r>
-      <w:r>
-        <w:rPr>
-          <w:rFonts w:cs="Calibri"/>
-          <w:szCs w:val="20"/>
-        </w:rPr>
-        <w:t xml:space="preserve">" on Orbiter-Forum) that plays in external views in space by default. This is configurable like any other sound. (For a lossless version of </w:t>
-      </w:r>
-      <w:proofErr w:type="spellStart"/>
-      <w:r>
-        <w:rPr>
-          <w:rFonts w:cs="Calibri"/>
-          <w:szCs w:val="20"/>
-        </w:rPr>
-        <w:t>Loru's</w:t>
-      </w:r>
-      <w:proofErr w:type="spellEnd"/>
-      <w:r>
-        <w:rPr>
-          <w:rFonts w:cs="Calibri"/>
-          <w:szCs w:val="20"/>
-        </w:rPr>
-        <w:t xml:space="preserve"> </w:t>
+        <w:t xml:space="preserve"> ambient music track created by and licensed from Grzegorz Lorens ("</w:t>
+      </w:r>
+      <w:hyperlink r:id="rId22" w:history="1">
+        <w:r>
+          <w:rPr>
+            <w:rStyle w:val="Hyperlink"/>
+            <w:rFonts w:cs="Calibri"/>
+            <w:szCs w:val="20"/>
+          </w:rPr>
+          <w:t>Loru</w:t>
+        </w:r>
+      </w:hyperlink>
+      <w:r>
+        <w:rPr>
+          <w:rFonts w:cs="Calibri"/>
+          <w:szCs w:val="20"/>
+        </w:rPr>
+        <w:t xml:space="preserve">" on Orbiter-Forum) that plays in external views in space by default. This is configurable like any other sound. (For a lossless version of Loru's </w:t>
       </w:r>
       <w:r>
         <w:rPr>
@@ -2280,21 +1654,7 @@
           <w:rFonts w:cs="Calibri"/>
           <w:szCs w:val="20"/>
         </w:rPr>
-        <w:t xml:space="preserve">, </w:t>
-      </w:r>
-      <w:r>
-        <w:rPr>
-          <w:rFonts w:cs="Calibri"/>
-          <w:szCs w:val="20"/>
-        </w:rPr>
-        <w:t>see</w:t>
-      </w:r>
-      <w:r>
-        <w:rPr>
-          <w:rFonts w:cs="Calibri"/>
-          <w:szCs w:val="20"/>
-        </w:rPr>
-        <w:t xml:space="preserve"> </w:t>
+        <w:t xml:space="preserve">, see </w:t>
       </w:r>
       <w:hyperlink r:id="rId23" w:history="1">
         <w:r>
@@ -2509,7 +1869,6 @@
           <w:rFonts w:cs="Calibri"/>
           <w:szCs w:val="20"/>
         </w:rPr>
-        <w:lastRenderedPageBreak/>
         <w:t>RCS sounds</w:t>
       </w:r>
     </w:p>
@@ -2643,17 +2002,8 @@
           <w:rFonts w:ascii="Courier New" w:hAnsi="Courier New" w:cs="Courier New"/>
           <w:szCs w:val="20"/>
         </w:rPr>
-        <w:t>XRSound-&lt;class name&gt;.</w:t>
-      </w:r>
-      <w:proofErr w:type="spellStart"/>
-      <w:r>
-        <w:rPr>
-          <w:rFonts w:ascii="Courier New" w:hAnsi="Courier New" w:cs="Courier New"/>
-          <w:szCs w:val="20"/>
-        </w:rPr>
-        <w:t>cfg</w:t>
-      </w:r>
-      <w:proofErr w:type="spellEnd"/>
+        <w:t>XRSound-&lt;class name&gt;.cfg</w:t>
+      </w:r>
       <w:r>
         <w:rPr>
           <w:rFonts w:cs="Calibri"/>
@@ -2661,19 +2011,11 @@
         </w:rPr>
         <w:t xml:space="preserve"> file. [You can set `</w:t>
       </w:r>
-      <w:proofErr w:type="spellStart"/>
       <w:r>
         <w:rPr>
           <w:rStyle w:val="Courier10ptChar"/>
         </w:rPr>
-        <w:t>LogVesselAnimations</w:t>
-      </w:r>
-      <w:proofErr w:type="spellEnd"/>
-      <w:r>
-        <w:rPr>
-          <w:rStyle w:val="Courier10ptChar"/>
-        </w:rPr>
-        <w:t xml:space="preserve"> = 1</w:t>
+        <w:t>LogVesselAnimations = 1</w:t>
       </w:r>
       <w:r>
         <w:rPr>
@@ -2728,16 +2070,8 @@
         <w:rPr>
           <w:rStyle w:val="Courier10ptChar"/>
         </w:rPr>
-        <w:t>XRSound-&lt;vessel class&gt;.</w:t>
-      </w:r>
-      <w:proofErr w:type="spellStart"/>
-      <w:r>
-        <w:rPr>
-          <w:rStyle w:val="Courier10ptChar"/>
-        </w:rPr>
-        <w:t>cfg</w:t>
-      </w:r>
-      <w:proofErr w:type="spellEnd"/>
+        <w:t>XRSound-&lt;vessel class&gt;.cfg</w:t>
+      </w:r>
       <w:r>
         <w:rPr>
           <w:rFonts w:cs="Calibri"/>
@@ -2806,14 +2140,7 @@
           <w:rFonts w:cs="Calibri"/>
           <w:szCs w:val="20"/>
         </w:rPr>
-        <w:t>Wind sound and plasma sound in flight; volume varies by dynamic pressure</w:t>
-      </w:r>
-      <w:r>
-        <w:rPr>
-          <w:rFonts w:cs="Calibri"/>
-          <w:szCs w:val="20"/>
-        </w:rPr>
-        <w:t xml:space="preserve"> and distance</w:t>
+        <w:t>Wind sound and plasma sound in flight; volume varies by dynamic pressure and distance</w:t>
       </w:r>
     </w:p>
     <w:p>
@@ -2876,70 +2203,7 @@
           <w:rFonts w:cs="Calibri"/>
           <w:szCs w:val="20"/>
         </w:rPr>
-        <w:t>Fully configurable m</w:t>
-      </w:r>
-      <w:r>
-        <w:rPr>
-          <w:rFonts w:cs="Calibri"/>
-          <w:szCs w:val="20"/>
-        </w:rPr>
-        <w:t>usic folder</w:t>
-      </w:r>
-      <w:r>
-        <w:rPr>
-          <w:rFonts w:cs="Calibri"/>
-          <w:szCs w:val="20"/>
-        </w:rPr>
-        <w:t xml:space="preserve"> </w:t>
-      </w:r>
-      <w:r>
-        <w:rPr>
-          <w:rFonts w:cs="Calibri"/>
-          <w:szCs w:val="20"/>
-        </w:rPr>
-        <w:t>support:</w:t>
-      </w:r>
-      <w:r>
-        <w:rPr>
-          <w:rFonts w:cs="Calibri"/>
-          <w:szCs w:val="20"/>
-        </w:rPr>
-        <w:t xml:space="preserve"> music files may be played back sequentially or at random</w:t>
-      </w:r>
-      <w:r>
-        <w:rPr>
-          <w:rFonts w:cs="Calibri"/>
-          <w:szCs w:val="20"/>
-        </w:rPr>
-        <w:t xml:space="preserve"> (or be disabled)</w:t>
-      </w:r>
-      <w:r>
-        <w:rPr>
-          <w:rFonts w:cs="Calibri"/>
-          <w:szCs w:val="20"/>
-        </w:rPr>
-        <w:t xml:space="preserve"> </w:t>
-      </w:r>
-      <w:r>
-        <w:rPr>
-          <w:rFonts w:cs="Calibri"/>
-          <w:szCs w:val="20"/>
-        </w:rPr>
-        <w:t xml:space="preserve">and may be configured to play internally / externally / in space / </w:t>
-      </w:r>
-      <w:r>
-        <w:rPr>
-          <w:rFonts w:cs="Calibri"/>
-          <w:szCs w:val="20"/>
-        </w:rPr>
-        <w:t xml:space="preserve">while </w:t>
-      </w:r>
-      <w:r>
-        <w:rPr>
-          <w:rFonts w:cs="Calibri"/>
-          <w:szCs w:val="20"/>
-        </w:rPr>
-        <w:t>landed, or any combination thereof.</w:t>
+        <w:t>Fully configurable music folder support: music files may be played back sequentially or at random (or be disabled) and may be configured to play internally / externally / in space / while landed, or any combination thereof.</w:t>
       </w:r>
     </w:p>
     <w:p>
@@ -3002,7 +2266,6 @@
           <w:rFonts w:cs="Calibri"/>
           <w:szCs w:val="20"/>
         </w:rPr>
-        <w:lastRenderedPageBreak/>
         <w:t>Docking and undocking voice callouts and sounds</w:t>
       </w:r>
     </w:p>
@@ -3045,21 +2308,7 @@
           <w:rFonts w:cs="Calibri"/>
           <w:szCs w:val="20"/>
         </w:rPr>
-        <w:t xml:space="preserve">Mach </w:t>
-      </w:r>
-      <w:r>
-        <w:rPr>
-          <w:rFonts w:cs="Calibri"/>
-          <w:szCs w:val="20"/>
-        </w:rPr>
-        <w:t xml:space="preserve">voice </w:t>
-      </w:r>
-      <w:r>
-        <w:rPr>
-          <w:rFonts w:cs="Calibri"/>
-          <w:szCs w:val="20"/>
-        </w:rPr>
-        <w:t>callouts ("Mach 1", "Mach 2", "Mach 27 Plus", "Subsonic", etc.)</w:t>
+        <w:t>Mach voice callouts ("Mach 1", "Mach 2", "Mach 27 Plus", "Subsonic", etc.)</w:t>
       </w:r>
     </w:p>
     <w:p>
@@ -3086,16 +2335,8 @@
         <w:rPr>
           <w:rStyle w:val="Courier10ptChar"/>
         </w:rPr>
-        <w:t>XRSound-&lt;vessel class&gt;.</w:t>
-      </w:r>
-      <w:proofErr w:type="spellStart"/>
-      <w:r>
-        <w:rPr>
-          <w:rStyle w:val="Courier10ptChar"/>
-        </w:rPr>
-        <w:t>cfg</w:t>
-      </w:r>
-      <w:proofErr w:type="spellEnd"/>
+        <w:t>XRSound-&lt;vessel class&gt;.cfg</w:t>
+      </w:r>
       <w:r>
         <w:rPr>
           <w:rFonts w:cs="Calibri"/>
@@ -3140,23 +2381,7 @@
             <w:rFonts w:cs="Calibri"/>
             <w:szCs w:val="20"/>
           </w:rPr>
-          <w:t xml:space="preserve">XR </w:t>
-        </w:r>
-        <w:r>
-          <w:rPr>
-            <w:rStyle w:val="Hyperlink"/>
-            <w:rFonts w:cs="Calibri"/>
-            <w:szCs w:val="20"/>
-          </w:rPr>
-          <w:t xml:space="preserve">vessel </w:t>
-        </w:r>
-        <w:r>
-          <w:rPr>
-            <w:rStyle w:val="Hyperlink"/>
-            <w:rFonts w:cs="Calibri"/>
-            <w:szCs w:val="20"/>
-          </w:rPr>
-          <w:t>versions</w:t>
+          <w:t>XR vessel versions</w:t>
         </w:r>
       </w:hyperlink>
       <w:r>
@@ -3201,55 +2426,14 @@
           <w:rFonts w:ascii="Courier New" w:hAnsi="Courier New" w:cs="Courier New"/>
           <w:szCs w:val="20"/>
         </w:rPr>
-        <w:t>XRSound-&lt;</w:t>
-      </w:r>
-      <w:proofErr w:type="spellStart"/>
-      <w:r>
-        <w:rPr>
-          <w:rFonts w:ascii="Courier New" w:hAnsi="Courier New" w:cs="Courier New"/>
-          <w:szCs w:val="20"/>
-        </w:rPr>
-        <w:t>classname</w:t>
-      </w:r>
-      <w:proofErr w:type="spellEnd"/>
-      <w:r>
-        <w:rPr>
-          <w:rFonts w:ascii="Courier New" w:hAnsi="Courier New" w:cs="Courier New"/>
-          <w:szCs w:val="20"/>
-        </w:rPr>
-        <w:t>&gt;.</w:t>
-      </w:r>
-      <w:proofErr w:type="spellStart"/>
-      <w:r>
-        <w:rPr>
-          <w:rFonts w:ascii="Courier New" w:hAnsi="Courier New" w:cs="Courier New"/>
-          <w:szCs w:val="20"/>
-        </w:rPr>
-        <w:t>cfg</w:t>
-      </w:r>
-      <w:proofErr w:type="spellEnd"/>
-      <w:r>
-        <w:rPr>
-          <w:rFonts w:cs="Calibri"/>
-          <w:szCs w:val="20"/>
-        </w:rPr>
-        <w:t xml:space="preserve"> file. Includes .</w:t>
-      </w:r>
-      <w:proofErr w:type="spellStart"/>
-      <w:r>
-        <w:rPr>
-          <w:rFonts w:cs="Calibri"/>
-          <w:szCs w:val="20"/>
-        </w:rPr>
-        <w:t>cfg</w:t>
-      </w:r>
-      <w:proofErr w:type="spellEnd"/>
-      <w:r>
-        <w:rPr>
-          <w:rFonts w:cs="Calibri"/>
-          <w:szCs w:val="20"/>
-        </w:rPr>
-        <w:t xml:space="preserve"> files for each of the default Orbiter vessels.</w:t>
+        <w:t>XRSound-&lt;classname&gt;.cfg</w:t>
+      </w:r>
+      <w:r>
+        <w:rPr>
+          <w:rFonts w:cs="Calibri"/>
+          <w:szCs w:val="20"/>
+        </w:rPr>
+        <w:t xml:space="preserve"> file. Includes .cfg files for each of the default Orbiter vessels.</w:t>
       </w:r>
     </w:p>
     <w:p>
@@ -3279,56 +2463,7 @@
           <w:rFonts w:cs="Calibri"/>
           <w:szCs w:val="20"/>
         </w:rPr>
-        <w:t xml:space="preserve">Includes C++ SDK for add-on authors to use in their own </w:t>
-      </w:r>
-      <w:r>
-        <w:rPr>
-          <w:rFonts w:cs="Calibri"/>
-          <w:szCs w:val="20"/>
-        </w:rPr>
-        <w:t xml:space="preserve">Orbiter </w:t>
-      </w:r>
-      <w:r>
-        <w:rPr>
-          <w:rFonts w:cs="Calibri"/>
-          <w:szCs w:val="20"/>
-        </w:rPr>
-        <w:t>vessels</w:t>
-      </w:r>
-      <w:r>
-        <w:rPr>
-          <w:rFonts w:cs="Calibri"/>
-          <w:szCs w:val="20"/>
-        </w:rPr>
-        <w:t xml:space="preserve"> or Orbiter modules</w:t>
-      </w:r>
-      <w:r>
-        <w:rPr>
-          <w:rFonts w:cs="Calibri"/>
-          <w:szCs w:val="20"/>
-        </w:rPr>
-        <w:t xml:space="preserve">; </w:t>
-      </w:r>
-      <w:r>
-        <w:rPr>
-          <w:rFonts w:cs="Calibri"/>
-          <w:szCs w:val="20"/>
-        </w:rPr>
-        <w:t>XR vessel</w:t>
-      </w:r>
-      <w:r>
-        <w:rPr>
-          <w:rFonts w:cs="Calibri"/>
-          <w:szCs w:val="20"/>
-        </w:rPr>
-        <w:t>s</w:t>
-      </w:r>
-      <w:r>
-        <w:rPr>
-          <w:rFonts w:cs="Calibri"/>
-          <w:szCs w:val="20"/>
-        </w:rPr>
-        <w:t xml:space="preserve"> use it.</w:t>
+        <w:t>Includes C++ SDK for add-on authors to use in their own Orbiter vessels or Orbiter modules; XR vessels use it.</w:t>
       </w:r>
     </w:p>
     <w:p>
@@ -3358,28 +2493,7 @@
           <w:rFonts w:cs="Calibri"/>
           <w:szCs w:val="20"/>
         </w:rPr>
-        <w:t xml:space="preserve">Users can </w:t>
-      </w:r>
-      <w:r>
-        <w:rPr>
-          <w:rFonts w:cs="Calibri"/>
-          <w:szCs w:val="20"/>
-        </w:rPr>
-        <w:t xml:space="preserve">replace or disable any or </w:t>
-      </w:r>
-      <w:r>
-        <w:rPr>
-          <w:rFonts w:cs="Calibri"/>
-          <w:szCs w:val="20"/>
-        </w:rPr>
-        <w:t>all</w:t>
-      </w:r>
-      <w:r>
-        <w:rPr>
-          <w:rFonts w:cs="Calibri"/>
-          <w:szCs w:val="20"/>
-        </w:rPr>
-        <w:t xml:space="preserve"> the default sounds via the XRSound SDK or </w:t>
+        <w:t xml:space="preserve">Users can replace or disable any or all of the default sounds via the XRSound SDK or </w:t>
       </w:r>
       <w:r>
         <w:rPr>
@@ -3422,35 +2536,7 @@
           <w:rFonts w:cs="Calibri"/>
           <w:szCs w:val="20"/>
         </w:rPr>
-        <w:t>Orbiter a</w:t>
-      </w:r>
-      <w:r>
-        <w:rPr>
-          <w:rFonts w:cs="Calibri"/>
-          <w:szCs w:val="20"/>
-        </w:rPr>
-        <w:t xml:space="preserve">dd-ons that link with XRSound.lib can still </w:t>
-      </w:r>
-      <w:r>
-        <w:rPr>
-          <w:rFonts w:cs="Calibri"/>
-          <w:szCs w:val="20"/>
-        </w:rPr>
-        <w:t xml:space="preserve">load and </w:t>
-      </w:r>
-      <w:r>
-        <w:rPr>
-          <w:rFonts w:cs="Calibri"/>
-          <w:szCs w:val="20"/>
-        </w:rPr>
-        <w:t xml:space="preserve">run </w:t>
-      </w:r>
-      <w:r>
-        <w:rPr>
-          <w:rFonts w:cs="Calibri"/>
-          <w:szCs w:val="20"/>
-        </w:rPr>
-        <w:t>(without sounds, of course) even if the user does not have XRSound installed.</w:t>
+        <w:t>Orbiter add-ons that link with XRSound.lib can still load and run (without sounds, of course) even if the user does not have XRSound installed.</w:t>
       </w:r>
     </w:p>
     <w:p>
@@ -3510,36 +2596,7 @@
           <w:rFonts w:cs="Calibri"/>
           <w:szCs w:val="20"/>
         </w:rPr>
-        <w:lastRenderedPageBreak/>
-        <w:t xml:space="preserve">No limit to the number of vessels </w:t>
-      </w:r>
-      <w:r>
-        <w:rPr>
-          <w:rFonts w:cs="Calibri"/>
-          <w:szCs w:val="20"/>
-        </w:rPr>
-        <w:t xml:space="preserve">or modules </w:t>
-      </w:r>
-      <w:r>
-        <w:rPr>
-          <w:rFonts w:cs="Calibri"/>
-          <w:szCs w:val="20"/>
-        </w:rPr>
-        <w:t>in the simulation</w:t>
-      </w:r>
-      <w:r>
-        <w:rPr>
-          <w:rFonts w:cs="Calibri"/>
-          <w:szCs w:val="20"/>
-        </w:rPr>
-        <w:t xml:space="preserve"> (beyond available physical memory, of course)</w:t>
-      </w:r>
-      <w:r>
-        <w:rPr>
-          <w:rFonts w:cs="Calibri"/>
-          <w:szCs w:val="20"/>
-        </w:rPr>
-        <w:t>.</w:t>
+        <w:t>No limit to the number of vessels or modules in the simulation (beyond available physical memory, of course).</w:t>
       </w:r>
     </w:p>
     <w:p>
@@ -3568,35 +2625,7 @@
           <w:rFonts w:cs="Calibri"/>
           <w:szCs w:val="20"/>
         </w:rPr>
-        <w:t>No limit to the number of ATC radio chatter files for a given "</w:t>
-      </w:r>
-      <w:r>
-        <w:rPr>
-          <w:rFonts w:cs="Calibri"/>
-          <w:szCs w:val="20"/>
-        </w:rPr>
-        <w:t xml:space="preserve">radio </w:t>
-      </w:r>
-      <w:r>
-        <w:rPr>
-          <w:rFonts w:cs="Calibri"/>
-          <w:szCs w:val="20"/>
-        </w:rPr>
-        <w:t xml:space="preserve">frequency" (i.e., folder): just configure the ATC folder </w:t>
-      </w:r>
-      <w:r>
-        <w:rPr>
-          <w:rFonts w:cs="Calibri"/>
-          <w:szCs w:val="20"/>
-        </w:rPr>
-        <w:t>via</w:t>
-      </w:r>
-      <w:r>
-        <w:rPr>
-          <w:rFonts w:cs="Calibri"/>
-          <w:szCs w:val="20"/>
-        </w:rPr>
-        <w:t xml:space="preserve"> your </w:t>
+        <w:t xml:space="preserve">No limit to the number of ATC radio chatter files for a given "radio frequency" (i.e., folder): just configure the ATC folder via your </w:t>
       </w:r>
       <w:r>
         <w:rPr>
@@ -3609,28 +2638,7 @@
           <w:rFonts w:cs="Calibri"/>
           <w:szCs w:val="20"/>
         </w:rPr>
-        <w:t xml:space="preserve"> file</w:t>
-      </w:r>
-      <w:r>
-        <w:rPr>
-          <w:rFonts w:cs="Calibri"/>
-          <w:szCs w:val="20"/>
-        </w:rPr>
-        <w:t xml:space="preserve">, and </w:t>
-      </w:r>
-      <w:r>
-        <w:rPr>
-          <w:rFonts w:cs="Calibri"/>
-          <w:szCs w:val="20"/>
-        </w:rPr>
-        <w:t>all</w:t>
-      </w:r>
-      <w:r>
-        <w:rPr>
-          <w:rFonts w:cs="Calibri"/>
-          <w:szCs w:val="20"/>
-        </w:rPr>
-        <w:t xml:space="preserve"> sound files in that folder are played at random for ATC chatter.</w:t>
+        <w:t xml:space="preserve"> file, and all sound files in that folder are played at random for ATC chatter.</w:t>
       </w:r>
     </w:p>
     <w:p>
@@ -3659,21 +2667,7 @@
           <w:rFonts w:cs="Calibri"/>
           <w:szCs w:val="20"/>
         </w:rPr>
-        <w:t xml:space="preserve">No limit to the number of music files </w:t>
-      </w:r>
-      <w:r>
-        <w:rPr>
-          <w:rFonts w:cs="Calibri"/>
-          <w:szCs w:val="20"/>
-        </w:rPr>
-        <w:t xml:space="preserve">in the </w:t>
-      </w:r>
-      <w:r>
-        <w:rPr>
-          <w:rFonts w:cs="Calibri"/>
-          <w:szCs w:val="20"/>
-        </w:rPr>
-        <w:t>configured music folder.</w:t>
+        <w:t>No limit to the number of music files in the configured music folder.</w:t>
       </w:r>
     </w:p>
     <w:p>
@@ -3744,21 +2738,7 @@
           <w:rFonts w:cs="Calibri"/>
           <w:szCs w:val="20"/>
         </w:rPr>
-        <w:t>Uses</w:t>
-      </w:r>
-      <w:r>
-        <w:rPr>
-          <w:rFonts w:cs="Calibri"/>
-          <w:szCs w:val="20"/>
-        </w:rPr>
-        <w:t xml:space="preserve"> the</w:t>
-      </w:r>
-      <w:r>
-        <w:rPr>
-          <w:rFonts w:cs="Calibri"/>
-          <w:szCs w:val="20"/>
-        </w:rPr>
-        <w:t xml:space="preserve"> </w:t>
+        <w:t xml:space="preserve">Uses the </w:t>
       </w:r>
       <w:hyperlink r:id="rId25" w:history="1">
         <w:r>
@@ -3767,7 +2747,7 @@
             <w:rFonts w:cs="Calibri"/>
             <w:szCs w:val="20"/>
           </w:rPr>
-          <w:t>irrKlang</w:t>
+          <w:t>miniaudio</w:t>
         </w:r>
       </w:hyperlink>
       <w:r>
@@ -3775,7 +2755,7 @@
           <w:rFonts w:cs="Calibri"/>
           <w:szCs w:val="20"/>
         </w:rPr>
-        <w:t xml:space="preserve"> sound engine, which supports the following sound file formats:</w:t>
+        <w:t xml:space="preserve"> library, which supports the following sound file formats with no plugin DLLs:</w:t>
       </w:r>
     </w:p>
     <w:p>
@@ -3812,53 +2792,12 @@
           <w:szCs w:val="20"/>
         </w:rPr>
       </w:pPr>
-      <w:proofErr w:type="spellStart"/>
-      <w:r>
-        <w:rPr>
-          <w:rFonts w:cs="Calibri"/>
-          <w:szCs w:val="20"/>
-        </w:rPr>
-        <w:t>Ogg</w:t>
-      </w:r>
-      <w:proofErr w:type="spellEnd"/>
-      <w:r>
-        <w:rPr>
-          <w:rFonts w:cs="Calibri"/>
-          <w:szCs w:val="20"/>
-        </w:rPr>
-        <w:t xml:space="preserve"> </w:t>
-      </w:r>
-      <w:proofErr w:type="spellStart"/>
-      <w:r>
-        <w:rPr>
-          <w:rFonts w:cs="Calibri"/>
-          <w:szCs w:val="20"/>
-        </w:rPr>
-        <w:t>Vorbis</w:t>
-      </w:r>
-      <w:proofErr w:type="spellEnd"/>
-      <w:r>
-        <w:rPr>
-          <w:rFonts w:cs="Calibri"/>
-          <w:szCs w:val="20"/>
-        </w:rPr>
-        <w:t xml:space="preserve"> (*.</w:t>
-      </w:r>
-      <w:proofErr w:type="spellStart"/>
-      <w:r>
-        <w:rPr>
-          <w:rFonts w:cs="Calibri"/>
-          <w:szCs w:val="20"/>
-        </w:rPr>
-        <w:t>ogg</w:t>
-      </w:r>
-      <w:proofErr w:type="spellEnd"/>
-      <w:r>
-        <w:rPr>
-          <w:rFonts w:cs="Calibri"/>
-          <w:szCs w:val="20"/>
-        </w:rPr>
-        <w:t>)</w:t>
+      <w:r>
+        <w:rPr>
+          <w:rFonts w:cs="Calibri"/>
+          <w:szCs w:val="20"/>
+        </w:rPr>
+        <w:t>Ogg Vorbis (*.ogg)</w:t>
       </w:r>
     </w:p>
     <w:p>
@@ -3879,22 +2818,7 @@
           <w:rFonts w:cs="Calibri"/>
           <w:szCs w:val="20"/>
         </w:rPr>
-        <w:t>MPEG-1 Audio Layer 3 (*.mp3) [</w:t>
-      </w:r>
-      <w:r>
-        <w:rPr>
-          <w:rFonts w:cs="Calibri"/>
-          <w:i/>
-          <w:szCs w:val="20"/>
-        </w:rPr>
-        <w:t>via ikpMP3.dll plugin, included</w:t>
-      </w:r>
-      <w:r>
-        <w:rPr>
-          <w:rFonts w:cs="Calibri"/>
-          <w:szCs w:val="20"/>
-        </w:rPr>
-        <w:t>]</w:t>
+        <w:t>MPEG-1 Audio Layer 3 (*.mp3)</w:t>
       </w:r>
     </w:p>
     <w:p>
@@ -3915,196 +2839,7 @@
           <w:rFonts w:cs="Calibri"/>
           <w:szCs w:val="20"/>
         </w:rPr>
-        <w:t>Free Lossless Audio Codec (*.</w:t>
-      </w:r>
-      <w:proofErr w:type="spellStart"/>
-      <w:r>
-        <w:rPr>
-          <w:rFonts w:cs="Calibri"/>
-          <w:szCs w:val="20"/>
-        </w:rPr>
-        <w:t>flac</w:t>
-      </w:r>
-      <w:proofErr w:type="spellEnd"/>
-      <w:r>
-        <w:rPr>
-          <w:rFonts w:cs="Calibri"/>
-          <w:szCs w:val="20"/>
-        </w:rPr>
-        <w:t>) [</w:t>
-      </w:r>
-      <w:r>
-        <w:rPr>
-          <w:rFonts w:cs="Calibri"/>
-          <w:i/>
-          <w:szCs w:val="20"/>
-        </w:rPr>
-        <w:t>via ikpFlac.dll plugin, included</w:t>
-      </w:r>
-      <w:r>
-        <w:rPr>
-          <w:rFonts w:cs="Calibri"/>
-          <w:szCs w:val="20"/>
-        </w:rPr>
-        <w:t>]</w:t>
-      </w:r>
-    </w:p>
-    <w:p>
-      <w:pPr>
-        <w:numPr>
-          <w:ilvl w:val="1"/>
-          <w:numId w:val="39"/>
-        </w:numPr>
-        <w:ind w:left="1080"/>
-        <w:textAlignment w:val="center"/>
-        <w:rPr>
-          <w:rFonts w:cs="Calibri"/>
-          <w:szCs w:val="20"/>
-        </w:rPr>
-      </w:pPr>
-      <w:r>
-        <w:rPr>
-          <w:rFonts w:cs="Calibri"/>
-          <w:szCs w:val="20"/>
-        </w:rPr>
-        <w:t>Amiga Modules (*.mod)</w:t>
-      </w:r>
-    </w:p>
-    <w:p>
-      <w:pPr>
-        <w:numPr>
-          <w:ilvl w:val="1"/>
-          <w:numId w:val="39"/>
-        </w:numPr>
-        <w:ind w:left="1080"/>
-        <w:textAlignment w:val="center"/>
-        <w:rPr>
-          <w:rFonts w:cs="Calibri"/>
-          <w:szCs w:val="20"/>
-        </w:rPr>
-      </w:pPr>
-      <w:r>
-        <w:rPr>
-          <w:rFonts w:cs="Calibri"/>
-          <w:szCs w:val="20"/>
-        </w:rPr>
-        <w:t>Impulse Tracker (*.it)</w:t>
-      </w:r>
-    </w:p>
-    <w:p>
-      <w:pPr>
-        <w:numPr>
-          <w:ilvl w:val="1"/>
-          <w:numId w:val="39"/>
-        </w:numPr>
-        <w:ind w:left="1080"/>
-        <w:textAlignment w:val="center"/>
-        <w:rPr>
-          <w:rFonts w:cs="Calibri"/>
-          <w:szCs w:val="20"/>
-        </w:rPr>
-      </w:pPr>
-      <w:r>
-        <w:rPr>
-          <w:rFonts w:cs="Calibri"/>
-          <w:szCs w:val="20"/>
-        </w:rPr>
-        <w:t>Scream Tracker 3 (*.s3d)</w:t>
-      </w:r>
-    </w:p>
-    <w:p>
-      <w:pPr>
-        <w:numPr>
-          <w:ilvl w:val="1"/>
-          <w:numId w:val="39"/>
-        </w:numPr>
-        <w:ind w:left="1080"/>
-        <w:textAlignment w:val="center"/>
-        <w:rPr>
-          <w:rFonts w:cs="Calibri"/>
-          <w:szCs w:val="20"/>
-        </w:rPr>
-      </w:pPr>
-      <w:r>
-        <w:rPr>
-          <w:rFonts w:cs="Calibri"/>
-          <w:szCs w:val="20"/>
-        </w:rPr>
-        <w:t>Fast Tracker 2 (</w:t>
-      </w:r>
-      <w:proofErr w:type="gramStart"/>
-      <w:r>
-        <w:rPr>
-          <w:rFonts w:cs="Calibri"/>
-          <w:szCs w:val="20"/>
-        </w:rPr>
-        <w:t>*.</w:t>
-      </w:r>
-      <w:proofErr w:type="spellStart"/>
-      <w:r>
-        <w:rPr>
-          <w:rFonts w:cs="Calibri"/>
-          <w:szCs w:val="20"/>
-        </w:rPr>
-        <w:t>xm</w:t>
-      </w:r>
-      <w:proofErr w:type="spellEnd"/>
-      <w:proofErr w:type="gramEnd"/>
-      <w:r>
-        <w:rPr>
-          <w:rFonts w:cs="Calibri"/>
-          <w:szCs w:val="20"/>
-        </w:rPr>
-        <w:t>)</w:t>
-      </w:r>
-    </w:p>
-    <w:p>
-      <w:pPr>
-        <w:numPr>
-          <w:ilvl w:val="1"/>
-          <w:numId w:val="39"/>
-        </w:numPr>
-        <w:ind w:left="1080"/>
-        <w:textAlignment w:val="center"/>
-        <w:rPr>
-          <w:rFonts w:cs="Calibri"/>
-          <w:szCs w:val="20"/>
-        </w:rPr>
-      </w:pPr>
-      <w:r>
-        <w:rPr>
-          <w:rFonts w:cs="Calibri"/>
-          <w:szCs w:val="20"/>
-        </w:rPr>
-        <w:t xml:space="preserve">Additional sound formats may be supported by </w:t>
-      </w:r>
-      <w:r>
-        <w:rPr>
-          <w:rFonts w:cs="Calibri"/>
-          <w:szCs w:val="20"/>
-        </w:rPr>
-        <w:t>adding</w:t>
-      </w:r>
-      <w:r>
-        <w:rPr>
-          <w:rFonts w:cs="Calibri"/>
-          <w:szCs w:val="20"/>
-        </w:rPr>
-        <w:t xml:space="preserve"> irrKlang plugin DLLs into </w:t>
-      </w:r>
-      <w:r>
-        <w:rPr>
-          <w:rFonts w:ascii="Courier New" w:hAnsi="Courier New" w:cs="Courier New"/>
-          <w:szCs w:val="20"/>
-        </w:rPr>
-        <w:t>$ORBITER_ROOT</w:t>
-      </w:r>
-      <w:r>
-        <w:rPr>
-          <w:rFonts w:cs="Calibri"/>
-          <w:szCs w:val="20"/>
-        </w:rPr>
-        <w:t>.</w:t>
+        <w:t>Free Lossless Audio Codec (*.flac)</w:t>
       </w:r>
     </w:p>
     <w:p>
@@ -4137,17 +2872,8 @@
           <w:rFonts w:ascii="Courier New" w:hAnsi="Courier New" w:cs="Courier New"/>
           <w:szCs w:val="20"/>
         </w:rPr>
-        <w:t>$ORBITER_ROOT\XRSound\XRSound*.</w:t>
-      </w:r>
-      <w:proofErr w:type="spellStart"/>
-      <w:r>
-        <w:rPr>
-          <w:rFonts w:ascii="Courier New" w:hAnsi="Courier New" w:cs="Courier New"/>
-          <w:szCs w:val="20"/>
-        </w:rPr>
-        <w:t>cfg</w:t>
-      </w:r>
-      <w:proofErr w:type="spellEnd"/>
+        <w:t>$ORBITER_ROOT\XRSound\XRSound*.cfg</w:t>
+      </w:r>
       <w:r>
         <w:rPr>
           <w:rFonts w:cs="Calibri"/>
@@ -4179,7 +2905,6 @@
           <w:rFonts w:cs="Calibri"/>
           <w:szCs w:val="20"/>
         </w:rPr>
-        <w:lastRenderedPageBreak/>
         <w:t xml:space="preserve">Refer to the comments in </w:t>
       </w:r>
       <w:r>
@@ -4194,7 +2919,7 @@
           <w:rFonts w:cs="Calibri"/>
           <w:szCs w:val="20"/>
         </w:rPr>
-        <w:t xml:space="preserve"> (used with static library XRSound.lib or XRSoundD.lib) in </w:t>
+        <w:t xml:space="preserve"> (used with static library XRSound.lib) in </w:t>
       </w:r>
       <w:r>
         <w:rPr>
@@ -4226,7 +2951,7 @@
         <w:pStyle w:val="Heading1"/>
         <w:jc w:val="both"/>
       </w:pPr>
-      <w:bookmarkStart w:id="3" w:name="_Toc80453723"/>
+      <w:bookmarkStart w:id="3" w:name="_Toc243946902"/>
       <w:r>
         <w:t>Requirements</w:t>
       </w:r>
@@ -4262,44 +2987,17 @@
           <w:rPr>
             <w:rStyle w:val="Hyperlink"/>
           </w:rPr>
-          <w:t xml:space="preserve">Orbiter </w:t>
-        </w:r>
-        <w:r>
-          <w:rPr>
-            <w:rStyle w:val="Hyperlink"/>
-          </w:rPr>
-          <w:t>201</w:t>
-        </w:r>
-        <w:r>
-          <w:rPr>
-            <w:rStyle w:val="Hyperlink"/>
-          </w:rPr>
-          <w:t>6</w:t>
+          <w:t>Orbiter 2024</w:t>
         </w:r>
       </w:hyperlink>
       <w:r>
-        <w:t xml:space="preserve"> or newer.</w:t>
-      </w:r>
-      <w:r>
-        <w:t xml:space="preserve">  </w:t>
+        <w:t xml:space="preserve"> or newer.  </w:t>
       </w:r>
       <w:r>
         <w:rPr>
           <w:u w:val="single"/>
         </w:rPr>
-        <w:t>Older Orbiter releases are not compatible</w:t>
-      </w:r>
-      <w:r>
-        <w:rPr>
-          <w:u w:val="single"/>
-        </w:rPr>
-        <w:t xml:space="preserve"> </w:t>
-      </w:r>
-      <w:r>
-        <w:rPr>
-          <w:u w:val="single"/>
-        </w:rPr>
-        <w:t>with XRSound.</w:t>
+        <w:t>Older Orbiter releases are not supported by XRSound 4.0.</w:t>
       </w:r>
     </w:p>
     <w:p>
@@ -4315,11 +3013,11 @@
           <w:rPr>
             <w:rStyle w:val="Hyperlink"/>
           </w:rPr>
-          <w:t>Microsoft Visual Studio 2019 Redistributable</w:t>
+          <w:t>Microsoft Visual C++ Redistributable</w:t>
         </w:r>
       </w:hyperlink>
       <w:r>
-        <w:t xml:space="preserve"> files. </w:t>
+        <w:t xml:space="preserve"> files (latest version).</w:t>
       </w:r>
     </w:p>
     <w:p>
@@ -4338,7 +3036,7 @@
         <w:pStyle w:val="Heading1"/>
         <w:jc w:val="both"/>
       </w:pPr>
-      <w:bookmarkStart w:id="4" w:name="_Toc80453724"/>
+      <w:bookmarkStart w:id="4" w:name="_Toc243946903"/>
       <w:r>
         <w:t>Installation</w:t>
       </w:r>
@@ -4354,22 +3052,7 @@
         <w:jc w:val="both"/>
       </w:pPr>
       <w:r>
-        <w:t>This section details h</w:t>
-      </w:r>
-      <w:r>
-        <w:t xml:space="preserve">ow to install and </w:t>
-      </w:r>
-      <w:r>
-        <w:t>activate XRSound</w:t>
-      </w:r>
-      <w:r>
-        <w:t xml:space="preserve">.  Note that </w:t>
-      </w:r>
-      <w:r>
-        <w:t>XR</w:t>
-      </w:r>
-      <w:r>
-        <w:t xml:space="preserve">Sound is a plug-in for </w:t>
+        <w:t xml:space="preserve">This section details how to install and activate XRSound.  Note that XRSound is a plug-in for </w:t>
       </w:r>
       <w:r>
         <w:rPr>
@@ -4378,33 +3061,18 @@
         <w:t xml:space="preserve">Orbiter </w:t>
       </w:r>
       <w:r>
-        <w:t>and requires that</w:t>
-      </w:r>
-      <w:r>
-        <w:t xml:space="preserve"> </w:t>
+        <w:t xml:space="preserve">and requires that </w:t>
       </w:r>
       <w:hyperlink r:id="rId28" w:history="1">
         <w:r>
           <w:rPr>
             <w:rStyle w:val="Hyperlink"/>
           </w:rPr>
-          <w:t xml:space="preserve">Orbiter </w:t>
-        </w:r>
-        <w:r>
-          <w:rPr>
-            <w:rStyle w:val="Hyperlink"/>
-          </w:rPr>
-          <w:t>2016</w:t>
+          <w:t>Orbiter 2024</w:t>
         </w:r>
       </w:hyperlink>
       <w:r>
-        <w:t xml:space="preserve"> </w:t>
-      </w:r>
-      <w:r>
-        <w:t xml:space="preserve">or newer </w:t>
-      </w:r>
-      <w:r>
-        <w:t xml:space="preserve">be installed first.  </w:t>
+        <w:t xml:space="preserve"> or newer be installed first.  </w:t>
       </w:r>
     </w:p>
     <w:p>
@@ -4429,50 +3097,20 @@
           <w:rPr>
             <w:rStyle w:val="Hyperlink"/>
           </w:rPr>
-          <w:t xml:space="preserve">Orbiter </w:t>
-        </w:r>
-        <w:r>
-          <w:rPr>
-            <w:rStyle w:val="Hyperlink"/>
-          </w:rPr>
-          <w:t>201</w:t>
-        </w:r>
-        <w:r>
-          <w:rPr>
-            <w:rStyle w:val="Hyperlink"/>
-          </w:rPr>
-          <w:t>6</w:t>
+          <w:t>Orbiter 2024</w:t>
         </w:r>
       </w:hyperlink>
       <w:r>
-        <w:t xml:space="preserve"> or newer.</w:t>
-      </w:r>
-      <w:r>
-        <w:t xml:space="preserve">  </w:t>
+        <w:t xml:space="preserve"> or newer.  </w:t>
       </w:r>
       <w:r>
         <w:rPr>
           <w:u w:val="single"/>
         </w:rPr>
-        <w:t>Older versions of Orbi</w:t>
-      </w:r>
-      <w:r>
-        <w:rPr>
-          <w:u w:val="single"/>
-        </w:rPr>
-        <w:t xml:space="preserve">ter are </w:t>
-      </w:r>
-      <w:r>
-        <w:rPr>
-          <w:u w:val="single"/>
-        </w:rPr>
-        <w:t>not supported</w:t>
-      </w:r>
-      <w:r>
-        <w:t xml:space="preserve"> by </w:t>
-      </w:r>
-      <w:r>
-        <w:t>XRSound.</w:t>
+        <w:t>Older versions of Orbiter are not supported</w:t>
+      </w:r>
+      <w:r>
+        <w:t xml:space="preserve"> by XRSound 4.0.</w:t>
       </w:r>
     </w:p>
     <w:p>
@@ -4492,11 +3130,11 @@
           <w:rPr>
             <w:rStyle w:val="Hyperlink"/>
           </w:rPr>
-          <w:t>Microsoft Visual Studio 2019 Redistributable</w:t>
+          <w:t>Microsoft Visual C++ Redistributable</w:t>
         </w:r>
       </w:hyperlink>
       <w:r>
-        <w:t xml:space="preserve"> files.</w:t>
+        <w:t xml:space="preserve"> files (latest version).</w:t>
       </w:r>
     </w:p>
     <w:p>
@@ -4509,46 +3147,16 @@
         <w:jc w:val="both"/>
       </w:pPr>
       <w:r>
-        <w:t xml:space="preserve">Unzip the </w:t>
-      </w:r>
-      <w:r>
-        <w:t xml:space="preserve">correct </w:t>
-      </w:r>
-      <w:r>
-        <w:t>XR</w:t>
-      </w:r>
-      <w:r>
-        <w:t xml:space="preserve">Sound </w:t>
-      </w:r>
-      <w:r>
-        <w:t xml:space="preserve">distribution file </w:t>
-      </w:r>
-      <w:r>
-        <w:t xml:space="preserve">for your Orbiter version (i.e., either 32-bit or 64-bit) </w:t>
-      </w:r>
-      <w:r>
-        <w:t xml:space="preserve">into your </w:t>
-      </w:r>
-      <w:r>
-        <w:rPr>
-          <w:rStyle w:val="Courier10ptChar"/>
+        <w:t xml:space="preserve">XRSound is included with Orbiter 2024 and newer.  If you are installing a separate XRSound release, unzip it into your </w:t>
+      </w:r>
+      <w:r>
+        <w:rPr>
+          <w:rFonts w:ascii="Courier New" w:hAnsi="Courier New" w:cs="Courier New"/>
         </w:rPr>
         <w:t>$ORBITER_ROOT</w:t>
       </w:r>
       <w:r>
-        <w:t xml:space="preserve"> (e.g., </w:t>
-      </w:r>
-      <w:r>
-        <w:rPr>
-          <w:rFonts w:ascii="Courier New" w:hAnsi="Courier New"/>
-        </w:rPr>
-        <w:t>C:\Orbiter</w:t>
-      </w:r>
-      <w:r>
-        <w:t>)</w:t>
-      </w:r>
-      <w:r>
-        <w:t xml:space="preserve"> directory.</w:t>
+        <w:t xml:space="preserve"> (e.g., C:\Orbiter) directory.</w:t>
       </w:r>
     </w:p>
     <w:p>
@@ -4561,22 +3169,7 @@
         <w:jc w:val="both"/>
       </w:pPr>
       <w:r>
-        <w:t>Bring up</w:t>
-      </w:r>
-      <w:r>
-        <w:t xml:space="preserve"> Orbiter to display the Orbiter Launch</w:t>
-      </w:r>
-      <w:r>
-        <w:t>p</w:t>
-      </w:r>
-      <w:r>
-        <w:t>ad</w:t>
-      </w:r>
-      <w:r>
-        <w:t>.</w:t>
-      </w:r>
-      <w:r>
-        <w:t xml:space="preserve"> </w:t>
+        <w:t xml:space="preserve">Bring up Orbiter to display the Orbiter Launchpad. </w:t>
       </w:r>
     </w:p>
     <w:p>
@@ -4589,7 +3182,6 @@
         <w:jc w:val="both"/>
       </w:pPr>
       <w:r>
-        <w:lastRenderedPageBreak/>
         <w:t xml:space="preserve">Click the </w:t>
       </w:r>
       <w:r>
@@ -4599,13 +3191,7 @@
         <w:t>Modules</w:t>
       </w:r>
       <w:r>
-        <w:t xml:space="preserve"> </w:t>
-      </w:r>
-      <w:r>
-        <w:t>button</w:t>
-      </w:r>
-      <w:r>
-        <w:t xml:space="preserve">.  </w:t>
+        <w:t xml:space="preserve"> button.  </w:t>
       </w:r>
     </w:p>
     <w:p>
@@ -4618,10 +3204,7 @@
         <w:jc w:val="both"/>
       </w:pPr>
       <w:r>
-        <w:t xml:space="preserve">Click </w:t>
-      </w:r>
-      <w:r>
-        <w:t xml:space="preserve">the checkbox next to </w:t>
+        <w:t xml:space="preserve">Click the checkbox next to </w:t>
       </w:r>
       <w:r>
         <w:rPr>
@@ -4650,13 +3233,7 @@
         <w:t xml:space="preserve"> </w:t>
       </w:r>
       <w:r>
-        <w:t xml:space="preserve">section to activate </w:t>
-      </w:r>
-      <w:r>
-        <w:t>XRSound</w:t>
-      </w:r>
-      <w:r>
-        <w:t>.</w:t>
+        <w:t>section to activate XRSound.</w:t>
       </w:r>
     </w:p>
     <w:p>
@@ -4672,80 +3249,9 @@
         <w:rPr>
           <w:i/>
         </w:rPr>
-        <w:t xml:space="preserve">Note: if you previously installed </w:t>
-      </w:r>
-      <w:r>
-        <w:rPr>
-          <w:i/>
-        </w:rPr>
-        <w:t xml:space="preserve">the </w:t>
-      </w:r>
-      <w:proofErr w:type="spellStart"/>
-      <w:r>
-        <w:rPr>
-          <w:i/>
-        </w:rPr>
-        <w:t>OrbiterSound</w:t>
-      </w:r>
-      <w:proofErr w:type="spellEnd"/>
-      <w:r>
-        <w:rPr>
-          <w:i/>
-        </w:rPr>
-        <w:t xml:space="preserve"> module</w:t>
-      </w:r>
-      <w:r>
-        <w:rPr>
-          <w:i/>
-        </w:rPr>
-        <w:t xml:space="preserve">, deactivate it by unchecking it in the same section.  Otherwise, its default vessel sounds will conflict with </w:t>
-      </w:r>
-      <w:proofErr w:type="spellStart"/>
-      <w:r>
-        <w:rPr>
-          <w:i/>
-        </w:rPr>
-        <w:t>XRSound</w:t>
-      </w:r>
-      <w:r>
-        <w:rPr>
-          <w:i/>
-        </w:rPr>
-        <w:t>’s</w:t>
-      </w:r>
-      <w:proofErr w:type="spellEnd"/>
-      <w:r>
-        <w:rPr>
-          <w:i/>
-        </w:rPr>
-        <w:t xml:space="preserve"> default vessel sounds</w:t>
-      </w:r>
-      <w:r>
-        <w:rPr>
-          <w:i/>
-        </w:rPr>
-        <w:t>.</w:t>
-      </w:r>
-      <w:r>
-        <w:rPr>
-          <w:i/>
-        </w:rPr>
-        <w:t xml:space="preserve"> </w:t>
-      </w:r>
-      <w:r>
-        <w:rPr>
-          <w:i/>
-        </w:rPr>
-        <w:t>However, y</w:t>
-      </w:r>
-      <w:r>
-        <w:rPr>
-          <w:i/>
-        </w:rPr>
-        <w:t xml:space="preserve">ou can install Face’s </w:t>
+        <w:t xml:space="preserve">Note: if you previously installed the OrbiterSound module, deactivate it by unchecking it in the same section.  Otherwise, its default vessel sounds will conflict with XRSound’s default vessel sounds. However, you can install Face’s </w:t>
       </w:r>
       <w:hyperlink r:id="rId31" w:history="1">
-        <w:proofErr w:type="spellStart"/>
         <w:r>
           <w:rPr>
             <w:rStyle w:val="Hyperlink"/>
@@ -4753,111 +3259,43 @@
           </w:rPr>
           <w:t>SoundBridge</w:t>
         </w:r>
-        <w:proofErr w:type="spellEnd"/>
       </w:hyperlink>
       <w:r>
         <w:rPr>
           <w:i/>
         </w:rPr>
-        <w:t xml:space="preserve"> module to seamlessly route </w:t>
-      </w:r>
-      <w:proofErr w:type="spellStart"/>
-      <w:r>
-        <w:rPr>
-          <w:i/>
-        </w:rPr>
-        <w:t>OrbiterSound</w:t>
-      </w:r>
-      <w:proofErr w:type="spellEnd"/>
-      <w:r>
-        <w:rPr>
-          <w:i/>
-        </w:rPr>
-        <w:t xml:space="preserve"> </w:t>
-      </w:r>
-      <w:r>
-        <w:rPr>
-          <w:i/>
-        </w:rPr>
-        <w:t xml:space="preserve">calls to XRSound if </w:t>
-      </w:r>
-      <w:r>
-        <w:rPr>
-          <w:i/>
-        </w:rPr>
-        <w:t xml:space="preserve">you </w:t>
-      </w:r>
-      <w:r>
-        <w:rPr>
-          <w:i/>
-        </w:rPr>
-        <w:t xml:space="preserve">have vessels installed that require </w:t>
-      </w:r>
-      <w:proofErr w:type="spellStart"/>
-      <w:r>
-        <w:rPr>
-          <w:i/>
-        </w:rPr>
-        <w:t>OrbiterSound</w:t>
-      </w:r>
-      <w:proofErr w:type="spellEnd"/>
-      <w:r>
-        <w:rPr>
-          <w:i/>
-        </w:rPr>
+        <w:t xml:space="preserve"> module to seamlessly route OrbiterSound calls to XRSound if you have vessels installed that require OrbiterSound.</w:t>
+      </w:r>
+    </w:p>
+    <w:p>
+      <w:pPr>
+        <w:jc w:val="both"/>
+      </w:pPr>
+    </w:p>
+    <w:p>
+      <w:pPr>
+        <w:jc w:val="both"/>
+      </w:pPr>
+      <w:r>
+        <w:t xml:space="preserve">Now run Orbiter and load any of the launch scenarios; you should hear an audio greeting voice callout when the simulation starts.  If you don’t, look at </w:t>
+      </w:r>
+      <w:r>
+        <w:rPr>
+          <w:rFonts w:ascii="Courier New" w:hAnsi="Courier New" w:cs="Courier New"/>
+        </w:rPr>
+        <w:t>$ORBITER_ROOT\XRSound.log</w:t>
+      </w:r>
+      <w:r>
+        <w:t xml:space="preserve"> for error or warning messages.  Sound engine and sound file errors are also written to </w:t>
+      </w:r>
+      <w:r>
+        <w:rPr>
+          <w:rFonts w:ascii="Courier New" w:hAnsi="Courier New" w:cs="Courier New"/>
+        </w:rPr>
+        <w:t>$ORBITER_ROOT\Orbiter.log</w:t>
+      </w:r>
+      <w:r>
         <w:t>.</w:t>
-      </w:r>
-    </w:p>
-    <w:p>
-      <w:pPr>
-        <w:jc w:val="both"/>
-      </w:pPr>
-    </w:p>
-    <w:p>
-      <w:pPr>
-        <w:jc w:val="both"/>
-      </w:pPr>
-      <w:r>
-        <w:t>N</w:t>
-      </w:r>
-      <w:r>
-        <w:t xml:space="preserve">ow </w:t>
-      </w:r>
-      <w:r>
-        <w:t xml:space="preserve">run </w:t>
-      </w:r>
-      <w:r>
-        <w:t xml:space="preserve">Orbiter and load one </w:t>
-      </w:r>
-      <w:r>
-        <w:t>any of the launch scenarios</w:t>
-      </w:r>
-      <w:r>
-        <w:t>; y</w:t>
-      </w:r>
-      <w:r>
-        <w:t xml:space="preserve">ou should hear an audio greeting </w:t>
-      </w:r>
-      <w:r>
-        <w:t>voice callout when the simulation starts</w:t>
-      </w:r>
-      <w:r>
-        <w:t xml:space="preserve">.  If you don’t, </w:t>
-      </w:r>
-      <w:r>
-        <w:t>look</w:t>
-      </w:r>
-      <w:r>
-        <w:t xml:space="preserve"> at </w:t>
-      </w:r>
-      <w:r>
-        <w:rPr>
-          <w:rFonts w:ascii="Courier New" w:hAnsi="Courier New" w:cs="Courier New"/>
-        </w:rPr>
-        <w:t>$ORBITER_ROOT\XRSound.log</w:t>
-      </w:r>
-      <w:r>
-        <w:t xml:space="preserve"> for error or warning messages.</w:t>
       </w:r>
     </w:p>
     <w:p>
@@ -4892,12 +3330,9 @@
           <w:sz w:val="16"/>
         </w:rPr>
       </w:pPr>
-      <w:bookmarkStart w:id="5" w:name="_Toc80453725"/>
-      <w:r>
-        <w:t xml:space="preserve">Configuring </w:t>
-      </w:r>
-      <w:r>
-        <w:t>XRSound</w:t>
+      <w:bookmarkStart w:id="5" w:name="_Toc243946904"/>
+      <w:r>
+        <w:t>Configuring XRSound</w:t>
       </w:r>
       <w:bookmarkEnd w:id="5"/>
     </w:p>
@@ -4907,23 +3342,57 @@
       </w:pPr>
     </w:p>
     <w:p>
+      <w:r>
+        <w:t xml:space="preserve">XRSound is fully configurable and allows users to replace or disable any sound or voice callout either globally, via the </w:t>
+      </w:r>
+      <w:r>
+        <w:rPr>
+          <w:rStyle w:val="Courier10ptChar"/>
+        </w:rPr>
+        <w:t>$ORBITER_ROOT\XRSound\XRSound.cfg</w:t>
+      </w:r>
+      <w:r>
+        <w:t xml:space="preserve"> file, or on a per-vessel-class basis via </w:t>
+      </w:r>
+      <w:r>
+        <w:rPr>
+          <w:rStyle w:val="Courier10ptChar"/>
+        </w:rPr>
+        <w:t>$ORBITER_ROOT\XRSound\XRSound-&lt;vessel class name&gt;.cfg</w:t>
+      </w:r>
+      <w:r>
+        <w:t xml:space="preserve"> file (for example </w:t>
+      </w:r>
+      <w:r>
+        <w:rPr>
+          <w:rStyle w:val="Courier10ptChar"/>
+        </w:rPr>
+        <w:t>C:\Orbiter\XRSound\XRSound-DeltaGlider.cfg</w:t>
+      </w:r>
+      <w:r>
+        <w:t xml:space="preserve">).  Settings in the vessel class’s .cfg file override any corresponding settings in the global </w:t>
+      </w:r>
+      <w:r>
+        <w:rPr>
+          <w:rStyle w:val="Courier10ptChar"/>
+        </w:rPr>
+        <w:t>XRSound.cfg</w:t>
+      </w:r>
+      <w:r>
+        <w:t xml:space="preserve"> file.  </w:t>
+      </w:r>
+    </w:p>
+    <w:p>
       <w:pPr>
         <w:jc w:val="both"/>
       </w:pPr>
-      <w:r>
-        <w:t>XRSound</w:t>
-      </w:r>
-      <w:r>
-        <w:t xml:space="preserve"> is fully </w:t>
-      </w:r>
-      <w:r>
-        <w:t>configurable and</w:t>
-      </w:r>
-      <w:r>
-        <w:t xml:space="preserve"> allows users to replace or disable any sound or voice callout</w:t>
-      </w:r>
-      <w:r>
-        <w:t xml:space="preserve"> either globally, via the </w:t>
+    </w:p>
+    <w:p>
+      <w:pPr>
+        <w:jc w:val="both"/>
+      </w:pPr>
+      <w:r>
+        <w:t xml:space="preserve">Refer to the comments in </w:t>
       </w:r>
       <w:r>
         <w:rPr>
@@ -4932,236 +3401,64 @@
         <w:t>$ORBITER_ROOT\XRSound\XRSound.cfg</w:t>
       </w:r>
       <w:r>
-        <w:t xml:space="preserve"> file, or on a per-vessel-class basis</w:t>
-      </w:r>
-      <w:r>
-        <w:t xml:space="preserve"> </w:t>
-      </w:r>
-      <w:r>
-        <w:t xml:space="preserve">via </w:t>
+        <w:t xml:space="preserve"> for details about how to configure XRSound.  </w:t>
+      </w:r>
+    </w:p>
+    <w:p>
+      <w:pPr>
+        <w:jc w:val="both"/>
+      </w:pPr>
+    </w:p>
+    <w:p>
+      <w:pPr>
+        <w:pStyle w:val="Heading1"/>
+      </w:pPr>
+      <w:bookmarkStart w:id="6" w:name="_Toc243946905"/>
+      <w:r>
+        <w:t>Adding Custom Sounds to a Vessel via a Config File</w:t>
+      </w:r>
+      <w:bookmarkEnd w:id="6"/>
+    </w:p>
+    <w:p/>
+    <w:p>
+      <w:r>
+        <w:t xml:space="preserve">There are two ways to define custom sounds and/or voice callouts to an existing vessel.  The first is to use the XRSound C++ API and make XRSound calls from the vessel’s source code.  This allows you full access to all XRSound’s features, but also requires you to have access to the vessel’s source code.  </w:t>
+      </w:r>
+    </w:p>
+    <w:p/>
+    <w:p>
+      <w:r>
+        <w:t xml:space="preserve">The second way is to create or edit an </w:t>
       </w:r>
       <w:r>
         <w:rPr>
           <w:rStyle w:val="Courier10ptChar"/>
         </w:rPr>
-        <w:t>$ORBITER_ROOT\XRSound\XRSound-&lt;vessel class name&gt;.</w:t>
-      </w:r>
-      <w:proofErr w:type="spellStart"/>
+        <w:t>$ORBITER_ROOT\XRSound\XRSound-&lt;className&gt;.cfg</w:t>
+      </w:r>
+      <w:r>
+        <w:t xml:space="preserve"> file for the vessel’s class in Orbiter.  In addition to defining (or “overriding”) any default sounds defined in XRSound.cfg, you can also define new sounds for any of the vessel’s animations (for example, a nosecone opening or closing), as well as define one custom engine sound (for example, SCRAMJETS on the default DeltaGlider-S).  XRSound includes custom .cfg files for each of Orbiter’s default vessels.  For example, the DeltaGlider-S’s Orbiter class name is “DG-S”, and so its custom XRSound.cfg file is named XRSound-DG-S.cfg.</w:t>
+      </w:r>
+    </w:p>
+    <w:p/>
+    <w:p>
+      <w:pPr>
+        <w:rPr>
+          <w:i/>
+        </w:rPr>
+      </w:pPr>
+      <w:r>
+        <w:rPr>
+          <w:i/>
+        </w:rPr>
+        <w:t xml:space="preserve">Note: if a vessel’s Orbiter class name contains any characters that are invalid filename characters (e.g., “/”), they will be converted to underscores.  For example, a vessel class named </w:t>
+      </w:r>
       <w:r>
         <w:rPr>
           <w:rStyle w:val="Courier10ptChar"/>
         </w:rPr>
-        <w:t>cfg</w:t>
-      </w:r>
-      <w:proofErr w:type="spellEnd"/>
-      <w:r>
-        <w:t xml:space="preserve"> file (for example </w:t>
-      </w:r>
-      <w:r>
-        <w:rPr>
-          <w:rStyle w:val="Courier10ptChar"/>
-        </w:rPr>
-        <w:t>C:\Orbiter\XRsound-DeltaGlider.cfg</w:t>
-      </w:r>
-      <w:r>
-        <w:t>).</w:t>
-      </w:r>
-      <w:r>
-        <w:t xml:space="preserve">  Settings in the vessel </w:t>
-      </w:r>
-      <w:proofErr w:type="gramStart"/>
-      <w:r>
-        <w:t>class’s</w:t>
-      </w:r>
-      <w:proofErr w:type="gramEnd"/>
-      <w:r>
-        <w:t xml:space="preserve"> .</w:t>
-      </w:r>
-      <w:proofErr w:type="spellStart"/>
-      <w:r>
-        <w:t>cfg</w:t>
-      </w:r>
-      <w:proofErr w:type="spellEnd"/>
-      <w:r>
-        <w:t xml:space="preserve"> file override any corresponding settings in the global </w:t>
-      </w:r>
-      <w:r>
-        <w:rPr>
-          <w:rStyle w:val="Courier10ptChar"/>
-        </w:rPr>
-        <w:t>XRSound.cfg</w:t>
-      </w:r>
-      <w:r>
-        <w:t xml:space="preserve"> file.  </w:t>
-      </w:r>
-    </w:p>
-    <w:p>
-      <w:pPr>
-        <w:jc w:val="both"/>
-      </w:pPr>
-    </w:p>
-    <w:p>
-      <w:pPr>
-        <w:jc w:val="both"/>
-      </w:pPr>
-      <w:r>
-        <w:t xml:space="preserve">Refer to the comments in </w:t>
-      </w:r>
-      <w:r>
-        <w:rPr>
-          <w:rStyle w:val="Courier10ptChar"/>
-        </w:rPr>
-        <w:t>$ORBITER_ROOT\XRSound\XRSound.cfg</w:t>
-      </w:r>
-      <w:r>
-        <w:t xml:space="preserve"> for details about </w:t>
-      </w:r>
-      <w:r>
-        <w:t xml:space="preserve">how to configure XRSound.  </w:t>
-      </w:r>
-    </w:p>
-    <w:p>
-      <w:pPr>
-        <w:jc w:val="both"/>
-      </w:pPr>
-    </w:p>
-    <w:p>
-      <w:pPr>
-        <w:pStyle w:val="Heading1"/>
-      </w:pPr>
-      <w:bookmarkStart w:id="6" w:name="_Toc80453726"/>
-      <w:r>
-        <w:t>Adding</w:t>
-      </w:r>
-      <w:r>
-        <w:t xml:space="preserve"> Custom Sounds to </w:t>
-      </w:r>
-      <w:r>
-        <w:t xml:space="preserve">a </w:t>
-      </w:r>
-      <w:r>
-        <w:t>Vessel</w:t>
-      </w:r>
-      <w:r>
-        <w:t xml:space="preserve"> via a </w:t>
-      </w:r>
-      <w:r>
-        <w:t>Config</w:t>
-      </w:r>
-      <w:r>
-        <w:t xml:space="preserve"> File</w:t>
-      </w:r>
-      <w:bookmarkEnd w:id="6"/>
-    </w:p>
-    <w:p/>
-    <w:p>
-      <w:r>
-        <w:t>There are two ways to define custom sounds and/or voice callouts to an existing vessel.  The first is so use the XRSound C++ API and make XRSound calls from the vessel’s source code</w:t>
-      </w:r>
-      <w:r>
-        <w:t xml:space="preserve">.  This allows you full access to all </w:t>
-      </w:r>
-      <w:proofErr w:type="spellStart"/>
-      <w:r>
-        <w:t>XRSound’s</w:t>
-      </w:r>
-      <w:proofErr w:type="spellEnd"/>
-      <w:r>
-        <w:t xml:space="preserve"> features, but also</w:t>
-      </w:r>
-      <w:r>
-        <w:t xml:space="preserve"> requires you to have access to the vessel’s source code.  </w:t>
-      </w:r>
-    </w:p>
-    <w:p/>
-    <w:p>
-      <w:r>
-        <w:t xml:space="preserve">The second way is to create or edit an </w:t>
-      </w:r>
-      <w:r>
-        <w:rPr>
-          <w:rStyle w:val="Courier10ptChar"/>
-        </w:rPr>
-        <w:t>$ORBITER_ROOT\XRSound\XRSound-&lt;</w:t>
-      </w:r>
-      <w:proofErr w:type="spellStart"/>
-      <w:r>
-        <w:rPr>
-          <w:rStyle w:val="Courier10ptChar"/>
-        </w:rPr>
-        <w:t>className</w:t>
-      </w:r>
-      <w:proofErr w:type="spellEnd"/>
-      <w:r>
-        <w:rPr>
-          <w:rStyle w:val="Courier10ptChar"/>
-        </w:rPr>
-        <w:t>&gt;.</w:t>
-      </w:r>
-      <w:proofErr w:type="spellStart"/>
-      <w:r>
-        <w:rPr>
-          <w:rStyle w:val="Courier10ptChar"/>
-        </w:rPr>
-        <w:t>cfg</w:t>
-      </w:r>
-      <w:proofErr w:type="spellEnd"/>
-      <w:r>
-        <w:t xml:space="preserve"> file for the vessel’s class in Orbiter.  In addition to defining (or “overriding”) any default sounds defined in XRSound.cfg, you can also define new sounds for any the vessel’s animations (for example, </w:t>
-      </w:r>
-      <w:r>
-        <w:t xml:space="preserve">a nosecone opening or closing), as well as define one custom engine sound (for example, SCRAMJETS on the default DeltaGlider-S.  </w:t>
-      </w:r>
-      <w:r>
-        <w:t>XRSound includes custom .</w:t>
-      </w:r>
-      <w:proofErr w:type="spellStart"/>
-      <w:r>
-        <w:t>cfg</w:t>
-      </w:r>
-      <w:proofErr w:type="spellEnd"/>
-      <w:r>
-        <w:t xml:space="preserve"> files for each or Orbiter’s default vessels.</w:t>
-      </w:r>
-      <w:r>
-        <w:t xml:space="preserve">  For example, the DeltaGlider-S’s Orbiter class name is “DG-S”, and so its custom XRSound.cfg file is named XRSound-DG-</w:t>
-      </w:r>
-      <w:proofErr w:type="spellStart"/>
-      <w:r>
-        <w:t>S.cfg</w:t>
-      </w:r>
-      <w:proofErr w:type="spellEnd"/>
-      <w:r>
-        <w:t>.</w:t>
-      </w:r>
-    </w:p>
-    <w:p/>
-    <w:p>
-      <w:pPr>
-        <w:rPr>
-          <w:i/>
-        </w:rPr>
-      </w:pPr>
-      <w:r>
-        <w:rPr>
-          <w:i/>
-        </w:rPr>
-        <w:t xml:space="preserve">Note: if a vessel’s Orbiter class name contains any characters that are invalid filename characters (e.g., “/”), they will be converted to underscores.  For example, a vessel class named </w:t>
-      </w:r>
-      <w:r>
-        <w:rPr>
-          <w:rStyle w:val="Courier10ptChar"/>
-        </w:rPr>
-        <w:t>Foo/</w:t>
-      </w:r>
-      <w:proofErr w:type="spellStart"/>
-      <w:r>
-        <w:rPr>
-          <w:rStyle w:val="Courier10ptChar"/>
-        </w:rPr>
-        <w:t>BarClass</w:t>
-      </w:r>
-      <w:proofErr w:type="spellEnd"/>
+        <w:t>Foo/BarClass</w:t>
+      </w:r>
       <w:r>
         <w:rPr>
           <w:rFonts w:ascii="Calibri" w:hAnsi="Calibri" w:cs="Calibri"/>
@@ -5184,21 +3481,26 @@
         </w:rPr>
         <w:t xml:space="preserve"> </w:t>
       </w:r>
-      <w:proofErr w:type="spellStart"/>
       <w:r>
         <w:rPr>
           <w:rStyle w:val="Courier10ptChar"/>
         </w:rPr>
         <w:t>Foo_BarClass</w:t>
       </w:r>
-      <w:proofErr w:type="spellEnd"/>
       <w:r>
         <w:rPr>
           <w:rFonts w:ascii="Calibri" w:hAnsi="Calibri" w:cs="Calibri"/>
           <w:i/>
           <w:szCs w:val="22"/>
         </w:rPr>
-        <w:t>,</w:t>
+        <w:t xml:space="preserve">, </w:t>
+      </w:r>
+      <w:r>
+        <w:rPr>
+          <w:i/>
+          <w:iCs/>
+        </w:rPr>
+        <w:t>so its XRSound config file would be</w:t>
       </w:r>
       <w:r>
         <w:rPr>
@@ -5210,10 +3512,9 @@
       </w:r>
       <w:r>
         <w:rPr>
-          <w:i/>
-          <w:iCs/>
-        </w:rPr>
-        <w:t>so its XRSound config file would be</w:t>
+          <w:rStyle w:val="Courier10ptChar"/>
+        </w:rPr>
+        <w:t>XRSound-Foo_BarClass.cfg</w:t>
       </w:r>
       <w:r>
         <w:rPr>
@@ -5221,38 +3522,13 @@
           <w:i/>
           <w:szCs w:val="22"/>
         </w:rPr>
-        <w:t xml:space="preserve"> </w:t>
-      </w:r>
-      <w:r>
-        <w:rPr>
-          <w:rStyle w:val="Courier10ptChar"/>
-        </w:rPr>
-        <w:t>XRSound-</w:t>
-      </w:r>
-      <w:proofErr w:type="spellStart"/>
-      <w:r>
-        <w:rPr>
-          <w:rStyle w:val="Courier10ptChar"/>
-        </w:rPr>
-        <w:t>Foo_BarClass.cfg</w:t>
-      </w:r>
-      <w:proofErr w:type="spellEnd"/>
-      <w:r>
-        <w:rPr>
-          <w:rFonts w:ascii="Calibri" w:hAnsi="Calibri" w:cs="Calibri"/>
-          <w:i/>
-          <w:szCs w:val="22"/>
-        </w:rPr>
         <w:t>.</w:t>
       </w:r>
     </w:p>
     <w:p/>
     <w:p>
       <w:r>
-        <w:t>Here is how you would typically go about adding some new sounds to an existing vessel</w:t>
-      </w:r>
-      <w:r>
-        <w:t xml:space="preserve"> via its XRSound config file:</w:t>
+        <w:t>Here is how you would typically go about adding some new sounds to an existing vessel via its XRSound config file:</w:t>
       </w:r>
     </w:p>
     <w:p/>
@@ -5267,13 +3543,7 @@
         <w:contextualSpacing/>
       </w:pPr>
       <w:r>
-        <w:t>E</w:t>
-      </w:r>
-      <w:r>
-        <w:t>d</w:t>
-      </w:r>
-      <w:r>
-        <w:t xml:space="preserve">it </w:t>
+        <w:t xml:space="preserve">Edit </w:t>
       </w:r>
       <w:r>
         <w:rPr>
@@ -5294,19 +3564,11 @@
           <w:rFonts w:ascii="Courier New" w:hAnsi="Courier New" w:cs="Courier New"/>
         </w:rPr>
       </w:pPr>
-      <w:proofErr w:type="spellStart"/>
       <w:r>
         <w:rPr>
           <w:rFonts w:ascii="Courier New" w:hAnsi="Courier New" w:cs="Courier New"/>
         </w:rPr>
-        <w:t>EnableVerboseLogging</w:t>
-      </w:r>
-      <w:proofErr w:type="spellEnd"/>
-      <w:r>
-        <w:rPr>
-          <w:rFonts w:ascii="Courier New" w:hAnsi="Courier New" w:cs="Courier New"/>
-        </w:rPr>
-        <w:t xml:space="preserve"> = 1</w:t>
+        <w:t>EnableVerboseLogging = 1</w:t>
       </w:r>
     </w:p>
     <w:p>
@@ -5318,20 +3580,11 @@
           <w:rFonts w:ascii="Courier New" w:hAnsi="Courier New" w:cs="Courier New"/>
         </w:rPr>
       </w:pPr>
-      <w:proofErr w:type="spellStart"/>
       <w:r>
         <w:rPr>
           <w:rFonts w:ascii="Courier New" w:hAnsi="Courier New" w:cs="Courier New"/>
         </w:rPr>
-        <w:lastRenderedPageBreak/>
-        <w:t>LogVesselAnimations</w:t>
-      </w:r>
-      <w:proofErr w:type="spellEnd"/>
-      <w:r>
-        <w:rPr>
-          <w:rFonts w:ascii="Courier New" w:hAnsi="Courier New" w:cs="Courier New"/>
-        </w:rPr>
-        <w:t xml:space="preserve"> = 1</w:t>
+        <w:t>LogVesselAnimations = 1</w:t>
       </w:r>
     </w:p>
     <w:p>
@@ -5343,19 +3596,11 @@
           <w:rFonts w:ascii="Courier New" w:hAnsi="Courier New" w:cs="Courier New"/>
         </w:rPr>
       </w:pPr>
-      <w:proofErr w:type="spellStart"/>
       <w:r>
         <w:rPr>
           <w:rFonts w:ascii="Courier New" w:hAnsi="Courier New" w:cs="Courier New"/>
         </w:rPr>
-        <w:t>LogThrusterData</w:t>
-      </w:r>
-      <w:proofErr w:type="spellEnd"/>
-      <w:r>
-        <w:rPr>
-          <w:rFonts w:ascii="Courier New" w:hAnsi="Courier New" w:cs="Courier New"/>
-        </w:rPr>
-        <w:t xml:space="preserve"> = 1  </w:t>
+        <w:t xml:space="preserve">LogThrusterData = 1  </w:t>
       </w:r>
     </w:p>
     <w:p>
@@ -5377,13 +3622,10 @@
         <w:rPr>
           <w:rStyle w:val="Courier10ptChar"/>
         </w:rPr>
-        <w:t>$ORBITER_ROOT\XRsound.log</w:t>
-      </w:r>
-      <w:r>
-        <w:t xml:space="preserve"> file grows</w:t>
-      </w:r>
-      <w:r>
-        <w:t>!</w:t>
+        <w:t>$ORBITER_ROOT\XRSound.log</w:t>
+      </w:r>
+      <w:r>
+        <w:t xml:space="preserve"> file grows!</w:t>
       </w:r>
     </w:p>
     <w:p>
@@ -5415,19 +3657,7 @@
         </w:numPr>
       </w:pPr>
       <w:r>
-        <w:t xml:space="preserve">Activate </w:t>
-      </w:r>
-      <w:r>
-        <w:t>the</w:t>
-      </w:r>
-      <w:r>
-        <w:t xml:space="preserve"> vessel animation you want to define sounds for (for example, </w:t>
-      </w:r>
-      <w:r>
-        <w:t>deploy the landing gear with the “G” key</w:t>
-      </w:r>
-      <w:r>
-        <w:t>).</w:t>
+        <w:t>Activate the vessel animation you want to define sounds for (for example, deploy the landing gear with the “G” key).</w:t>
       </w:r>
     </w:p>
     <w:p>
@@ -5458,35 +3688,7 @@
         <w:rPr>
           <w:rFonts w:ascii="Courier New" w:hAnsi="Courier New" w:cs="Courier New"/>
         </w:rPr>
-        <w:t xml:space="preserve">[GL-01]   &gt;&gt; </w:t>
-      </w:r>
-      <w:proofErr w:type="spellStart"/>
-      <w:r>
-        <w:rPr>
-          <w:rFonts w:ascii="Courier New" w:hAnsi="Courier New" w:cs="Courier New"/>
-        </w:rPr>
-        <w:t>LogVesselAnimations</w:t>
-      </w:r>
-      <w:proofErr w:type="spellEnd"/>
-      <w:r>
-        <w:rPr>
-          <w:rFonts w:ascii="Courier New" w:hAnsi="Courier New" w:cs="Courier New"/>
-        </w:rPr>
-        <w:t>: [DeltaGlider</w:t>
-      </w:r>
-      <w:proofErr w:type="gramStart"/>
-      <w:r>
-        <w:rPr>
-          <w:rFonts w:ascii="Courier New" w:hAnsi="Courier New" w:cs="Courier New"/>
-        </w:rPr>
-        <w:t>][</w:t>
-      </w:r>
-      <w:proofErr w:type="gramEnd"/>
-      <w:r>
-        <w:rPr>
-          <w:rFonts w:ascii="Courier New" w:hAnsi="Courier New" w:cs="Courier New"/>
-        </w:rPr>
-        <w:t>animation ID = 7, state = Moving]</w:t>
+        <w:t>[GL-01]   &gt;&gt; LogVesselAnimations: [DeltaGlider][animation ID = 7, state = Moving]</w:t>
       </w:r>
     </w:p>
     <w:p>
@@ -5494,13 +3696,7 @@
         <w:ind w:left="720"/>
       </w:pPr>
       <w:r>
-        <w:t xml:space="preserve">That line shows that </w:t>
-      </w:r>
-      <w:r>
-        <w:t xml:space="preserve">the landing gear </w:t>
-      </w:r>
-      <w:r>
-        <w:t xml:space="preserve">animation for the vessel named </w:t>
+        <w:t xml:space="preserve">That line shows that the landing gear animation for the vessel named </w:t>
       </w:r>
       <w:r>
         <w:rPr>
@@ -5509,13 +3705,7 @@
         <w:t>GL-01</w:t>
       </w:r>
       <w:r>
-        <w:t xml:space="preserve"> with </w:t>
-      </w:r>
-      <w:r>
-        <w:t xml:space="preserve">Orbiter </w:t>
-      </w:r>
-      <w:r>
-        <w:t xml:space="preserve">vessel class </w:t>
+        <w:t xml:space="preserve"> with Orbiter vessel class </w:t>
       </w:r>
       <w:r>
         <w:rPr>
@@ -5524,13 +3714,7 @@
         <w:t>DeltaGlider</w:t>
       </w:r>
       <w:r>
-        <w:t xml:space="preserve"> has </w:t>
-      </w:r>
-      <w:r>
-        <w:t>the Orbiter-assigned</w:t>
-      </w:r>
-      <w:r>
-        <w:t xml:space="preserve"> animation ID of </w:t>
+        <w:t xml:space="preserve"> has the Orbiter-assigned animation ID of </w:t>
       </w:r>
       <w:r>
         <w:rPr>
@@ -5557,56 +3741,23 @@
       <w:r>
         <w:t xml:space="preserve">Since the vessel class is </w:t>
       </w:r>
-      <w:proofErr w:type="spellStart"/>
       <w:r>
         <w:rPr>
           <w:rStyle w:val="Courier10ptChar"/>
         </w:rPr>
-        <w:t>DeltaGilder</w:t>
-      </w:r>
-      <w:proofErr w:type="spellEnd"/>
-      <w:r>
-        <w:t xml:space="preserve">, the </w:t>
-      </w:r>
-      <w:r>
-        <w:t xml:space="preserve">file you need to edit to assign custom sounds to it is </w:t>
+        <w:t>DeltaGlider</w:t>
+      </w:r>
+      <w:r>
+        <w:t xml:space="preserve">, the file you need to edit to assign custom sounds to it is </w:t>
       </w:r>
       <w:r>
         <w:rPr>
           <w:rStyle w:val="Courier10ptChar"/>
         </w:rPr>
-        <w:t>$ORBITER_ROOT\XRSound\XRSound-</w:t>
-      </w:r>
-      <w:proofErr w:type="spellStart"/>
-      <w:r>
-        <w:rPr>
-          <w:rStyle w:val="Courier10ptChar"/>
-        </w:rPr>
-        <w:t>DeltaGlider.cfg</w:t>
-      </w:r>
-      <w:proofErr w:type="spellEnd"/>
-      <w:r>
-        <w:t xml:space="preserve">.  Open that file in your favorite text editor.  (If the file does not exist yet, copy an existing </w:t>
-      </w:r>
-      <w:r>
-        <w:t xml:space="preserve">vessel’s </w:t>
-      </w:r>
-      <w:proofErr w:type="spellStart"/>
-      <w:r>
-        <w:t>cfg</w:t>
-      </w:r>
-      <w:proofErr w:type="spellEnd"/>
-      <w:r>
-        <w:t xml:space="preserve"> </w:t>
-      </w:r>
-      <w:r>
-        <w:t>file as a template and then delete any existing settings in it</w:t>
-      </w:r>
-      <w:r>
-        <w:t xml:space="preserve"> before defining new ones</w:t>
-      </w:r>
-      <w:r>
-        <w:t>.)</w:t>
+        <w:t>$ORBITER_ROOT\XRSound\XRSound-DeltaGlider.cfg</w:t>
+      </w:r>
+      <w:r>
+        <w:t>.  Open that file in your favorite text editor.  (If the file does not exist yet, copy an existing vessel’s cfg file as a template and then delete any existing settings in it before defining new ones.)</w:t>
       </w:r>
     </w:p>
     <w:p>
@@ -5622,57 +3773,16 @@
         </w:numPr>
       </w:pPr>
       <w:r>
-        <w:t xml:space="preserve">Add or edit sounds for the animation events for animation ID you are interested in (e.g., ID 7 for the </w:t>
-      </w:r>
-      <w:proofErr w:type="spellStart"/>
-      <w:r>
-        <w:t>DeltaGlider’s</w:t>
-      </w:r>
-      <w:proofErr w:type="spellEnd"/>
-      <w:r>
-        <w:t xml:space="preserve"> landing gear).  Refer to the comments in </w:t>
+        <w:t xml:space="preserve">Add or edit sounds for the animation events for the animation ID you are interested in (e.g., ID 7 for the DeltaGlider’s landing gear).  Refer to the comments in </w:t>
       </w:r>
       <w:r>
         <w:rPr>
           <w:rStyle w:val="Courier10ptChar"/>
         </w:rPr>
-        <w:t>$ORBITER_ROOT\XRSound\XRSound-</w:t>
-      </w:r>
-      <w:proofErr w:type="spellStart"/>
-      <w:r>
-        <w:rPr>
-          <w:rStyle w:val="Courier10ptChar"/>
-        </w:rPr>
-        <w:t>DeltaGlider.cfg</w:t>
-      </w:r>
-      <w:proofErr w:type="spellEnd"/>
-      <w:r>
-        <w:t xml:space="preserve"> </w:t>
-      </w:r>
-      <w:r>
-        <w:lastRenderedPageBreak/>
-        <w:t xml:space="preserve">for details </w:t>
-      </w:r>
-      <w:r>
-        <w:t xml:space="preserve">about </w:t>
-      </w:r>
-      <w:r>
-        <w:t xml:space="preserve">when </w:t>
-      </w:r>
-      <w:r>
-        <w:t xml:space="preserve">each </w:t>
-      </w:r>
-      <w:r>
-        <w:t>custom animation sound</w:t>
-      </w:r>
-      <w:r>
-        <w:t xml:space="preserve"> </w:t>
-      </w:r>
-      <w:r>
-        <w:t xml:space="preserve">and/or thruster sound </w:t>
-      </w:r>
-      <w:r>
-        <w:t>plays.</w:t>
+        <w:t>$ORBITER_ROOT\XRSound\XRSound-DeltaGlider.cfg</w:t>
+      </w:r>
+      <w:r>
+        <w:t xml:space="preserve"> for details about when each custom animation sound and/or thruster sound plays.</w:t>
       </w:r>
     </w:p>
     <w:p>
@@ -5688,16 +3798,7 @@
         </w:numPr>
       </w:pPr>
       <w:r>
-        <w:t xml:space="preserve">Don’t forget to reset </w:t>
-      </w:r>
-      <w:r>
-        <w:t xml:space="preserve">your logging </w:t>
-      </w:r>
-      <w:r>
-        <w:t>settings back to zero</w:t>
-      </w:r>
-      <w:r>
-        <w:t xml:space="preserve"> in </w:t>
+        <w:t xml:space="preserve">Don’t forget to reset your logging settings back to zero in </w:t>
       </w:r>
       <w:r>
         <w:rPr>
@@ -5706,16 +3807,7 @@
         <w:t>$ORBITER_ROOT\XRSound\XRSound.cfg</w:t>
       </w:r>
       <w:r>
-        <w:t xml:space="preserve"> once you are done </w:t>
-      </w:r>
-      <w:r>
-        <w:t xml:space="preserve">adding and debugging </w:t>
-      </w:r>
-      <w:r>
-        <w:t>your sounds</w:t>
-      </w:r>
-      <w:r>
-        <w:t>:</w:t>
+        <w:t xml:space="preserve"> once you are done adding and debugging your sounds:</w:t>
       </w:r>
     </w:p>
     <w:p>
@@ -5727,25 +3819,11 @@
           <w:rFonts w:ascii="Courier New" w:hAnsi="Courier New" w:cs="Courier New"/>
         </w:rPr>
       </w:pPr>
-      <w:proofErr w:type="spellStart"/>
       <w:r>
         <w:rPr>
           <w:rFonts w:ascii="Courier New" w:hAnsi="Courier New" w:cs="Courier New"/>
         </w:rPr>
-        <w:t>EnableVerboseLogging</w:t>
-      </w:r>
-      <w:proofErr w:type="spellEnd"/>
-      <w:r>
-        <w:rPr>
-          <w:rFonts w:ascii="Courier New" w:hAnsi="Courier New" w:cs="Courier New"/>
-        </w:rPr>
-        <w:t xml:space="preserve"> = </w:t>
-      </w:r>
-      <w:r>
-        <w:rPr>
-          <w:rFonts w:ascii="Courier New" w:hAnsi="Courier New" w:cs="Courier New"/>
-        </w:rPr>
-        <w:t>0</w:t>
+        <w:t>EnableVerboseLogging = 0</w:t>
       </w:r>
     </w:p>
     <w:p>
@@ -5757,25 +3835,11 @@
           <w:rFonts w:ascii="Courier New" w:hAnsi="Courier New" w:cs="Courier New"/>
         </w:rPr>
       </w:pPr>
-      <w:proofErr w:type="spellStart"/>
       <w:r>
         <w:rPr>
           <w:rFonts w:ascii="Courier New" w:hAnsi="Courier New" w:cs="Courier New"/>
         </w:rPr>
-        <w:t>LogVesselAnimations</w:t>
-      </w:r>
-      <w:proofErr w:type="spellEnd"/>
-      <w:r>
-        <w:rPr>
-          <w:rFonts w:ascii="Courier New" w:hAnsi="Courier New" w:cs="Courier New"/>
-        </w:rPr>
-        <w:t xml:space="preserve"> = </w:t>
-      </w:r>
-      <w:r>
-        <w:rPr>
-          <w:rFonts w:ascii="Courier New" w:hAnsi="Courier New" w:cs="Courier New"/>
-        </w:rPr>
-        <w:t>0</w:t>
+        <w:t>LogVesselAnimations = 0</w:t>
       </w:r>
     </w:p>
     <w:p>
@@ -5784,25 +3848,11 @@
         <w:ind w:firstLine="720"/>
         <w:contextualSpacing/>
       </w:pPr>
-      <w:proofErr w:type="spellStart"/>
       <w:r>
         <w:rPr>
           <w:rFonts w:ascii="Courier New" w:hAnsi="Courier New" w:cs="Courier New"/>
         </w:rPr>
-        <w:t>LogThrusterData</w:t>
-      </w:r>
-      <w:proofErr w:type="spellEnd"/>
-      <w:r>
-        <w:rPr>
-          <w:rFonts w:ascii="Courier New" w:hAnsi="Courier New" w:cs="Courier New"/>
-        </w:rPr>
-        <w:t xml:space="preserve"> = </w:t>
-      </w:r>
-      <w:r>
-        <w:rPr>
-          <w:rFonts w:ascii="Courier New" w:hAnsi="Courier New" w:cs="Courier New"/>
-        </w:rPr>
-        <w:t>0</w:t>
+        <w:t>LogThrusterData = 0</w:t>
       </w:r>
     </w:p>
     <w:p/>
@@ -5811,7 +3861,7 @@
       <w:pPr>
         <w:pStyle w:val="Heading1"/>
       </w:pPr>
-      <w:bookmarkStart w:id="7" w:name="_Toc80453727"/>
+      <w:bookmarkStart w:id="7" w:name="_Toc243946906"/>
       <w:r>
         <w:t>Using the XRSound C++ APIs to Add Sounds to a Vessel</w:t>
       </w:r>
@@ -5820,13 +3870,7 @@
     <w:p/>
     <w:p>
       <w:r>
-        <w:t>XRSound includes a simple, easy-to-use API to play and manipulate sounds from a vessel.  The</w:t>
-      </w:r>
-      <w:r>
-        <w:t>se</w:t>
-      </w:r>
-      <w:r>
-        <w:t xml:space="preserve"> SDK files are installed to </w:t>
+        <w:t xml:space="preserve">XRSound includes a simple, easy-to-use API to play and manipulate sounds from a vessel.  These SDK files are installed to </w:t>
       </w:r>
       <w:r>
         <w:rPr>
@@ -5864,7 +3908,6 @@
         <w:tc>
           <w:tcPr>
             <w:tcW w:w="1998" w:type="dxa"/>
-            <w:shd w:val="clear" w:color="auto" w:fill="auto"/>
           </w:tcPr>
           <w:p>
             <w:pPr>
@@ -5878,7 +3921,6 @@
         <w:tc>
           <w:tcPr>
             <w:tcW w:w="6858" w:type="dxa"/>
-            <w:shd w:val="clear" w:color="auto" w:fill="auto"/>
           </w:tcPr>
           <w:p>
             <w:r>
@@ -5891,7 +3933,6 @@
         <w:tc>
           <w:tcPr>
             <w:tcW w:w="1998" w:type="dxa"/>
-            <w:shd w:val="clear" w:color="auto" w:fill="auto"/>
           </w:tcPr>
           <w:p>
             <w:pPr>
@@ -5905,38 +3946,10 @@
         <w:tc>
           <w:tcPr>
             <w:tcW w:w="6858" w:type="dxa"/>
-            <w:shd w:val="clear" w:color="auto" w:fill="auto"/>
           </w:tcPr>
           <w:p>
             <w:r>
-              <w:t>Release-mode C++ library</w:t>
-            </w:r>
-          </w:p>
-        </w:tc>
-      </w:tr>
-      <w:tr>
-        <w:tc>
-          <w:tcPr>
-            <w:tcW w:w="1998" w:type="dxa"/>
-            <w:shd w:val="clear" w:color="auto" w:fill="auto"/>
-          </w:tcPr>
-          <w:p>
-            <w:pPr>
-              <w:pStyle w:val="Courier10pt"/>
-            </w:pPr>
-            <w:r>
-              <w:t>XRSoundD.lib</w:t>
-            </w:r>
-          </w:p>
-        </w:tc>
-        <w:tc>
-          <w:tcPr>
-            <w:tcW w:w="6858" w:type="dxa"/>
-            <w:shd w:val="clear" w:color="auto" w:fill="auto"/>
-          </w:tcPr>
-          <w:p>
-            <w:r>
-              <w:t>Debug-mode C++ library</w:t>
+              <w:t>C++ static library</w:t>
             </w:r>
           </w:p>
         </w:tc>
@@ -5945,16 +3958,16 @@
     <w:p/>
     <w:p>
       <w:r>
-        <w:t xml:space="preserve">For Debug builds, you should link with </w:t>
+        <w:t xml:space="preserve">Link with </w:t>
       </w:r>
       <w:r>
         <w:rPr>
           <w:rStyle w:val="Courier10ptChar"/>
         </w:rPr>
-        <w:t>XRSoundD.lib</w:t>
-      </w:r>
-      <w:r>
-        <w:t xml:space="preserve">.  Link with </w:t>
+        <w:t>XRSound.lib</w:t>
+      </w:r>
+      <w:r>
+        <w:t xml:space="preserve">.  Orbiter's build creates </w:t>
       </w:r>
       <w:r>
         <w:rPr>
@@ -5963,55 +3976,7 @@
         <w:t>XRSound.lib</w:t>
       </w:r>
       <w:r>
-        <w:t xml:space="preserve"> for Release builds.  The </w:t>
-      </w:r>
-      <w:r>
-        <w:t xml:space="preserve">XRSound </w:t>
-      </w:r>
-      <w:r>
-        <w:t xml:space="preserve">2.0 </w:t>
-      </w:r>
-      <w:r>
-        <w:t>libraries were compiled using Visual Studio 201</w:t>
-      </w:r>
-      <w:r>
-        <w:t>9</w:t>
-      </w:r>
-      <w:r>
-        <w:t>, so using Visual Studio version 201</w:t>
-      </w:r>
-      <w:r>
-        <w:t>9</w:t>
-      </w:r>
-      <w:r>
-        <w:t xml:space="preserve"> or later is recommended; earlier Visual Studio versions </w:t>
-      </w:r>
-      <w:r>
-        <w:t xml:space="preserve">may or may not link </w:t>
-      </w:r>
-      <w:r>
-        <w:t xml:space="preserve">with </w:t>
-      </w:r>
-      <w:r>
-        <w:t>the library successfully</w:t>
-      </w:r>
-      <w:r>
-        <w:t>.</w:t>
-      </w:r>
-      <w:r>
-        <w:t xml:space="preserve">  </w:t>
-      </w:r>
-      <w:r>
-        <w:t>T</w:t>
-      </w:r>
-      <w:r>
-        <w:t xml:space="preserve">hese libraries are lightweight and </w:t>
-      </w:r>
-      <w:r>
-        <w:t xml:space="preserve">at runtime </w:t>
-      </w:r>
-      <w:r>
-        <w:t xml:space="preserve">simply dynamically invoke the corresponding methods in </w:t>
+        <w:t xml:space="preserve"> under that one name for both Debug and Release builds, so link with the copy from an Orbiter SDK built in the same configuration (Debug or Release) as your add-on, using the Visual Studio version that built that SDK or a newer one.  This library is lightweight and at runtime simply dynamically invokes the corresponding methods in </w:t>
       </w:r>
       <w:r>
         <w:rPr>
@@ -6032,32 +3997,10 @@
         <w:rPr>
           <w:rStyle w:val="Courier10ptChar"/>
         </w:rPr>
-        <w:t>$ORBTER_ROOT\Orbitersdk\XRSound\</w:t>
-      </w:r>
-      <w:r>
-        <w:rPr>
-          <w:rStyle w:val="Courier10ptChar"/>
-        </w:rPr>
-        <w:t>XRSound.h</w:t>
-      </w:r>
-      <w:r>
-        <w:t xml:space="preserve">.  Here are </w:t>
-      </w:r>
-      <w:r>
-        <w:lastRenderedPageBreak/>
-        <w:t xml:space="preserve">some simple examples of how to use the </w:t>
-      </w:r>
-      <w:r>
-        <w:t xml:space="preserve">XRSound </w:t>
-      </w:r>
-      <w:r>
-        <w:t>API</w:t>
-      </w:r>
-      <w:r>
-        <w:t xml:space="preserve"> in your custom vessel</w:t>
-      </w:r>
-      <w:r>
-        <w:t>:</w:t>
+        <w:t>$ORBITER_ROOT\Orbitersdk\XRSound\XRSound.h</w:t>
+      </w:r>
+      <w:r>
+        <w:t>.  Here are some simple examples of how to use the XRSound API in your custom vessel:</w:t>
       </w:r>
     </w:p>
     <w:p/>
@@ -6066,7 +4009,7 @@
         <w:pStyle w:val="Courier10pt"/>
       </w:pPr>
       <w:r>
-        <w:t>include "XRSound.h"</w:t>
+        <w:t>#include "XRSound.h"</w:t>
       </w:r>
       <w:r>
         <w:br/>
@@ -6074,41 +4017,19 @@
       </w:r>
       <w:r>
         <w:br/>
-        <w:t xml:space="preserve">// could use #define for </w:t>
-      </w:r>
-      <w:r>
-        <w:t xml:space="preserve">your custom sound </w:t>
-      </w:r>
-      <w:r>
-        <w:t>IDs instead since sound IDs are just signed integers, but an enum is cleaner</w:t>
+        <w:t>// could use #define for your custom sound IDs instead since sound IDs are just signed integers, but an enum is cleaner</w:t>
       </w:r>
       <w:r>
         <w:br/>
-        <w:t xml:space="preserve">enum </w:t>
-      </w:r>
-      <w:proofErr w:type="spellStart"/>
-      <w:r>
-        <w:t>MySounds</w:t>
-      </w:r>
-      <w:proofErr w:type="spellEnd"/>
+        <w:t>enum MySounds</w:t>
+      </w:r>
       <w:r>
         <w:br/>
         <w:t>{</w:t>
       </w:r>
       <w:r>
         <w:br/>
-        <w:t xml:space="preserve">    </w:t>
-      </w:r>
-      <w:proofErr w:type="spellStart"/>
-      <w:r>
-        <w:t>SystemReset</w:t>
-      </w:r>
-      <w:proofErr w:type="spellEnd"/>
-      <w:r>
-        <w:t>,</w:t>
-      </w:r>
-      <w:r>
-        <w:t xml:space="preserve"> // value 0</w:t>
+        <w:t xml:space="preserve">    SystemReset, // value 0</w:t>
       </w:r>
     </w:p>
     <w:p>
@@ -6116,15 +4037,7 @@
         <w:pStyle w:val="Courier10pt"/>
       </w:pPr>
       <w:r>
-        <w:t xml:space="preserve">    </w:t>
-      </w:r>
-      <w:proofErr w:type="spellStart"/>
-      <w:r>
-        <w:t>SomeOtherSound</w:t>
-      </w:r>
-      <w:proofErr w:type="spellEnd"/>
-      <w:r>
-        <w:t>,</w:t>
+        <w:t xml:space="preserve">    SomeOtherSound,</w:t>
       </w:r>
     </w:p>
     <w:p>
@@ -6160,15 +4073,7 @@
       </w:r>
       <w:r>
         <w:br/>
-        <w:t xml:space="preserve">    bool </w:t>
-      </w:r>
-      <w:proofErr w:type="spellStart"/>
-      <w:r>
-        <w:t>bResettingTheSystem</w:t>
-      </w:r>
-      <w:proofErr w:type="spellEnd"/>
-      <w:r>
-        <w:t>;</w:t>
+        <w:t xml:space="preserve">    bool m_bResettingTheSystem;</w:t>
       </w:r>
       <w:r>
         <w:br/>
@@ -6180,15 +4085,7 @@
       </w:r>
       <w:r>
         <w:br/>
-        <w:t>void MyVessel::</w:t>
-      </w:r>
-      <w:proofErr w:type="spellStart"/>
-      <w:r>
-        <w:t>clbkPostCreation</w:t>
-      </w:r>
-      <w:proofErr w:type="spellEnd"/>
-      <w:r>
-        <w:t>()</w:t>
+        <w:t>void MyVessel::clbkPostCreation()</w:t>
       </w:r>
       <w:r>
         <w:br/>
@@ -6196,15 +4093,7 @@
       </w:r>
       <w:r>
         <w:br/>
-        <w:t xml:space="preserve">    m_pXRSound = XRSound::</w:t>
-      </w:r>
-      <w:proofErr w:type="spellStart"/>
-      <w:r>
-        <w:t>CreateInstance</w:t>
-      </w:r>
-      <w:proofErr w:type="spellEnd"/>
-      <w:r>
-        <w:t>(this);   // create sound engine instance for this vessel</w:t>
+        <w:t xml:space="preserve">    m_pXRSound = XRSound::CreateInstance(this);   // create sound engine instance for this vessel</w:t>
       </w:r>
       <w:r>
         <w:br/>
@@ -6212,37 +4101,11 @@
       </w:r>
       <w:r>
         <w:br/>
-        <w:t xml:space="preserve">    // load </w:t>
-      </w:r>
-      <w:r>
-        <w:t xml:space="preserve">a custom </w:t>
-      </w:r>
-      <w:r>
-        <w:t>sound for this vessel</w:t>
+        <w:t xml:space="preserve">    // load a custom sound for this vessel</w:t>
       </w:r>
       <w:r>
         <w:br/>
-        <w:t xml:space="preserve">    m_pXRSound-&gt;LoadWav(</w:t>
-      </w:r>
-      <w:proofErr w:type="spellStart"/>
-      <w:r>
-        <w:t>SystemReset</w:t>
-      </w:r>
-      <w:proofErr w:type="spellEnd"/>
-      <w:r>
-        <w:t>, "XRSound\</w:t>
-      </w:r>
-      <w:r>
-        <w:t>\</w:t>
-      </w:r>
-      <w:r>
-        <w:t>Default</w:t>
-      </w:r>
-      <w:r>
-        <w:t>\</w:t>
-      </w:r>
-      <w:r>
-        <w:t>\System Reset.wav", XRSound::Radio);  // returns false if file not found</w:t>
+        <w:t xml:space="preserve">    m_pXRSound-&gt;LoadWav(SystemReset, "XRSound\\Default\\System Reset.wav", XRSound::Radio);  // returns false if file not found</w:t>
       </w:r>
       <w:r>
         <w:br/>
@@ -6254,65 +4117,19 @@
       </w:r>
       <w:r>
         <w:br/>
-        <w:t xml:space="preserve">    m_pXRSound-&gt;</w:t>
-      </w:r>
-      <w:proofErr w:type="spellStart"/>
-      <w:r>
-        <w:t>SetDefaultSoundEnabled</w:t>
-      </w:r>
-      <w:proofErr w:type="spellEnd"/>
-      <w:r>
-        <w:t>(XRSound::</w:t>
-      </w:r>
-      <w:proofErr w:type="spellStart"/>
-      <w:r>
-        <w:t>OneHundredKnots</w:t>
-      </w:r>
-      <w:proofErr w:type="spellEnd"/>
-      <w:r>
-        <w:t xml:space="preserve">, false);   </w:t>
+        <w:t xml:space="preserve">    m_pXRSound-&gt;SetDefaultSoundEnabled(XRSound::OneHundredKnots, false);   </w:t>
       </w:r>
       <w:r>
         <w:br/>
-      </w:r>
-      <w:r>
-        <w:lastRenderedPageBreak/>
         <w:t xml:space="preserve"> </w:t>
       </w:r>
       <w:r>
         <w:br/>
-        <w:t xml:space="preserve">    // replace the default docking voice callout with a custom one that resides in $ORBITER_ROOT\</w:t>
-      </w:r>
-      <w:proofErr w:type="spellStart"/>
-      <w:r>
-        <w:t>MySoundsFolder</w:t>
-      </w:r>
-      <w:proofErr w:type="spellEnd"/>
+        <w:t xml:space="preserve">    // replace the default docking voice callout with a custom one that resides in $ORBITER_ROOT\MySoundsFolder</w:t>
+      </w:r>
       <w:r>
         <w:br/>
-        <w:t xml:space="preserve">    m_pXRSound-&gt;LoadWav(XRSound::</w:t>
-      </w:r>
-      <w:proofErr w:type="spellStart"/>
-      <w:r>
-        <w:t>DockingCallout</w:t>
-      </w:r>
-      <w:proofErr w:type="spellEnd"/>
-      <w:r>
-        <w:t>, "</w:t>
-      </w:r>
-      <w:proofErr w:type="spellStart"/>
-      <w:r>
-        <w:t>MySoundsFolder</w:t>
-      </w:r>
-      <w:proofErr w:type="spellEnd"/>
-      <w:r>
-        <w:t>\</w:t>
-      </w:r>
-      <w:r>
-        <w:t>\</w:t>
-      </w:r>
-      <w:r>
-        <w:t>My custom docking callout.mp3", XRSound::Radio);</w:t>
+        <w:t xml:space="preserve">    m_pXRSound-&gt;LoadWav(XRSound::DockingCallout, "MySoundsFolder\\My custom docking callout.mp3", XRSound::Radio);</w:t>
       </w:r>
       <w:r>
         <w:br/>
@@ -6324,31 +4141,7 @@
       </w:r>
       <w:r>
         <w:br/>
-        <w:t xml:space="preserve">void MyVessel:::clbkPreStep(double </w:t>
-      </w:r>
-      <w:proofErr w:type="spellStart"/>
-      <w:r>
-        <w:t>simt</w:t>
-      </w:r>
-      <w:proofErr w:type="spellEnd"/>
-      <w:r>
-        <w:t xml:space="preserve">, double </w:t>
-      </w:r>
-      <w:proofErr w:type="spellStart"/>
-      <w:r>
-        <w:t>simdt</w:t>
-      </w:r>
-      <w:proofErr w:type="spellEnd"/>
-      <w:r>
-        <w:t xml:space="preserve">, double </w:t>
-      </w:r>
-      <w:proofErr w:type="spellStart"/>
-      <w:r>
-        <w:t>mjd</w:t>
-      </w:r>
-      <w:proofErr w:type="spellEnd"/>
-      <w:r>
-        <w:t>)</w:t>
+        <w:t>void MyVessel::clbkPreStep(double simt, double simdt, double mjd)</w:t>
       </w:r>
       <w:r>
         <w:br/>
@@ -6356,15 +4149,7 @@
       </w:r>
       <w:r>
         <w:br/>
-        <w:t xml:space="preserve">    if (</w:t>
-      </w:r>
-      <w:proofErr w:type="spellStart"/>
-      <w:r>
-        <w:t>m_bResettingTheSystem</w:t>
-      </w:r>
-      <w:proofErr w:type="spellEnd"/>
-      <w:r>
-        <w:t>)</w:t>
+        <w:t xml:space="preserve">    if (m_bResettingTheSystem)</w:t>
       </w:r>
       <w:r>
         <w:br/>
@@ -6376,49 +4161,11 @@
       </w:r>
       <w:r>
         <w:br/>
-        <w:t xml:space="preserve">        m_pXRSound-&gt;</w:t>
-      </w:r>
-      <w:proofErr w:type="spellStart"/>
-      <w:r>
-        <w:t>PlayWav</w:t>
-      </w:r>
-      <w:proofErr w:type="spellEnd"/>
-      <w:r>
-        <w:t>(</w:t>
-      </w:r>
-      <w:proofErr w:type="spellStart"/>
-      <w:r>
-        <w:t>SystemReset</w:t>
-      </w:r>
-      <w:proofErr w:type="spellEnd"/>
-      <w:r>
-        <w:t>, false, 1.0);   // returns false if play fails</w:t>
+        <w:t xml:space="preserve">        m_pXRSound-&gt;PlayWav(SystemReset, false, 1.0);   // returns false if play fails</w:t>
       </w:r>
       <w:r>
         <w:br/>
-        <w:t xml:space="preserve">        </w:t>
-      </w:r>
-      <w:proofErr w:type="spellStart"/>
-      <w:r>
-        <w:t>m_bResettingTheSystem</w:t>
-      </w:r>
-      <w:proofErr w:type="spellEnd"/>
-      <w:r>
-        <w:t xml:space="preserve"> = false;  // so we don't keep looping it (although calling </w:t>
-      </w:r>
-      <w:proofErr w:type="spellStart"/>
-      <w:r>
-        <w:t>PlayWav</w:t>
-      </w:r>
-      <w:proofErr w:type="spellEnd"/>
-      <w:r>
-        <w:t xml:space="preserve"> if </w:t>
-      </w:r>
-      <w:r>
-        <w:t xml:space="preserve">the </w:t>
-      </w:r>
-      <w:r>
-        <w:t xml:space="preserve">sound is </w:t>
+        <w:t xml:space="preserve">        m_bResettingTheSystem = false;  // so we don't keep looping it (although calling PlayWav if the sound is </w:t>
       </w:r>
       <w:r>
         <w:rPr>
@@ -6428,7 +4175,7 @@
         <w:t>already</w:t>
       </w:r>
       <w:r>
-        <w:t xml:space="preserve"> playing can only change its volume or loop settings: it will not stop and restart it.</w:t>
+        <w:t xml:space="preserve"> playing can only change its volume or loop settings: it will not stop and restart it).</w:t>
       </w:r>
       <w:r>
         <w:br/>
@@ -6452,13 +4199,7 @@
       </w:r>
       <w:r>
         <w:br/>
-        <w:t xml:space="preserve">    // as with any other allocated member variables, always remember to clean up the XRSound engine instance in your </w:t>
-      </w:r>
-      <w:r>
-        <w:t xml:space="preserve">vessel’s </w:t>
-      </w:r>
-      <w:r>
-        <w:t>destructor! :)</w:t>
+        <w:t xml:space="preserve">    // as with any other allocated member variables, always remember to clean up the XRSound engine instance in your vessel’s destructor! :)</w:t>
       </w:r>
       <w:r>
         <w:br/>
@@ -6479,7 +4220,6 @@
     </w:p>
     <w:p>
       <w:r>
-        <w:lastRenderedPageBreak/>
         <w:t>Of course, you can also load a new sound into the same sound slot at any time; if a sound is already playing in that slot, it will automatically be stopped when LoadWav replaces it:</w:t>
       </w:r>
     </w:p>
@@ -6493,40 +4233,11 @@
         <w:pStyle w:val="Courier10pt"/>
       </w:pPr>
       <w:r>
-        <w:t>if (m_pXRSound-&gt;</w:t>
-      </w:r>
-      <w:proofErr w:type="gramStart"/>
-      <w:r>
-        <w:t>LoadWav(</w:t>
-      </w:r>
-      <w:proofErr w:type="spellStart"/>
-      <w:proofErr w:type="gramEnd"/>
-      <w:r>
-        <w:t>SystemReset</w:t>
-      </w:r>
-      <w:proofErr w:type="spellEnd"/>
-      <w:r>
-        <w:t>, "My new sound.ogg", XRSound::Radio))   // does sound file exist?</w:t>
+        <w:t>if (m_pXRSound-&gt;LoadWav(SystemReset, "My new sound.ogg", XRSound::Radio))   // does sound file exist?</w:t>
       </w:r>
       <w:r>
         <w:br/>
-        <w:t xml:space="preserve">    m_pXRSound-&gt;</w:t>
-      </w:r>
-      <w:proofErr w:type="spellStart"/>
-      <w:r>
-        <w:t>PlayWav</w:t>
-      </w:r>
-      <w:proofErr w:type="spellEnd"/>
-      <w:r>
-        <w:t>(</w:t>
-      </w:r>
-      <w:proofErr w:type="spellStart"/>
-      <w:r>
-        <w:t>SystemReset</w:t>
-      </w:r>
-      <w:proofErr w:type="spellEnd"/>
-      <w:r>
-        <w:t>);    // play the sound using defaults of loop = false and max volume</w:t>
+        <w:t xml:space="preserve">    m_pXRSound-&gt;PlayWav(SystemReset);    // play the sound using defaults of loop = false and max volume</w:t>
       </w:r>
     </w:p>
     <w:p/>
@@ -6562,13 +4273,7 @@
         </w:numPr>
       </w:pPr>
       <w:r>
-        <w:t xml:space="preserve">verifies that the </w:t>
-      </w:r>
-      <w:r>
-        <w:t xml:space="preserve">sound </w:t>
-      </w:r>
-      <w:r>
-        <w:t xml:space="preserve">file exists and is readable, and </w:t>
+        <w:t xml:space="preserve">verifies that the sound file exists and is readable, and </w:t>
       </w:r>
     </w:p>
     <w:p>
@@ -6584,13 +4289,7 @@
     </w:p>
     <w:p>
       <w:r>
-        <w:t>Sound data is only loaded when it is played, and it automatically released when no longer needed</w:t>
-      </w:r>
-      <w:r>
-        <w:t xml:space="preserve">; </w:t>
-      </w:r>
-      <w:r>
-        <w:t xml:space="preserve">this is all managed by the underlying </w:t>
+        <w:t xml:space="preserve">Sound data is only loaded when it is played: XRSound streams each sound from its file rather than loading the whole file into memory, and releases it automatically when it is no longer needed.  This is managed by the </w:t>
       </w:r>
       <w:hyperlink r:id="rId32" w:history="1">
         <w:r>
@@ -6599,20 +4298,17 @@
             <w:rFonts w:cs="Calibri"/>
             <w:szCs w:val="22"/>
           </w:rPr>
-          <w:t>irrKlang</w:t>
+          <w:t>miniaudio</w:t>
         </w:r>
       </w:hyperlink>
       <w:r>
-        <w:t xml:space="preserve"> sound engine.</w:t>
+        <w:t xml:space="preserve"> library.</w:t>
       </w:r>
     </w:p>
     <w:p/>
     <w:p>
       <w:r>
-        <w:t xml:space="preserve">Note that XRSound does not write </w:t>
-      </w:r>
-      <w:r>
-        <w:t>any data to or read any data from Orbiter scenario files.</w:t>
+        <w:t>Note that XRSound does not write any data to or read any data from Orbiter scenario files.</w:t>
       </w:r>
     </w:p>
     <w:p>
@@ -6624,7 +4320,7 @@
       <w:pPr>
         <w:pStyle w:val="Heading1"/>
       </w:pPr>
-      <w:bookmarkStart w:id="8" w:name="_Toc80453728"/>
+      <w:bookmarkStart w:id="8" w:name="_Toc243946907"/>
       <w:r>
         <w:t>Using the XRSound C++ APIs to Add Sounds to a Module</w:t>
       </w:r>
@@ -6633,25 +4329,13 @@
     <w:p/>
     <w:p>
       <w:r>
-        <w:t>As of XRSound version 2.0</w:t>
-      </w:r>
-      <w:r>
-        <w:t>,</w:t>
-      </w:r>
-      <w:r>
-        <w:t xml:space="preserve"> you can also play sounds from an Orbiter </w:t>
+        <w:t xml:space="preserve">As of XRSound version 2.0, you can also play sounds from an Orbiter </w:t>
       </w:r>
       <w:r>
         <w:rPr>
           <w:i/>
         </w:rPr>
-        <w:t>module</w:t>
-      </w:r>
-      <w:r>
-        <w:rPr>
-          <w:i/>
-        </w:rPr>
-        <w:t xml:space="preserve">, </w:t>
+        <w:t xml:space="preserve">module, </w:t>
       </w:r>
       <w:r>
         <w:rPr>
@@ -6660,25 +4344,7 @@
         <w:t>such as an MFD or other type of Orbiter plugin</w:t>
       </w:r>
       <w:r>
-        <w:t>.</w:t>
-      </w:r>
-      <w:r>
-        <w:t xml:space="preserve"> </w:t>
-      </w:r>
-      <w:r>
-        <w:t xml:space="preserve">Adding sounds to </w:t>
-      </w:r>
-      <w:r>
-        <w:t xml:space="preserve">a </w:t>
-      </w:r>
-      <w:r>
-        <w:t xml:space="preserve">module is </w:t>
-      </w:r>
-      <w:r>
-        <w:t xml:space="preserve">exactly </w:t>
-      </w:r>
-      <w:r>
-        <w:t>the same as adding sounds to a vessel except for the following differences:</w:t>
+        <w:t>. Adding sounds to a module is exactly the same as adding sounds to a vessel except for the following differences:</w:t>
       </w:r>
     </w:p>
     <w:p/>
@@ -6696,32 +4362,7 @@
         </w:rPr>
       </w:pPr>
       <w:r>
-        <w:lastRenderedPageBreak/>
-        <w:t xml:space="preserve">You create an instance of </w:t>
-      </w:r>
-      <w:r>
-        <w:t xml:space="preserve">an </w:t>
-      </w:r>
-      <w:r>
-        <w:t>XRSound object that is tied to an arbitrary ID</w:t>
-      </w:r>
-      <w:r>
-        <w:t xml:space="preserve">, </w:t>
-      </w:r>
-      <w:r>
-        <w:t>rather than a</w:t>
-      </w:r>
-      <w:r>
-        <w:t xml:space="preserve">n Orbiter VESSEL </w:t>
-      </w:r>
-      <w:r>
-        <w:t>object</w:t>
-      </w:r>
-      <w:r>
-        <w:t xml:space="preserve">, </w:t>
-      </w:r>
-      <w:r>
-        <w:t>by calling the</w:t>
+        <w:t>You create an instance of an XRSound object that is tied to an arbitrary ID, rather than an Orbiter VESSEL object, by calling the</w:t>
       </w:r>
       <w:r>
         <w:rPr>
@@ -6731,51 +4372,13 @@
         </w:rPr>
         <w:t xml:space="preserve"> </w:t>
       </w:r>
-      <w:proofErr w:type="gramStart"/>
       <w:r>
         <w:rPr>
           <w:rFonts w:ascii="Courier New" w:hAnsi="Courier New" w:cs="Courier New"/>
           <w:szCs w:val="20"/>
           <w:lang w:eastAsia="ja-JP"/>
         </w:rPr>
-        <w:t>XRSound::</w:t>
-      </w:r>
-      <w:proofErr w:type="spellStart"/>
-      <w:proofErr w:type="gramEnd"/>
-      <w:r>
-        <w:rPr>
-          <w:rFonts w:ascii="Courier New" w:hAnsi="Courier New" w:cs="Courier New"/>
-          <w:szCs w:val="20"/>
-          <w:lang w:eastAsia="ja-JP"/>
-        </w:rPr>
-        <w:t>CreateInstance</w:t>
-      </w:r>
-      <w:proofErr w:type="spellEnd"/>
-      <w:r>
-        <w:rPr>
-          <w:rFonts w:ascii="Courier New" w:hAnsi="Courier New" w:cs="Courier New"/>
-          <w:szCs w:val="20"/>
-          <w:lang w:eastAsia="ja-JP"/>
-        </w:rPr>
-        <w:t>(const char *</w:t>
-      </w:r>
-      <w:proofErr w:type="spellStart"/>
-      <w:r>
-        <w:rPr>
-          <w:rFonts w:ascii="Courier New" w:hAnsi="Courier New" w:cs="Courier New"/>
-          <w:szCs w:val="20"/>
-          <w:lang w:eastAsia="ja-JP"/>
-        </w:rPr>
-        <w:t>pUniqueModuleName</w:t>
-      </w:r>
-      <w:proofErr w:type="spellEnd"/>
-      <w:r>
-        <w:rPr>
-          <w:rFonts w:ascii="Courier New" w:hAnsi="Courier New" w:cs="Courier New"/>
-          <w:szCs w:val="20"/>
-          <w:lang w:eastAsia="ja-JP"/>
-        </w:rPr>
-        <w:t>)</w:t>
+        <w:t>XRSound::CreateInstance(const char *pUniqueModuleName)</w:t>
       </w:r>
       <w:r>
         <w:rPr>
@@ -6796,14 +4399,12 @@
         </w:rPr>
         <w:t xml:space="preserve"> </w:t>
       </w:r>
-      <w:proofErr w:type="spellStart"/>
       <w:r>
         <w:rPr>
           <w:rStyle w:val="Courier10ptChar"/>
         </w:rPr>
         <w:t>clbkSimulationStart</w:t>
       </w:r>
-      <w:proofErr w:type="spellEnd"/>
       <w:r>
         <w:rPr>
           <w:rFonts w:ascii="Calibri" w:hAnsi="Calibri" w:cs="Calibri"/>
@@ -6858,22 +4459,12 @@
         </w:rPr>
         <w:t xml:space="preserve"> </w:t>
       </w:r>
-      <w:proofErr w:type="gramStart"/>
       <w:r>
         <w:rPr>
           <w:rStyle w:val="Courier10ptChar"/>
         </w:rPr>
-        <w:t>XRSound::</w:t>
-      </w:r>
-      <w:proofErr w:type="spellStart"/>
-      <w:proofErr w:type="gramEnd"/>
-      <w:r>
-        <w:rPr>
-          <w:rStyle w:val="Courier10ptChar"/>
-        </w:rPr>
-        <w:t>CreateInstance</w:t>
-      </w:r>
-      <w:proofErr w:type="spellEnd"/>
+        <w:t>XRSound::CreateInstance</w:t>
+      </w:r>
       <w:r>
         <w:t xml:space="preserve"> from your module’s</w:t>
       </w:r>
@@ -6885,14 +4476,12 @@
         </w:rPr>
         <w:t xml:space="preserve"> </w:t>
       </w:r>
-      <w:proofErr w:type="spellStart"/>
       <w:r>
         <w:rPr>
           <w:rStyle w:val="Courier10ptChar"/>
         </w:rPr>
         <w:t>clbkSimulationStart</w:t>
       </w:r>
-      <w:proofErr w:type="spellEnd"/>
       <w:r>
         <w:rPr>
           <w:rFonts w:ascii="Calibri" w:hAnsi="Calibri" w:cs="Calibri"/>
@@ -6902,22 +4491,7 @@
         <w:t xml:space="preserve"> </w:t>
       </w:r>
       <w:r>
-        <w:t>method</w:t>
-      </w:r>
-      <w:r>
-        <w:t>,</w:t>
-      </w:r>
-      <w:r>
-        <w:t xml:space="preserve"> and </w:t>
-      </w:r>
-      <w:r>
-        <w:t xml:space="preserve">it should </w:t>
-      </w:r>
-      <w:r>
-        <w:t xml:space="preserve">also delete the </w:t>
-      </w:r>
-      <w:r>
-        <w:t xml:space="preserve">returned </w:t>
+        <w:t xml:space="preserve">method, and it should also delete the returned </w:t>
       </w:r>
       <w:r>
         <w:rPr>
@@ -6926,10 +4500,7 @@
         <w:t>XRSound</w:t>
       </w:r>
       <w:r>
-        <w:t xml:space="preserve"> </w:t>
-      </w:r>
-      <w:r>
-        <w:t>object in your module’s</w:t>
+        <w:t xml:space="preserve"> object in your module’s</w:t>
       </w:r>
       <w:r>
         <w:rPr>
@@ -6939,14 +4510,12 @@
         </w:rPr>
         <w:t xml:space="preserve"> </w:t>
       </w:r>
-      <w:proofErr w:type="spellStart"/>
       <w:r>
         <w:rPr>
           <w:rStyle w:val="Courier10ptChar"/>
         </w:rPr>
         <w:t>clbkSimulationEnd</w:t>
       </w:r>
-      <w:proofErr w:type="spellEnd"/>
       <w:r>
         <w:t xml:space="preserve"> method.  </w:t>
       </w:r>
@@ -6954,33 +4523,19 @@
         <w:rPr>
           <w:u w:val="single"/>
         </w:rPr>
-        <w:t xml:space="preserve">Note that </w:t>
+        <w:t xml:space="preserve">Note that XRSoundEngine objects are only valid until </w:t>
+      </w:r>
+      <w:r>
+        <w:rPr>
+          <w:rStyle w:val="Courier10ptChar"/>
+        </w:rPr>
+        <w:t>clbkSimulationEnd</w:t>
       </w:r>
       <w:r>
         <w:rPr>
           <w:u w:val="single"/>
         </w:rPr>
-        <w:t xml:space="preserve">XRSoundEngine objects are only valid until </w:t>
-      </w:r>
-      <w:proofErr w:type="spellStart"/>
-      <w:r>
-        <w:rPr>
-          <w:rStyle w:val="Courier10ptChar"/>
-        </w:rPr>
-        <w:t>clkbSimulationEnd</w:t>
-      </w:r>
-      <w:proofErr w:type="spellEnd"/>
-      <w:r>
-        <w:rPr>
-          <w:u w:val="single"/>
-        </w:rPr>
-        <w:t xml:space="preserve"> </w:t>
-      </w:r>
-      <w:r>
-        <w:rPr>
-          <w:u w:val="single"/>
-        </w:rPr>
-        <w:t>finishes</w:t>
+        <w:t xml:space="preserve"> finishes</w:t>
       </w:r>
       <w:r>
         <w:t>.</w:t>
@@ -7013,105 +4568,55 @@
         </w:rPr>
         <w:t xml:space="preserve">Since XRSound uses the </w:t>
       </w:r>
-      <w:proofErr w:type="spellStart"/>
       <w:r>
         <w:rPr>
           <w:rStyle w:val="Courier10ptChar"/>
         </w:rPr>
         <w:t>pUniqueModuleName</w:t>
       </w:r>
-      <w:proofErr w:type="spellEnd"/>
       <w:r>
         <w:rPr>
           <w:lang w:eastAsia="ja-JP"/>
         </w:rPr>
-        <w:t xml:space="preserve"> value to uniquely identify which Orbiter module is calling it, it is best to pass the name of your Orbiter module's DLL </w:t>
-      </w:r>
-      <w:proofErr w:type="gramStart"/>
+        <w:t xml:space="preserve"> value to uniquely identify which Orbiter module is calling it, it is best to pass the name of your Orbiter module's DLL here; e.g., if your custom MP3 Orbiter module is installed as </w:t>
+      </w:r>
+      <w:r>
+        <w:rPr>
+          <w:rStyle w:val="Courier10ptChar"/>
+        </w:rPr>
+        <w:t>MyCoolMp3Player.dll</w:t>
+      </w:r>
       <w:r>
         <w:rPr>
           <w:lang w:eastAsia="ja-JP"/>
         </w:rPr>
-        <w:t>here;</w:t>
-      </w:r>
-      <w:proofErr w:type="gramEnd"/>
+        <w:t xml:space="preserve">, it's best to pass "MyCoolMp3Player" as the </w:t>
+      </w:r>
+      <w:r>
+        <w:rPr>
+          <w:rStyle w:val="Courier10ptChar"/>
+        </w:rPr>
+        <w:t>pUniqueModuleName</w:t>
+      </w:r>
       <w:r>
         <w:rPr>
           <w:lang w:eastAsia="ja-JP"/>
         </w:rPr>
-        <w:t xml:space="preserve"> e.g., if your custom MP3 Orbiter module is installed as </w:t>
-      </w:r>
-      <w:r>
-        <w:rPr>
-          <w:rStyle w:val="Courier10ptChar"/>
-        </w:rPr>
-        <w:t>MyCoolMp3Player.dll</w:t>
-      </w:r>
-      <w:r>
-        <w:rPr>
+        <w:t xml:space="preserve"> above. Technically, </w:t>
+      </w:r>
+      <w:r>
+        <w:rPr>
+          <w:rFonts w:ascii="Courier New" w:hAnsi="Courier New" w:cs="Courier New"/>
+          <w:szCs w:val="20"/>
           <w:lang w:eastAsia="ja-JP"/>
         </w:rPr>
-        <w:t xml:space="preserve">, it's best to pass "MyCoolMp3Player" as the </w:t>
-      </w:r>
-      <w:proofErr w:type="spellStart"/>
-      <w:r>
-        <w:rPr>
-          <w:rStyle w:val="Courier10ptChar"/>
-        </w:rPr>
         <w:t>pUniqueModuleName</w:t>
       </w:r>
-      <w:proofErr w:type="spellEnd"/>
       <w:r>
         <w:rPr>
           <w:lang w:eastAsia="ja-JP"/>
         </w:rPr>
-        <w:t xml:space="preserve"> </w:t>
-      </w:r>
-      <w:r>
-        <w:rPr>
-          <w:lang w:eastAsia="ja-JP"/>
-        </w:rPr>
-        <w:t>above</w:t>
-      </w:r>
-      <w:r>
-        <w:rPr>
-          <w:lang w:eastAsia="ja-JP"/>
-        </w:rPr>
-        <w:t>.</w:t>
-      </w:r>
-      <w:r>
-        <w:rPr>
-          <w:lang w:eastAsia="ja-JP"/>
-        </w:rPr>
-        <w:t xml:space="preserve"> Technically, </w:t>
-      </w:r>
-      <w:proofErr w:type="spellStart"/>
-      <w:r>
-        <w:rPr>
-          <w:rFonts w:ascii="Courier New" w:hAnsi="Courier New" w:cs="Courier New"/>
-          <w:szCs w:val="20"/>
-          <w:lang w:eastAsia="ja-JP"/>
-        </w:rPr>
-        <w:t>pUniqueModuleName</w:t>
-      </w:r>
-      <w:proofErr w:type="spellEnd"/>
-      <w:r>
-        <w:rPr>
-          <w:lang w:eastAsia="ja-JP"/>
-        </w:rPr>
-        <w:t xml:space="preserve"> </w:t>
-      </w:r>
-      <w:r>
-        <w:rPr>
-          <w:lang w:eastAsia="ja-JP"/>
-        </w:rPr>
-        <w:t xml:space="preserve">values </w:t>
-      </w:r>
-      <w:r>
-        <w:rPr>
-          <w:lang w:eastAsia="ja-JP"/>
-        </w:rPr>
-        <w:t>are arbitrary, but they must be unique within a given Orbiter installation.</w:t>
+        <w:t xml:space="preserve"> values are arbitrary, but they must be unique within a given Orbiter installation.</w:t>
       </w:r>
     </w:p>
     <w:p>
@@ -7141,130 +4646,36 @@
         </w:rPr>
         <w:t xml:space="preserve">When calling </w:t>
       </w:r>
-      <w:proofErr w:type="gramStart"/>
       <w:r>
         <w:rPr>
           <w:rStyle w:val="Courier10ptChar"/>
         </w:rPr>
-        <w:t>LoadWav(</w:t>
-      </w:r>
-      <w:proofErr w:type="gramEnd"/>
-      <w:r>
-        <w:rPr>
-          <w:rStyle w:val="Courier10ptChar"/>
-        </w:rPr>
-        <w:t xml:space="preserve">const int </w:t>
-      </w:r>
-      <w:proofErr w:type="spellStart"/>
-      <w:r>
-        <w:rPr>
-          <w:rStyle w:val="Courier10ptChar"/>
-        </w:rPr>
-        <w:t>soundID</w:t>
-      </w:r>
-      <w:proofErr w:type="spellEnd"/>
-      <w:r>
-        <w:rPr>
-          <w:rStyle w:val="Courier10ptChar"/>
-        </w:rPr>
-        <w:t>, const char *</w:t>
-      </w:r>
-      <w:proofErr w:type="spellStart"/>
-      <w:r>
-        <w:rPr>
-          <w:rStyle w:val="Courier10ptChar"/>
-        </w:rPr>
-        <w:t>pSoundFilename</w:t>
-      </w:r>
-      <w:proofErr w:type="spellEnd"/>
-      <w:r>
-        <w:rPr>
-          <w:rStyle w:val="Courier10ptChar"/>
-        </w:rPr>
-        <w:t xml:space="preserve">, const </w:t>
-      </w:r>
-      <w:proofErr w:type="spellStart"/>
-      <w:r>
-        <w:rPr>
-          <w:rStyle w:val="Courier10ptChar"/>
-        </w:rPr>
-        <w:t>PlaybackType</w:t>
-      </w:r>
-      <w:proofErr w:type="spellEnd"/>
-      <w:r>
-        <w:rPr>
-          <w:rStyle w:val="Courier10ptChar"/>
-        </w:rPr>
-        <w:t xml:space="preserve"> </w:t>
-      </w:r>
-      <w:proofErr w:type="spellStart"/>
-      <w:r>
-        <w:rPr>
-          <w:rStyle w:val="Courier10ptChar"/>
-        </w:rPr>
-        <w:t>playbackType</w:t>
-      </w:r>
-      <w:proofErr w:type="spellEnd"/>
-      <w:r>
-        <w:rPr>
-          <w:rStyle w:val="Courier10ptChar"/>
-        </w:rPr>
-        <w:t>)</w:t>
+        <w:t>LoadWav(const int soundID, const char *pSoundFilename, const PlaybackType playbackType)</w:t>
       </w:r>
       <w:r>
         <w:rPr>
           <w:lang w:eastAsia="ja-JP"/>
         </w:rPr>
-        <w:t xml:space="preserve">, </w:t>
-      </w:r>
-      <w:r>
-        <w:rPr>
-          <w:lang w:eastAsia="ja-JP"/>
-        </w:rPr>
-        <w:t xml:space="preserve">you should pass </w:t>
+        <w:t xml:space="preserve">, you should pass </w:t>
       </w:r>
       <w:r>
         <w:rPr>
           <w:rStyle w:val="Courier10ptChar"/>
           <w:lang w:eastAsia="ja-JP"/>
         </w:rPr>
-        <w:t>XRSound::</w:t>
-      </w:r>
-      <w:proofErr w:type="spellStart"/>
+        <w:t>XRSound::PlaybackType::Global</w:t>
+      </w:r>
+      <w:r>
+        <w:rPr>
+          <w:lang w:eastAsia="ja-JP"/>
+        </w:rPr>
+        <w:t xml:space="preserve"> for </w:t>
+      </w:r>
       <w:r>
         <w:rPr>
           <w:rStyle w:val="Courier10ptChar"/>
-          <w:lang w:eastAsia="ja-JP"/>
-        </w:rPr>
-        <w:t>PlaybackType</w:t>
-      </w:r>
-      <w:proofErr w:type="spellEnd"/>
-      <w:r>
-        <w:rPr>
-          <w:rStyle w:val="Courier10ptChar"/>
-          <w:lang w:eastAsia="ja-JP"/>
-        </w:rPr>
-        <w:t>::Global</w:t>
-      </w:r>
-      <w:r>
-        <w:rPr>
-          <w:lang w:eastAsia="ja-JP"/>
-        </w:rPr>
-        <w:t xml:space="preserve"> for </w:t>
-      </w:r>
-      <w:proofErr w:type="spellStart"/>
-      <w:r>
-        <w:rPr>
-          <w:rStyle w:val="Courier10ptChar"/>
-        </w:rPr>
-        <w:t>playbackType</w:t>
-      </w:r>
-      <w:proofErr w:type="spellEnd"/>
-      <w:r>
-        <w:rPr>
-          <w:rStyle w:val="Courier10ptChar"/>
-        </w:rPr>
-        <w:t>,</w:t>
+        </w:rPr>
+        <w:t>playbackType,</w:t>
       </w:r>
       <w:r>
         <w:rPr>
@@ -7295,83 +4706,15 @@
         <w:rPr>
           <w:lang w:eastAsia="ja-JP"/>
         </w:rPr>
-        <w:t xml:space="preserve">Unlike Orbiter vessels, Orbiter modules do not have </w:t>
-      </w:r>
-      <w:r>
-        <w:rPr>
+        <w:t xml:space="preserve">Unlike Orbiter vessels, Orbiter modules do not have the concept of default sounds or default sound groups.  Therefore, for XRSound objects created via </w:t>
+      </w:r>
+      <w:r>
+        <w:rPr>
+          <w:rFonts w:ascii="Courier New" w:hAnsi="Courier New" w:cs="Courier New"/>
+          <w:szCs w:val="20"/>
           <w:lang w:eastAsia="ja-JP"/>
         </w:rPr>
-        <w:t xml:space="preserve">the </w:t>
-      </w:r>
-      <w:r>
-        <w:rPr>
-          <w:lang w:eastAsia="ja-JP"/>
-        </w:rPr>
-        <w:t xml:space="preserve">concept </w:t>
-      </w:r>
-      <w:r>
-        <w:rPr>
-          <w:lang w:eastAsia="ja-JP"/>
-        </w:rPr>
-        <w:t xml:space="preserve">of </w:t>
-      </w:r>
-      <w:r>
-        <w:rPr>
-          <w:lang w:eastAsia="ja-JP"/>
-        </w:rPr>
-        <w:t>default sounds or default sound groups.  Therefore</w:t>
-      </w:r>
-      <w:r>
-        <w:rPr>
-          <w:lang w:eastAsia="ja-JP"/>
-        </w:rPr>
-        <w:t xml:space="preserve">, for XRSound objects created via </w:t>
-      </w:r>
-      <w:proofErr w:type="gramStart"/>
-      <w:r>
-        <w:rPr>
-          <w:rFonts w:ascii="Courier New" w:hAnsi="Courier New" w:cs="Courier New"/>
-          <w:szCs w:val="20"/>
-          <w:lang w:eastAsia="ja-JP"/>
-        </w:rPr>
-        <w:t>XRSound::</w:t>
-      </w:r>
-      <w:proofErr w:type="spellStart"/>
-      <w:proofErr w:type="gramEnd"/>
-      <w:r>
-        <w:rPr>
-          <w:rFonts w:ascii="Courier New" w:hAnsi="Courier New" w:cs="Courier New"/>
-          <w:szCs w:val="20"/>
-          <w:lang w:eastAsia="ja-JP"/>
-        </w:rPr>
-        <w:t>CreateInstance</w:t>
-      </w:r>
-      <w:proofErr w:type="spellEnd"/>
-      <w:r>
-        <w:rPr>
-          <w:rFonts w:ascii="Courier New" w:hAnsi="Courier New" w:cs="Courier New"/>
-          <w:szCs w:val="20"/>
-          <w:lang w:eastAsia="ja-JP"/>
-        </w:rPr>
-        <w:t>(const char *</w:t>
-      </w:r>
-      <w:proofErr w:type="spellStart"/>
-      <w:r>
-        <w:rPr>
-          <w:rFonts w:ascii="Courier New" w:hAnsi="Courier New" w:cs="Courier New"/>
-          <w:szCs w:val="20"/>
-          <w:lang w:eastAsia="ja-JP"/>
-        </w:rPr>
-        <w:t>pUniqueModuleName</w:t>
-      </w:r>
-      <w:proofErr w:type="spellEnd"/>
-      <w:r>
-        <w:rPr>
-          <w:rFonts w:ascii="Courier New" w:hAnsi="Courier New" w:cs="Courier New"/>
-          <w:szCs w:val="20"/>
-          <w:lang w:eastAsia="ja-JP"/>
-        </w:rPr>
-        <w:t>)</w:t>
+        <w:t>XRSound::CreateInstance(const char *pUniqueModuleName)</w:t>
       </w:r>
       <w:r>
         <w:rPr>
@@ -7390,31 +4733,17 @@
           <w:lang w:eastAsia="ja-JP"/>
         </w:rPr>
       </w:pPr>
-      <w:proofErr w:type="spellStart"/>
       <w:r>
         <w:rPr>
           <w:rStyle w:val="Courier10ptChar"/>
         </w:rPr>
         <w:t>SetDefaultSoundEnabled</w:t>
       </w:r>
-      <w:proofErr w:type="spellEnd"/>
       <w:r>
         <w:rPr>
           <w:lang w:eastAsia="ja-JP"/>
         </w:rPr>
-        <w:t xml:space="preserve"> </w:t>
-      </w:r>
-      <w:r>
-        <w:rPr>
-          <w:lang w:eastAsia="ja-JP"/>
-        </w:rPr>
-        <w:t xml:space="preserve">has no effect and </w:t>
-      </w:r>
-      <w:r>
-        <w:rPr>
-          <w:lang w:eastAsia="ja-JP"/>
-        </w:rPr>
-        <w:t xml:space="preserve">always returns </w:t>
+        <w:t xml:space="preserve"> has no effect and always returns </w:t>
       </w:r>
       <w:r>
         <w:rPr>
@@ -7439,15 +4768,12 @@
           <w:lang w:eastAsia="ja-JP"/>
         </w:rPr>
       </w:pPr>
-      <w:proofErr w:type="spellStart"/>
       <w:r>
         <w:rPr>
           <w:rStyle w:val="Courier10ptChar"/>
         </w:rPr>
-        <w:lastRenderedPageBreak/>
         <w:t>GetDefaultSoundEnabled</w:t>
       </w:r>
-      <w:proofErr w:type="spellEnd"/>
       <w:r>
         <w:rPr>
           <w:lang w:eastAsia="ja-JP"/>
@@ -7477,37 +4803,17 @@
           <w:lang w:eastAsia="ja-JP"/>
         </w:rPr>
       </w:pPr>
-      <w:proofErr w:type="spellStart"/>
       <w:r>
         <w:rPr>
           <w:rStyle w:val="Courier10ptChar"/>
         </w:rPr>
         <w:t>SetDefaultSoundGroupFolder</w:t>
       </w:r>
-      <w:proofErr w:type="spellEnd"/>
       <w:r>
         <w:rPr>
           <w:lang w:eastAsia="ja-JP"/>
         </w:rPr>
-        <w:t xml:space="preserve"> </w:t>
-      </w:r>
-      <w:r>
-        <w:rPr>
-          <w:lang w:eastAsia="ja-JP"/>
-        </w:rPr>
-        <w:t>has no effect and</w:t>
-      </w:r>
-      <w:r>
-        <w:rPr>
-          <w:lang w:eastAsia="ja-JP"/>
-        </w:rPr>
-        <w:t xml:space="preserve"> </w:t>
-      </w:r>
-      <w:r>
-        <w:rPr>
-          <w:lang w:eastAsia="ja-JP"/>
-        </w:rPr>
-        <w:t xml:space="preserve">always returns </w:t>
+        <w:t xml:space="preserve"> has no effect and always returns </w:t>
       </w:r>
       <w:r>
         <w:rPr>
@@ -7532,28 +4838,24 @@
           <w:lang w:eastAsia="ja-JP"/>
         </w:rPr>
       </w:pPr>
-      <w:proofErr w:type="spellStart"/>
       <w:r>
         <w:rPr>
           <w:rStyle w:val="Courier10ptChar"/>
         </w:rPr>
         <w:t>GetDefaultSoundGroupFolder</w:t>
       </w:r>
-      <w:proofErr w:type="spellEnd"/>
       <w:r>
         <w:rPr>
           <w:lang w:eastAsia="ja-JP"/>
         </w:rPr>
         <w:t xml:space="preserve"> always returns </w:t>
       </w:r>
-      <w:proofErr w:type="spellStart"/>
       <w:r>
         <w:rPr>
           <w:rStyle w:val="Courier10ptChar"/>
         </w:rPr>
         <w:t>nullptr</w:t>
       </w:r>
-      <w:proofErr w:type="spellEnd"/>
       <w:r>
         <w:rPr>
           <w:lang w:eastAsia="ja-JP"/>
@@ -7583,19 +4885,7 @@
         <w:rPr>
           <w:lang w:eastAsia="ja-JP"/>
         </w:rPr>
-        <w:t>There is no way to add sounds to an Orbiter module via a config file: you must use the XRSound C++ API</w:t>
-      </w:r>
-      <w:r>
-        <w:rPr>
-          <w:lang w:eastAsia="ja-JP"/>
-        </w:rPr>
-        <w:t xml:space="preserve"> from the module’s source c ode</w:t>
-      </w:r>
-      <w:r>
-        <w:rPr>
-          <w:lang w:eastAsia="ja-JP"/>
-        </w:rPr>
-        <w:t>.</w:t>
+        <w:t>There is no way to add sounds to an Orbiter module via a config file: you must use the XRSound C++ API from the module’s source code.</w:t>
       </w:r>
     </w:p>
     <w:p/>
@@ -7610,25 +4900,7 @@
         <w:t>$ORBITER_ROOT\Orbitersdk\XRSound\XRSound.h</w:t>
       </w:r>
       <w:r>
-        <w:t xml:space="preserve"> for more information about the </w:t>
-      </w:r>
-      <w:r>
-        <w:t xml:space="preserve">XRSound </w:t>
-      </w:r>
-      <w:r>
-        <w:t>SDK.</w:t>
-      </w:r>
-      <w:r>
-        <w:t xml:space="preserve">  For questions or support </w:t>
-      </w:r>
-      <w:r>
-        <w:t xml:space="preserve">regarding </w:t>
-      </w:r>
-      <w:r>
-        <w:t xml:space="preserve">XRSound, </w:t>
-      </w:r>
-      <w:r>
-        <w:t xml:space="preserve">visit </w:t>
+        <w:t xml:space="preserve"> for more information about the XRSound SDK.  For questions or support regarding XRSound, visit </w:t>
       </w:r>
       <w:hyperlink r:id="rId33" w:history="1">
         <w:r>
@@ -7642,14 +4914,56 @@
         <w:t xml:space="preserve">. </w:t>
       </w:r>
     </w:p>
+    <w:p>
+      <w:pPr>
+        <w:spacing w:before="240"/>
+      </w:pPr>
+      <w:r>
+        <w:rPr>
+          <w:b/>
+        </w:rPr>
+        <w:t>Audio debug window (developers)</w:t>
+      </w:r>
+    </w:p>
+    <w:p>
+      <w:pPr>
+        <w:jc w:val="both"/>
+      </w:pPr>
+      <w:r>
+        <w:t>Debug builds of XRSound 4.0 add an Audio debug window that lists each active sound, whether it is playing, paused, or stopped, whether it loops, and its file name.  Open it from Orbiter's Custom Functions list (Ctrl+F4) by selecting Audio debug.</w:t>
+      </w:r>
+    </w:p>
+    <w:p>
+      <w:pPr>
+        <w:jc w:val="both"/>
+      </w:pPr>
+      <w:r>
+        <w:t xml:space="preserve">The window uses Orbiter's ImGui dialogs, which Orbiter added after the Orbiter 2024 release, so a Debug </w:t>
+      </w:r>
+      <w:r>
+        <w:rPr>
+          <w:rStyle w:val="Courier10ptChar"/>
+        </w:rPr>
+        <w:t>XRSound.dll</w:t>
+      </w:r>
+      <w:r>
+        <w:t xml:space="preserve"> that includes the window does not load in Orbiter 2024.  To build a Debug XRSound for Orbiter 2024, configure CMake with </w:t>
+      </w:r>
+      <w:r>
+        <w:rPr>
+          <w:rStyle w:val="Courier10ptChar"/>
+        </w:rPr>
+        <w:t>-DXRSOUND_DEBUG_GUI=OFF</w:t>
+      </w:r>
+      <w:r>
+        <w:t>.  Release builds never include the window.</w:t>
+      </w:r>
+    </w:p>
     <w:p/>
     <w:p/>
     <w:p>
       <w:r>
-        <w:t xml:space="preserve">-- end </w:t>
-      </w:r>
-      <w:r>
-        <w:t>--</w:t>
+        <w:t>-- end --</w:t>
       </w:r>
     </w:p>
     <w:p/>
@@ -7666,7 +4980,7 @@
 </file>
 
 <file path=word/endnotes.xml><?xml version="1.0" encoding="utf-8"?>
-<w:endnotes xmlns:wpc="http://schemas.microsoft.com/office/word/2010/wordprocessingCanvas" xmlns:cx="http://schemas.microsoft.com/office/drawing/2014/chartex" xmlns:cx1="http://schemas.microsoft.com/office/drawing/2015/9/8/chartex" xmlns:cx2="http://schemas.microsoft.com/office/drawing/2015/10/21/chartex" xmlns:cx3="http://schemas.microsoft.com/office/drawing/2016/5/9/chartex" xmlns:cx4="http://schemas.microsoft.com/office/drawing/2016/5/10/chartex" xmlns:cx5="http://schemas.microsoft.com/office/drawing/2016/5/11/chartex" xmlns:cx6="http://schemas.microsoft.com/office/drawing/2016/5/12/chartex" xmlns:cx7="http://schemas.microsoft.com/office/drawing/2016/5/13/chartex" xmlns:cx8="http://schemas.microsoft.com/office/drawing/2016/5/14/chartex" xmlns:mc="http://schemas.openxmlformats.org/markup-compatibility/2006" xmlns:aink="http://schemas.microsoft.com/office/drawing/2016/ink" xmlns:am3d="http://schemas.microsoft.com/office/drawing/2017/model3d" xmlns:o="urn:schemas-microsoft-com:office:office" xmlns:r="http://schemas.openxmlformats.org/officeDocument/2006/relationships" xmlns:m="http://schemas.openxmlformats.org/officeDocument/2006/math" xmlns:v="urn:schemas-microsoft-com:vml" xmlns:wp14="http://schemas.microsoft.com/office/word/2010/wordprocessingDrawing" xmlns:wp="http://schemas.openxmlformats.org/drawingml/2006/wordprocessingDrawing" xmlns:w10="urn:schemas-microsoft-com:office:word" xmlns:w="http://schemas.openxmlformats.org/wordprocessingml/2006/main" xmlns:w14="http://schemas.microsoft.com/office/word/2010/wordml" xmlns:w15="http://schemas.microsoft.com/office/word/2012/wordml" xmlns:w16cex="http://schemas.microsoft.com/office/word/2018/wordml/cex" xmlns:w16cid="http://schemas.microsoft.com/office/word/2016/wordml/cid" xmlns:w16="http://schemas.microsoft.com/office/word/2018/wordml" xmlns:w16sdtdh="http://schemas.microsoft.com/office/word/2020/wordml/sdtdatahash" xmlns:w16se="http://schemas.microsoft.com/office/word/2015/wordml/symex" xmlns:wpg="http://schemas.microsoft.com/office/word/2010/wordprocessingGroup" xmlns:wpi="http://schemas.microsoft.com/office/word/2010/wordprocessingInk" xmlns:wne="http://schemas.microsoft.com/office/word/2006/wordml" xmlns:wps="http://schemas.microsoft.com/office/word/2010/wordprocessingShape" mc:Ignorable="w14 w15 w16se w16cid w16 w16cex w16sdtdh wp14">
+<w:endnotes xmlns:wpc="http://schemas.microsoft.com/office/word/2010/wordprocessingCanvas" xmlns:cx="http://schemas.microsoft.com/office/drawing/2014/chartex" xmlns:cx1="http://schemas.microsoft.com/office/drawing/2015/9/8/chartex" xmlns:cx2="http://schemas.microsoft.com/office/drawing/2015/10/21/chartex" xmlns:cx3="http://schemas.microsoft.com/office/drawing/2016/5/9/chartex" xmlns:cx4="http://schemas.microsoft.com/office/drawing/2016/5/10/chartex" xmlns:cx5="http://schemas.microsoft.com/office/drawing/2016/5/11/chartex" xmlns:cx6="http://schemas.microsoft.com/office/drawing/2016/5/12/chartex" xmlns:cx7="http://schemas.microsoft.com/office/drawing/2016/5/13/chartex" xmlns:cx8="http://schemas.microsoft.com/office/drawing/2016/5/14/chartex" xmlns:mc="http://schemas.openxmlformats.org/markup-compatibility/2006" xmlns:aink="http://schemas.microsoft.com/office/drawing/2016/ink" xmlns:am3d="http://schemas.microsoft.com/office/drawing/2017/model3d" xmlns:o="urn:schemas-microsoft-com:office:office" xmlns:oel="http://schemas.microsoft.com/office/2019/extlst" xmlns:r="http://schemas.openxmlformats.org/officeDocument/2006/relationships" xmlns:m="http://schemas.openxmlformats.org/officeDocument/2006/math" xmlns:v="urn:schemas-microsoft-com:vml" xmlns:wp14="http://schemas.microsoft.com/office/word/2010/wordprocessingDrawing" xmlns:wp="http://schemas.openxmlformats.org/drawingml/2006/wordprocessingDrawing" xmlns:w10="urn:schemas-microsoft-com:office:word" xmlns:w="http://schemas.openxmlformats.org/wordprocessingml/2006/main" xmlns:w14="http://schemas.microsoft.com/office/word/2010/wordml" xmlns:w15="http://schemas.microsoft.com/office/word/2012/wordml" xmlns:w16cex="http://schemas.microsoft.com/office/word/2018/wordml/cex" xmlns:w16cid="http://schemas.microsoft.com/office/word/2016/wordml/cid" xmlns:w16="http://schemas.microsoft.com/office/word/2018/wordml" xmlns:w16du="http://schemas.microsoft.com/office/word/2023/wordml/word16du" xmlns:w16sdtdh="http://schemas.microsoft.com/office/word/2020/wordml/sdtdatahash" xmlns:w16sdtfl="http://schemas.microsoft.com/office/word/2024/wordml/sdtformatlock" xmlns:w16se="http://schemas.microsoft.com/office/word/2015/wordml/symex" xmlns:wpg="http://schemas.microsoft.com/office/word/2010/wordprocessingGroup" xmlns:wpi="http://schemas.microsoft.com/office/word/2010/wordprocessingInk" xmlns:wne="http://schemas.microsoft.com/office/word/2006/wordml" xmlns:wps="http://schemas.microsoft.com/office/word/2010/wordprocessingShape" mc:Ignorable="w14 w15 w16se w16cid w16 w16cex w16sdtdh w16sdtfl w16du wp14">
   <w:endnote w:type="separator" w:id="-1">
     <w:p>
       <w:r>
@@ -7685,7 +4999,7 @@
 </file>
 
 <file path=word/footer1.xml><?xml version="1.0" encoding="utf-8"?>
-<w:ftr xmlns:wpc="http://schemas.microsoft.com/office/word/2010/wordprocessingCanvas" xmlns:cx="http://schemas.microsoft.com/office/drawing/2014/chartex" xmlns:cx1="http://schemas.microsoft.com/office/drawing/2015/9/8/chartex" xmlns:cx2="http://schemas.microsoft.com/office/drawing/2015/10/21/chartex" xmlns:cx3="http://schemas.microsoft.com/office/drawing/2016/5/9/chartex" xmlns:cx4="http://schemas.microsoft.com/office/drawing/2016/5/10/chartex" xmlns:cx5="http://schemas.microsoft.com/office/drawing/2016/5/11/chartex" xmlns:cx6="http://schemas.microsoft.com/office/drawing/2016/5/12/chartex" xmlns:cx7="http://schemas.microsoft.com/office/drawing/2016/5/13/chartex" xmlns:cx8="http://schemas.microsoft.com/office/drawing/2016/5/14/chartex" xmlns:mc="http://schemas.openxmlformats.org/markup-compatibility/2006" xmlns:aink="http://schemas.microsoft.com/office/drawing/2016/ink" xmlns:am3d="http://schemas.microsoft.com/office/drawing/2017/model3d" xmlns:o="urn:schemas-microsoft-com:office:office" xmlns:r="http://schemas.openxmlformats.org/officeDocument/2006/relationships" xmlns:m="http://schemas.openxmlformats.org/officeDocument/2006/math" xmlns:v="urn:schemas-microsoft-com:vml" xmlns:wp14="http://schemas.microsoft.com/office/word/2010/wordprocessingDrawing" xmlns:wp="http://schemas.openxmlformats.org/drawingml/2006/wordprocessingDrawing" xmlns:w10="urn:schemas-microsoft-com:office:word" xmlns:w="http://schemas.openxmlformats.org/wordprocessingml/2006/main" xmlns:w14="http://schemas.microsoft.com/office/word/2010/wordml" xmlns:w15="http://schemas.microsoft.com/office/word/2012/wordml" xmlns:w16cex="http://schemas.microsoft.com/office/word/2018/wordml/cex" xmlns:w16cid="http://schemas.microsoft.com/office/word/2016/wordml/cid" xmlns:w16="http://schemas.microsoft.com/office/word/2018/wordml" xmlns:w16sdtdh="http://schemas.microsoft.com/office/word/2020/wordml/sdtdatahash" xmlns:w16se="http://schemas.microsoft.com/office/word/2015/wordml/symex" xmlns:wpg="http://schemas.microsoft.com/office/word/2010/wordprocessingGroup" xmlns:wpi="http://schemas.microsoft.com/office/word/2010/wordprocessingInk" xmlns:wne="http://schemas.microsoft.com/office/word/2006/wordml" xmlns:wps="http://schemas.microsoft.com/office/word/2010/wordprocessingShape" mc:Ignorable="w14 w15 w16se w16cid w16 w16cex w16sdtdh wp14">
+<w:ftr xmlns:wpc="http://schemas.microsoft.com/office/word/2010/wordprocessingCanvas" xmlns:cx="http://schemas.microsoft.com/office/drawing/2014/chartex" xmlns:cx1="http://schemas.microsoft.com/office/drawing/2015/9/8/chartex" xmlns:cx2="http://schemas.microsoft.com/office/drawing/2015/10/21/chartex" xmlns:cx3="http://schemas.microsoft.com/office/drawing/2016/5/9/chartex" xmlns:cx4="http://schemas.microsoft.com/office/drawing/2016/5/10/chartex" xmlns:cx5="http://schemas.microsoft.com/office/drawing/2016/5/11/chartex" xmlns:cx6="http://schemas.microsoft.com/office/drawing/2016/5/12/chartex" xmlns:cx7="http://schemas.microsoft.com/office/drawing/2016/5/13/chartex" xmlns:cx8="http://schemas.microsoft.com/office/drawing/2016/5/14/chartex" xmlns:mc="http://schemas.openxmlformats.org/markup-compatibility/2006" xmlns:aink="http://schemas.microsoft.com/office/drawing/2016/ink" xmlns:am3d="http://schemas.microsoft.com/office/drawing/2017/model3d" xmlns:o="urn:schemas-microsoft-com:office:office" xmlns:oel="http://schemas.microsoft.com/office/2019/extlst" xmlns:r="http://schemas.openxmlformats.org/officeDocument/2006/relationships" xmlns:m="http://schemas.openxmlformats.org/officeDocument/2006/math" xmlns:v="urn:schemas-microsoft-com:vml" xmlns:wp14="http://schemas.microsoft.com/office/word/2010/wordprocessingDrawing" xmlns:wp="http://schemas.openxmlformats.org/drawingml/2006/wordprocessingDrawing" xmlns:w10="urn:schemas-microsoft-com:office:word" xmlns:w="http://schemas.openxmlformats.org/wordprocessingml/2006/main" xmlns:w14="http://schemas.microsoft.com/office/word/2010/wordml" xmlns:w15="http://schemas.microsoft.com/office/word/2012/wordml" xmlns:w16cex="http://schemas.microsoft.com/office/word/2018/wordml/cex" xmlns:w16cid="http://schemas.microsoft.com/office/word/2016/wordml/cid" xmlns:w16="http://schemas.microsoft.com/office/word/2018/wordml" xmlns:w16du="http://schemas.microsoft.com/office/word/2023/wordml/word16du" xmlns:w16sdtdh="http://schemas.microsoft.com/office/word/2020/wordml/sdtdatahash" xmlns:w16sdtfl="http://schemas.microsoft.com/office/word/2024/wordml/sdtformatlock" xmlns:w16se="http://schemas.microsoft.com/office/word/2015/wordml/symex" xmlns:wpg="http://schemas.microsoft.com/office/word/2010/wordprocessingGroup" xmlns:wpi="http://schemas.microsoft.com/office/word/2010/wordprocessingInk" xmlns:wne="http://schemas.microsoft.com/office/word/2006/wordml" xmlns:wps="http://schemas.microsoft.com/office/word/2010/wordprocessingShape" mc:Ignorable="w14 w15 w16se w16cid w16 w16cex w16sdtdh w16sdtfl w16du wp14">
   <w:p>
     <w:pPr>
       <w:pStyle w:val="Footer"/>
@@ -7723,7 +5037,7 @@
 </file>
 
 <file path=word/footer2.xml><?xml version="1.0" encoding="utf-8"?>
-<w:ftr xmlns:wpc="http://schemas.microsoft.com/office/word/2010/wordprocessingCanvas" xmlns:cx="http://schemas.microsoft.com/office/drawing/2014/chartex" xmlns:cx1="http://schemas.microsoft.com/office/drawing/2015/9/8/chartex" xmlns:cx2="http://schemas.microsoft.com/office/drawing/2015/10/21/chartex" xmlns:cx3="http://schemas.microsoft.com/office/drawing/2016/5/9/chartex" xmlns:cx4="http://schemas.microsoft.com/office/drawing/2016/5/10/chartex" xmlns:cx5="http://schemas.microsoft.com/office/drawing/2016/5/11/chartex" xmlns:cx6="http://schemas.microsoft.com/office/drawing/2016/5/12/chartex" xmlns:cx7="http://schemas.microsoft.com/office/drawing/2016/5/13/chartex" xmlns:cx8="http://schemas.microsoft.com/office/drawing/2016/5/14/chartex" xmlns:mc="http://schemas.openxmlformats.org/markup-compatibility/2006" xmlns:aink="http://schemas.microsoft.com/office/drawing/2016/ink" xmlns:am3d="http://schemas.microsoft.com/office/drawing/2017/model3d" xmlns:o="urn:schemas-microsoft-com:office:office" xmlns:r="http://schemas.openxmlformats.org/officeDocument/2006/relationships" xmlns:m="http://schemas.openxmlformats.org/officeDocument/2006/math" xmlns:v="urn:schemas-microsoft-com:vml" xmlns:wp14="http://schemas.microsoft.com/office/word/2010/wordprocessingDrawing" xmlns:wp="http://schemas.openxmlformats.org/drawingml/2006/wordprocessingDrawing" xmlns:w10="urn:schemas-microsoft-com:office:word" xmlns:w="http://schemas.openxmlformats.org/wordprocessingml/2006/main" xmlns:w14="http://schemas.microsoft.com/office/word/2010/wordml" xmlns:w15="http://schemas.microsoft.com/office/word/2012/wordml" xmlns:w16cex="http://schemas.microsoft.com/office/word/2018/wordml/cex" xmlns:w16cid="http://schemas.microsoft.com/office/word/2016/wordml/cid" xmlns:w16="http://schemas.microsoft.com/office/word/2018/wordml" xmlns:w16sdtdh="http://schemas.microsoft.com/office/word/2020/wordml/sdtdatahash" xmlns:w16se="http://schemas.microsoft.com/office/word/2015/wordml/symex" xmlns:wpg="http://schemas.microsoft.com/office/word/2010/wordprocessingGroup" xmlns:wpi="http://schemas.microsoft.com/office/word/2010/wordprocessingInk" xmlns:wne="http://schemas.microsoft.com/office/word/2006/wordml" xmlns:wps="http://schemas.microsoft.com/office/word/2010/wordprocessingShape" mc:Ignorable="w14 w15 w16se w16cid w16 w16cex w16sdtdh wp14">
+<w:ftr xmlns:wpc="http://schemas.microsoft.com/office/word/2010/wordprocessingCanvas" xmlns:cx="http://schemas.microsoft.com/office/drawing/2014/chartex" xmlns:cx1="http://schemas.microsoft.com/office/drawing/2015/9/8/chartex" xmlns:cx2="http://schemas.microsoft.com/office/drawing/2015/10/21/chartex" xmlns:cx3="http://schemas.microsoft.com/office/drawing/2016/5/9/chartex" xmlns:cx4="http://schemas.microsoft.com/office/drawing/2016/5/10/chartex" xmlns:cx5="http://schemas.microsoft.com/office/drawing/2016/5/11/chartex" xmlns:cx6="http://schemas.microsoft.com/office/drawing/2016/5/12/chartex" xmlns:cx7="http://schemas.microsoft.com/office/drawing/2016/5/13/chartex" xmlns:cx8="http://schemas.microsoft.com/office/drawing/2016/5/14/chartex" xmlns:mc="http://schemas.openxmlformats.org/markup-compatibility/2006" xmlns:aink="http://schemas.microsoft.com/office/drawing/2016/ink" xmlns:am3d="http://schemas.microsoft.com/office/drawing/2017/model3d" xmlns:o="urn:schemas-microsoft-com:office:office" xmlns:oel="http://schemas.microsoft.com/office/2019/extlst" xmlns:r="http://schemas.openxmlformats.org/officeDocument/2006/relationships" xmlns:m="http://schemas.openxmlformats.org/officeDocument/2006/math" xmlns:v="urn:schemas-microsoft-com:vml" xmlns:wp14="http://schemas.microsoft.com/office/word/2010/wordprocessingDrawing" xmlns:wp="http://schemas.openxmlformats.org/drawingml/2006/wordprocessingDrawing" xmlns:w10="urn:schemas-microsoft-com:office:word" xmlns:w="http://schemas.openxmlformats.org/wordprocessingml/2006/main" xmlns:w14="http://schemas.microsoft.com/office/word/2010/wordml" xmlns:w15="http://schemas.microsoft.com/office/word/2012/wordml" xmlns:w16cex="http://schemas.microsoft.com/office/word/2018/wordml/cex" xmlns:w16cid="http://schemas.microsoft.com/office/word/2016/wordml/cid" xmlns:w16="http://schemas.microsoft.com/office/word/2018/wordml" xmlns:w16du="http://schemas.microsoft.com/office/word/2023/wordml/word16du" xmlns:w16sdtdh="http://schemas.microsoft.com/office/word/2020/wordml/sdtdatahash" xmlns:w16sdtfl="http://schemas.microsoft.com/office/word/2024/wordml/sdtformatlock" xmlns:w16se="http://schemas.microsoft.com/office/word/2015/wordml/symex" xmlns:wpg="http://schemas.microsoft.com/office/word/2010/wordprocessingGroup" xmlns:wpi="http://schemas.microsoft.com/office/word/2010/wordprocessingInk" xmlns:wne="http://schemas.microsoft.com/office/word/2006/wordml" xmlns:wps="http://schemas.microsoft.com/office/word/2010/wordprocessingShape" mc:Ignorable="w14 w15 w16se w16cid w16 w16cex w16sdtdh w16sdtfl w16du wp14">
   <w:p>
     <w:pPr>
       <w:pStyle w:val="Footer"/>
@@ -7799,7 +5113,7 @@
         <w:i/>
         <w:szCs w:val="20"/>
       </w:rPr>
-      <w:t>3</w:t>
+      <w:t>4</w:t>
     </w:r>
     <w:r>
       <w:rPr>
@@ -7830,28 +5144,7 @@
         <w:i/>
         <w:szCs w:val="20"/>
       </w:rPr>
-      <w:t>Copyright 2018</w:t>
-    </w:r>
-    <w:r>
-      <w:rPr>
-        <w:i/>
-        <w:szCs w:val="20"/>
-      </w:rPr>
-      <w:t>-202</w:t>
-    </w:r>
-    <w:r>
-      <w:rPr>
-        <w:i/>
-        <w:szCs w:val="20"/>
-      </w:rPr>
-      <w:t>1</w:t>
-    </w:r>
-    <w:r>
-      <w:rPr>
-        <w:i/>
-        <w:szCs w:val="20"/>
-      </w:rPr>
-      <w:t xml:space="preserve"> Douglas Beachy.</w:t>
+      <w:t>Copyright 2018-2026 Douglas Beachy and contributors.</w:t>
     </w:r>
     <w:r>
       <w:rPr>
@@ -7865,7 +5158,7 @@
 </file>
 
 <file path=word/footnotes.xml><?xml version="1.0" encoding="utf-8"?>
-<w:footnotes xmlns:wpc="http://schemas.microsoft.com/office/word/2010/wordprocessingCanvas" xmlns:cx="http://schemas.microsoft.com/office/drawing/2014/chartex" xmlns:cx1="http://schemas.microsoft.com/office/drawing/2015/9/8/chartex" xmlns:cx2="http://schemas.microsoft.com/office/drawing/2015/10/21/chartex" xmlns:cx3="http://schemas.microsoft.com/office/drawing/2016/5/9/chartex" xmlns:cx4="http://schemas.microsoft.com/office/drawing/2016/5/10/chartex" xmlns:cx5="http://schemas.microsoft.com/office/drawing/2016/5/11/chartex" xmlns:cx6="http://schemas.microsoft.com/office/drawing/2016/5/12/chartex" xmlns:cx7="http://schemas.microsoft.com/office/drawing/2016/5/13/chartex" xmlns:cx8="http://schemas.microsoft.com/office/drawing/2016/5/14/chartex" xmlns:mc="http://schemas.openxmlformats.org/markup-compatibility/2006" xmlns:aink="http://schemas.microsoft.com/office/drawing/2016/ink" xmlns:am3d="http://schemas.microsoft.com/office/drawing/2017/model3d" xmlns:o="urn:schemas-microsoft-com:office:office" xmlns:r="http://schemas.openxmlformats.org/officeDocument/2006/relationships" xmlns:m="http://schemas.openxmlformats.org/officeDocument/2006/math" xmlns:v="urn:schemas-microsoft-com:vml" xmlns:wp14="http://schemas.microsoft.com/office/word/2010/wordprocessingDrawing" xmlns:wp="http://schemas.openxmlformats.org/drawingml/2006/wordprocessingDrawing" xmlns:w10="urn:schemas-microsoft-com:office:word" xmlns:w="http://schemas.openxmlformats.org/wordprocessingml/2006/main" xmlns:w14="http://schemas.microsoft.com/office/word/2010/wordml" xmlns:w15="http://schemas.microsoft.com/office/word/2012/wordml" xmlns:w16cex="http://schemas.microsoft.com/office/word/2018/wordml/cex" xmlns:w16cid="http://schemas.microsoft.com/office/word/2016/wordml/cid" xmlns:w16="http://schemas.microsoft.com/office/word/2018/wordml" xmlns:w16sdtdh="http://schemas.microsoft.com/office/word/2020/wordml/sdtdatahash" xmlns:w16se="http://schemas.microsoft.com/office/word/2015/wordml/symex" xmlns:wpg="http://schemas.microsoft.com/office/word/2010/wordprocessingGroup" xmlns:wpi="http://schemas.microsoft.com/office/word/2010/wordprocessingInk" xmlns:wne="http://schemas.microsoft.com/office/word/2006/wordml" xmlns:wps="http://schemas.microsoft.com/office/word/2010/wordprocessingShape" mc:Ignorable="w14 w15 w16se w16cid w16 w16cex w16sdtdh wp14">
+<w:footnotes xmlns:wpc="http://schemas.microsoft.com/office/word/2010/wordprocessingCanvas" xmlns:cx="http://schemas.microsoft.com/office/drawing/2014/chartex" xmlns:cx1="http://schemas.microsoft.com/office/drawing/2015/9/8/chartex" xmlns:cx2="http://schemas.microsoft.com/office/drawing/2015/10/21/chartex" xmlns:cx3="http://schemas.microsoft.com/office/drawing/2016/5/9/chartex" xmlns:cx4="http://schemas.microsoft.com/office/drawing/2016/5/10/chartex" xmlns:cx5="http://schemas.microsoft.com/office/drawing/2016/5/11/chartex" xmlns:cx6="http://schemas.microsoft.com/office/drawing/2016/5/12/chartex" xmlns:cx7="http://schemas.microsoft.com/office/drawing/2016/5/13/chartex" xmlns:cx8="http://schemas.microsoft.com/office/drawing/2016/5/14/chartex" xmlns:mc="http://schemas.openxmlformats.org/markup-compatibility/2006" xmlns:aink="http://schemas.microsoft.com/office/drawing/2016/ink" xmlns:am3d="http://schemas.microsoft.com/office/drawing/2017/model3d" xmlns:o="urn:schemas-microsoft-com:office:office" xmlns:oel="http://schemas.microsoft.com/office/2019/extlst" xmlns:r="http://schemas.openxmlformats.org/officeDocument/2006/relationships" xmlns:m="http://schemas.openxmlformats.org/officeDocument/2006/math" xmlns:v="urn:schemas-microsoft-com:vml" xmlns:wp14="http://schemas.microsoft.com/office/word/2010/wordprocessingDrawing" xmlns:wp="http://schemas.openxmlformats.org/drawingml/2006/wordprocessingDrawing" xmlns:w10="urn:schemas-microsoft-com:office:word" xmlns:w="http://schemas.openxmlformats.org/wordprocessingml/2006/main" xmlns:w14="http://schemas.microsoft.com/office/word/2010/wordml" xmlns:w15="http://schemas.microsoft.com/office/word/2012/wordml" xmlns:w16cex="http://schemas.microsoft.com/office/word/2018/wordml/cex" xmlns:w16cid="http://schemas.microsoft.com/office/word/2016/wordml/cid" xmlns:w16="http://schemas.microsoft.com/office/word/2018/wordml" xmlns:w16du="http://schemas.microsoft.com/office/word/2023/wordml/word16du" xmlns:w16sdtdh="http://schemas.microsoft.com/office/word/2020/wordml/sdtdatahash" xmlns:w16sdtfl="http://schemas.microsoft.com/office/word/2024/wordml/sdtformatlock" xmlns:w16se="http://schemas.microsoft.com/office/word/2015/wordml/symex" xmlns:wpg="http://schemas.microsoft.com/office/word/2010/wordprocessingGroup" xmlns:wpi="http://schemas.microsoft.com/office/word/2010/wordprocessingInk" xmlns:wne="http://schemas.microsoft.com/office/word/2006/wordml" xmlns:wps="http://schemas.microsoft.com/office/word/2010/wordprocessingShape" mc:Ignorable="w14 w15 w16se w16cid w16 w16cex w16sdtdh w16sdtfl w16du wp14">
   <w:footnote w:type="separator" w:id="-1">
     <w:p>
       <w:r>
@@ -7884,7 +5177,7 @@
 </file>
 
 <file path=word/numbering.xml><?xml version="1.0" encoding="utf-8"?>
-<w:numbering xmlns:wpc="http://schemas.microsoft.com/office/word/2010/wordprocessingCanvas" xmlns:cx="http://schemas.microsoft.com/office/drawing/2014/chartex" xmlns:cx1="http://schemas.microsoft.com/office/drawing/2015/9/8/chartex" xmlns:cx2="http://schemas.microsoft.com/office/drawing/2015/10/21/chartex" xmlns:cx3="http://schemas.microsoft.com/office/drawing/2016/5/9/chartex" xmlns:cx4="http://schemas.microsoft.com/office/drawing/2016/5/10/chartex" xmlns:cx5="http://schemas.microsoft.com/office/drawing/2016/5/11/chartex" xmlns:cx6="http://schemas.microsoft.com/office/drawing/2016/5/12/chartex" xmlns:cx7="http://schemas.microsoft.com/office/drawing/2016/5/13/chartex" xmlns:cx8="http://schemas.microsoft.com/office/drawing/2016/5/14/chartex" xmlns:mc="http://schemas.openxmlformats.org/markup-compatibility/2006" xmlns:aink="http://schemas.microsoft.com/office/drawing/2016/ink" xmlns:am3d="http://schemas.microsoft.com/office/drawing/2017/model3d" xmlns:o="urn:schemas-microsoft-com:office:office" xmlns:r="http://schemas.openxmlformats.org/officeDocument/2006/relationships" xmlns:m="http://schemas.openxmlformats.org/officeDocument/2006/math" xmlns:v="urn:schemas-microsoft-com:vml" xmlns:wp14="http://schemas.microsoft.com/office/word/2010/wordprocessingDrawing" xmlns:wp="http://schemas.openxmlformats.org/drawingml/2006/wordprocessingDrawing" xmlns:w10="urn:schemas-microsoft-com:office:word" xmlns:w="http://schemas.openxmlformats.org/wordprocessingml/2006/main" xmlns:w14="http://schemas.microsoft.com/office/word/2010/wordml" xmlns:w15="http://schemas.microsoft.com/office/word/2012/wordml" xmlns:w16cex="http://schemas.microsoft.com/office/word/2018/wordml/cex" xmlns:w16cid="http://schemas.microsoft.com/office/word/2016/wordml/cid" xmlns:w16="http://schemas.microsoft.com/office/word/2018/wordml" xmlns:w16sdtdh="http://schemas.microsoft.com/office/word/2020/wordml/sdtdatahash" xmlns:w16se="http://schemas.microsoft.com/office/word/2015/wordml/symex" xmlns:wpg="http://schemas.microsoft.com/office/word/2010/wordprocessingGroup" xmlns:wpi="http://schemas.microsoft.com/office/word/2010/wordprocessingInk" xmlns:wne="http://schemas.microsoft.com/office/word/2006/wordml" xmlns:wps="http://schemas.microsoft.com/office/word/2010/wordprocessingShape" mc:Ignorable="w14 w15 w16se w16cid w16 w16cex w16sdtdh wp14">
+<w:numbering xmlns:wpc="http://schemas.microsoft.com/office/word/2010/wordprocessingCanvas" xmlns:cx="http://schemas.microsoft.com/office/drawing/2014/chartex" xmlns:cx1="http://schemas.microsoft.com/office/drawing/2015/9/8/chartex" xmlns:cx2="http://schemas.microsoft.com/office/drawing/2015/10/21/chartex" xmlns:cx3="http://schemas.microsoft.com/office/drawing/2016/5/9/chartex" xmlns:cx4="http://schemas.microsoft.com/office/drawing/2016/5/10/chartex" xmlns:cx5="http://schemas.microsoft.com/office/drawing/2016/5/11/chartex" xmlns:cx6="http://schemas.microsoft.com/office/drawing/2016/5/12/chartex" xmlns:cx7="http://schemas.microsoft.com/office/drawing/2016/5/13/chartex" xmlns:cx8="http://schemas.microsoft.com/office/drawing/2016/5/14/chartex" xmlns:mc="http://schemas.openxmlformats.org/markup-compatibility/2006" xmlns:aink="http://schemas.microsoft.com/office/drawing/2016/ink" xmlns:am3d="http://schemas.microsoft.com/office/drawing/2017/model3d" xmlns:o="urn:schemas-microsoft-com:office:office" xmlns:oel="http://schemas.microsoft.com/office/2019/extlst" xmlns:r="http://schemas.openxmlformats.org/officeDocument/2006/relationships" xmlns:m="http://schemas.openxmlformats.org/officeDocument/2006/math" xmlns:v="urn:schemas-microsoft-com:vml" xmlns:wp14="http://schemas.microsoft.com/office/word/2010/wordprocessingDrawing" xmlns:wp="http://schemas.openxmlformats.org/drawingml/2006/wordprocessingDrawing" xmlns:w10="urn:schemas-microsoft-com:office:word" xmlns:w="http://schemas.openxmlformats.org/wordprocessingml/2006/main" xmlns:w14="http://schemas.microsoft.com/office/word/2010/wordml" xmlns:w15="http://schemas.microsoft.com/office/word/2012/wordml" xmlns:w16cex="http://schemas.microsoft.com/office/word/2018/wordml/cex" xmlns:w16cid="http://schemas.microsoft.com/office/word/2016/wordml/cid" xmlns:w16="http://schemas.microsoft.com/office/word/2018/wordml" xmlns:w16du="http://schemas.microsoft.com/office/word/2023/wordml/word16du" xmlns:w16sdtdh="http://schemas.microsoft.com/office/word/2020/wordml/sdtdatahash" xmlns:w16sdtfl="http://schemas.microsoft.com/office/word/2024/wordml/sdtformatlock" xmlns:w16se="http://schemas.microsoft.com/office/word/2015/wordml/symex" xmlns:wpg="http://schemas.microsoft.com/office/word/2010/wordprocessingGroup" xmlns:wpi="http://schemas.microsoft.com/office/word/2010/wordprocessingInk" xmlns:wne="http://schemas.microsoft.com/office/word/2006/wordml" xmlns:wps="http://schemas.microsoft.com/office/word/2010/wordprocessingShape" mc:Ignorable="w14 w15 w16se w16cid w16 w16cex w16sdtdh w16sdtfl w16du wp14">
   <w:numPicBullet w:numPicBulletId="0">
     <w:pict>
       <v:shapetype id="_x0000_t75" coordsize="21600,21600" o:spt="75" o:preferrelative="t" path="m@4@5l@4@11@9@11@9@5xe" filled="f" stroked="f">
@@ -7906,17 +5199,17 @@
         <v:path o:extrusionok="f" gradientshapeok="t" o:connecttype="rect"/>
         <o:lock v:ext="edit" aspectratio="t"/>
       </v:shapetype>
-      <v:shape id="_x0000_i5438" type="#_x0000_t75" style="width:3in;height:3in" o:bullet="t"/>
+      <v:shape id="_x0000_i1025" type="#_x0000_t75" style="width:3in;height:3in" o:bullet="t"/>
     </w:pict>
   </w:numPicBullet>
   <w:numPicBullet w:numPicBulletId="1">
     <w:pict>
-      <v:shape id="_x0000_i5439" type="#_x0000_t75" style="width:3in;height:3in" o:bullet="t"/>
+      <v:shape w14:anchorId="0194C92F" id="_x0000_i1026" type="#_x0000_t75" style="width:3in;height:3in" o:bullet="t"/>
     </w:pict>
   </w:numPicBullet>
   <w:numPicBullet w:numPicBulletId="2">
     <w:pict>
-      <v:shape id="_x0000_i5440" type="#_x0000_t75" style="width:3in;height:3in" o:bullet="t"/>
+      <v:shape id="_x0000_i1027" type="#_x0000_t75" style="width:3in;height:3in" o:bullet="t"/>
     </w:pict>
   </w:numPicBullet>
   <w:abstractNum w:abstractNumId="0" w15:restartNumberingAfterBreak="0">
@@ -13269,140 +10562,140 @@
       </w:pPr>
     </w:lvl>
   </w:abstractNum>
-  <w:num w:numId="1">
+  <w:num w:numId="1" w16cid:durableId="848760449">
     <w:abstractNumId w:val="5"/>
   </w:num>
-  <w:num w:numId="2">
+  <w:num w:numId="2" w16cid:durableId="1965109779">
     <w:abstractNumId w:val="2"/>
   </w:num>
-  <w:num w:numId="3">
+  <w:num w:numId="3" w16cid:durableId="349380661">
     <w:abstractNumId w:val="1"/>
   </w:num>
-  <w:num w:numId="4">
+  <w:num w:numId="4" w16cid:durableId="577831968">
     <w:abstractNumId w:val="4"/>
   </w:num>
-  <w:num w:numId="5">
+  <w:num w:numId="5" w16cid:durableId="1883982382">
     <w:abstractNumId w:val="39"/>
   </w:num>
-  <w:num w:numId="6">
+  <w:num w:numId="6" w16cid:durableId="1883051255">
     <w:abstractNumId w:val="23"/>
   </w:num>
-  <w:num w:numId="7">
+  <w:num w:numId="7" w16cid:durableId="304509006">
     <w:abstractNumId w:val="30"/>
   </w:num>
-  <w:num w:numId="8">
+  <w:num w:numId="8" w16cid:durableId="745229962">
     <w:abstractNumId w:val="28"/>
   </w:num>
-  <w:num w:numId="9">
+  <w:num w:numId="9" w16cid:durableId="219486506">
     <w:abstractNumId w:val="17"/>
   </w:num>
-  <w:num w:numId="10">
+  <w:num w:numId="10" w16cid:durableId="340739015">
     <w:abstractNumId w:val="13"/>
   </w:num>
-  <w:num w:numId="11">
+  <w:num w:numId="11" w16cid:durableId="1882396245">
     <w:abstractNumId w:val="35"/>
   </w:num>
-  <w:num w:numId="12">
+  <w:num w:numId="12" w16cid:durableId="1389374607">
     <w:abstractNumId w:val="18"/>
   </w:num>
-  <w:num w:numId="13">
+  <w:num w:numId="13" w16cid:durableId="524825660">
     <w:abstractNumId w:val="19"/>
   </w:num>
-  <w:num w:numId="14">
+  <w:num w:numId="14" w16cid:durableId="1340502735">
     <w:abstractNumId w:val="16"/>
   </w:num>
-  <w:num w:numId="15">
+  <w:num w:numId="15" w16cid:durableId="751321073">
     <w:abstractNumId w:val="20"/>
   </w:num>
-  <w:num w:numId="16">
+  <w:num w:numId="16" w16cid:durableId="2043630843">
     <w:abstractNumId w:val="41"/>
   </w:num>
-  <w:num w:numId="17">
+  <w:num w:numId="17" w16cid:durableId="712391195">
     <w:abstractNumId w:val="12"/>
   </w:num>
-  <w:num w:numId="18">
+  <w:num w:numId="18" w16cid:durableId="157694172">
     <w:abstractNumId w:val="27"/>
   </w:num>
-  <w:num w:numId="19">
+  <w:num w:numId="19" w16cid:durableId="825124714">
     <w:abstractNumId w:val="10"/>
   </w:num>
-  <w:num w:numId="20">
+  <w:num w:numId="20" w16cid:durableId="1499343229">
     <w:abstractNumId w:val="11"/>
   </w:num>
-  <w:num w:numId="21">
+  <w:num w:numId="21" w16cid:durableId="1913857558">
     <w:abstractNumId w:val="33"/>
   </w:num>
-  <w:num w:numId="22">
+  <w:num w:numId="22" w16cid:durableId="882137577">
     <w:abstractNumId w:val="25"/>
   </w:num>
-  <w:num w:numId="23">
+  <w:num w:numId="23" w16cid:durableId="1844934838">
     <w:abstractNumId w:val="32"/>
   </w:num>
-  <w:num w:numId="24">
+  <w:num w:numId="24" w16cid:durableId="1576667619">
     <w:abstractNumId w:val="0"/>
   </w:num>
-  <w:num w:numId="25">
+  <w:num w:numId="25" w16cid:durableId="549152491">
     <w:abstractNumId w:val="9"/>
   </w:num>
-  <w:num w:numId="26">
+  <w:num w:numId="26" w16cid:durableId="1956130783">
     <w:abstractNumId w:val="31"/>
   </w:num>
-  <w:num w:numId="27">
+  <w:num w:numId="27" w16cid:durableId="758794336">
     <w:abstractNumId w:val="21"/>
   </w:num>
-  <w:num w:numId="28">
+  <w:num w:numId="28" w16cid:durableId="81873773">
     <w:abstractNumId w:val="34"/>
   </w:num>
-  <w:num w:numId="29">
+  <w:num w:numId="29" w16cid:durableId="788358396">
     <w:abstractNumId w:val="15"/>
   </w:num>
-  <w:num w:numId="30">
+  <w:num w:numId="30" w16cid:durableId="265044515">
     <w:abstractNumId w:val="8"/>
   </w:num>
-  <w:num w:numId="31">
+  <w:num w:numId="31" w16cid:durableId="918712374">
     <w:abstractNumId w:val="22"/>
   </w:num>
-  <w:num w:numId="32">
+  <w:num w:numId="32" w16cid:durableId="126289933">
     <w:abstractNumId w:val="14"/>
   </w:num>
-  <w:num w:numId="33">
+  <w:num w:numId="33" w16cid:durableId="495341678">
     <w:abstractNumId w:val="42"/>
   </w:num>
-  <w:num w:numId="34">
+  <w:num w:numId="34" w16cid:durableId="1571115769">
     <w:abstractNumId w:val="37"/>
   </w:num>
-  <w:num w:numId="35">
+  <w:num w:numId="35" w16cid:durableId="28339504">
     <w:abstractNumId w:val="24"/>
   </w:num>
-  <w:num w:numId="36">
+  <w:num w:numId="36" w16cid:durableId="1981837654">
     <w:abstractNumId w:val="40"/>
   </w:num>
-  <w:num w:numId="37">
+  <w:num w:numId="37" w16cid:durableId="1349061810">
     <w:abstractNumId w:val="38"/>
   </w:num>
-  <w:num w:numId="38">
+  <w:num w:numId="38" w16cid:durableId="296569176">
     <w:abstractNumId w:val="3"/>
   </w:num>
-  <w:num w:numId="39">
+  <w:num w:numId="39" w16cid:durableId="307905405">
     <w:abstractNumId w:val="29"/>
   </w:num>
-  <w:num w:numId="40">
+  <w:num w:numId="40" w16cid:durableId="849225392">
     <w:abstractNumId w:val="7"/>
   </w:num>
-  <w:num w:numId="41">
+  <w:num w:numId="41" w16cid:durableId="362873769">
     <w:abstractNumId w:val="36"/>
   </w:num>
-  <w:num w:numId="42">
+  <w:num w:numId="42" w16cid:durableId="1908876121">
     <w:abstractNumId w:val="6"/>
   </w:num>
-  <w:num w:numId="43">
+  <w:num w:numId="43" w16cid:durableId="450826222">
     <w:abstractNumId w:val="26"/>
   </w:num>
 </w:numbering>
 </file>
 
 <file path=word/styles.xml><?xml version="1.0" encoding="utf-8"?>
-<w:styles xmlns:mc="http://schemas.openxmlformats.org/markup-compatibility/2006" xmlns:r="http://schemas.openxmlformats.org/officeDocument/2006/relationships" xmlns:w="http://schemas.openxmlformats.org/wordprocessingml/2006/main" xmlns:w14="http://schemas.microsoft.com/office/word/2010/wordml" xmlns:w15="http://schemas.microsoft.com/office/word/2012/wordml" xmlns:w16cex="http://schemas.microsoft.com/office/word/2018/wordml/cex" xmlns:w16cid="http://schemas.microsoft.com/office/word/2016/wordml/cid" xmlns:w16="http://schemas.microsoft.com/office/word/2018/wordml" xmlns:w16sdtdh="http://schemas.microsoft.com/office/word/2020/wordml/sdtdatahash" xmlns:w16se="http://schemas.microsoft.com/office/word/2015/wordml/symex" mc:Ignorable="w14 w15 w16se w16cid w16 w16cex w16sdtdh">
+<w:styles xmlns:mc="http://schemas.openxmlformats.org/markup-compatibility/2006" xmlns:r="http://schemas.openxmlformats.org/officeDocument/2006/relationships" xmlns:w="http://schemas.openxmlformats.org/wordprocessingml/2006/main" xmlns:w14="http://schemas.microsoft.com/office/word/2010/wordml" xmlns:w15="http://schemas.microsoft.com/office/word/2012/wordml" xmlns:w16cex="http://schemas.microsoft.com/office/word/2018/wordml/cex" xmlns:w16cid="http://schemas.microsoft.com/office/word/2016/wordml/cid" xmlns:w16="http://schemas.microsoft.com/office/word/2018/wordml" xmlns:w16du="http://schemas.microsoft.com/office/word/2023/wordml/word16du" xmlns:w16sdtdh="http://schemas.microsoft.com/office/word/2020/wordml/sdtdatahash" xmlns:w16sdtfl="http://schemas.microsoft.com/office/word/2024/wordml/sdtformatlock" xmlns:w16se="http://schemas.microsoft.com/office/word/2015/wordml/symex" mc:Ignorable="w14 w15 w16se w16cid w16 w16cex w16sdtdh w16sdtfl w16du">
   <w:docDefaults>
     <w:rPrDefault>
       <w:rPr>
@@ -13777,6 +11070,7 @@
   <w:style w:type="character" w:default="1" w:styleId="DefaultParagraphFont">
     <w:name w:val="Default Paragraph Font"/>
     <w:uiPriority w:val="1"/>
+    <w:semiHidden/>
     <w:unhideWhenUsed/>
   </w:style>
   <w:style w:type="table" w:default="1" w:styleId="TableNormal">

--- a/Sound/XRSound/assets/Doc/XRSound User Manual.docx
+++ b/Sound/XRSound/assets/Doc/XRSound User Manual.docx
@@ -91,6 +91,7 @@
         <w:t xml:space="preserve">Powered by the </w:t>
       </w:r>
       <w:hyperlink r:id="rId9" w:history="1">
+        <w:proofErr w:type="spellStart"/>
         <w:r>
           <w:rPr>
             <w:rStyle w:val="Hyperlink"/>
@@ -98,6 +99,7 @@
           </w:rPr>
           <w:t>miniaudio</w:t>
         </w:r>
+        <w:proofErr w:type="spellEnd"/>
       </w:hyperlink>
       <w:r>
         <w:rPr>
@@ -286,11 +288,10 @@
       <w:pPr>
         <w:pStyle w:val="TOC1"/>
         <w:rPr>
-          <w:rFonts w:asciiTheme="minorHAnsi" w:eastAsiaTheme="minorEastAsia" w:hAnsiTheme="minorHAnsi" w:cstheme="minorBidi"/>
+          <w:rFonts w:ascii="Calibri" w:eastAsia="Yu Mincho" w:hAnsi="Calibri"/>
           <w:noProof/>
           <w:kern w:val="2"/>
           <w:sz w:val="24"/>
-          <w14:ligatures w14:val="standardContextual"/>
         </w:rPr>
       </w:pPr>
       <w:r>
@@ -373,11 +374,10 @@
       <w:pPr>
         <w:pStyle w:val="TOC1"/>
         <w:rPr>
-          <w:rFonts w:asciiTheme="minorHAnsi" w:eastAsiaTheme="minorEastAsia" w:hAnsiTheme="minorHAnsi" w:cstheme="minorBidi"/>
+          <w:rFonts w:ascii="Calibri" w:eastAsia="Yu Mincho" w:hAnsi="Calibri"/>
           <w:noProof/>
           <w:kern w:val="2"/>
           <w:sz w:val="24"/>
-          <w14:ligatures w14:val="standardContextual"/>
         </w:rPr>
       </w:pPr>
       <w:hyperlink w:anchor="_Toc243946900" w:history="1">
@@ -442,11 +442,10 @@
       <w:pPr>
         <w:pStyle w:val="TOC1"/>
         <w:rPr>
-          <w:rFonts w:asciiTheme="minorHAnsi" w:eastAsiaTheme="minorEastAsia" w:hAnsiTheme="minorHAnsi" w:cstheme="minorBidi"/>
+          <w:rFonts w:ascii="Calibri" w:eastAsia="Yu Mincho" w:hAnsi="Calibri"/>
           <w:noProof/>
           <w:kern w:val="2"/>
           <w:sz w:val="24"/>
-          <w14:ligatures w14:val="standardContextual"/>
         </w:rPr>
       </w:pPr>
       <w:hyperlink w:anchor="_Toc243946901" w:history="1">
@@ -511,11 +510,10 @@
       <w:pPr>
         <w:pStyle w:val="TOC1"/>
         <w:rPr>
-          <w:rFonts w:asciiTheme="minorHAnsi" w:eastAsiaTheme="minorEastAsia" w:hAnsiTheme="minorHAnsi" w:cstheme="minorBidi"/>
+          <w:rFonts w:ascii="Calibri" w:eastAsia="Yu Mincho" w:hAnsi="Calibri"/>
           <w:noProof/>
           <w:kern w:val="2"/>
           <w:sz w:val="24"/>
-          <w14:ligatures w14:val="standardContextual"/>
         </w:rPr>
       </w:pPr>
       <w:hyperlink w:anchor="_Toc243946902" w:history="1">
@@ -580,11 +578,10 @@
       <w:pPr>
         <w:pStyle w:val="TOC1"/>
         <w:rPr>
-          <w:rFonts w:asciiTheme="minorHAnsi" w:eastAsiaTheme="minorEastAsia" w:hAnsiTheme="minorHAnsi" w:cstheme="minorBidi"/>
+          <w:rFonts w:ascii="Calibri" w:eastAsia="Yu Mincho" w:hAnsi="Calibri"/>
           <w:noProof/>
           <w:kern w:val="2"/>
           <w:sz w:val="24"/>
-          <w14:ligatures w14:val="standardContextual"/>
         </w:rPr>
       </w:pPr>
       <w:hyperlink w:anchor="_Toc243946903" w:history="1">
@@ -649,11 +646,10 @@
       <w:pPr>
         <w:pStyle w:val="TOC1"/>
         <w:rPr>
-          <w:rFonts w:asciiTheme="minorHAnsi" w:eastAsiaTheme="minorEastAsia" w:hAnsiTheme="minorHAnsi" w:cstheme="minorBidi"/>
+          <w:rFonts w:ascii="Calibri" w:eastAsia="Yu Mincho" w:hAnsi="Calibri"/>
           <w:noProof/>
           <w:kern w:val="2"/>
           <w:sz w:val="24"/>
-          <w14:ligatures w14:val="standardContextual"/>
         </w:rPr>
       </w:pPr>
       <w:hyperlink w:anchor="_Toc243946904" w:history="1">
@@ -718,11 +714,10 @@
       <w:pPr>
         <w:pStyle w:val="TOC1"/>
         <w:rPr>
-          <w:rFonts w:asciiTheme="minorHAnsi" w:eastAsiaTheme="minorEastAsia" w:hAnsiTheme="minorHAnsi" w:cstheme="minorBidi"/>
+          <w:rFonts w:ascii="Calibri" w:eastAsia="Yu Mincho" w:hAnsi="Calibri"/>
           <w:noProof/>
           <w:kern w:val="2"/>
           <w:sz w:val="24"/>
-          <w14:ligatures w14:val="standardContextual"/>
         </w:rPr>
       </w:pPr>
       <w:hyperlink w:anchor="_Toc243946905" w:history="1">
@@ -787,11 +782,10 @@
       <w:pPr>
         <w:pStyle w:val="TOC1"/>
         <w:rPr>
-          <w:rFonts w:asciiTheme="minorHAnsi" w:eastAsiaTheme="minorEastAsia" w:hAnsiTheme="minorHAnsi" w:cstheme="minorBidi"/>
+          <w:rFonts w:ascii="Calibri" w:eastAsia="Yu Mincho" w:hAnsi="Calibri"/>
           <w:noProof/>
           <w:kern w:val="2"/>
           <w:sz w:val="24"/>
-          <w14:ligatures w14:val="standardContextual"/>
         </w:rPr>
       </w:pPr>
       <w:hyperlink w:anchor="_Toc243946906" w:history="1">
@@ -856,11 +850,10 @@
       <w:pPr>
         <w:pStyle w:val="TOC1"/>
         <w:rPr>
-          <w:rFonts w:asciiTheme="minorHAnsi" w:eastAsiaTheme="minorEastAsia" w:hAnsiTheme="minorHAnsi" w:cstheme="minorBidi"/>
+          <w:rFonts w:ascii="Calibri" w:eastAsia="Yu Mincho" w:hAnsi="Calibri"/>
           <w:noProof/>
           <w:kern w:val="2"/>
           <w:sz w:val="24"/>
-          <w14:ligatures w14:val="standardContextual"/>
         </w:rPr>
       </w:pPr>
       <w:hyperlink w:anchor="_Toc243946907" w:history="1">
@@ -1001,15 +994,12 @@
       </w:r>
       <w:bookmarkStart w:id="0" w:name="_Toc243946899"/>
       <w:r>
+        <w:lastRenderedPageBreak/>
         <w:t>Copyright</w:t>
       </w:r>
       <w:bookmarkEnd w:id="0"/>
     </w:p>
-    <w:p>
-      <w:pPr>
-        <w:jc w:val="both"/>
-      </w:pPr>
-    </w:p>
+    <w:p/>
     <w:p>
       <w:pPr>
         <w:rPr>
@@ -1244,14 +1234,112 @@
         <w:rPr>
           <w:lang w:eastAsia="ja-JP"/>
         </w:rPr>
-        <w:t>XRSound 4.0 includes the miniaudio library by David Reid and the stb_vorbis Ogg Vorbis decoder by Sean Barrett. Each is offered under a choice of public domain or a permissive license (MIT No Attribution for miniaudio, MIT for stb_vorbis); see the license notices at the end of miniaudio.h and stb_vorbis.c in the XRSound source.</w:t>
+        <w:lastRenderedPageBreak/>
+        <w:t xml:space="preserve">XRSound 4.0 includes the </w:t>
+      </w:r>
+      <w:proofErr w:type="spellStart"/>
+      <w:r>
+        <w:rPr>
+          <w:lang w:eastAsia="ja-JP"/>
+        </w:rPr>
+        <w:t>miniaudio</w:t>
+      </w:r>
+      <w:proofErr w:type="spellEnd"/>
+      <w:r>
+        <w:rPr>
+          <w:lang w:eastAsia="ja-JP"/>
+        </w:rPr>
+        <w:t xml:space="preserve"> library by David Reid and the </w:t>
+      </w:r>
+      <w:proofErr w:type="spellStart"/>
+      <w:r>
+        <w:rPr>
+          <w:lang w:eastAsia="ja-JP"/>
+        </w:rPr>
+        <w:t>stb_vorbis</w:t>
+      </w:r>
+      <w:proofErr w:type="spellEnd"/>
+      <w:r>
+        <w:rPr>
+          <w:lang w:eastAsia="ja-JP"/>
+        </w:rPr>
+        <w:t xml:space="preserve"> Ogg </w:t>
+      </w:r>
+      <w:proofErr w:type="spellStart"/>
+      <w:r>
+        <w:rPr>
+          <w:lang w:eastAsia="ja-JP"/>
+        </w:rPr>
+        <w:t>Vorbis</w:t>
+      </w:r>
+      <w:proofErr w:type="spellEnd"/>
+      <w:r>
+        <w:rPr>
+          <w:lang w:eastAsia="ja-JP"/>
+        </w:rPr>
+        <w:t xml:space="preserve"> decoder by Sean Barrett. Each is offered under a choice of public domain or a permissive license (MIT No Attribution for </w:t>
+      </w:r>
+      <w:proofErr w:type="spellStart"/>
+      <w:r>
+        <w:rPr>
+          <w:lang w:eastAsia="ja-JP"/>
+        </w:rPr>
+        <w:t>miniaudio</w:t>
+      </w:r>
+      <w:proofErr w:type="spellEnd"/>
+      <w:r>
+        <w:rPr>
+          <w:lang w:eastAsia="ja-JP"/>
+        </w:rPr>
+        <w:t xml:space="preserve">, MIT for </w:t>
+      </w:r>
+      <w:proofErr w:type="spellStart"/>
+      <w:r>
+        <w:rPr>
+          <w:lang w:eastAsia="ja-JP"/>
+        </w:rPr>
+        <w:t>stb_vorbis</w:t>
+      </w:r>
+      <w:proofErr w:type="spellEnd"/>
+      <w:r>
+        <w:rPr>
+          <w:lang w:eastAsia="ja-JP"/>
+        </w:rPr>
+        <w:t xml:space="preserve">); see the license notices at the end of </w:t>
+      </w:r>
+      <w:proofErr w:type="spellStart"/>
+      <w:r>
+        <w:rPr>
+          <w:lang w:eastAsia="ja-JP"/>
+        </w:rPr>
+        <w:t>miniaudio.h</w:t>
+      </w:r>
+      <w:proofErr w:type="spellEnd"/>
+      <w:r>
+        <w:rPr>
+          <w:lang w:eastAsia="ja-JP"/>
+        </w:rPr>
+        <w:t xml:space="preserve"> and </w:t>
+      </w:r>
+      <w:proofErr w:type="spellStart"/>
+      <w:r>
+        <w:rPr>
+          <w:lang w:eastAsia="ja-JP"/>
+        </w:rPr>
+        <w:t>stb_vorbis.c</w:t>
+      </w:r>
+      <w:proofErr w:type="spellEnd"/>
+      <w:r>
+        <w:rPr>
+          <w:lang w:eastAsia="ja-JP"/>
+        </w:rPr>
+        <w:t xml:space="preserve"> in the XRSound source.</w:t>
       </w:r>
     </w:p>
     <w:p/>
     <w:p>
       <w:pPr>
         <w:pStyle w:val="Heading1"/>
-        <w:jc w:val="both"/>
       </w:pPr>
       <w:bookmarkStart w:id="1" w:name="_Toc243946900"/>
       <w:r>
@@ -1259,11 +1347,7 @@
       </w:r>
       <w:bookmarkEnd w:id="1"/>
     </w:p>
-    <w:p>
-      <w:pPr>
-        <w:jc w:val="both"/>
-      </w:pPr>
-    </w:p>
+    <w:p/>
     <w:p>
       <w:r>
         <w:t xml:space="preserve">XRSound provides over 450 fully configurable, default sounds and voice callouts for all Orbiter vessels.  In addition, it provides a C++ API for add-on Orbiter vessel and plugin authors to use via the XRSound.dll Orbiter plugin module. </w:t>
@@ -1287,8 +1371,16 @@
         <w:rPr>
           <w:rFonts w:ascii="Courier New" w:hAnsi="Courier New" w:cs="Courier New"/>
         </w:rPr>
-        <w:t>XRSound-DeltaGlider.cfg</w:t>
-      </w:r>
+        <w:t>XRSound-</w:t>
+      </w:r>
+      <w:proofErr w:type="spellStart"/>
+      <w:r>
+        <w:rPr>
+          <w:rFonts w:ascii="Courier New" w:hAnsi="Courier New" w:cs="Courier New"/>
+        </w:rPr>
+        <w:t>DeltaGlider.cfg</w:t>
+      </w:r>
+      <w:proofErr w:type="spellEnd"/>
       <w:r>
         <w:t>, etc., that assign default sounds to vessel-specific animations and events without requiring recompiling the vessel or doing any coding.</w:t>
       </w:r>
@@ -1302,49 +1394,46 @@
       <w:r>
         <w:t>Special thanks to Grzegorz Lorens (</w:t>
       </w:r>
-      <w:hyperlink r:id="rId18" w:history="1">
-        <w:r>
-          <w:rPr>
-            <w:rStyle w:val="Hyperlink"/>
-          </w:rPr>
-          <w:t>Loru</w:t>
-        </w:r>
-      </w:hyperlink>
+      <w:proofErr w:type="spellStart"/>
+      <w:r>
+        <w:fldChar w:fldCharType="begin"/>
+      </w:r>
+      <w:r>
+        <w:instrText>HYPERLINK "https://www.orbiter-forum.com/member.php?u=1580"</w:instrText>
+      </w:r>
+      <w:r>
+        <w:fldChar w:fldCharType="separate"/>
+      </w:r>
+      <w:r>
+        <w:rPr>
+          <w:rStyle w:val="Hyperlink"/>
+        </w:rPr>
+        <w:t>Loru</w:t>
+      </w:r>
+      <w:proofErr w:type="spellEnd"/>
+      <w:r>
+        <w:fldChar w:fldCharType="end"/>
+      </w:r>
       <w:r>
         <w:t xml:space="preserve"> on Orbiter-Forum) for creating the XRSound logo and a brand-new ambient music track that by default plays in external views in space (details below).</w:t>
       </w:r>
     </w:p>
-    <w:p>
-      <w:pPr>
-        <w:jc w:val="both"/>
-      </w:pPr>
-    </w:p>
-    <w:p>
-      <w:pPr>
-        <w:jc w:val="both"/>
-      </w:pPr>
-      <w:r>
-        <w:t>XRSound version 3.0 is the first open-source version of XRSound, to coincide with the newly open-sourced Orbiter 2021 version.</w:t>
-      </w:r>
-    </w:p>
-    <w:p>
-      <w:pPr>
-        <w:jc w:val="both"/>
-      </w:pPr>
-    </w:p>
-    <w:p>
-      <w:pPr>
-        <w:jc w:val="both"/>
-      </w:pPr>
-      <w:r>
-        <w:t>XRSound 4.0 replaces the irrKlang sound engine with the open-source miniaudio library; thanks to Gondos for this work. XRSound no longer needs irrKlang.dll or the ikpMP3.dll and ikpFlac.dll plugins.</w:t>
-      </w:r>
-    </w:p>
-    <w:p>
-      <w:pPr>
-        <w:jc w:val="both"/>
-      </w:pPr>
-    </w:p>
+    <w:p/>
+    <w:p>
+      <w:r>
+        <w:lastRenderedPageBreak/>
+        <w:t xml:space="preserve">XRSound 4.0 replaces the irrKlang sound engine with the open-source </w:t>
+      </w:r>
+      <w:proofErr w:type="spellStart"/>
+      <w:r>
+        <w:t>miniaudio</w:t>
+      </w:r>
+      <w:proofErr w:type="spellEnd"/>
+      <w:r>
+        <w:t xml:space="preserve"> library; thanks to Gondos for this work. XRSound no longer needs irrKlang.dll or the ikpMP3.dll and ikpFlac.dll plugins.</w:t>
+      </w:r>
+    </w:p>
+    <w:p/>
     <w:p>
       <w:pPr>
         <w:pStyle w:val="Heading1"/>
@@ -1378,8 +1467,16 @@
         <w:rPr>
           <w:rStyle w:val="Courier10ptChar"/>
         </w:rPr>
-        <w:t>XRSound-&lt;vessel class&gt;.cfg</w:t>
-      </w:r>
+        <w:t>XRSound-&lt;vessel class&gt;.</w:t>
+      </w:r>
+      <w:proofErr w:type="spellStart"/>
+      <w:r>
+        <w:rPr>
+          <w:rStyle w:val="Courier10ptChar"/>
+        </w:rPr>
+        <w:t>cfg</w:t>
+      </w:r>
+      <w:proofErr w:type="spellEnd"/>
       <w:r>
         <w:rPr>
           <w:rFonts w:cs="Calibri"/>
@@ -1394,7 +1491,25 @@
           <w:color w:val="000000"/>
           <w:szCs w:val="20"/>
         </w:rPr>
-        <w:t>XRSound-DeltaGlider.cfg.</w:t>
+        <w:t>XRSound-</w:t>
+      </w:r>
+      <w:proofErr w:type="spellStart"/>
+      <w:r>
+        <w:rPr>
+          <w:rFonts w:ascii="Courier New" w:hAnsi="Courier New" w:cs="Courier New"/>
+          <w:color w:val="000000"/>
+          <w:szCs w:val="20"/>
+        </w:rPr>
+        <w:t>DeltaGlider.cfg</w:t>
+      </w:r>
+      <w:proofErr w:type="spellEnd"/>
+      <w:r>
+        <w:rPr>
+          <w:rFonts w:ascii="Courier New" w:hAnsi="Courier New" w:cs="Courier New"/>
+          <w:color w:val="000000"/>
+          <w:szCs w:val="20"/>
+        </w:rPr>
+        <w:t>.</w:t>
       </w:r>
     </w:p>
     <w:p>
@@ -1496,7 +1611,7 @@
         </w:rPr>
         <w:t xml:space="preserve">Includes over 450 default sound files, including all </w:t>
       </w:r>
-      <w:hyperlink r:id="rId19" w:history="1">
+      <w:hyperlink r:id="rId18" w:history="1">
         <w:r>
           <w:rPr>
             <w:rStyle w:val="Hyperlink"/>
@@ -1513,7 +1628,7 @@
         </w:rPr>
         <w:t xml:space="preserve"> voice callouts by actress </w:t>
       </w:r>
-      <w:hyperlink r:id="rId20" w:history="1">
+      <w:hyperlink r:id="rId19" w:history="1">
         <w:r>
           <w:rPr>
             <w:rStyle w:val="Hyperlink"/>
@@ -1530,7 +1645,7 @@
         </w:rPr>
         <w:t xml:space="preserve"> and 141 ATC callouts from STS-114 and STS-121 featuring CAPCOM </w:t>
       </w:r>
-      <w:hyperlink r:id="rId21" w:history="1">
+      <w:hyperlink r:id="rId20" w:history="1">
         <w:r>
           <w:rPr>
             <w:rStyle w:val="Hyperlink"/>
@@ -1605,6 +1720,7 @@
           <w:rFonts w:cs="Calibri"/>
           <w:szCs w:val="20"/>
         </w:rPr>
+        <w:lastRenderedPageBreak/>
         <w:t xml:space="preserve">Includes new </w:t>
       </w:r>
       <w:r>
@@ -1623,22 +1739,50 @@
         </w:rPr>
         <w:t xml:space="preserve"> ambient music track created by and licensed from Grzegorz Lorens ("</w:t>
       </w:r>
-      <w:hyperlink r:id="rId22" w:history="1">
-        <w:r>
-          <w:rPr>
-            <w:rStyle w:val="Hyperlink"/>
-            <w:rFonts w:cs="Calibri"/>
-            <w:szCs w:val="20"/>
-          </w:rPr>
-          <w:t>Loru</w:t>
-        </w:r>
-      </w:hyperlink>
-      <w:r>
-        <w:rPr>
-          <w:rFonts w:cs="Calibri"/>
-          <w:szCs w:val="20"/>
-        </w:rPr>
-        <w:t xml:space="preserve">" on Orbiter-Forum) that plays in external views in space by default. This is configurable like any other sound. (For a lossless version of Loru's </w:t>
+      <w:proofErr w:type="spellStart"/>
+      <w:r>
+        <w:fldChar w:fldCharType="begin"/>
+      </w:r>
+      <w:r>
+        <w:instrText>HYPERLINK "https://www.orbiter-forum.com/member.php?u=1580"</w:instrText>
+      </w:r>
+      <w:r>
+        <w:fldChar w:fldCharType="separate"/>
+      </w:r>
+      <w:r>
+        <w:rPr>
+          <w:rStyle w:val="Hyperlink"/>
+          <w:rFonts w:cs="Calibri"/>
+          <w:szCs w:val="20"/>
+        </w:rPr>
+        <w:t>Loru</w:t>
+      </w:r>
+      <w:proofErr w:type="spellEnd"/>
+      <w:r>
+        <w:fldChar w:fldCharType="end"/>
+      </w:r>
+      <w:r>
+        <w:rPr>
+          <w:rFonts w:cs="Calibri"/>
+          <w:szCs w:val="20"/>
+        </w:rPr>
+        <w:t xml:space="preserve">" on Orbiter-Forum) that plays in external views in space by default. This is configurable like any other sound. (For a lossless version of </w:t>
+      </w:r>
+      <w:proofErr w:type="spellStart"/>
+      <w:r>
+        <w:rPr>
+          <w:rFonts w:cs="Calibri"/>
+          <w:szCs w:val="20"/>
+        </w:rPr>
+        <w:t>Loru's</w:t>
+      </w:r>
+      <w:proofErr w:type="spellEnd"/>
+      <w:r>
+        <w:rPr>
+          <w:rFonts w:cs="Calibri"/>
+          <w:szCs w:val="20"/>
+        </w:rPr>
+        <w:t xml:space="preserve"> </w:t>
       </w:r>
       <w:r>
         <w:rPr>
@@ -1656,7 +1800,7 @@
         </w:rPr>
         <w:t xml:space="preserve">, see </w:t>
       </w:r>
-      <w:hyperlink r:id="rId23" w:history="1">
+      <w:hyperlink r:id="rId21" w:history="1">
         <w:r>
           <w:rPr>
             <w:rStyle w:val="Hyperlink"/>
@@ -2002,8 +2146,17 @@
           <w:rFonts w:ascii="Courier New" w:hAnsi="Courier New" w:cs="Courier New"/>
           <w:szCs w:val="20"/>
         </w:rPr>
-        <w:t>XRSound-&lt;class name&gt;.cfg</w:t>
-      </w:r>
+        <w:t>XRSound-&lt;class name&gt;.</w:t>
+      </w:r>
+      <w:proofErr w:type="spellStart"/>
+      <w:r>
+        <w:rPr>
+          <w:rFonts w:ascii="Courier New" w:hAnsi="Courier New" w:cs="Courier New"/>
+          <w:szCs w:val="20"/>
+        </w:rPr>
+        <w:t>cfg</w:t>
+      </w:r>
+      <w:proofErr w:type="spellEnd"/>
       <w:r>
         <w:rPr>
           <w:rFonts w:cs="Calibri"/>
@@ -2011,11 +2164,19 @@
         </w:rPr>
         <w:t xml:space="preserve"> file. [You can set `</w:t>
       </w:r>
+      <w:proofErr w:type="spellStart"/>
       <w:r>
         <w:rPr>
           <w:rStyle w:val="Courier10ptChar"/>
         </w:rPr>
-        <w:t>LogVesselAnimations = 1</w:t>
+        <w:t>LogVesselAnimations</w:t>
+      </w:r>
+      <w:proofErr w:type="spellEnd"/>
+      <w:r>
+        <w:rPr>
+          <w:rStyle w:val="Courier10ptChar"/>
+        </w:rPr>
+        <w:t xml:space="preserve"> = 1</w:t>
       </w:r>
       <w:r>
         <w:rPr>
@@ -2070,8 +2231,16 @@
         <w:rPr>
           <w:rStyle w:val="Courier10ptChar"/>
         </w:rPr>
-        <w:t>XRSound-&lt;vessel class&gt;.cfg</w:t>
-      </w:r>
+        <w:t>XRSound-&lt;vessel class&gt;.</w:t>
+      </w:r>
+      <w:proofErr w:type="spellStart"/>
+      <w:r>
+        <w:rPr>
+          <w:rStyle w:val="Courier10ptChar"/>
+        </w:rPr>
+        <w:t>cfg</w:t>
+      </w:r>
+      <w:proofErr w:type="spellEnd"/>
       <w:r>
         <w:rPr>
           <w:rFonts w:cs="Calibri"/>
@@ -2119,6 +2288,7 @@
           <w:rFonts w:cs="Calibri"/>
           <w:szCs w:val="20"/>
         </w:rPr>
+        <w:lastRenderedPageBreak/>
         <w:t>Takeoff and landing voice callouts ("100 knots", "Wheels up" / "Liftoff", "You are cleared to land", "Warning: gear is up", "Touchdown", "Wheel stop", etc.)</w:t>
       </w:r>
     </w:p>
@@ -2335,8 +2505,16 @@
         <w:rPr>
           <w:rStyle w:val="Courier10ptChar"/>
         </w:rPr>
-        <w:t>XRSound-&lt;vessel class&gt;.cfg</w:t>
-      </w:r>
+        <w:t>XRSound-&lt;vessel class&gt;.</w:t>
+      </w:r>
+      <w:proofErr w:type="spellStart"/>
+      <w:r>
+        <w:rPr>
+          <w:rStyle w:val="Courier10ptChar"/>
+        </w:rPr>
+        <w:t>cfg</w:t>
+      </w:r>
+      <w:proofErr w:type="spellEnd"/>
       <w:r>
         <w:rPr>
           <w:rFonts w:cs="Calibri"/>
@@ -2374,7 +2552,7 @@
         </w:rPr>
         <w:t xml:space="preserve">The new </w:t>
       </w:r>
-      <w:hyperlink r:id="rId24" w:history="1">
+      <w:hyperlink r:id="rId22" w:history="1">
         <w:r>
           <w:rPr>
             <w:rStyle w:val="Hyperlink"/>
@@ -2419,6 +2597,7 @@
           <w:rFonts w:cs="Calibri"/>
           <w:szCs w:val="20"/>
         </w:rPr>
+        <w:lastRenderedPageBreak/>
         <w:t xml:space="preserve">Can add sound events to any existing Orbiter vessel's animations simply by editing that vessel's class's </w:t>
       </w:r>
       <w:r>
@@ -2426,14 +2605,55 @@
           <w:rFonts w:ascii="Courier New" w:hAnsi="Courier New" w:cs="Courier New"/>
           <w:szCs w:val="20"/>
         </w:rPr>
-        <w:t>XRSound-&lt;classname&gt;.cfg</w:t>
-      </w:r>
-      <w:r>
-        <w:rPr>
-          <w:rFonts w:cs="Calibri"/>
-          <w:szCs w:val="20"/>
-        </w:rPr>
-        <w:t xml:space="preserve"> file. Includes .cfg files for each of the default Orbiter vessels.</w:t>
+        <w:t>XRSound-&lt;</w:t>
+      </w:r>
+      <w:proofErr w:type="spellStart"/>
+      <w:r>
+        <w:rPr>
+          <w:rFonts w:ascii="Courier New" w:hAnsi="Courier New" w:cs="Courier New"/>
+          <w:szCs w:val="20"/>
+        </w:rPr>
+        <w:t>classname</w:t>
+      </w:r>
+      <w:proofErr w:type="spellEnd"/>
+      <w:r>
+        <w:rPr>
+          <w:rFonts w:ascii="Courier New" w:hAnsi="Courier New" w:cs="Courier New"/>
+          <w:szCs w:val="20"/>
+        </w:rPr>
+        <w:t>&gt;.</w:t>
+      </w:r>
+      <w:proofErr w:type="spellStart"/>
+      <w:r>
+        <w:rPr>
+          <w:rFonts w:ascii="Courier New" w:hAnsi="Courier New" w:cs="Courier New"/>
+          <w:szCs w:val="20"/>
+        </w:rPr>
+        <w:t>cfg</w:t>
+      </w:r>
+      <w:proofErr w:type="spellEnd"/>
+      <w:r>
+        <w:rPr>
+          <w:rFonts w:cs="Calibri"/>
+          <w:szCs w:val="20"/>
+        </w:rPr>
+        <w:t xml:space="preserve"> file. Includes .</w:t>
+      </w:r>
+      <w:proofErr w:type="spellStart"/>
+      <w:r>
+        <w:rPr>
+          <w:rFonts w:cs="Calibri"/>
+          <w:szCs w:val="20"/>
+        </w:rPr>
+        <w:t>cfg</w:t>
+      </w:r>
+      <w:proofErr w:type="spellEnd"/>
+      <w:r>
+        <w:rPr>
+          <w:rFonts w:cs="Calibri"/>
+          <w:szCs w:val="20"/>
+        </w:rPr>
+        <w:t xml:space="preserve"> files for each of the default Orbiter vessels.</w:t>
       </w:r>
     </w:p>
     <w:p>
@@ -2738,9 +2958,11 @@
           <w:rFonts w:cs="Calibri"/>
           <w:szCs w:val="20"/>
         </w:rPr>
+        <w:lastRenderedPageBreak/>
         <w:t xml:space="preserve">Uses the </w:t>
       </w:r>
-      <w:hyperlink r:id="rId25" w:history="1">
+      <w:hyperlink r:id="rId23" w:history="1">
+        <w:proofErr w:type="spellStart"/>
         <w:r>
           <w:rPr>
             <w:rStyle w:val="Hyperlink"/>
@@ -2749,6 +2971,7 @@
           </w:rPr>
           <w:t>miniaudio</w:t>
         </w:r>
+        <w:proofErr w:type="spellEnd"/>
       </w:hyperlink>
       <w:r>
         <w:rPr>
@@ -2797,7 +3020,39 @@
           <w:rFonts w:cs="Calibri"/>
           <w:szCs w:val="20"/>
         </w:rPr>
-        <w:t>Ogg Vorbis (*.ogg)</w:t>
+        <w:t xml:space="preserve">Ogg </w:t>
+      </w:r>
+      <w:proofErr w:type="spellStart"/>
+      <w:r>
+        <w:rPr>
+          <w:rFonts w:cs="Calibri"/>
+          <w:szCs w:val="20"/>
+        </w:rPr>
+        <w:t>Vorbis</w:t>
+      </w:r>
+      <w:proofErr w:type="spellEnd"/>
+      <w:r>
+        <w:rPr>
+          <w:rFonts w:cs="Calibri"/>
+          <w:szCs w:val="20"/>
+        </w:rPr>
+        <w:t xml:space="preserve"> (*.</w:t>
+      </w:r>
+      <w:proofErr w:type="spellStart"/>
+      <w:r>
+        <w:rPr>
+          <w:rFonts w:cs="Calibri"/>
+          <w:szCs w:val="20"/>
+        </w:rPr>
+        <w:t>ogg</w:t>
+      </w:r>
+      <w:proofErr w:type="spellEnd"/>
+      <w:r>
+        <w:rPr>
+          <w:rFonts w:cs="Calibri"/>
+          <w:szCs w:val="20"/>
+        </w:rPr>
+        <w:t>)</w:t>
       </w:r>
     </w:p>
     <w:p>
@@ -2839,7 +3094,23 @@
           <w:rFonts w:cs="Calibri"/>
           <w:szCs w:val="20"/>
         </w:rPr>
-        <w:t>Free Lossless Audio Codec (*.flac)</w:t>
+        <w:t>Free Lossless Audio Codec (*.</w:t>
+      </w:r>
+      <w:proofErr w:type="spellStart"/>
+      <w:r>
+        <w:rPr>
+          <w:rFonts w:cs="Calibri"/>
+          <w:szCs w:val="20"/>
+        </w:rPr>
+        <w:t>flac</w:t>
+      </w:r>
+      <w:proofErr w:type="spellEnd"/>
+      <w:r>
+        <w:rPr>
+          <w:rFonts w:cs="Calibri"/>
+          <w:szCs w:val="20"/>
+        </w:rPr>
+        <w:t>)</w:t>
       </w:r>
     </w:p>
     <w:p>
@@ -2872,8 +3143,17 @@
           <w:rFonts w:ascii="Courier New" w:hAnsi="Courier New" w:cs="Courier New"/>
           <w:szCs w:val="20"/>
         </w:rPr>
-        <w:t>$ORBITER_ROOT\XRSound\XRSound*.cfg</w:t>
-      </w:r>
+        <w:t>$ORBITER_ROOT\XRSound\XRSound*.</w:t>
+      </w:r>
+      <w:proofErr w:type="spellStart"/>
+      <w:r>
+        <w:rPr>
+          <w:rFonts w:ascii="Courier New" w:hAnsi="Courier New" w:cs="Courier New"/>
+          <w:szCs w:val="20"/>
+        </w:rPr>
+        <w:t>cfg</w:t>
+      </w:r>
+      <w:proofErr w:type="spellEnd"/>
       <w:r>
         <w:rPr>
           <w:rFonts w:cs="Calibri"/>
@@ -2949,7 +3229,6 @@
     <w:p>
       <w:pPr>
         <w:pStyle w:val="Heading1"/>
-        <w:jc w:val="both"/>
       </w:pPr>
       <w:bookmarkStart w:id="3" w:name="_Toc243946902"/>
       <w:r>
@@ -2957,18 +3236,13 @@
       </w:r>
       <w:bookmarkEnd w:id="3"/>
     </w:p>
-    <w:p>
-      <w:pPr>
-        <w:jc w:val="both"/>
-      </w:pPr>
-    </w:p>
+    <w:p/>
     <w:p>
       <w:pPr>
         <w:numPr>
           <w:ilvl w:val="0"/>
           <w:numId w:val="5"/>
         </w:numPr>
-        <w:jc w:val="both"/>
       </w:pPr>
       <w:r>
         <w:t>Windows Vista or newer.</w:t>
@@ -2980,8 +3254,78 @@
           <w:ilvl w:val="0"/>
           <w:numId w:val="5"/>
         </w:numPr>
-        <w:jc w:val="both"/>
-      </w:pPr>
+      </w:pPr>
+      <w:hyperlink r:id="rId24" w:history="1">
+        <w:r>
+          <w:rPr>
+            <w:rStyle w:val="Hyperlink"/>
+          </w:rPr>
+          <w:t>Orbiter 2024</w:t>
+        </w:r>
+      </w:hyperlink>
+      <w:r>
+        <w:t xml:space="preserve"> or newer.  </w:t>
+      </w:r>
+      <w:r>
+        <w:rPr>
+          <w:u w:val="single"/>
+        </w:rPr>
+        <w:t>Older Orbiter releases are not supported by XRSound 4.0.</w:t>
+      </w:r>
+    </w:p>
+    <w:p>
+      <w:pPr>
+        <w:numPr>
+          <w:ilvl w:val="0"/>
+          <w:numId w:val="5"/>
+        </w:numPr>
+      </w:pPr>
+      <w:hyperlink r:id="rId25" w:history="1">
+        <w:r>
+          <w:rPr>
+            <w:rStyle w:val="Hyperlink"/>
+          </w:rPr>
+          <w:t>Microsoft Visual C++ Redistributable</w:t>
+        </w:r>
+      </w:hyperlink>
+      <w:r>
+        <w:t xml:space="preserve"> files (latest version).</w:t>
+      </w:r>
+    </w:p>
+    <w:p>
+      <w:pPr>
+        <w:pStyle w:val="ListParagraph"/>
+      </w:pPr>
+    </w:p>
+    <w:p>
+      <w:pPr>
+        <w:ind w:left="360"/>
+      </w:pPr>
+    </w:p>
+    <w:p>
+      <w:pPr>
+        <w:pStyle w:val="Heading1"/>
+      </w:pPr>
+      <w:bookmarkStart w:id="4" w:name="_Toc243946903"/>
+      <w:r>
+        <w:t>Installation</w:t>
+      </w:r>
+      <w:bookmarkEnd w:id="4"/>
+    </w:p>
+    <w:p/>
+    <w:p>
+      <w:r>
+        <w:t xml:space="preserve">This section details how to install and activate XRSound.  Note that XRSound is a plug-in for </w:t>
+      </w:r>
+      <w:r>
+        <w:rPr>
+          <w:i/>
+        </w:rPr>
+        <w:t xml:space="preserve">Orbiter </w:t>
+      </w:r>
+      <w:r>
+        <w:t xml:space="preserve">and requires that </w:t>
+      </w:r>
       <w:hyperlink r:id="rId26" w:history="1">
         <w:r>
           <w:rPr>
@@ -2991,24 +3335,54 @@
         </w:r>
       </w:hyperlink>
       <w:r>
-        <w:t xml:space="preserve"> or newer.  </w:t>
-      </w:r>
-      <w:r>
-        <w:rPr>
-          <w:u w:val="single"/>
-        </w:rPr>
-        <w:t>Older Orbiter releases are not supported by XRSound 4.0.</w:t>
-      </w:r>
-    </w:p>
+        <w:t xml:space="preserve"> or newer be installed first.  </w:t>
+      </w:r>
+    </w:p>
+    <w:p/>
     <w:p>
       <w:pPr>
         <w:numPr>
           <w:ilvl w:val="0"/>
-          <w:numId w:val="5"/>
+          <w:numId w:val="7"/>
         </w:numPr>
-        <w:jc w:val="both"/>
-      </w:pPr>
+        <w:spacing w:after="240"/>
+      </w:pPr>
+      <w:r>
+        <w:t xml:space="preserve">Install </w:t>
+      </w:r>
       <w:hyperlink r:id="rId27" w:history="1">
+        <w:r>
+          <w:rPr>
+            <w:rStyle w:val="Hyperlink"/>
+          </w:rPr>
+          <w:t>Orbiter 2024</w:t>
+        </w:r>
+      </w:hyperlink>
+      <w:r>
+        <w:t xml:space="preserve"> or newer.  </w:t>
+      </w:r>
+      <w:r>
+        <w:rPr>
+          <w:u w:val="single"/>
+        </w:rPr>
+        <w:t>Older versions of Orbiter are not supported</w:t>
+      </w:r>
+      <w:r>
+        <w:t xml:space="preserve"> by XRSound 4.0.</w:t>
+      </w:r>
+    </w:p>
+    <w:p>
+      <w:pPr>
+        <w:numPr>
+          <w:ilvl w:val="0"/>
+          <w:numId w:val="7"/>
+        </w:numPr>
+        <w:spacing w:after="240"/>
+      </w:pPr>
+      <w:r>
+        <w:t xml:space="preserve">Install the x86 (for 32-bit Orbiter) or x64 (for 64-bit Orbiter) </w:t>
+      </w:r>
+      <w:hyperlink r:id="rId28" w:history="1">
         <w:r>
           <w:rPr>
             <w:rStyle w:val="Hyperlink"/>
@@ -3022,95 +3396,23 @@
     </w:p>
     <w:p>
       <w:pPr>
-        <w:pStyle w:val="ListParagraph"/>
-      </w:pPr>
-    </w:p>
-    <w:p>
-      <w:pPr>
-        <w:ind w:left="360"/>
-        <w:jc w:val="both"/>
-      </w:pPr>
-    </w:p>
-    <w:p>
-      <w:pPr>
-        <w:pStyle w:val="Heading1"/>
-        <w:jc w:val="both"/>
-      </w:pPr>
-      <w:bookmarkStart w:id="4" w:name="_Toc243946903"/>
-      <w:r>
-        <w:t>Installation</w:t>
-      </w:r>
-      <w:bookmarkEnd w:id="4"/>
-    </w:p>
-    <w:p>
-      <w:pPr>
-        <w:jc w:val="both"/>
-      </w:pPr>
-    </w:p>
-    <w:p>
-      <w:pPr>
-        <w:jc w:val="both"/>
-      </w:pPr>
-      <w:r>
-        <w:t xml:space="preserve">This section details how to install and activate XRSound.  Note that XRSound is a plug-in for </w:t>
-      </w:r>
-      <w:r>
-        <w:rPr>
-          <w:i/>
-        </w:rPr>
-        <w:t xml:space="preserve">Orbiter </w:t>
-      </w:r>
-      <w:r>
-        <w:t xml:space="preserve">and requires that </w:t>
-      </w:r>
-      <w:hyperlink r:id="rId28" w:history="1">
-        <w:r>
-          <w:rPr>
-            <w:rStyle w:val="Hyperlink"/>
-          </w:rPr>
-          <w:t>Orbiter 2024</w:t>
-        </w:r>
-      </w:hyperlink>
-      <w:r>
-        <w:t xml:space="preserve"> or newer be installed first.  </w:t>
-      </w:r>
-    </w:p>
-    <w:p>
-      <w:pPr>
-        <w:jc w:val="both"/>
-      </w:pPr>
-    </w:p>
-    <w:p>
-      <w:pPr>
         <w:numPr>
           <w:ilvl w:val="0"/>
           <w:numId w:val="7"/>
         </w:numPr>
         <w:spacing w:after="240"/>
-        <w:jc w:val="both"/>
-      </w:pPr>
-      <w:r>
-        <w:t xml:space="preserve">Install </w:t>
-      </w:r>
-      <w:hyperlink r:id="rId29" w:history="1">
-        <w:r>
-          <w:rPr>
-            <w:rStyle w:val="Hyperlink"/>
-          </w:rPr>
-          <w:t>Orbiter 2024</w:t>
-        </w:r>
-      </w:hyperlink>
-      <w:r>
-        <w:t xml:space="preserve"> or newer.  </w:t>
-      </w:r>
-      <w:r>
-        <w:rPr>
-          <w:u w:val="single"/>
-        </w:rPr>
-        <w:t>Older versions of Orbiter are not supported</w:t>
-      </w:r>
-      <w:r>
-        <w:t xml:space="preserve"> by XRSound 4.0.</w:t>
+      </w:pPr>
+      <w:r>
+        <w:t xml:space="preserve">XRSound is included with Orbiter 2024 and newer.  If you are installing a separate XRSound release, unzip it into your </w:t>
+      </w:r>
+      <w:r>
+        <w:rPr>
+          <w:rFonts w:ascii="Courier New" w:hAnsi="Courier New" w:cs="Courier New"/>
+        </w:rPr>
+        <w:t>$ORBITER_ROOT</w:t>
+      </w:r>
+      <w:r>
+        <w:t xml:space="preserve"> (e.g., C:\Orbiter) directory.</w:t>
       </w:r>
     </w:p>
     <w:p>
@@ -3120,21 +3422,9 @@
           <w:numId w:val="7"/>
         </w:numPr>
         <w:spacing w:after="240"/>
-        <w:jc w:val="both"/>
-      </w:pPr>
-      <w:r>
-        <w:t xml:space="preserve">Install the x86 (for 32-bit Orbiter) or x64 (for 64-bit Orbiter) </w:t>
-      </w:r>
-      <w:hyperlink r:id="rId30" w:history="1">
-        <w:r>
-          <w:rPr>
-            <w:rStyle w:val="Hyperlink"/>
-          </w:rPr>
-          <w:t>Microsoft Visual C++ Redistributable</w:t>
-        </w:r>
-      </w:hyperlink>
-      <w:r>
-        <w:t xml:space="preserve"> files (latest version).</w:t>
+      </w:pPr>
+      <w:r>
+        <w:t xml:space="preserve">Bring up Orbiter to display the Orbiter Launchpad. </w:t>
       </w:r>
     </w:p>
     <w:p>
@@ -3144,19 +3434,18 @@
           <w:numId w:val="7"/>
         </w:numPr>
         <w:spacing w:after="240"/>
-        <w:jc w:val="both"/>
-      </w:pPr>
-      <w:r>
-        <w:t xml:space="preserve">XRSound is included with Orbiter 2024 and newer.  If you are installing a separate XRSound release, unzip it into your </w:t>
-      </w:r>
-      <w:r>
-        <w:rPr>
-          <w:rFonts w:ascii="Courier New" w:hAnsi="Courier New" w:cs="Courier New"/>
-        </w:rPr>
-        <w:t>$ORBITER_ROOT</w:t>
-      </w:r>
-      <w:r>
-        <w:t xml:space="preserve"> (e.g., C:\Orbiter) directory.</w:t>
+      </w:pPr>
+      <w:r>
+        <w:t xml:space="preserve">Click the </w:t>
+      </w:r>
+      <w:r>
+        <w:rPr>
+          <w:i/>
+        </w:rPr>
+        <w:t>Modules</w:t>
+      </w:r>
+      <w:r>
+        <w:t xml:space="preserve"> button.  </w:t>
       </w:r>
     </w:p>
     <w:p>
@@ -3166,42 +3455,6 @@
           <w:numId w:val="7"/>
         </w:numPr>
         <w:spacing w:after="240"/>
-        <w:jc w:val="both"/>
-      </w:pPr>
-      <w:r>
-        <w:t xml:space="preserve">Bring up Orbiter to display the Orbiter Launchpad. </w:t>
-      </w:r>
-    </w:p>
-    <w:p>
-      <w:pPr>
-        <w:numPr>
-          <w:ilvl w:val="0"/>
-          <w:numId w:val="7"/>
-        </w:numPr>
-        <w:spacing w:after="240"/>
-        <w:jc w:val="both"/>
-      </w:pPr>
-      <w:r>
-        <w:t xml:space="preserve">Click the </w:t>
-      </w:r>
-      <w:r>
-        <w:rPr>
-          <w:i/>
-        </w:rPr>
-        <w:t>Modules</w:t>
-      </w:r>
-      <w:r>
-        <w:t xml:space="preserve"> button.  </w:t>
-      </w:r>
-    </w:p>
-    <w:p>
-      <w:pPr>
-        <w:numPr>
-          <w:ilvl w:val="0"/>
-          <w:numId w:val="7"/>
-        </w:numPr>
-        <w:spacing w:after="240"/>
-        <w:jc w:val="both"/>
       </w:pPr>
       <w:r>
         <w:t xml:space="preserve">Click the checkbox next to </w:t>
@@ -3240,7 +3493,6 @@
       <w:pPr>
         <w:spacing w:after="240"/>
         <w:ind w:left="360"/>
-        <w:jc w:val="both"/>
         <w:rPr>
           <w:iCs/>
         </w:rPr>
@@ -3249,9 +3501,38 @@
         <w:rPr>
           <w:i/>
         </w:rPr>
-        <w:t xml:space="preserve">Note: if you previously installed the OrbiterSound module, deactivate it by unchecking it in the same section.  Otherwise, its default vessel sounds will conflict with XRSound’s default vessel sounds. However, you can install Face’s </w:t>
-      </w:r>
-      <w:hyperlink r:id="rId31" w:history="1">
+        <w:t xml:space="preserve">Note: if you previously installed the </w:t>
+      </w:r>
+      <w:proofErr w:type="spellStart"/>
+      <w:r>
+        <w:rPr>
+          <w:i/>
+        </w:rPr>
+        <w:t>OrbiterSound</w:t>
+      </w:r>
+      <w:proofErr w:type="spellEnd"/>
+      <w:r>
+        <w:rPr>
+          <w:i/>
+        </w:rPr>
+        <w:t xml:space="preserve"> module, deactivate it by unchecking it in the same section.  Otherwise, its default vessel sounds will conflict with </w:t>
+      </w:r>
+      <w:proofErr w:type="spellStart"/>
+      <w:r>
+        <w:rPr>
+          <w:i/>
+        </w:rPr>
+        <w:t>XRSound’s</w:t>
+      </w:r>
+      <w:proofErr w:type="spellEnd"/>
+      <w:r>
+        <w:rPr>
+          <w:i/>
+        </w:rPr>
+        <w:t xml:space="preserve"> default vessel sounds. However, you can install Face’s </w:t>
+      </w:r>
+      <w:hyperlink r:id="rId29" w:history="1">
+        <w:proofErr w:type="spellStart"/>
         <w:r>
           <w:rPr>
             <w:rStyle w:val="Hyperlink"/>
@@ -3259,23 +3540,45 @@
           </w:rPr>
           <w:t>SoundBridge</w:t>
         </w:r>
+        <w:proofErr w:type="spellEnd"/>
       </w:hyperlink>
       <w:r>
         <w:rPr>
           <w:i/>
         </w:rPr>
-        <w:t xml:space="preserve"> module to seamlessly route OrbiterSound calls to XRSound if you have vessels installed that require OrbiterSound.</w:t>
-      </w:r>
-    </w:p>
-    <w:p>
-      <w:pPr>
-        <w:jc w:val="both"/>
-      </w:pPr>
-    </w:p>
-    <w:p>
-      <w:pPr>
-        <w:jc w:val="both"/>
-      </w:pPr>
+        <w:t xml:space="preserve"> module to seamlessly route </w:t>
+      </w:r>
+      <w:proofErr w:type="spellStart"/>
+      <w:r>
+        <w:rPr>
+          <w:i/>
+        </w:rPr>
+        <w:t>OrbiterSound</w:t>
+      </w:r>
+      <w:proofErr w:type="spellEnd"/>
+      <w:r>
+        <w:rPr>
+          <w:i/>
+        </w:rPr>
+        <w:t xml:space="preserve"> calls to XRSound if you have vessels installed that require </w:t>
+      </w:r>
+      <w:proofErr w:type="spellStart"/>
+      <w:r>
+        <w:rPr>
+          <w:i/>
+        </w:rPr>
+        <w:t>OrbiterSound</w:t>
+      </w:r>
+      <w:proofErr w:type="spellEnd"/>
+      <w:r>
+        <w:rPr>
+          <w:i/>
+        </w:rPr>
+        <w:t>.</w:t>
+      </w:r>
+    </w:p>
+    <w:p/>
+    <w:p>
       <w:r>
         <w:t xml:space="preserve">Now run Orbiter and load any of the launch scenarios; you should hear an audio greeting voice callout when the simulation starts.  If you don’t, look at </w:t>
       </w:r>
@@ -3298,11 +3601,7 @@
         <w:t>.</w:t>
       </w:r>
     </w:p>
-    <w:p>
-      <w:pPr>
-        <w:jc w:val="both"/>
-      </w:pPr>
-    </w:p>
+    <w:p/>
     <w:p>
       <w:pPr>
         <w:jc w:val="center"/>
@@ -3332,15 +3631,12 @@
       </w:pPr>
       <w:bookmarkStart w:id="5" w:name="_Toc243946904"/>
       <w:r>
+        <w:lastRenderedPageBreak/>
         <w:t>Configuring XRSound</w:t>
       </w:r>
       <w:bookmarkEnd w:id="5"/>
     </w:p>
-    <w:p>
-      <w:pPr>
-        <w:jc w:val="both"/>
-      </w:pPr>
-    </w:p>
+    <w:p/>
     <w:p>
       <w:r>
         <w:t xml:space="preserve">XRSound is fully configurable and allows users to replace or disable any sound or voice callout either globally, via the </w:t>
@@ -3358,8 +3654,16 @@
         <w:rPr>
           <w:rStyle w:val="Courier10ptChar"/>
         </w:rPr>
-        <w:t>$ORBITER_ROOT\XRSound\XRSound-&lt;vessel class name&gt;.cfg</w:t>
-      </w:r>
+        <w:t>$ORBITER_ROOT\XRSound\XRSound-&lt;vessel class name&gt;.</w:t>
+      </w:r>
+      <w:proofErr w:type="spellStart"/>
+      <w:r>
+        <w:rPr>
+          <w:rStyle w:val="Courier10ptChar"/>
+        </w:rPr>
+        <w:t>cfg</w:t>
+      </w:r>
+      <w:proofErr w:type="spellEnd"/>
       <w:r>
         <w:t xml:space="preserve"> file (for example </w:t>
       </w:r>
@@ -3370,7 +3674,15 @@
         <w:t>C:\Orbiter\XRSound\XRSound-DeltaGlider.cfg</w:t>
       </w:r>
       <w:r>
-        <w:t xml:space="preserve">).  Settings in the vessel class’s .cfg file override any corresponding settings in the global </w:t>
+        <w:t>).  Settings in the vessel class’s .</w:t>
+      </w:r>
+      <w:proofErr w:type="spellStart"/>
+      <w:r>
+        <w:t>cfg</w:t>
+      </w:r>
+      <w:proofErr w:type="spellEnd"/>
+      <w:r>
+        <w:t xml:space="preserve"> file override any corresponding settings in the global </w:t>
       </w:r>
       <w:r>
         <w:rPr>
@@ -3382,15 +3694,8 @@
         <w:t xml:space="preserve"> file.  </w:t>
       </w:r>
     </w:p>
-    <w:p>
-      <w:pPr>
-        <w:jc w:val="both"/>
-      </w:pPr>
-    </w:p>
-    <w:p>
-      <w:pPr>
-        <w:jc w:val="both"/>
-      </w:pPr>
+    <w:p/>
+    <w:p>
       <w:r>
         <w:t xml:space="preserve">Refer to the comments in </w:t>
       </w:r>
@@ -3404,11 +3709,7 @@
         <w:t xml:space="preserve"> for details about how to configure XRSound.  </w:t>
       </w:r>
     </w:p>
-    <w:p>
-      <w:pPr>
-        <w:jc w:val="both"/>
-      </w:pPr>
-    </w:p>
+    <w:p/>
     <w:p>
       <w:pPr>
         <w:pStyle w:val="Heading1"/>
@@ -3422,7 +3723,15 @@
     <w:p/>
     <w:p>
       <w:r>
-        <w:t xml:space="preserve">There are two ways to define custom sounds and/or voice callouts to an existing vessel.  The first is to use the XRSound C++ API and make XRSound calls from the vessel’s source code.  This allows you full access to all XRSound’s features, but also requires you to have access to the vessel’s source code.  </w:t>
+        <w:t xml:space="preserve">There are two ways to define custom sounds and/or voice callouts to an existing vessel.  The first is to use the XRSound C++ API and make XRSound calls from the vessel’s source code.  This allows you full access to all </w:t>
+      </w:r>
+      <w:proofErr w:type="spellStart"/>
+      <w:r>
+        <w:t>XRSound’s</w:t>
+      </w:r>
+      <w:proofErr w:type="spellEnd"/>
+      <w:r>
+        <w:t xml:space="preserve"> features, but also requires you to have access to the vessel’s source code.  </w:t>
       </w:r>
     </w:p>
     <w:p/>
@@ -3434,10 +3743,52 @@
         <w:rPr>
           <w:rStyle w:val="Courier10ptChar"/>
         </w:rPr>
-        <w:t>$ORBITER_ROOT\XRSound\XRSound-&lt;className&gt;.cfg</w:t>
-      </w:r>
-      <w:r>
-        <w:t xml:space="preserve"> file for the vessel’s class in Orbiter.  In addition to defining (or “overriding”) any default sounds defined in XRSound.cfg, you can also define new sounds for any of the vessel’s animations (for example, a nosecone opening or closing), as well as define one custom engine sound (for example, SCRAMJETS on the default DeltaGlider-S).  XRSound includes custom .cfg files for each of Orbiter’s default vessels.  For example, the DeltaGlider-S’s Orbiter class name is “DG-S”, and so its custom XRSound.cfg file is named XRSound-DG-S.cfg.</w:t>
+        <w:t>$ORBITER_ROOT\XRSound\XRSound-&lt;</w:t>
+      </w:r>
+      <w:proofErr w:type="spellStart"/>
+      <w:r>
+        <w:rPr>
+          <w:rStyle w:val="Courier10ptChar"/>
+        </w:rPr>
+        <w:t>className</w:t>
+      </w:r>
+      <w:proofErr w:type="spellEnd"/>
+      <w:r>
+        <w:rPr>
+          <w:rStyle w:val="Courier10ptChar"/>
+        </w:rPr>
+        <w:t>&gt;.</w:t>
+      </w:r>
+      <w:proofErr w:type="spellStart"/>
+      <w:r>
+        <w:rPr>
+          <w:rStyle w:val="Courier10ptChar"/>
+        </w:rPr>
+        <w:t>cfg</w:t>
+      </w:r>
+      <w:proofErr w:type="spellEnd"/>
+      <w:r>
+        <w:t xml:space="preserve"> file for the vessel’s class in Orbiter.  In addition to defining (or “overriding”) any default sounds defined in XRSound.cfg, you can also define new sounds for any of the vessel’s animations (for example, a nosecone opening or closing), as well as define one custom engine sound (for example, SCRAMJETS on the default DeltaGlider-S).  XRSound includes custom .</w:t>
+      </w:r>
+      <w:proofErr w:type="spellStart"/>
+      <w:r>
+        <w:t>cfg</w:t>
+      </w:r>
+      <w:proofErr w:type="spellEnd"/>
+      <w:r>
+        <w:t xml:space="preserve"> files for each of Orbiter’s default vessels.  For example, the </w:t>
+      </w:r>
+      <w:r>
+        <w:lastRenderedPageBreak/>
+        <w:t>DeltaGlider-S’s Orbiter class name is “DG-S”, and so its custom XRSound.cfg file is named XRSound-DG-</w:t>
+      </w:r>
+      <w:proofErr w:type="spellStart"/>
+      <w:r>
+        <w:t>S.cfg</w:t>
+      </w:r>
+      <w:proofErr w:type="spellEnd"/>
+      <w:r>
+        <w:t>.</w:t>
       </w:r>
     </w:p>
     <w:p/>
@@ -3457,8 +3808,16 @@
         <w:rPr>
           <w:rStyle w:val="Courier10ptChar"/>
         </w:rPr>
-        <w:t>Foo/BarClass</w:t>
-      </w:r>
+        <w:t>Foo/</w:t>
+      </w:r>
+      <w:proofErr w:type="spellStart"/>
+      <w:r>
+        <w:rPr>
+          <w:rStyle w:val="Courier10ptChar"/>
+        </w:rPr>
+        <w:t>BarClass</w:t>
+      </w:r>
+      <w:proofErr w:type="spellEnd"/>
       <w:r>
         <w:rPr>
           <w:rFonts w:ascii="Calibri" w:hAnsi="Calibri" w:cs="Calibri"/>
@@ -3481,12 +3840,14 @@
         </w:rPr>
         <w:t xml:space="preserve"> </w:t>
       </w:r>
+      <w:proofErr w:type="spellStart"/>
       <w:r>
         <w:rPr>
           <w:rStyle w:val="Courier10ptChar"/>
         </w:rPr>
         <w:t>Foo_BarClass</w:t>
       </w:r>
+      <w:proofErr w:type="spellEnd"/>
       <w:r>
         <w:rPr>
           <w:rFonts w:ascii="Calibri" w:hAnsi="Calibri" w:cs="Calibri"/>
@@ -3514,8 +3875,16 @@
         <w:rPr>
           <w:rStyle w:val="Courier10ptChar"/>
         </w:rPr>
-        <w:t>XRSound-Foo_BarClass.cfg</w:t>
-      </w:r>
+        <w:t>XRSound-</w:t>
+      </w:r>
+      <w:proofErr w:type="spellStart"/>
+      <w:r>
+        <w:rPr>
+          <w:rStyle w:val="Courier10ptChar"/>
+        </w:rPr>
+        <w:t>Foo_BarClass.cfg</w:t>
+      </w:r>
+      <w:proofErr w:type="spellEnd"/>
       <w:r>
         <w:rPr>
           <w:rFonts w:ascii="Calibri" w:hAnsi="Calibri" w:cs="Calibri"/>
@@ -3564,11 +3933,19 @@
           <w:rFonts w:ascii="Courier New" w:hAnsi="Courier New" w:cs="Courier New"/>
         </w:rPr>
       </w:pPr>
+      <w:proofErr w:type="spellStart"/>
       <w:r>
         <w:rPr>
           <w:rFonts w:ascii="Courier New" w:hAnsi="Courier New" w:cs="Courier New"/>
         </w:rPr>
-        <w:t>EnableVerboseLogging = 1</w:t>
+        <w:t>EnableVerboseLogging</w:t>
+      </w:r>
+      <w:proofErr w:type="spellEnd"/>
+      <w:r>
+        <w:rPr>
+          <w:rFonts w:ascii="Courier New" w:hAnsi="Courier New" w:cs="Courier New"/>
+        </w:rPr>
+        <w:t xml:space="preserve"> = 1</w:t>
       </w:r>
     </w:p>
     <w:p>
@@ -3580,11 +3957,19 @@
           <w:rFonts w:ascii="Courier New" w:hAnsi="Courier New" w:cs="Courier New"/>
         </w:rPr>
       </w:pPr>
+      <w:proofErr w:type="spellStart"/>
       <w:r>
         <w:rPr>
           <w:rFonts w:ascii="Courier New" w:hAnsi="Courier New" w:cs="Courier New"/>
         </w:rPr>
-        <w:t>LogVesselAnimations = 1</w:t>
+        <w:t>LogVesselAnimations</w:t>
+      </w:r>
+      <w:proofErr w:type="spellEnd"/>
+      <w:r>
+        <w:rPr>
+          <w:rFonts w:ascii="Courier New" w:hAnsi="Courier New" w:cs="Courier New"/>
+        </w:rPr>
+        <w:t xml:space="preserve"> = 1</w:t>
       </w:r>
     </w:p>
     <w:p>
@@ -3596,11 +3981,19 @@
           <w:rFonts w:ascii="Courier New" w:hAnsi="Courier New" w:cs="Courier New"/>
         </w:rPr>
       </w:pPr>
+      <w:proofErr w:type="spellStart"/>
       <w:r>
         <w:rPr>
           <w:rFonts w:ascii="Courier New" w:hAnsi="Courier New" w:cs="Courier New"/>
         </w:rPr>
-        <w:t xml:space="preserve">LogThrusterData = 1  </w:t>
+        <w:t>LogThrusterData</w:t>
+      </w:r>
+      <w:proofErr w:type="spellEnd"/>
+      <w:r>
+        <w:rPr>
+          <w:rFonts w:ascii="Courier New" w:hAnsi="Courier New" w:cs="Courier New"/>
+        </w:rPr>
+        <w:t xml:space="preserve"> = 1  </w:t>
       </w:r>
     </w:p>
     <w:p>
@@ -3688,7 +4081,36 @@
         <w:rPr>
           <w:rFonts w:ascii="Courier New" w:hAnsi="Courier New" w:cs="Courier New"/>
         </w:rPr>
-        <w:t>[GL-01]   &gt;&gt; LogVesselAnimations: [DeltaGlider][animation ID = 7, state = Moving]</w:t>
+        <w:lastRenderedPageBreak/>
+        <w:t xml:space="preserve">[GL-01]   &gt;&gt; </w:t>
+      </w:r>
+      <w:proofErr w:type="spellStart"/>
+      <w:r>
+        <w:rPr>
+          <w:rFonts w:ascii="Courier New" w:hAnsi="Courier New" w:cs="Courier New"/>
+        </w:rPr>
+        <w:t>LogVesselAnimations</w:t>
+      </w:r>
+      <w:proofErr w:type="spellEnd"/>
+      <w:r>
+        <w:rPr>
+          <w:rFonts w:ascii="Courier New" w:hAnsi="Courier New" w:cs="Courier New"/>
+        </w:rPr>
+        <w:t>: [DeltaGlider</w:t>
+      </w:r>
+      <w:proofErr w:type="gramStart"/>
+      <w:r>
+        <w:rPr>
+          <w:rFonts w:ascii="Courier New" w:hAnsi="Courier New" w:cs="Courier New"/>
+        </w:rPr>
+        <w:t>][</w:t>
+      </w:r>
+      <w:proofErr w:type="gramEnd"/>
+      <w:r>
+        <w:rPr>
+          <w:rFonts w:ascii="Courier New" w:hAnsi="Courier New" w:cs="Courier New"/>
+        </w:rPr>
+        <w:t>animation ID = 7, state = Moving]</w:t>
       </w:r>
     </w:p>
     <w:p>
@@ -3754,10 +4176,26 @@
         <w:rPr>
           <w:rStyle w:val="Courier10ptChar"/>
         </w:rPr>
-        <w:t>$ORBITER_ROOT\XRSound\XRSound-DeltaGlider.cfg</w:t>
-      </w:r>
-      <w:r>
-        <w:t>.  Open that file in your favorite text editor.  (If the file does not exist yet, copy an existing vessel’s cfg file as a template and then delete any existing settings in it before defining new ones.)</w:t>
+        <w:t>$ORBITER_ROOT\XRSound\XRSound-</w:t>
+      </w:r>
+      <w:proofErr w:type="spellStart"/>
+      <w:r>
+        <w:rPr>
+          <w:rStyle w:val="Courier10ptChar"/>
+        </w:rPr>
+        <w:t>DeltaGlider.cfg</w:t>
+      </w:r>
+      <w:proofErr w:type="spellEnd"/>
+      <w:r>
+        <w:t xml:space="preserve">.  Open that file in your favorite text editor.  (If the file does not exist yet, copy an existing vessel’s </w:t>
+      </w:r>
+      <w:proofErr w:type="spellStart"/>
+      <w:r>
+        <w:t>cfg</w:t>
+      </w:r>
+      <w:proofErr w:type="spellEnd"/>
+      <w:r>
+        <w:t xml:space="preserve"> file as a template and then delete any existing settings in it before defining new ones.)</w:t>
       </w:r>
     </w:p>
     <w:p>
@@ -3773,14 +4211,30 @@
         </w:numPr>
       </w:pPr>
       <w:r>
-        <w:t xml:space="preserve">Add or edit sounds for the animation events for the animation ID you are interested in (e.g., ID 7 for the DeltaGlider’s landing gear).  Refer to the comments in </w:t>
+        <w:t xml:space="preserve">Add or edit sounds for the animation events for the animation ID you are interested in (e.g., ID 7 for the </w:t>
+      </w:r>
+      <w:proofErr w:type="spellStart"/>
+      <w:r>
+        <w:t>DeltaGlider’s</w:t>
+      </w:r>
+      <w:proofErr w:type="spellEnd"/>
+      <w:r>
+        <w:t xml:space="preserve"> landing gear).  Refer to the comments in </w:t>
       </w:r>
       <w:r>
         <w:rPr>
           <w:rStyle w:val="Courier10ptChar"/>
         </w:rPr>
-        <w:t>$ORBITER_ROOT\XRSound\XRSound-DeltaGlider.cfg</w:t>
-      </w:r>
+        <w:t>$ORBITER_ROOT\XRSound\XRSound-</w:t>
+      </w:r>
+      <w:proofErr w:type="spellStart"/>
+      <w:r>
+        <w:rPr>
+          <w:rStyle w:val="Courier10ptChar"/>
+        </w:rPr>
+        <w:t>DeltaGlider.cfg</w:t>
+      </w:r>
+      <w:proofErr w:type="spellEnd"/>
       <w:r>
         <w:t xml:space="preserve"> for details about when each custom animation sound and/or thruster sound plays.</w:t>
       </w:r>
@@ -3819,11 +4273,19 @@
           <w:rFonts w:ascii="Courier New" w:hAnsi="Courier New" w:cs="Courier New"/>
         </w:rPr>
       </w:pPr>
+      <w:proofErr w:type="spellStart"/>
       <w:r>
         <w:rPr>
           <w:rFonts w:ascii="Courier New" w:hAnsi="Courier New" w:cs="Courier New"/>
         </w:rPr>
-        <w:t>EnableVerboseLogging = 0</w:t>
+        <w:t>EnableVerboseLogging</w:t>
+      </w:r>
+      <w:proofErr w:type="spellEnd"/>
+      <w:r>
+        <w:rPr>
+          <w:rFonts w:ascii="Courier New" w:hAnsi="Courier New" w:cs="Courier New"/>
+        </w:rPr>
+        <w:t xml:space="preserve"> = 0</w:t>
       </w:r>
     </w:p>
     <w:p>
@@ -3835,11 +4297,19 @@
           <w:rFonts w:ascii="Courier New" w:hAnsi="Courier New" w:cs="Courier New"/>
         </w:rPr>
       </w:pPr>
+      <w:proofErr w:type="spellStart"/>
       <w:r>
         <w:rPr>
           <w:rFonts w:ascii="Courier New" w:hAnsi="Courier New" w:cs="Courier New"/>
         </w:rPr>
-        <w:t>LogVesselAnimations = 0</w:t>
+        <w:t>LogVesselAnimations</w:t>
+      </w:r>
+      <w:proofErr w:type="spellEnd"/>
+      <w:r>
+        <w:rPr>
+          <w:rFonts w:ascii="Courier New" w:hAnsi="Courier New" w:cs="Courier New"/>
+        </w:rPr>
+        <w:t xml:space="preserve"> = 0</w:t>
       </w:r>
     </w:p>
     <w:p>
@@ -3848,11 +4318,19 @@
         <w:ind w:firstLine="720"/>
         <w:contextualSpacing/>
       </w:pPr>
+      <w:proofErr w:type="spellStart"/>
       <w:r>
         <w:rPr>
           <w:rFonts w:ascii="Courier New" w:hAnsi="Courier New" w:cs="Courier New"/>
         </w:rPr>
-        <w:t>LogThrusterData = 0</w:t>
+        <w:t>LogThrusterData</w:t>
+      </w:r>
+      <w:proofErr w:type="spellEnd"/>
+      <w:r>
+        <w:rPr>
+          <w:rFonts w:ascii="Courier New" w:hAnsi="Courier New" w:cs="Courier New"/>
+        </w:rPr>
+        <w:t xml:space="preserve"> = 0</w:t>
       </w:r>
     </w:p>
     <w:p/>
@@ -3870,6 +4348,7 @@
     <w:p/>
     <w:p>
       <w:r>
+        <w:lastRenderedPageBreak/>
         <w:t xml:space="preserve">XRSound includes a simple, easy-to-use API to play and manipulate sounds from a vessel.  These SDK files are installed to </w:t>
       </w:r>
       <w:r>
@@ -4021,15 +4500,28 @@
       </w:r>
       <w:r>
         <w:br/>
-        <w:t>enum MySounds</w:t>
-      </w:r>
+        <w:t xml:space="preserve">enum </w:t>
+      </w:r>
+      <w:proofErr w:type="spellStart"/>
+      <w:r>
+        <w:t>MySounds</w:t>
+      </w:r>
+      <w:proofErr w:type="spellEnd"/>
       <w:r>
         <w:br/>
         <w:t>{</w:t>
       </w:r>
       <w:r>
         <w:br/>
-        <w:t xml:space="preserve">    SystemReset, // value 0</w:t>
+        <w:t xml:space="preserve">    </w:t>
+      </w:r>
+      <w:proofErr w:type="spellStart"/>
+      <w:r>
+        <w:t>SystemReset</w:t>
+      </w:r>
+      <w:proofErr w:type="spellEnd"/>
+      <w:r>
+        <w:t>, // value 0</w:t>
       </w:r>
     </w:p>
     <w:p>
@@ -4037,7 +4529,15 @@
         <w:pStyle w:val="Courier10pt"/>
       </w:pPr>
       <w:r>
-        <w:t xml:space="preserve">    SomeOtherSound,</w:t>
+        <w:t xml:space="preserve">    </w:t>
+      </w:r>
+      <w:proofErr w:type="spellStart"/>
+      <w:r>
+        <w:t>SomeOtherSound</w:t>
+      </w:r>
+      <w:proofErr w:type="spellEnd"/>
+      <w:r>
+        <w:t>,</w:t>
       </w:r>
     </w:p>
     <w:p>
@@ -4061,6 +4561,9 @@
       </w:r>
       <w:r>
         <w:br/>
+      </w:r>
+      <w:r>
+        <w:lastRenderedPageBreak/>
         <w:t>{</w:t>
       </w:r>
       <w:r>
@@ -4073,7 +4576,15 @@
       </w:r>
       <w:r>
         <w:br/>
-        <w:t xml:space="preserve">    bool m_bResettingTheSystem;</w:t>
+        <w:t xml:space="preserve">    bool </w:t>
+      </w:r>
+      <w:proofErr w:type="spellStart"/>
+      <w:r>
+        <w:t>m_bResettingTheSystem</w:t>
+      </w:r>
+      <w:proofErr w:type="spellEnd"/>
+      <w:r>
+        <w:t>;</w:t>
       </w:r>
       <w:r>
         <w:br/>
@@ -4085,7 +4596,15 @@
       </w:r>
       <w:r>
         <w:br/>
-        <w:t>void MyVessel::clbkPostCreation()</w:t>
+        <w:t>void MyVessel::</w:t>
+      </w:r>
+      <w:proofErr w:type="spellStart"/>
+      <w:r>
+        <w:t>clbkPostCreation</w:t>
+      </w:r>
+      <w:proofErr w:type="spellEnd"/>
+      <w:r>
+        <w:t>()</w:t>
       </w:r>
       <w:r>
         <w:br/>
@@ -4093,7 +4612,15 @@
       </w:r>
       <w:r>
         <w:br/>
-        <w:t xml:space="preserve">    m_pXRSound = XRSound::CreateInstance(this);   // create sound engine instance for this vessel</w:t>
+        <w:t xml:space="preserve">    m_pXRSound = XRSound::</w:t>
+      </w:r>
+      <w:proofErr w:type="spellStart"/>
+      <w:r>
+        <w:t>CreateInstance</w:t>
+      </w:r>
+      <w:proofErr w:type="spellEnd"/>
+      <w:r>
+        <w:t>(this);   // create sound engine instance for this vessel</w:t>
       </w:r>
       <w:r>
         <w:br/>
@@ -4105,7 +4632,15 @@
       </w:r>
       <w:r>
         <w:br/>
-        <w:t xml:space="preserve">    m_pXRSound-&gt;LoadWav(SystemReset, "XRSound\\Default\\System Reset.wav", XRSound::Radio);  // returns false if file not found</w:t>
+        <w:t xml:space="preserve">    m_pXRSound-&gt;LoadWav(</w:t>
+      </w:r>
+      <w:proofErr w:type="spellStart"/>
+      <w:r>
+        <w:t>SystemReset</w:t>
+      </w:r>
+      <w:proofErr w:type="spellEnd"/>
+      <w:r>
+        <w:t>, "XRSound\\Default\\System Reset.wav", XRSound::Radio);  // returns false if file not found</w:t>
       </w:r>
       <w:r>
         <w:br/>
@@ -4117,7 +4652,23 @@
       </w:r>
       <w:r>
         <w:br/>
-        <w:t xml:space="preserve">    m_pXRSound-&gt;SetDefaultSoundEnabled(XRSound::OneHundredKnots, false);   </w:t>
+        <w:t xml:space="preserve">    m_pXRSound-&gt;</w:t>
+      </w:r>
+      <w:proofErr w:type="spellStart"/>
+      <w:r>
+        <w:t>SetDefaultSoundEnabled</w:t>
+      </w:r>
+      <w:proofErr w:type="spellEnd"/>
+      <w:r>
+        <w:t>(XRSound::</w:t>
+      </w:r>
+      <w:proofErr w:type="spellStart"/>
+      <w:r>
+        <w:t>OneHundredKnots</w:t>
+      </w:r>
+      <w:proofErr w:type="spellEnd"/>
+      <w:r>
+        <w:t xml:space="preserve">, false);   </w:t>
       </w:r>
       <w:r>
         <w:br/>
@@ -4125,11 +4676,32 @@
       </w:r>
       <w:r>
         <w:br/>
-        <w:t xml:space="preserve">    // replace the default docking voice callout with a custom one that resides in $ORBITER_ROOT\MySoundsFolder</w:t>
-      </w:r>
+        <w:t xml:space="preserve">    // replace the default docking voice callout with a custom one that resides in $ORBITER_ROOT\</w:t>
+      </w:r>
+      <w:proofErr w:type="spellStart"/>
+      <w:r>
+        <w:t>MySoundsFolder</w:t>
+      </w:r>
+      <w:proofErr w:type="spellEnd"/>
       <w:r>
         <w:br/>
-        <w:t xml:space="preserve">    m_pXRSound-&gt;LoadWav(XRSound::DockingCallout, "MySoundsFolder\\My custom docking callout.mp3", XRSound::Radio);</w:t>
+        <w:t xml:space="preserve">    m_pXRSound-&gt;LoadWav(XRSound::</w:t>
+      </w:r>
+      <w:proofErr w:type="spellStart"/>
+      <w:r>
+        <w:t>DockingCallout</w:t>
+      </w:r>
+      <w:proofErr w:type="spellEnd"/>
+      <w:r>
+        <w:t>, "</w:t>
+      </w:r>
+      <w:proofErr w:type="spellStart"/>
+      <w:r>
+        <w:t>MySoundsFolder</w:t>
+      </w:r>
+      <w:proofErr w:type="spellEnd"/>
+      <w:r>
+        <w:t>\\My custom docking callout.mp3", XRSound::Radio);</w:t>
       </w:r>
       <w:r>
         <w:br/>
@@ -4141,7 +4713,31 @@
       </w:r>
       <w:r>
         <w:br/>
-        <w:t>void MyVessel::clbkPreStep(double simt, double simdt, double mjd)</w:t>
+        <w:t xml:space="preserve">void MyVessel::clbkPreStep(double </w:t>
+      </w:r>
+      <w:proofErr w:type="spellStart"/>
+      <w:r>
+        <w:t>simt</w:t>
+      </w:r>
+      <w:proofErr w:type="spellEnd"/>
+      <w:r>
+        <w:t xml:space="preserve">, double </w:t>
+      </w:r>
+      <w:proofErr w:type="spellStart"/>
+      <w:r>
+        <w:t>simdt</w:t>
+      </w:r>
+      <w:proofErr w:type="spellEnd"/>
+      <w:r>
+        <w:t xml:space="preserve">, double </w:t>
+      </w:r>
+      <w:proofErr w:type="spellStart"/>
+      <w:r>
+        <w:t>mjd</w:t>
+      </w:r>
+      <w:proofErr w:type="spellEnd"/>
+      <w:r>
+        <w:t>)</w:t>
       </w:r>
       <w:r>
         <w:br/>
@@ -4149,7 +4745,15 @@
       </w:r>
       <w:r>
         <w:br/>
-        <w:t xml:space="preserve">    if (m_bResettingTheSystem)</w:t>
+        <w:t xml:space="preserve">    if (</w:t>
+      </w:r>
+      <w:proofErr w:type="spellStart"/>
+      <w:r>
+        <w:t>m_bResettingTheSystem</w:t>
+      </w:r>
+      <w:proofErr w:type="spellEnd"/>
+      <w:r>
+        <w:t>)</w:t>
       </w:r>
       <w:r>
         <w:br/>
@@ -4161,11 +4765,47 @@
       </w:r>
       <w:r>
         <w:br/>
-        <w:t xml:space="preserve">        m_pXRSound-&gt;PlayWav(SystemReset, false, 1.0);   // returns false if play fails</w:t>
+        <w:t xml:space="preserve">        m_pXRSound-&gt;</w:t>
+      </w:r>
+      <w:proofErr w:type="spellStart"/>
+      <w:r>
+        <w:t>PlayWav</w:t>
+      </w:r>
+      <w:proofErr w:type="spellEnd"/>
+      <w:r>
+        <w:t>(</w:t>
+      </w:r>
+      <w:proofErr w:type="spellStart"/>
+      <w:r>
+        <w:t>SystemReset</w:t>
+      </w:r>
+      <w:proofErr w:type="spellEnd"/>
+      <w:r>
+        <w:t xml:space="preserve">, false, 1.0);   // </w:t>
+      </w:r>
+      <w:r>
+        <w:lastRenderedPageBreak/>
+        <w:t>returns false if play fails</w:t>
       </w:r>
       <w:r>
         <w:br/>
-        <w:t xml:space="preserve">        m_bResettingTheSystem = false;  // so we don't keep looping it (although calling PlayWav if the sound is </w:t>
+        <w:t xml:space="preserve">        </w:t>
+      </w:r>
+      <w:proofErr w:type="spellStart"/>
+      <w:r>
+        <w:t>m_bResettingTheSystem</w:t>
+      </w:r>
+      <w:proofErr w:type="spellEnd"/>
+      <w:r>
+        <w:t xml:space="preserve"> = false;  // so we don't keep looping it (although calling </w:t>
+      </w:r>
+      <w:proofErr w:type="spellStart"/>
+      <w:r>
+        <w:t>PlayWav</w:t>
+      </w:r>
+      <w:proofErr w:type="spellEnd"/>
+      <w:r>
+        <w:t xml:space="preserve"> if the sound is </w:t>
       </w:r>
       <w:r>
         <w:rPr>
@@ -4233,11 +4873,55 @@
         <w:pStyle w:val="Courier10pt"/>
       </w:pPr>
       <w:r>
-        <w:t>if (m_pXRSound-&gt;LoadWav(SystemReset, "My new sound.ogg", XRSound::Radio))   // does sound file exist?</w:t>
+        <w:t>if (m_pXRSound-&gt;</w:t>
+      </w:r>
+      <w:proofErr w:type="gramStart"/>
+      <w:r>
+        <w:t>LoadWav(</w:t>
+      </w:r>
+      <w:proofErr w:type="spellStart"/>
+      <w:proofErr w:type="gramEnd"/>
+      <w:r>
+        <w:t>SystemReset</w:t>
+      </w:r>
+      <w:proofErr w:type="spellEnd"/>
+      <w:r>
+        <w:t>, "My new sound.ogg", XRSound::Radio</w:t>
+      </w:r>
+      <w:proofErr w:type="gramStart"/>
+      <w:r>
+        <w:t xml:space="preserve">))   </w:t>
+      </w:r>
+      <w:proofErr w:type="gramEnd"/>
+      <w:r>
+        <w:t>// does sound file exist?</w:t>
       </w:r>
       <w:r>
         <w:br/>
-        <w:t xml:space="preserve">    m_pXRSound-&gt;PlayWav(SystemReset);    // play the sound using defaults of loop = false and max volume</w:t>
+        <w:t xml:space="preserve">    m_pXRSound-&gt;</w:t>
+      </w:r>
+      <w:proofErr w:type="spellStart"/>
+      <w:proofErr w:type="gramStart"/>
+      <w:r>
+        <w:t>PlayWav</w:t>
+      </w:r>
+      <w:proofErr w:type="spellEnd"/>
+      <w:r>
+        <w:t>(</w:t>
+      </w:r>
+      <w:proofErr w:type="spellStart"/>
+      <w:proofErr w:type="gramEnd"/>
+      <w:r>
+        <w:t>SystemReset</w:t>
+      </w:r>
+      <w:proofErr w:type="spellEnd"/>
+      <w:proofErr w:type="gramStart"/>
+      <w:r>
+        <w:t xml:space="preserve">);   </w:t>
+      </w:r>
+      <w:proofErr w:type="gramEnd"/>
+      <w:r>
+        <w:t xml:space="preserve"> // play the sound using defaults of loop = false and max volume</w:t>
       </w:r>
     </w:p>
     <w:p/>
@@ -4289,9 +4973,11 @@
     </w:p>
     <w:p>
       <w:r>
+        <w:lastRenderedPageBreak/>
         <w:t xml:space="preserve">Sound data is only loaded when it is played: XRSound streams each sound from its file rather than loading the whole file into memory, and releases it automatically when it is no longer needed.  This is managed by the </w:t>
       </w:r>
-      <w:hyperlink r:id="rId32" w:history="1">
+      <w:hyperlink r:id="rId30" w:history="1">
+        <w:proofErr w:type="spellStart"/>
         <w:r>
           <w:rPr>
             <w:rStyle w:val="Hyperlink"/>
@@ -4300,6 +4986,7 @@
           </w:rPr>
           <w:t>miniaudio</w:t>
         </w:r>
+        <w:proofErr w:type="spellEnd"/>
       </w:hyperlink>
       <w:r>
         <w:t xml:space="preserve"> library.</w:t>
@@ -4378,7 +5065,53 @@
           <w:szCs w:val="20"/>
           <w:lang w:eastAsia="ja-JP"/>
         </w:rPr>
-        <w:t>XRSound::CreateInstance(const char *pUniqueModuleName)</w:t>
+        <w:t>XRSound::</w:t>
+      </w:r>
+      <w:proofErr w:type="spellStart"/>
+      <w:proofErr w:type="gramStart"/>
+      <w:r>
+        <w:rPr>
+          <w:rFonts w:ascii="Courier New" w:hAnsi="Courier New" w:cs="Courier New"/>
+          <w:szCs w:val="20"/>
+          <w:lang w:eastAsia="ja-JP"/>
+        </w:rPr>
+        <w:t>CreateInstance</w:t>
+      </w:r>
+      <w:proofErr w:type="spellEnd"/>
+      <w:r>
+        <w:rPr>
+          <w:rFonts w:ascii="Courier New" w:hAnsi="Courier New" w:cs="Courier New"/>
+          <w:szCs w:val="20"/>
+          <w:lang w:eastAsia="ja-JP"/>
+        </w:rPr>
+        <w:t>(</w:t>
+      </w:r>
+      <w:proofErr w:type="gramEnd"/>
+      <w:r>
+        <w:rPr>
+          <w:rFonts w:ascii="Courier New" w:hAnsi="Courier New" w:cs="Courier New"/>
+          <w:szCs w:val="20"/>
+          <w:lang w:eastAsia="ja-JP"/>
+        </w:rPr>
+        <w:t>const char *</w:t>
+      </w:r>
+      <w:proofErr w:type="spellStart"/>
+      <w:r>
+        <w:rPr>
+          <w:rFonts w:ascii="Courier New" w:hAnsi="Courier New" w:cs="Courier New"/>
+          <w:szCs w:val="20"/>
+          <w:lang w:eastAsia="ja-JP"/>
+        </w:rPr>
+        <w:t>pUniqueModuleName</w:t>
+      </w:r>
+      <w:proofErr w:type="spellEnd"/>
+      <w:r>
+        <w:rPr>
+          <w:rFonts w:ascii="Courier New" w:hAnsi="Courier New" w:cs="Courier New"/>
+          <w:szCs w:val="20"/>
+          <w:lang w:eastAsia="ja-JP"/>
+        </w:rPr>
+        <w:t>)</w:t>
       </w:r>
       <w:r>
         <w:rPr>
@@ -4399,12 +5132,14 @@
         </w:rPr>
         <w:t xml:space="preserve"> </w:t>
       </w:r>
+      <w:proofErr w:type="spellStart"/>
       <w:r>
         <w:rPr>
           <w:rStyle w:val="Courier10ptChar"/>
         </w:rPr>
         <w:t>clbkSimulationStart</w:t>
       </w:r>
+      <w:proofErr w:type="spellEnd"/>
       <w:r>
         <w:rPr>
           <w:rFonts w:ascii="Calibri" w:hAnsi="Calibri" w:cs="Calibri"/>
@@ -4463,8 +5198,16 @@
         <w:rPr>
           <w:rStyle w:val="Courier10ptChar"/>
         </w:rPr>
-        <w:t>XRSound::CreateInstance</w:t>
-      </w:r>
+        <w:t>XRSound::</w:t>
+      </w:r>
+      <w:proofErr w:type="spellStart"/>
+      <w:r>
+        <w:rPr>
+          <w:rStyle w:val="Courier10ptChar"/>
+        </w:rPr>
+        <w:t>CreateInstance</w:t>
+      </w:r>
+      <w:proofErr w:type="spellEnd"/>
       <w:r>
         <w:t xml:space="preserve"> from your module’s</w:t>
       </w:r>
@@ -4476,12 +5219,14 @@
         </w:rPr>
         <w:t xml:space="preserve"> </w:t>
       </w:r>
+      <w:proofErr w:type="spellStart"/>
       <w:r>
         <w:rPr>
           <w:rStyle w:val="Courier10ptChar"/>
         </w:rPr>
         <w:t>clbkSimulationStart</w:t>
       </w:r>
+      <w:proofErr w:type="spellEnd"/>
       <w:r>
         <w:rPr>
           <w:rFonts w:ascii="Calibri" w:hAnsi="Calibri" w:cs="Calibri"/>
@@ -4510,12 +5255,14 @@
         </w:rPr>
         <w:t xml:space="preserve"> </w:t>
       </w:r>
+      <w:proofErr w:type="spellStart"/>
       <w:r>
         <w:rPr>
           <w:rStyle w:val="Courier10ptChar"/>
         </w:rPr>
         <w:t>clbkSimulationEnd</w:t>
       </w:r>
+      <w:proofErr w:type="spellEnd"/>
       <w:r>
         <w:t xml:space="preserve"> method.  </w:t>
       </w:r>
@@ -4525,12 +5272,14 @@
         </w:rPr>
         <w:t xml:space="preserve">Note that XRSoundEngine objects are only valid until </w:t>
       </w:r>
+      <w:proofErr w:type="spellStart"/>
       <w:r>
         <w:rPr>
           <w:rStyle w:val="Courier10ptChar"/>
         </w:rPr>
         <w:t>clbkSimulationEnd</w:t>
       </w:r>
+      <w:proofErr w:type="spellEnd"/>
       <w:r>
         <w:rPr>
           <w:u w:val="single"/>
@@ -4568,17 +5317,26 @@
         </w:rPr>
         <w:t xml:space="preserve">Since XRSound uses the </w:t>
       </w:r>
+      <w:proofErr w:type="spellStart"/>
       <w:r>
         <w:rPr>
           <w:rStyle w:val="Courier10ptChar"/>
         </w:rPr>
         <w:t>pUniqueModuleName</w:t>
       </w:r>
+      <w:proofErr w:type="spellEnd"/>
       <w:r>
         <w:rPr>
           <w:lang w:eastAsia="ja-JP"/>
         </w:rPr>
-        <w:t xml:space="preserve"> value to uniquely identify which Orbiter module is calling it, it is best to pass the name of your Orbiter module's DLL here; e.g., if your custom MP3 Orbiter module is installed as </w:t>
+        <w:t xml:space="preserve"> value to uniquely identify which Orbiter module is calling it, it is best to pass the name </w:t>
+      </w:r>
+      <w:r>
+        <w:rPr>
+          <w:lang w:eastAsia="ja-JP"/>
+        </w:rPr>
+        <w:lastRenderedPageBreak/>
+        <w:t xml:space="preserve">of your Orbiter module's DLL here; e.g., if your custom MP3 Orbiter module is installed as </w:t>
       </w:r>
       <w:r>
         <w:rPr>
@@ -4592,18 +5350,21 @@
         </w:rPr>
         <w:t xml:space="preserve">, it's best to pass "MyCoolMp3Player" as the </w:t>
       </w:r>
+      <w:proofErr w:type="spellStart"/>
       <w:r>
         <w:rPr>
           <w:rStyle w:val="Courier10ptChar"/>
         </w:rPr>
         <w:t>pUniqueModuleName</w:t>
       </w:r>
+      <w:proofErr w:type="spellEnd"/>
       <w:r>
         <w:rPr>
           <w:lang w:eastAsia="ja-JP"/>
         </w:rPr>
         <w:t xml:space="preserve"> above. Technically, </w:t>
       </w:r>
+      <w:proofErr w:type="spellStart"/>
       <w:r>
         <w:rPr>
           <w:rFonts w:ascii="Courier New" w:hAnsi="Courier New" w:cs="Courier New"/>
@@ -4612,6 +5373,7 @@
         </w:rPr>
         <w:t>pUniqueModuleName</w:t>
       </w:r>
+      <w:proofErr w:type="spellEnd"/>
       <w:r>
         <w:rPr>
           <w:lang w:eastAsia="ja-JP"/>
@@ -4646,11 +5408,75 @@
         </w:rPr>
         <w:t xml:space="preserve">When calling </w:t>
       </w:r>
+      <w:proofErr w:type="gramStart"/>
       <w:r>
         <w:rPr>
           <w:rStyle w:val="Courier10ptChar"/>
         </w:rPr>
-        <w:t>LoadWav(const int soundID, const char *pSoundFilename, const PlaybackType playbackType)</w:t>
+        <w:t>LoadWav(</w:t>
+      </w:r>
+      <w:proofErr w:type="gramEnd"/>
+      <w:r>
+        <w:rPr>
+          <w:rStyle w:val="Courier10ptChar"/>
+        </w:rPr>
+        <w:t xml:space="preserve">const int </w:t>
+      </w:r>
+      <w:proofErr w:type="spellStart"/>
+      <w:r>
+        <w:rPr>
+          <w:rStyle w:val="Courier10ptChar"/>
+        </w:rPr>
+        <w:t>soundID</w:t>
+      </w:r>
+      <w:proofErr w:type="spellEnd"/>
+      <w:r>
+        <w:rPr>
+          <w:rStyle w:val="Courier10ptChar"/>
+        </w:rPr>
+        <w:t>, const char *</w:t>
+      </w:r>
+      <w:proofErr w:type="spellStart"/>
+      <w:r>
+        <w:rPr>
+          <w:rStyle w:val="Courier10ptChar"/>
+        </w:rPr>
+        <w:t>pSoundFilename</w:t>
+      </w:r>
+      <w:proofErr w:type="spellEnd"/>
+      <w:r>
+        <w:rPr>
+          <w:rStyle w:val="Courier10ptChar"/>
+        </w:rPr>
+        <w:t xml:space="preserve">, const </w:t>
+      </w:r>
+      <w:proofErr w:type="spellStart"/>
+      <w:r>
+        <w:rPr>
+          <w:rStyle w:val="Courier10ptChar"/>
+        </w:rPr>
+        <w:t>PlaybackType</w:t>
+      </w:r>
+      <w:proofErr w:type="spellEnd"/>
+      <w:r>
+        <w:rPr>
+          <w:rStyle w:val="Courier10ptChar"/>
+        </w:rPr>
+        <w:t xml:space="preserve"> </w:t>
+      </w:r>
+      <w:proofErr w:type="spellStart"/>
+      <w:r>
+        <w:rPr>
+          <w:rStyle w:val="Courier10ptChar"/>
+        </w:rPr>
+        <w:t>playbackType</w:t>
+      </w:r>
+      <w:proofErr w:type="spellEnd"/>
+      <w:r>
+        <w:rPr>
+          <w:rStyle w:val="Courier10ptChar"/>
+        </w:rPr>
+        <w:t>)</w:t>
       </w:r>
       <w:r>
         <w:rPr>
@@ -4663,19 +5489,43 @@
           <w:rStyle w:val="Courier10ptChar"/>
           <w:lang w:eastAsia="ja-JP"/>
         </w:rPr>
-        <w:t>XRSound::PlaybackType::Global</w:t>
-      </w:r>
-      <w:r>
-        <w:rPr>
+        <w:t>XRSound::</w:t>
+      </w:r>
+      <w:proofErr w:type="spellStart"/>
+      <w:r>
+        <w:rPr>
+          <w:rStyle w:val="Courier10ptChar"/>
           <w:lang w:eastAsia="ja-JP"/>
         </w:rPr>
+        <w:t>PlaybackType</w:t>
+      </w:r>
+      <w:proofErr w:type="spellEnd"/>
+      <w:r>
+        <w:rPr>
+          <w:rStyle w:val="Courier10ptChar"/>
+          <w:lang w:eastAsia="ja-JP"/>
+        </w:rPr>
+        <w:t>::Global</w:t>
+      </w:r>
+      <w:r>
+        <w:rPr>
+          <w:lang w:eastAsia="ja-JP"/>
+        </w:rPr>
         <w:t xml:space="preserve"> for </w:t>
       </w:r>
+      <w:proofErr w:type="spellStart"/>
       <w:r>
         <w:rPr>
           <w:rStyle w:val="Courier10ptChar"/>
         </w:rPr>
-        <w:t>playbackType,</w:t>
+        <w:t>playbackType</w:t>
+      </w:r>
+      <w:proofErr w:type="spellEnd"/>
+      <w:r>
+        <w:rPr>
+          <w:rStyle w:val="Courier10ptChar"/>
+        </w:rPr>
+        <w:t>,</w:t>
       </w:r>
       <w:r>
         <w:rPr>
@@ -4714,7 +5564,53 @@
           <w:szCs w:val="20"/>
           <w:lang w:eastAsia="ja-JP"/>
         </w:rPr>
-        <w:t>XRSound::CreateInstance(const char *pUniqueModuleName)</w:t>
+        <w:t>XRSound::</w:t>
+      </w:r>
+      <w:proofErr w:type="spellStart"/>
+      <w:proofErr w:type="gramStart"/>
+      <w:r>
+        <w:rPr>
+          <w:rFonts w:ascii="Courier New" w:hAnsi="Courier New" w:cs="Courier New"/>
+          <w:szCs w:val="20"/>
+          <w:lang w:eastAsia="ja-JP"/>
+        </w:rPr>
+        <w:t>CreateInstance</w:t>
+      </w:r>
+      <w:proofErr w:type="spellEnd"/>
+      <w:r>
+        <w:rPr>
+          <w:rFonts w:ascii="Courier New" w:hAnsi="Courier New" w:cs="Courier New"/>
+          <w:szCs w:val="20"/>
+          <w:lang w:eastAsia="ja-JP"/>
+        </w:rPr>
+        <w:t>(</w:t>
+      </w:r>
+      <w:proofErr w:type="gramEnd"/>
+      <w:r>
+        <w:rPr>
+          <w:rFonts w:ascii="Courier New" w:hAnsi="Courier New" w:cs="Courier New"/>
+          <w:szCs w:val="20"/>
+          <w:lang w:eastAsia="ja-JP"/>
+        </w:rPr>
+        <w:t>const char *</w:t>
+      </w:r>
+      <w:proofErr w:type="spellStart"/>
+      <w:r>
+        <w:rPr>
+          <w:rFonts w:ascii="Courier New" w:hAnsi="Courier New" w:cs="Courier New"/>
+          <w:szCs w:val="20"/>
+          <w:lang w:eastAsia="ja-JP"/>
+        </w:rPr>
+        <w:t>pUniqueModuleName</w:t>
+      </w:r>
+      <w:proofErr w:type="spellEnd"/>
+      <w:r>
+        <w:rPr>
+          <w:rFonts w:ascii="Courier New" w:hAnsi="Courier New" w:cs="Courier New"/>
+          <w:szCs w:val="20"/>
+          <w:lang w:eastAsia="ja-JP"/>
+        </w:rPr>
+        <w:t>)</w:t>
       </w:r>
       <w:r>
         <w:rPr>
@@ -4733,12 +5629,14 @@
           <w:lang w:eastAsia="ja-JP"/>
         </w:rPr>
       </w:pPr>
+      <w:proofErr w:type="spellStart"/>
       <w:r>
         <w:rPr>
           <w:rStyle w:val="Courier10ptChar"/>
         </w:rPr>
         <w:t>SetDefaultSoundEnabled</w:t>
       </w:r>
+      <w:proofErr w:type="spellEnd"/>
       <w:r>
         <w:rPr>
           <w:lang w:eastAsia="ja-JP"/>
@@ -4768,12 +5666,14 @@
           <w:lang w:eastAsia="ja-JP"/>
         </w:rPr>
       </w:pPr>
+      <w:proofErr w:type="spellStart"/>
       <w:r>
         <w:rPr>
           <w:rStyle w:val="Courier10ptChar"/>
         </w:rPr>
         <w:t>GetDefaultSoundEnabled</w:t>
       </w:r>
+      <w:proofErr w:type="spellEnd"/>
       <w:r>
         <w:rPr>
           <w:lang w:eastAsia="ja-JP"/>
@@ -4803,12 +5703,14 @@
           <w:lang w:eastAsia="ja-JP"/>
         </w:rPr>
       </w:pPr>
+      <w:proofErr w:type="spellStart"/>
       <w:r>
         <w:rPr>
           <w:rStyle w:val="Courier10ptChar"/>
         </w:rPr>
         <w:t>SetDefaultSoundGroupFolder</w:t>
       </w:r>
+      <w:proofErr w:type="spellEnd"/>
       <w:r>
         <w:rPr>
           <w:lang w:eastAsia="ja-JP"/>
@@ -4838,24 +5740,28 @@
           <w:lang w:eastAsia="ja-JP"/>
         </w:rPr>
       </w:pPr>
+      <w:proofErr w:type="spellStart"/>
       <w:r>
         <w:rPr>
           <w:rStyle w:val="Courier10ptChar"/>
         </w:rPr>
         <w:t>GetDefaultSoundGroupFolder</w:t>
       </w:r>
+      <w:proofErr w:type="spellEnd"/>
       <w:r>
         <w:rPr>
           <w:lang w:eastAsia="ja-JP"/>
         </w:rPr>
         <w:t xml:space="preserve"> always returns </w:t>
       </w:r>
+      <w:proofErr w:type="spellStart"/>
       <w:r>
         <w:rPr>
           <w:rStyle w:val="Courier10ptChar"/>
         </w:rPr>
         <w:t>nullptr</w:t>
       </w:r>
+      <w:proofErr w:type="spellEnd"/>
       <w:r>
         <w:rPr>
           <w:lang w:eastAsia="ja-JP"/>
@@ -4902,7 +5808,7 @@
       <w:r>
         <w:t xml:space="preserve"> for more information about the XRSound SDK.  For questions or support regarding XRSound, visit </w:t>
       </w:r>
-      <w:hyperlink r:id="rId33" w:history="1">
+      <w:hyperlink r:id="rId31" w:history="1">
         <w:r>
           <w:rPr>
             <w:rStyle w:val="Hyperlink"/>
@@ -4922,23 +5828,26 @@
         <w:rPr>
           <w:b/>
         </w:rPr>
+        <w:lastRenderedPageBreak/>
         <w:t>Audio debug window (developers)</w:t>
       </w:r>
     </w:p>
     <w:p>
-      <w:pPr>
-        <w:jc w:val="both"/>
-      </w:pPr>
       <w:r>
         <w:t>Debug builds of XRSound 4.0 add an Audio debug window that lists each active sound, whether it is playing, paused, or stopped, whether it loops, and its file name.  Open it from Orbiter's Custom Functions list (Ctrl+F4) by selecting Audio debug.</w:t>
       </w:r>
     </w:p>
     <w:p>
-      <w:pPr>
-        <w:jc w:val="both"/>
-      </w:pPr>
-      <w:r>
-        <w:t xml:space="preserve">The window uses Orbiter's ImGui dialogs, which Orbiter added after the Orbiter 2024 release, so a Debug </w:t>
+      <w:r>
+        <w:t xml:space="preserve">The window uses Orbiter's </w:t>
+      </w:r>
+      <w:proofErr w:type="spellStart"/>
+      <w:r>
+        <w:t>ImGui</w:t>
+      </w:r>
+      <w:proofErr w:type="spellEnd"/>
+      <w:r>
+        <w:t xml:space="preserve"> dialogs, which Orbiter added after the Orbiter 2024 release, so a Debug </w:t>
       </w:r>
       <w:r>
         <w:rPr>
@@ -4947,7 +5856,15 @@
         <w:t>XRSound.dll</w:t>
       </w:r>
       <w:r>
-        <w:t xml:space="preserve"> that includes the window does not load in Orbiter 2024.  To build a Debug XRSound for Orbiter 2024, configure CMake with </w:t>
+        <w:t xml:space="preserve"> that includes the window does not load in Orbiter 2024.  To build a Debug XRSound for Orbiter 2024, configure </w:t>
+      </w:r>
+      <w:proofErr w:type="spellStart"/>
+      <w:r>
+        <w:t>CMake</w:t>
+      </w:r>
+      <w:proofErr w:type="spellEnd"/>
+      <w:r>
+        <w:t xml:space="preserve"> with </w:t>
       </w:r>
       <w:r>
         <w:rPr>
@@ -4968,8 +5885,8 @@
     </w:p>
     <w:p/>
     <w:sectPr>
-      <w:footerReference w:type="even" r:id="rId34"/>
-      <w:footerReference w:type="default" r:id="rId35"/>
+      <w:footerReference w:type="even" r:id="rId32"/>
+      <w:footerReference w:type="default" r:id="rId33"/>
       <w:pgSz w:w="12240" w:h="15840" w:code="1"/>
       <w:pgMar w:top="1440" w:right="1800" w:bottom="1440" w:left="1800" w:header="720" w:footer="720" w:gutter="0"/>
       <w:cols w:space="720"/>

--- a/Sound/XRSound/assets/Doc/XRSound User Manual.docx
+++ b/Sound/XRSound/assets/Doc/XRSound User Manual.docx
@@ -40,7 +40,7 @@
           <w:sz w:val="28"/>
           <w:szCs w:val="28"/>
         </w:rPr>
-        <w:t>Version 4.0</w:t>
+        <w:t>Version 4.1</w:t>
       </w:r>
     </w:p>
     <w:p>
@@ -74,7 +74,21 @@
           <w:i/>
           <w:sz w:val="24"/>
         </w:rPr>
-        <w:t>Publication Date: 26-Oct-2026</w:t>
+        <w:t xml:space="preserve">Publication Date: </w:t>
+      </w:r>
+      <w:r>
+        <w:rPr>
+          <w:i/>
+          <w:sz w:val="24"/>
+        </w:rPr>
+        <w:t>30</w:t>
+      </w:r>
+      <w:r>
+        <w:rPr>
+          <w:i/>
+          <w:sz w:val="24"/>
+        </w:rPr>
+        <w:t>-Oct-2026</w:t>
       </w:r>
     </w:p>
     <w:p/>
@@ -312,7 +326,7 @@
         </w:rPr>
         <w:fldChar w:fldCharType="separate"/>
       </w:r>
-      <w:hyperlink w:anchor="_Toc243946899" w:history="1">
+      <w:hyperlink w:anchor="_Toc244109705" w:history="1">
         <w:r>
           <w:rPr>
             <w:rStyle w:val="Hyperlink"/>
@@ -339,7 +353,7 @@
             <w:noProof/>
             <w:webHidden/>
           </w:rPr>
-          <w:instrText xml:space="preserve"> PAGEREF _Toc243946899 \h </w:instrText>
+          <w:instrText xml:space="preserve"> PAGEREF _Toc244109705 \h </w:instrText>
         </w:r>
         <w:r>
           <w:rPr>
@@ -380,7 +394,7 @@
           <w:sz w:val="24"/>
         </w:rPr>
       </w:pPr>
-      <w:hyperlink w:anchor="_Toc243946900" w:history="1">
+      <w:hyperlink w:anchor="_Toc244109706" w:history="1">
         <w:r>
           <w:rPr>
             <w:rStyle w:val="Hyperlink"/>
@@ -407,7 +421,7 @@
             <w:noProof/>
             <w:webHidden/>
           </w:rPr>
-          <w:instrText xml:space="preserve"> PAGEREF _Toc243946900 \h </w:instrText>
+          <w:instrText xml:space="preserve"> PAGEREF _Toc244109706 \h </w:instrText>
         </w:r>
         <w:r>
           <w:rPr>
@@ -448,7 +462,7 @@
           <w:sz w:val="24"/>
         </w:rPr>
       </w:pPr>
-      <w:hyperlink w:anchor="_Toc243946901" w:history="1">
+      <w:hyperlink w:anchor="_Toc244109707" w:history="1">
         <w:r>
           <w:rPr>
             <w:rStyle w:val="Hyperlink"/>
@@ -475,7 +489,7 @@
             <w:noProof/>
             <w:webHidden/>
           </w:rPr>
-          <w:instrText xml:space="preserve"> PAGEREF _Toc243946901 \h </w:instrText>
+          <w:instrText xml:space="preserve"> PAGEREF _Toc244109707 \h </w:instrText>
         </w:r>
         <w:r>
           <w:rPr>
@@ -516,7 +530,7 @@
           <w:sz w:val="24"/>
         </w:rPr>
       </w:pPr>
-      <w:hyperlink w:anchor="_Toc243946902" w:history="1">
+      <w:hyperlink w:anchor="_Toc244109708" w:history="1">
         <w:r>
           <w:rPr>
             <w:rStyle w:val="Hyperlink"/>
@@ -543,7 +557,7 @@
             <w:noProof/>
             <w:webHidden/>
           </w:rPr>
-          <w:instrText xml:space="preserve"> PAGEREF _Toc243946902 \h </w:instrText>
+          <w:instrText xml:space="preserve"> PAGEREF _Toc244109708 \h </w:instrText>
         </w:r>
         <w:r>
           <w:rPr>
@@ -584,7 +598,7 @@
           <w:sz w:val="24"/>
         </w:rPr>
       </w:pPr>
-      <w:hyperlink w:anchor="_Toc243946903" w:history="1">
+      <w:hyperlink w:anchor="_Toc244109709" w:history="1">
         <w:r>
           <w:rPr>
             <w:rStyle w:val="Hyperlink"/>
@@ -611,7 +625,7 @@
             <w:noProof/>
             <w:webHidden/>
           </w:rPr>
-          <w:instrText xml:space="preserve"> PAGEREF _Toc243946903 \h </w:instrText>
+          <w:instrText xml:space="preserve"> PAGEREF _Toc244109709 \h </w:instrText>
         </w:r>
         <w:r>
           <w:rPr>
@@ -631,7 +645,7 @@
             <w:noProof/>
             <w:webHidden/>
           </w:rPr>
-          <w:t>9</w:t>
+          <w:t>10</w:t>
         </w:r>
         <w:r>
           <w:rPr>
@@ -652,7 +666,7 @@
           <w:sz w:val="24"/>
         </w:rPr>
       </w:pPr>
-      <w:hyperlink w:anchor="_Toc243946904" w:history="1">
+      <w:hyperlink w:anchor="_Toc244109710" w:history="1">
         <w:r>
           <w:rPr>
             <w:rStyle w:val="Hyperlink"/>
@@ -679,7 +693,7 @@
             <w:noProof/>
             <w:webHidden/>
           </w:rPr>
-          <w:instrText xml:space="preserve"> PAGEREF _Toc243946904 \h </w:instrText>
+          <w:instrText xml:space="preserve"> PAGEREF _Toc244109710 \h </w:instrText>
         </w:r>
         <w:r>
           <w:rPr>
@@ -720,7 +734,7 @@
           <w:sz w:val="24"/>
         </w:rPr>
       </w:pPr>
-      <w:hyperlink w:anchor="_Toc243946905" w:history="1">
+      <w:hyperlink w:anchor="_Toc244109711" w:history="1">
         <w:r>
           <w:rPr>
             <w:rStyle w:val="Hyperlink"/>
@@ -747,7 +761,7 @@
             <w:noProof/>
             <w:webHidden/>
           </w:rPr>
-          <w:instrText xml:space="preserve"> PAGEREF _Toc243946905 \h </w:instrText>
+          <w:instrText xml:space="preserve"> PAGEREF _Toc244109711 \h </w:instrText>
         </w:r>
         <w:r>
           <w:rPr>
@@ -788,7 +802,7 @@
           <w:sz w:val="24"/>
         </w:rPr>
       </w:pPr>
-      <w:hyperlink w:anchor="_Toc243946906" w:history="1">
+      <w:hyperlink w:anchor="_Toc244109712" w:history="1">
         <w:r>
           <w:rPr>
             <w:rStyle w:val="Hyperlink"/>
@@ -815,7 +829,7 @@
             <w:noProof/>
             <w:webHidden/>
           </w:rPr>
-          <w:instrText xml:space="preserve"> PAGEREF _Toc243946906 \h </w:instrText>
+          <w:instrText xml:space="preserve"> PAGEREF _Toc244109712 \h </w:instrText>
         </w:r>
         <w:r>
           <w:rPr>
@@ -835,7 +849,7 @@
             <w:noProof/>
             <w:webHidden/>
           </w:rPr>
-          <w:t>13</w:t>
+          <w:t>14</w:t>
         </w:r>
         <w:r>
           <w:rPr>
@@ -856,13 +870,13 @@
           <w:sz w:val="24"/>
         </w:rPr>
       </w:pPr>
-      <w:hyperlink w:anchor="_Toc243946907" w:history="1">
+      <w:hyperlink w:anchor="_Toc244109713" w:history="1">
         <w:r>
           <w:rPr>
             <w:rStyle w:val="Hyperlink"/>
             <w:noProof/>
           </w:rPr>
-          <w:t>Using the XRSound C++ APIs to Add Sounds to a Module</w:t>
+          <w:t>Changing Volume Levels and Settings at Runtime</w:t>
         </w:r>
         <w:r>
           <w:rPr>
@@ -883,7 +897,7 @@
             <w:noProof/>
             <w:webHidden/>
           </w:rPr>
-          <w:instrText xml:space="preserve"> PAGEREF _Toc243946907 \h </w:instrText>
+          <w:instrText xml:space="preserve"> PAGEREF _Toc244109713 \h </w:instrText>
         </w:r>
         <w:r>
           <w:rPr>
@@ -916,6 +930,74 @@
     </w:p>
     <w:p>
       <w:pPr>
+        <w:pStyle w:val="TOC1"/>
+        <w:rPr>
+          <w:rFonts w:ascii="Calibri" w:eastAsia="Yu Mincho" w:hAnsi="Calibri"/>
+          <w:noProof/>
+          <w:kern w:val="2"/>
+          <w:sz w:val="24"/>
+        </w:rPr>
+      </w:pPr>
+      <w:hyperlink w:anchor="_Toc244109714" w:history="1">
+        <w:r>
+          <w:rPr>
+            <w:rStyle w:val="Hyperlink"/>
+            <w:noProof/>
+          </w:rPr>
+          <w:t>Using the XRSound C++ APIs to Add Sounds to a Module</w:t>
+        </w:r>
+        <w:r>
+          <w:rPr>
+            <w:noProof/>
+            <w:webHidden/>
+          </w:rPr>
+          <w:tab/>
+        </w:r>
+        <w:r>
+          <w:rPr>
+            <w:noProof/>
+            <w:webHidden/>
+          </w:rPr>
+          <w:fldChar w:fldCharType="begin"/>
+        </w:r>
+        <w:r>
+          <w:rPr>
+            <w:noProof/>
+            <w:webHidden/>
+          </w:rPr>
+          <w:instrText xml:space="preserve"> PAGEREF _Toc244109714 \h </w:instrText>
+        </w:r>
+        <w:r>
+          <w:rPr>
+            <w:noProof/>
+            <w:webHidden/>
+          </w:rPr>
+        </w:r>
+        <w:r>
+          <w:rPr>
+            <w:noProof/>
+            <w:webHidden/>
+          </w:rPr>
+          <w:fldChar w:fldCharType="separate"/>
+        </w:r>
+        <w:r>
+          <w:rPr>
+            <w:noProof/>
+            <w:webHidden/>
+          </w:rPr>
+          <w:t>20</w:t>
+        </w:r>
+        <w:r>
+          <w:rPr>
+            <w:noProof/>
+            <w:webHidden/>
+          </w:rPr>
+          <w:fldChar w:fldCharType="end"/>
+        </w:r>
+      </w:hyperlink>
+    </w:p>
+    <w:p>
+      <w:pPr>
         <w:rPr>
           <w:szCs w:val="22"/>
         </w:rPr>
@@ -992,7 +1074,7 @@
       <w:r>
         <w:br w:type="page"/>
       </w:r>
-      <w:bookmarkStart w:id="0" w:name="_Toc243946899"/>
+      <w:bookmarkStart w:id="0" w:name="_Toc244109705"/>
       <w:r>
         <w:lastRenderedPageBreak/>
         <w:t>Copyright</w:t>
@@ -1235,7 +1317,7 @@
           <w:lang w:eastAsia="ja-JP"/>
         </w:rPr>
         <w:lastRenderedPageBreak/>
-        <w:t xml:space="preserve">XRSound 4.0 includes the </w:t>
+        <w:t xml:space="preserve">XRSound includes the </w:t>
       </w:r>
       <w:proofErr w:type="spellStart"/>
       <w:r>
@@ -1277,13 +1359,19 @@
         <w:rPr>
           <w:lang w:eastAsia="ja-JP"/>
         </w:rPr>
-        <w:t xml:space="preserve"> decoder by Sean Barrett. Each is offered under a choice of public domain or a permissive license (MIT No Attribution for </w:t>
-      </w:r>
-      <w:proofErr w:type="spellStart"/>
+        <w:t xml:space="preserve"> decoder by Sean Barrett.</w:t>
+      </w:r>
       <w:r>
         <w:rPr>
           <w:lang w:eastAsia="ja-JP"/>
         </w:rPr>
+        <w:t xml:space="preserve"> Each is offered under a choice of public domain or a permissive license (MIT No Attribution for </w:t>
+      </w:r>
+      <w:proofErr w:type="spellStart"/>
+      <w:r>
+        <w:rPr>
+          <w:lang w:eastAsia="ja-JP"/>
+        </w:rPr>
         <w:t>miniaudio</w:t>
       </w:r>
       <w:proofErr w:type="spellEnd"/>
@@ -1341,7 +1429,7 @@
       <w:pPr>
         <w:pStyle w:val="Heading1"/>
       </w:pPr>
-      <w:bookmarkStart w:id="1" w:name="_Toc243946900"/>
+      <w:bookmarkStart w:id="1" w:name="_Toc244109706"/>
       <w:r>
         <w:t>Summary</w:t>
       </w:r>
@@ -1421,16 +1509,28 @@
     <w:p/>
     <w:p>
       <w:r>
+        <w:t>XRSound 4.0 replace</w:t>
+      </w:r>
+      <w:r>
+        <w:t>d</w:t>
+      </w:r>
+      <w:r>
+        <w:t xml:space="preserve"> the irrKlang sound engine with the open-source </w:t>
+      </w:r>
+      <w:proofErr w:type="spellStart"/>
+      <w:r>
+        <w:t>miniaudio</w:t>
+      </w:r>
+      <w:proofErr w:type="spellEnd"/>
+      <w:r>
+        <w:t xml:space="preserve"> library; thanks to Gondos for this work. XRSound no longer needs irrKlang.dll or the ikpMP3.dll and ikpFlac.dll plugins.</w:t>
+      </w:r>
+    </w:p>
+    <w:p/>
+    <w:p>
+      <w:r>
         <w:lastRenderedPageBreak/>
-        <w:t xml:space="preserve">XRSound 4.0 replaces the irrKlang sound engine with the open-source </w:t>
-      </w:r>
-      <w:proofErr w:type="spellStart"/>
-      <w:r>
-        <w:t>miniaudio</w:t>
-      </w:r>
-      <w:proofErr w:type="spellEnd"/>
-      <w:r>
-        <w:t xml:space="preserve"> library; thanks to Gondos for this work. XRSound no longer needs irrKlang.dll or the ikpMP3.dll and ikpFlac.dll plugins.</w:t>
+        <w:t>Each vessel or module can change its own volume levels and settings while the simulation runs.</w:t>
       </w:r>
     </w:p>
     <w:p/>
@@ -1438,7 +1538,7 @@
       <w:pPr>
         <w:pStyle w:val="Heading1"/>
       </w:pPr>
-      <w:bookmarkStart w:id="2" w:name="_Toc243946901"/>
+      <w:bookmarkStart w:id="2" w:name="_Toc244109707"/>
       <w:r>
         <w:t>XRSound Features</w:t>
       </w:r>
@@ -1551,7 +1651,13 @@
         </w:numPr>
       </w:pPr>
       <w:r>
-        <w:t>XRSound 4.0 is backwards-compatible with all existing XRSound-enabled vessels; i.e., XRSound 4.0 works with XRSound 1.x-, XRSound 2.x-, and XRSound 3.x-enabled Orbiter add-ons.</w:t>
+        <w:t xml:space="preserve">Each new release of </w:t>
+      </w:r>
+      <w:r>
+        <w:t>XRSound is backwards-compatible with all existing XRSound-enabled vessels</w:t>
+      </w:r>
+      <w:r>
+        <w:t>.</w:t>
       </w:r>
     </w:p>
     <w:p>
@@ -1720,7 +1826,6 @@
           <w:rFonts w:cs="Calibri"/>
           <w:szCs w:val="20"/>
         </w:rPr>
-        <w:lastRenderedPageBreak/>
         <w:t xml:space="preserve">Includes new </w:t>
       </w:r>
       <w:r>
@@ -1766,7 +1871,15 @@
           <w:rFonts w:cs="Calibri"/>
           <w:szCs w:val="20"/>
         </w:rPr>
-        <w:t xml:space="preserve">" on Orbiter-Forum) that plays in external views in space by default. This is configurable like any other sound. (For a lossless version of </w:t>
+        <w:t xml:space="preserve">" on Orbiter-Forum) that plays in </w:t>
+      </w:r>
+      <w:r>
+        <w:rPr>
+          <w:rFonts w:cs="Calibri"/>
+          <w:szCs w:val="20"/>
+        </w:rPr>
+        <w:lastRenderedPageBreak/>
+        <w:t xml:space="preserve">external views in space by default. This is configurable like any other sound. (For a lossless version of </w:t>
       </w:r>
       <w:proofErr w:type="spellStart"/>
       <w:r>
@@ -2288,7 +2401,6 @@
           <w:rFonts w:cs="Calibri"/>
           <w:szCs w:val="20"/>
         </w:rPr>
-        <w:lastRenderedPageBreak/>
         <w:t>Takeoff and landing voice callouts ("100 knots", "Wheels up" / "Liftoff", "You are cleared to land", "Warning: gear is up", "Touchdown", "Wheel stop", etc.)</w:t>
       </w:r>
     </w:p>
@@ -2310,6 +2422,7 @@
           <w:rFonts w:cs="Calibri"/>
           <w:szCs w:val="20"/>
         </w:rPr>
+        <w:lastRenderedPageBreak/>
         <w:t>Wind sound and plasma sound in flight; volume varies by dynamic pressure and distance</w:t>
       </w:r>
     </w:p>
@@ -2597,7 +2710,6 @@
           <w:rFonts w:cs="Calibri"/>
           <w:szCs w:val="20"/>
         </w:rPr>
-        <w:lastRenderedPageBreak/>
         <w:t xml:space="preserve">Can add sound events to any existing Orbiter vessel's animations simply by editing that vessel's class's </w:t>
       </w:r>
       <w:r>
@@ -2690,10 +2802,6 @@
       <w:pPr>
         <w:ind w:left="540"/>
         <w:textAlignment w:val="center"/>
-        <w:rPr>
-          <w:rFonts w:cs="Calibri"/>
-          <w:szCs w:val="20"/>
-        </w:rPr>
       </w:pPr>
     </w:p>
     <w:p>
@@ -2703,30 +2811,9 @@
           <w:numId w:val="39"/>
         </w:numPr>
         <w:textAlignment w:val="center"/>
-        <w:rPr>
-          <w:rFonts w:cs="Calibri"/>
-          <w:szCs w:val="20"/>
-        </w:rPr>
-      </w:pPr>
-      <w:r>
-        <w:rPr>
-          <w:rFonts w:cs="Calibri"/>
-          <w:szCs w:val="20"/>
-        </w:rPr>
-        <w:t xml:space="preserve">Users can replace or disable any or all of the default sounds via the XRSound SDK or </w:t>
-      </w:r>
-      <w:r>
-        <w:rPr>
-          <w:rStyle w:val="Courier10ptChar"/>
-        </w:rPr>
-        <w:t>XRSound.cfg</w:t>
-      </w:r>
-      <w:r>
-        <w:rPr>
-          <w:rFonts w:cs="Calibri"/>
-          <w:szCs w:val="20"/>
-        </w:rPr>
-        <w:t>.</w:t>
+      </w:pPr>
+      <w:r>
+        <w:t>Vessels and modules can change their own main volume, the volume of each type of sound, the volume of each individual sound, and most XRSound.cfg settings at runtime via the XRSound SDK, without affecting any other vessel or module.</w:t>
       </w:r>
     </w:p>
     <w:p>
@@ -2756,7 +2843,20 @@
           <w:rFonts w:cs="Calibri"/>
           <w:szCs w:val="20"/>
         </w:rPr>
-        <w:t>Orbiter add-ons that link with XRSound.lib can still load and run (without sounds, of course) even if the user does not have XRSound installed.</w:t>
+        <w:t xml:space="preserve">Users can replace or disable any or all of the default sounds via the XRSound SDK or </w:t>
+      </w:r>
+      <w:r>
+        <w:rPr>
+          <w:rStyle w:val="Courier10ptChar"/>
+        </w:rPr>
+        <w:t>XRSound.cfg</w:t>
+      </w:r>
+      <w:r>
+        <w:rPr>
+          <w:rFonts w:cs="Calibri"/>
+          <w:szCs w:val="20"/>
+        </w:rPr>
+        <w:t>.</w:t>
       </w:r>
     </w:p>
     <w:p>
@@ -2786,7 +2886,7 @@
           <w:rFonts w:cs="Calibri"/>
           <w:szCs w:val="20"/>
         </w:rPr>
-        <w:t>No limit to the number of sound slots that vessels may use.</w:t>
+        <w:t>Orbiter add-ons that link with XRSound.lib can still load and run (without sounds, of course) even if the user does not have XRSound installed.</w:t>
       </w:r>
     </w:p>
     <w:p>
@@ -2816,11 +2916,12 @@
           <w:rFonts w:cs="Calibri"/>
           <w:szCs w:val="20"/>
         </w:rPr>
-        <w:t>No limit to the number of vessels or modules in the simulation (beyond available physical memory, of course).</w:t>
-      </w:r>
-    </w:p>
-    <w:p>
-      <w:pPr>
+        <w:t>No limit to the number of sound slots that vessels may use.</w:t>
+      </w:r>
+    </w:p>
+    <w:p>
+      <w:pPr>
+        <w:ind w:left="540"/>
         <w:textAlignment w:val="center"/>
         <w:rPr>
           <w:rFonts w:cs="Calibri"/>
@@ -2845,25 +2946,12 @@
           <w:rFonts w:cs="Calibri"/>
           <w:szCs w:val="20"/>
         </w:rPr>
-        <w:t xml:space="preserve">No limit to the number of ATC radio chatter files for a given "radio frequency" (i.e., folder): just configure the ATC folder via your </w:t>
-      </w:r>
-      <w:r>
-        <w:rPr>
-          <w:rStyle w:val="Courier10ptChar"/>
-        </w:rPr>
-        <w:t>XRSound.cfg</w:t>
-      </w:r>
-      <w:r>
-        <w:rPr>
-          <w:rFonts w:cs="Calibri"/>
-          <w:szCs w:val="20"/>
-        </w:rPr>
-        <w:t xml:space="preserve"> file, and all sound files in that folder are played at random for ATC chatter.</w:t>
-      </w:r>
-    </w:p>
-    <w:p>
-      <w:pPr>
-        <w:pStyle w:val="ListParagraph"/>
+        <w:t>No limit to the number of vessels or modules in the simulation (beyond available physical memory, of course).</w:t>
+      </w:r>
+    </w:p>
+    <w:p>
+      <w:pPr>
+        <w:textAlignment w:val="center"/>
         <w:rPr>
           <w:rFonts w:cs="Calibri"/>
           <w:szCs w:val="20"/>
@@ -2887,12 +2975,25 @@
           <w:rFonts w:cs="Calibri"/>
           <w:szCs w:val="20"/>
         </w:rPr>
-        <w:t>No limit to the number of music files in the configured music folder.</w:t>
-      </w:r>
-    </w:p>
-    <w:p>
-      <w:pPr>
-        <w:textAlignment w:val="center"/>
+        <w:t xml:space="preserve">No limit to the number of ATC radio chatter files for a given "radio frequency" (i.e., folder): just configure the ATC folder via your </w:t>
+      </w:r>
+      <w:r>
+        <w:rPr>
+          <w:rStyle w:val="Courier10ptChar"/>
+        </w:rPr>
+        <w:t>XRSound.cfg</w:t>
+      </w:r>
+      <w:r>
+        <w:rPr>
+          <w:rFonts w:cs="Calibri"/>
+          <w:szCs w:val="20"/>
+        </w:rPr>
+        <w:t xml:space="preserve"> file, and all sound files in that folder are played at random for ATC chatter.</w:t>
+      </w:r>
+    </w:p>
+    <w:p>
+      <w:pPr>
+        <w:pStyle w:val="ListParagraph"/>
         <w:rPr>
           <w:rFonts w:cs="Calibri"/>
           <w:szCs w:val="20"/>
@@ -2916,20 +3017,7 @@
           <w:rFonts w:cs="Calibri"/>
           <w:szCs w:val="20"/>
         </w:rPr>
-        <w:t xml:space="preserve">Parameters for minimum and maximum times between ATC chatter playback are configurable via </w:t>
-      </w:r>
-      <w:r>
-        <w:rPr>
-          <w:rStyle w:val="Courier10ptChar"/>
-        </w:rPr>
-        <w:t>XRSound.cfg</w:t>
-      </w:r>
-      <w:r>
-        <w:rPr>
-          <w:rFonts w:cs="Calibri"/>
-          <w:szCs w:val="20"/>
-        </w:rPr>
-        <w:t>.</w:t>
+        <w:t>No limit to the number of music files in the configured music folder.</w:t>
       </w:r>
     </w:p>
     <w:p>
@@ -2958,7 +3046,48 @@
           <w:rFonts w:cs="Calibri"/>
           <w:szCs w:val="20"/>
         </w:rPr>
-        <w:lastRenderedPageBreak/>
+        <w:t xml:space="preserve">Parameters for minimum and maximum times between ATC chatter playback are configurable via </w:t>
+      </w:r>
+      <w:r>
+        <w:rPr>
+          <w:rStyle w:val="Courier10ptChar"/>
+        </w:rPr>
+        <w:t>XRSound.cfg</w:t>
+      </w:r>
+      <w:r>
+        <w:rPr>
+          <w:rFonts w:cs="Calibri"/>
+          <w:szCs w:val="20"/>
+        </w:rPr>
+        <w:t>.</w:t>
+      </w:r>
+    </w:p>
+    <w:p>
+      <w:pPr>
+        <w:textAlignment w:val="center"/>
+        <w:rPr>
+          <w:rFonts w:cs="Calibri"/>
+          <w:szCs w:val="20"/>
+        </w:rPr>
+      </w:pPr>
+    </w:p>
+    <w:p>
+      <w:pPr>
+        <w:numPr>
+          <w:ilvl w:val="0"/>
+          <w:numId w:val="39"/>
+        </w:numPr>
+        <w:textAlignment w:val="center"/>
+        <w:rPr>
+          <w:rFonts w:cs="Calibri"/>
+          <w:szCs w:val="20"/>
+        </w:rPr>
+      </w:pPr>
+      <w:r>
+        <w:rPr>
+          <w:rFonts w:cs="Calibri"/>
+          <w:szCs w:val="20"/>
+        </w:rPr>
         <w:t xml:space="preserve">Uses the </w:t>
       </w:r>
       <w:hyperlink r:id="rId23" w:history="1">
@@ -3230,7 +3359,7 @@
       <w:pPr>
         <w:pStyle w:val="Heading1"/>
       </w:pPr>
-      <w:bookmarkStart w:id="3" w:name="_Toc243946902"/>
+      <w:bookmarkStart w:id="3" w:name="_Toc244109708"/>
       <w:r>
         <w:t>Requirements</w:t>
       </w:r>
@@ -3264,13 +3393,7 @@
         </w:r>
       </w:hyperlink>
       <w:r>
-        <w:t xml:space="preserve"> or newer.  </w:t>
-      </w:r>
-      <w:r>
-        <w:rPr>
-          <w:u w:val="single"/>
-        </w:rPr>
-        <w:t>Older Orbiter releases are not supported by XRSound 4.0.</w:t>
+        <w:t xml:space="preserve"> or newer.</w:t>
       </w:r>
     </w:p>
     <w:p>
@@ -3306,7 +3429,7 @@
       <w:pPr>
         <w:pStyle w:val="Heading1"/>
       </w:pPr>
-      <w:bookmarkStart w:id="4" w:name="_Toc243946903"/>
+      <w:bookmarkStart w:id="4" w:name="_Toc244109709"/>
       <w:r>
         <w:t>Installation</w:t>
       </w:r>
@@ -3368,7 +3491,7 @@
         <w:t>Older versions of Orbiter are not supported</w:t>
       </w:r>
       <w:r>
-        <w:t xml:space="preserve"> by XRSound 4.0.</w:t>
+        <w:t>.</w:t>
       </w:r>
     </w:p>
     <w:p>
@@ -3629,7 +3752,7 @@
           <w:sz w:val="16"/>
         </w:rPr>
       </w:pPr>
-      <w:bookmarkStart w:id="5" w:name="_Toc243946904"/>
+      <w:bookmarkStart w:id="5" w:name="_Toc244109710"/>
       <w:r>
         <w:lastRenderedPageBreak/>
         <w:t>Configuring XRSound</w:t>
@@ -3714,7 +3837,7 @@
       <w:pPr>
         <w:pStyle w:val="Heading1"/>
       </w:pPr>
-      <w:bookmarkStart w:id="6" w:name="_Toc243946905"/>
+      <w:bookmarkStart w:id="6" w:name="_Toc244109711"/>
       <w:r>
         <w:t>Adding Custom Sounds to a Vessel via a Config File</w:t>
       </w:r>
@@ -4238,6 +4361,9 @@
       <w:r>
         <w:t xml:space="preserve"> for details about when each custom animation sound and/or thruster sound plays.</w:t>
       </w:r>
+      <w:r>
+        <w:t xml:space="preserve">  An animation section can also set Volume, from 0 (silent) to 1.0 (full, the default), to play that animation's sounds more quietly; for example, the Shuttle-A's rear thruster pods use Volume = 0.3.</w:t>
+      </w:r>
     </w:p>
     <w:p>
       <w:pPr>
@@ -4339,8 +4465,9 @@
       <w:pPr>
         <w:pStyle w:val="Heading1"/>
       </w:pPr>
-      <w:bookmarkStart w:id="7" w:name="_Toc243946906"/>
-      <w:r>
+      <w:bookmarkStart w:id="7" w:name="_Toc244109712"/>
+      <w:r>
+        <w:lastRenderedPageBreak/>
         <w:t>Using the XRSound C++ APIs to Add Sounds to a Vessel</w:t>
       </w:r>
       <w:bookmarkEnd w:id="7"/>
@@ -4348,7 +4475,6 @@
     <w:p/>
     <w:p>
       <w:r>
-        <w:lastRenderedPageBreak/>
         <w:t xml:space="preserve">XRSound includes a simple, easy-to-use API to play and manipulate sounds from a vessel.  These SDK files are installed to </w:t>
       </w:r>
       <w:r>
@@ -4545,6 +4671,7 @@
         <w:pStyle w:val="Courier10pt"/>
       </w:pPr>
       <w:r>
+        <w:lastRenderedPageBreak/>
         <w:t xml:space="preserve">    …</w:t>
       </w:r>
       <w:r>
@@ -4561,9 +4688,6 @@
       </w:r>
       <w:r>
         <w:br/>
-      </w:r>
-      <w:r>
-        <w:lastRenderedPageBreak/>
         <w:t>{</w:t>
       </w:r>
       <w:r>
@@ -4757,6 +4881,9 @@
       </w:r>
       <w:r>
         <w:br/>
+      </w:r>
+      <w:r>
+        <w:lastRenderedPageBreak/>
         <w:t xml:space="preserve">    {</w:t>
       </w:r>
       <w:r>
@@ -4781,11 +4908,7 @@
       </w:r>
       <w:proofErr w:type="spellEnd"/>
       <w:r>
-        <w:t xml:space="preserve">, false, 1.0);   // </w:t>
-      </w:r>
-      <w:r>
-        <w:lastRenderedPageBreak/>
-        <w:t>returns false if play fails</w:t>
+        <w:t>, false, 1.0);   // returns false if play fails</w:t>
       </w:r>
       <w:r>
         <w:br/>
@@ -4968,12 +5091,12 @@
         </w:numPr>
       </w:pPr>
       <w:r>
+        <w:lastRenderedPageBreak/>
         <w:t xml:space="preserve">saves the file path and playback type in the master sound map in memory for this vessel. </w:t>
       </w:r>
     </w:p>
     <w:p>
       <w:r>
-        <w:lastRenderedPageBreak/>
         <w:t xml:space="preserve">Sound data is only loaded when it is played: XRSound streams each sound from its file rather than loading the whole file into memory, and releases it automatically when it is no longer needed.  This is managed by the </w:t>
       </w:r>
       <w:hyperlink r:id="rId30" w:history="1">
@@ -5007,11 +5130,765 @@
       <w:pPr>
         <w:pStyle w:val="Heading1"/>
       </w:pPr>
-      <w:bookmarkStart w:id="8" w:name="_Toc243946907"/>
+      <w:bookmarkStart w:id="8" w:name="_Toc244109713"/>
+      <w:r>
+        <w:t>Changing Volume Levels and Settings at Runtime</w:t>
+      </w:r>
+      <w:bookmarkEnd w:id="8"/>
+    </w:p>
+    <w:p/>
+    <w:p>
+      <w:r>
+        <w:t>Every vessel and every module has its own volume levels and its own copy of each XRSound setting.</w:t>
+      </w:r>
+      <w:r>
+        <w:t xml:space="preserve"> When your vessel or module creates its XRSound instance, they start at the values configured in XRSound.cfg (and, for a vessel, in its XRSound-&lt;vessel class&gt;.</w:t>
+      </w:r>
+      <w:proofErr w:type="spellStart"/>
+      <w:r>
+        <w:t>cfg</w:t>
+      </w:r>
+      <w:proofErr w:type="spellEnd"/>
+      <w:r>
+        <w:t xml:space="preserve"> file).  Your code can read and change them at any time.  </w:t>
+      </w:r>
+      <w:r>
+        <w:t>A change affects only your own vessel or module: it never changes any XRSound config file or any other vessel or module.</w:t>
+      </w:r>
+    </w:p>
+    <w:p/>
+    <w:p>
+      <w:r>
+        <w:t xml:space="preserve">To read or change a volume level, call </w:t>
+      </w:r>
+      <w:proofErr w:type="spellStart"/>
+      <w:r>
+        <w:rPr>
+          <w:rStyle w:val="Courier10ptChar"/>
+        </w:rPr>
+        <w:t>GetVolume</w:t>
+      </w:r>
+      <w:proofErr w:type="spellEnd"/>
+      <w:r>
+        <w:t xml:space="preserve"> or </w:t>
+      </w:r>
+      <w:proofErr w:type="spellStart"/>
+      <w:r>
+        <w:rPr>
+          <w:rStyle w:val="Courier10ptChar"/>
+        </w:rPr>
+        <w:t>SetVolume</w:t>
+      </w:r>
+      <w:proofErr w:type="spellEnd"/>
+      <w:r>
+        <w:t xml:space="preserve"> with an </w:t>
+      </w:r>
+      <w:r>
+        <w:rPr>
+          <w:rStyle w:val="Courier10ptChar"/>
+        </w:rPr>
+        <w:t>XRSound::</w:t>
+      </w:r>
+      <w:proofErr w:type="spellStart"/>
+      <w:r>
+        <w:rPr>
+          <w:rStyle w:val="Courier10ptChar"/>
+        </w:rPr>
+        <w:t>VolumeType</w:t>
+      </w:r>
+      <w:proofErr w:type="spellEnd"/>
+      <w:r>
+        <w:t xml:space="preserve"> and a level from 0 (muted) to 1.0 (full).  The volume types are:</w:t>
+      </w:r>
+    </w:p>
+    <w:p>
+      <w:pPr>
+        <w:numPr>
+          <w:ilvl w:val="0"/>
+          <w:numId w:val="42"/>
+        </w:numPr>
+      </w:pPr>
+      <w:r>
+        <w:rPr>
+          <w:rStyle w:val="Courier10ptChar"/>
+        </w:rPr>
+        <w:t>Main</w:t>
+      </w:r>
+      <w:r>
+        <w:t xml:space="preserve">: everything this vessel or module plays.  Starts at </w:t>
+      </w:r>
+      <w:proofErr w:type="spellStart"/>
+      <w:r>
+        <w:t>MasterVolume</w:t>
+      </w:r>
+      <w:proofErr w:type="spellEnd"/>
+      <w:r>
+        <w:t xml:space="preserve"> in XRSound.cfg.</w:t>
+      </w:r>
+    </w:p>
+    <w:p>
+      <w:pPr>
+        <w:numPr>
+          <w:ilvl w:val="0"/>
+          <w:numId w:val="42"/>
+        </w:numPr>
+      </w:pPr>
+      <w:r>
+        <w:rPr>
+          <w:rStyle w:val="Courier10ptChar"/>
+        </w:rPr>
+        <w:t>Engines</w:t>
+      </w:r>
+      <w:r>
+        <w:t>: main, retro, hover, and custom engine sounds.</w:t>
+      </w:r>
+    </w:p>
+    <w:p>
+      <w:pPr>
+        <w:numPr>
+          <w:ilvl w:val="0"/>
+          <w:numId w:val="42"/>
+        </w:numPr>
+      </w:pPr>
+      <w:r>
+        <w:rPr>
+          <w:rStyle w:val="Courier10ptChar"/>
+        </w:rPr>
+        <w:t>RCS</w:t>
+      </w:r>
+      <w:r>
+        <w:t>: RCS thruster sounds.</w:t>
+      </w:r>
+    </w:p>
+    <w:p>
+      <w:pPr>
+        <w:numPr>
+          <w:ilvl w:val="0"/>
+          <w:numId w:val="42"/>
+        </w:numPr>
+      </w:pPr>
+      <w:r>
+        <w:rPr>
+          <w:rStyle w:val="Courier10ptChar"/>
+        </w:rPr>
+        <w:t>Effects</w:t>
+      </w:r>
+      <w:r>
+        <w:t>: sound effects such as switches, wind, tires, docking, and crashes, plus the vessel's door and other animation sounds.</w:t>
+      </w:r>
+    </w:p>
+    <w:p>
+      <w:pPr>
+        <w:numPr>
+          <w:ilvl w:val="0"/>
+          <w:numId w:val="42"/>
+        </w:numPr>
+      </w:pPr>
+      <w:r>
+        <w:rPr>
+          <w:rStyle w:val="Courier10ptChar"/>
+        </w:rPr>
+        <w:t>Callouts</w:t>
+      </w:r>
+      <w:r>
+        <w:t>: voice callouts.</w:t>
+      </w:r>
+    </w:p>
+    <w:p>
+      <w:pPr>
+        <w:numPr>
+          <w:ilvl w:val="0"/>
+          <w:numId w:val="42"/>
+        </w:numPr>
+      </w:pPr>
+      <w:proofErr w:type="spellStart"/>
+      <w:r>
+        <w:rPr>
+          <w:rStyle w:val="Courier10ptChar"/>
+        </w:rPr>
+        <w:lastRenderedPageBreak/>
+        <w:t>CabinAmbience</w:t>
+      </w:r>
+      <w:proofErr w:type="spellEnd"/>
+      <w:r>
+        <w:t>: cabin ambience and air conditioning.</w:t>
+      </w:r>
+    </w:p>
+    <w:p>
+      <w:pPr>
+        <w:numPr>
+          <w:ilvl w:val="0"/>
+          <w:numId w:val="42"/>
+        </w:numPr>
+      </w:pPr>
+      <w:r>
+        <w:rPr>
+          <w:rStyle w:val="Courier10ptChar"/>
+        </w:rPr>
+        <w:t>ATC</w:t>
+      </w:r>
+      <w:r>
+        <w:t>: ATC radio chatter.  Starts at ATC Volume in XRSound.cfg.</w:t>
+      </w:r>
+    </w:p>
+    <w:p>
+      <w:pPr>
+        <w:numPr>
+          <w:ilvl w:val="0"/>
+          <w:numId w:val="42"/>
+        </w:numPr>
+      </w:pPr>
+      <w:r>
+        <w:rPr>
+          <w:rStyle w:val="Courier10ptChar"/>
+        </w:rPr>
+        <w:t>Music</w:t>
+      </w:r>
+      <w:r>
+        <w:t xml:space="preserve">: the music level while this vessel has focus.  Starts at </w:t>
+      </w:r>
+      <w:proofErr w:type="spellStart"/>
+      <w:r>
+        <w:t>MusicVolume</w:t>
+      </w:r>
+      <w:proofErr w:type="spellEnd"/>
+      <w:r>
+        <w:t xml:space="preserve"> in XRSound.cfg.</w:t>
+      </w:r>
+    </w:p>
+    <w:p>
+      <w:pPr>
+        <w:numPr>
+          <w:ilvl w:val="0"/>
+          <w:numId w:val="42"/>
+        </w:numPr>
+      </w:pPr>
+      <w:r>
+        <w:rPr>
+          <w:rStyle w:val="Courier10ptChar"/>
+        </w:rPr>
+        <w:t>Custom</w:t>
+      </w:r>
+      <w:r>
+        <w:t>: sounds that your code loads with its own sound IDs.</w:t>
+      </w:r>
+    </w:p>
+    <w:p/>
+    <w:p>
+      <w:r>
+        <w:t>Unless noted above, each level starts at 1.0.</w:t>
+      </w:r>
+      <w:r>
+        <w:t xml:space="preserve">  A sound's final volume is its own volume times the level for its type times the Main level, before XRSound fades it for distance and atmosphere</w:t>
+      </w:r>
+      <w:r>
+        <w:t>.</w:t>
+      </w:r>
+    </w:p>
+    <w:p/>
+    <w:p>
+      <w:r>
+        <w:t xml:space="preserve">You can also set the volume of a single sound with </w:t>
+      </w:r>
+      <w:proofErr w:type="spellStart"/>
+      <w:proofErr w:type="gramStart"/>
+      <w:r>
+        <w:rPr>
+          <w:rStyle w:val="Courier10ptChar"/>
+        </w:rPr>
+        <w:t>SetVolume</w:t>
+      </w:r>
+      <w:proofErr w:type="spellEnd"/>
+      <w:r>
+        <w:rPr>
+          <w:rStyle w:val="Courier10ptChar"/>
+        </w:rPr>
+        <w:t>(</w:t>
+      </w:r>
+      <w:proofErr w:type="spellStart"/>
+      <w:proofErr w:type="gramEnd"/>
+      <w:r>
+        <w:rPr>
+          <w:rStyle w:val="Courier10ptChar"/>
+        </w:rPr>
+        <w:t>soundID</w:t>
+      </w:r>
+      <w:proofErr w:type="spellEnd"/>
+      <w:r>
+        <w:rPr>
+          <w:rStyle w:val="Courier10ptChar"/>
+        </w:rPr>
+        <w:t>, volume)</w:t>
+      </w:r>
+      <w:r>
+        <w:t>.</w:t>
+      </w:r>
+      <w:r>
+        <w:t xml:space="preserve">  For a sound you loaded, this is the volume that </w:t>
+      </w:r>
+      <w:proofErr w:type="spellStart"/>
+      <w:r>
+        <w:rPr>
+          <w:rStyle w:val="Courier10ptChar"/>
+        </w:rPr>
+        <w:t>PlayWav</w:t>
+      </w:r>
+      <w:proofErr w:type="spellEnd"/>
+      <w:r>
+        <w:t xml:space="preserve"> uses when you do not pass one.  </w:t>
+      </w:r>
+      <w:r>
+        <w:t>For a default sound, it scales the volume that XRSound picks for it automatically (for example, by thrust level).</w:t>
+      </w:r>
+    </w:p>
+    <w:p/>
+    <w:p>
+      <w:r>
+        <w:t xml:space="preserve">To read or change a setting, call </w:t>
+      </w:r>
+      <w:proofErr w:type="spellStart"/>
+      <w:r>
+        <w:rPr>
+          <w:rStyle w:val="Courier10ptChar"/>
+        </w:rPr>
+        <w:t>GetSetting</w:t>
+      </w:r>
+      <w:proofErr w:type="spellEnd"/>
+      <w:r>
+        <w:t xml:space="preserve"> or </w:t>
+      </w:r>
+      <w:proofErr w:type="spellStart"/>
+      <w:r>
+        <w:rPr>
+          <w:rStyle w:val="Courier10ptChar"/>
+        </w:rPr>
+        <w:t>SetSetting</w:t>
+      </w:r>
+      <w:proofErr w:type="spellEnd"/>
+      <w:r>
+        <w:t xml:space="preserve"> with an </w:t>
+      </w:r>
+      <w:r>
+        <w:rPr>
+          <w:rStyle w:val="Courier10ptChar"/>
+        </w:rPr>
+        <w:t>XRSound::Setting</w:t>
+      </w:r>
+      <w:r>
+        <w:t xml:space="preserve">.  The settings have the same names and valid values as in XRSound.cfg, such as </w:t>
+      </w:r>
+      <w:proofErr w:type="spellStart"/>
+      <w:r>
+        <w:t>ATCMinDelay</w:t>
+      </w:r>
+      <w:proofErr w:type="spellEnd"/>
+      <w:r>
+        <w:t xml:space="preserve">, </w:t>
+      </w:r>
+      <w:proofErr w:type="spellStart"/>
+      <w:r>
+        <w:t>MusicOrder</w:t>
+      </w:r>
+      <w:proofErr w:type="spellEnd"/>
+      <w:r>
+        <w:t xml:space="preserve">, and </w:t>
+      </w:r>
+      <w:proofErr w:type="spellStart"/>
+      <w:r>
+        <w:t>SilenceOfSpace</w:t>
+      </w:r>
+      <w:proofErr w:type="spellEnd"/>
+      <w:r>
+        <w:t>; see XRSound.h for the full list and when each change takes effect.</w:t>
+      </w:r>
+    </w:p>
+    <w:p/>
+    <w:p>
+      <w:proofErr w:type="spellStart"/>
+      <w:r>
+        <w:rPr>
+          <w:rStyle w:val="Courier10ptChar"/>
+        </w:rPr>
+        <w:t>GetDefaultVolume</w:t>
+      </w:r>
+      <w:proofErr w:type="spellEnd"/>
+      <w:r>
+        <w:t xml:space="preserve"> and </w:t>
+      </w:r>
+      <w:proofErr w:type="spellStart"/>
+      <w:r>
+        <w:rPr>
+          <w:rStyle w:val="Courier10ptChar"/>
+        </w:rPr>
+        <w:t>GetDefaultSetting</w:t>
+      </w:r>
+      <w:proofErr w:type="spellEnd"/>
+      <w:r>
+        <w:t xml:space="preserve"> return the configured starting value for your vessel or module, which never changes during the session.  Use them for things like a "reset to default" button.</w:t>
+      </w:r>
+    </w:p>
+    <w:p/>
+    <w:p>
+      <w:proofErr w:type="spellStart"/>
+      <w:r>
+        <w:rPr>
+          <w:rStyle w:val="Courier10ptChar"/>
+        </w:rPr>
+        <w:t>SetPlaybackType</w:t>
+      </w:r>
+      <w:proofErr w:type="spellEnd"/>
+      <w:r>
+        <w:t xml:space="preserve"> and </w:t>
+      </w:r>
+      <w:proofErr w:type="spellStart"/>
+      <w:r>
+        <w:rPr>
+          <w:rStyle w:val="Courier10ptChar"/>
+        </w:rPr>
+        <w:t>GetPlaybackType</w:t>
+      </w:r>
+      <w:proofErr w:type="spellEnd"/>
+      <w:r>
+        <w:t xml:space="preserve"> change how a single sound is faded, and </w:t>
+      </w:r>
+      <w:proofErr w:type="spellStart"/>
+      <w:r>
+        <w:rPr>
+          <w:rStyle w:val="Courier10ptChar"/>
+        </w:rPr>
+        <w:t>GetDuration</w:t>
+      </w:r>
+      <w:proofErr w:type="spellEnd"/>
+      <w:r>
+        <w:t xml:space="preserve"> gets a sound file's length without playing it.  </w:t>
+      </w:r>
+      <w:proofErr w:type="spellStart"/>
+      <w:r>
+        <w:rPr>
+          <w:rStyle w:val="Courier10ptChar"/>
+        </w:rPr>
+        <w:t>SetPan</w:t>
+      </w:r>
+      <w:proofErr w:type="spellEnd"/>
+      <w:r>
+        <w:t xml:space="preserve">, </w:t>
+      </w:r>
+      <w:proofErr w:type="spellStart"/>
+      <w:r>
+        <w:rPr>
+          <w:rStyle w:val="Courier10ptChar"/>
+        </w:rPr>
+        <w:t>SetPlaybackSpeed</w:t>
+      </w:r>
+      <w:proofErr w:type="spellEnd"/>
+      <w:r>
+        <w:t xml:space="preserve">, and </w:t>
+      </w:r>
+      <w:proofErr w:type="spellStart"/>
+      <w:r>
+        <w:rPr>
+          <w:rStyle w:val="Courier10ptChar"/>
+        </w:rPr>
+        <w:t>SetPlayPosition</w:t>
+      </w:r>
+      <w:proofErr w:type="spellEnd"/>
+      <w:r>
+        <w:t xml:space="preserve"> also work on a loaded sound before it starts playing: the value is applied the next time </w:t>
+      </w:r>
+      <w:proofErr w:type="spellStart"/>
+      <w:r>
+        <w:rPr>
+          <w:rStyle w:val="Courier10ptChar"/>
+        </w:rPr>
+        <w:t>PlayWav</w:t>
+      </w:r>
+      <w:proofErr w:type="spellEnd"/>
+      <w:r>
+        <w:t xml:space="preserve"> starts it.</w:t>
+      </w:r>
+    </w:p>
+    <w:p/>
+    <w:p>
+      <w:r>
+        <w:lastRenderedPageBreak/>
+        <w:t xml:space="preserve">If the user's XRSound.dll is older than 4.1, </w:t>
+      </w:r>
+      <w:proofErr w:type="spellStart"/>
+      <w:r>
+        <w:rPr>
+          <w:rStyle w:val="Courier10ptChar"/>
+        </w:rPr>
+        <w:t>SetVolume</w:t>
+      </w:r>
+      <w:proofErr w:type="spellEnd"/>
+      <w:r>
+        <w:t xml:space="preserve">, </w:t>
+      </w:r>
+      <w:proofErr w:type="spellStart"/>
+      <w:r>
+        <w:rPr>
+          <w:rStyle w:val="Courier10ptChar"/>
+        </w:rPr>
+        <w:t>GetVolume</w:t>
+      </w:r>
+      <w:proofErr w:type="spellEnd"/>
+      <w:r>
+        <w:t xml:space="preserve">, </w:t>
+      </w:r>
+      <w:proofErr w:type="spellStart"/>
+      <w:r>
+        <w:rPr>
+          <w:rStyle w:val="Courier10ptChar"/>
+        </w:rPr>
+        <w:t>SetSetting</w:t>
+      </w:r>
+      <w:proofErr w:type="spellEnd"/>
+      <w:r>
+        <w:t xml:space="preserve">, </w:t>
+      </w:r>
+      <w:proofErr w:type="spellStart"/>
+      <w:r>
+        <w:rPr>
+          <w:rStyle w:val="Courier10ptChar"/>
+        </w:rPr>
+        <w:t>GetSetting</w:t>
+      </w:r>
+      <w:proofErr w:type="spellEnd"/>
+      <w:r>
+        <w:t xml:space="preserve">, </w:t>
+      </w:r>
+      <w:proofErr w:type="spellStart"/>
+      <w:r>
+        <w:rPr>
+          <w:rStyle w:val="Courier10ptChar"/>
+        </w:rPr>
+        <w:t>GetDefaultVolume</w:t>
+      </w:r>
+      <w:proofErr w:type="spellEnd"/>
+      <w:r>
+        <w:t xml:space="preserve">, </w:t>
+      </w:r>
+      <w:proofErr w:type="spellStart"/>
+      <w:r>
+        <w:rPr>
+          <w:rStyle w:val="Courier10ptChar"/>
+        </w:rPr>
+        <w:t>GetDefaultSetting</w:t>
+      </w:r>
+      <w:proofErr w:type="spellEnd"/>
+      <w:r>
+        <w:t xml:space="preserve">, </w:t>
+      </w:r>
+      <w:proofErr w:type="spellStart"/>
+      <w:r>
+        <w:rPr>
+          <w:rStyle w:val="Courier10ptChar"/>
+        </w:rPr>
+        <w:t>SetPlaybackType</w:t>
+      </w:r>
+      <w:proofErr w:type="spellEnd"/>
+      <w:r>
+        <w:t xml:space="preserve">, </w:t>
+      </w:r>
+      <w:proofErr w:type="spellStart"/>
+      <w:r>
+        <w:rPr>
+          <w:rStyle w:val="Courier10ptChar"/>
+        </w:rPr>
+        <w:t>GetPlaybackType</w:t>
+      </w:r>
+      <w:proofErr w:type="spellEnd"/>
+      <w:r>
+        <w:t xml:space="preserve">, and </w:t>
+      </w:r>
+      <w:proofErr w:type="spellStart"/>
+      <w:r>
+        <w:rPr>
+          <w:rStyle w:val="Courier10ptChar"/>
+        </w:rPr>
+        <w:t>GetDuration</w:t>
+      </w:r>
+      <w:proofErr w:type="spellEnd"/>
+      <w:r>
+        <w:t xml:space="preserve"> return false, so your add-on still loads and runs with older XRSound versions.</w:t>
+      </w:r>
+    </w:p>
+    <w:p/>
+    <w:p>
+      <w:r>
+        <w:t>Here is an example:</w:t>
+      </w:r>
+    </w:p>
+    <w:p/>
+    <w:p>
+      <w:pPr>
+        <w:pStyle w:val="Courier10pt"/>
+      </w:pPr>
+      <w:r>
+        <w:t>// turn this vessel's engine sounds down to half</w:t>
+      </w:r>
+      <w:r>
+        <w:br/>
+        <w:t>m_pXRSound-&gt;</w:t>
+      </w:r>
+      <w:proofErr w:type="spellStart"/>
+      <w:proofErr w:type="gramStart"/>
+      <w:r>
+        <w:t>SetVolume</w:t>
+      </w:r>
+      <w:proofErr w:type="spellEnd"/>
+      <w:r>
+        <w:t>(</w:t>
+      </w:r>
+      <w:proofErr w:type="gramEnd"/>
+      <w:r>
+        <w:t>XRSound::</w:t>
+      </w:r>
+      <w:proofErr w:type="spellStart"/>
+      <w:r>
+        <w:t>VolumeType</w:t>
+      </w:r>
+      <w:proofErr w:type="spellEnd"/>
+      <w:r>
+        <w:t>::Engines, 0.5f);</w:t>
+      </w:r>
+      <w:r>
+        <w:br/>
+        <w:t xml:space="preserve"> </w:t>
+      </w:r>
+      <w:r>
+        <w:br/>
+        <w:t>// play ATC chatter less often for this vessel only</w:t>
+      </w:r>
+      <w:r>
+        <w:br/>
+        <w:t>m_pXRSound-&gt;</w:t>
+      </w:r>
+      <w:proofErr w:type="spellStart"/>
+      <w:proofErr w:type="gramStart"/>
+      <w:r>
+        <w:t>SetSetting</w:t>
+      </w:r>
+      <w:proofErr w:type="spellEnd"/>
+      <w:r>
+        <w:t>(</w:t>
+      </w:r>
+      <w:proofErr w:type="gramEnd"/>
+      <w:r>
+        <w:t>XRSound::Setting::</w:t>
+      </w:r>
+      <w:proofErr w:type="spellStart"/>
+      <w:r>
+        <w:t>ATCMinDelay</w:t>
+      </w:r>
+      <w:proofErr w:type="spellEnd"/>
+      <w:r>
+        <w:t>, 60);</w:t>
+      </w:r>
+      <w:r>
+        <w:br/>
+        <w:t>m_pXRSound-&gt;</w:t>
+      </w:r>
+      <w:proofErr w:type="spellStart"/>
+      <w:proofErr w:type="gramStart"/>
+      <w:r>
+        <w:t>SetSetting</w:t>
+      </w:r>
+      <w:proofErr w:type="spellEnd"/>
+      <w:r>
+        <w:t>(</w:t>
+      </w:r>
+      <w:proofErr w:type="gramEnd"/>
+      <w:r>
+        <w:t>XRSound::Setting::</w:t>
+      </w:r>
+      <w:proofErr w:type="spellStart"/>
+      <w:r>
+        <w:t>ATCMaxDelay</w:t>
+      </w:r>
+      <w:proofErr w:type="spellEnd"/>
+      <w:r>
+        <w:t>, 300);</w:t>
+      </w:r>
+      <w:r>
+        <w:br/>
+        <w:t xml:space="preserve"> </w:t>
+      </w:r>
+      <w:r>
+        <w:br/>
+        <w:t>// "reset to default" button for this vessel's main volume</w:t>
+      </w:r>
+      <w:r>
+        <w:br/>
+        <w:t>float level;</w:t>
+      </w:r>
+      <w:r>
+        <w:br/>
+        <w:t>if (m_pXRSound-&gt;</w:t>
+      </w:r>
+      <w:proofErr w:type="spellStart"/>
+      <w:proofErr w:type="gramStart"/>
+      <w:r>
+        <w:t>GetDefaultVolume</w:t>
+      </w:r>
+      <w:proofErr w:type="spellEnd"/>
+      <w:r>
+        <w:t>(</w:t>
+      </w:r>
+      <w:proofErr w:type="gramEnd"/>
+      <w:r>
+        <w:t>XRSound::</w:t>
+      </w:r>
+      <w:proofErr w:type="spellStart"/>
+      <w:r>
+        <w:t>VolumeType</w:t>
+      </w:r>
+      <w:proofErr w:type="spellEnd"/>
+      <w:r>
+        <w:t>::Main, level))</w:t>
+      </w:r>
+      <w:r>
+        <w:br/>
+      </w:r>
+      <w:r>
+        <w:t xml:space="preserve">    m_pXRSound-&gt;</w:t>
+      </w:r>
+      <w:proofErr w:type="spellStart"/>
+      <w:proofErr w:type="gramStart"/>
+      <w:r>
+        <w:t>SetVolume</w:t>
+      </w:r>
+      <w:proofErr w:type="spellEnd"/>
+      <w:r>
+        <w:t>(</w:t>
+      </w:r>
+      <w:proofErr w:type="gramEnd"/>
+      <w:r>
+        <w:t>XRSound::</w:t>
+      </w:r>
+      <w:proofErr w:type="spellStart"/>
+      <w:r>
+        <w:t>VolumeType</w:t>
+      </w:r>
+      <w:proofErr w:type="spellEnd"/>
+      <w:r>
+        <w:t>::Main, level);</w:t>
+      </w:r>
+    </w:p>
+    <w:p>
+      <w:r>
+        <w:t> </w:t>
+      </w:r>
+    </w:p>
+    <w:p>
+      <w:pPr>
+        <w:pStyle w:val="Heading1"/>
+      </w:pPr>
+      <w:bookmarkStart w:id="9" w:name="_Toc244109714"/>
       <w:r>
         <w:t>Using the XRSound C++ APIs to Add Sounds to a Module</w:t>
       </w:r>
-      <w:bookmarkEnd w:id="8"/>
+      <w:bookmarkEnd w:id="9"/>
     </w:p>
     <w:p/>
     <w:p>
@@ -5049,6 +5926,7 @@
         </w:rPr>
       </w:pPr>
       <w:r>
+        <w:lastRenderedPageBreak/>
         <w:t>You create an instance of an XRSound object that is tied to an arbitrary ID, rather than an Orbiter VESSEL object, by calling the</w:t>
       </w:r>
       <w:r>
@@ -5329,14 +6207,7 @@
         <w:rPr>
           <w:lang w:eastAsia="ja-JP"/>
         </w:rPr>
-        <w:t xml:space="preserve"> value to uniquely identify which Orbiter module is calling it, it is best to pass the name </w:t>
-      </w:r>
-      <w:r>
-        <w:rPr>
-          <w:lang w:eastAsia="ja-JP"/>
-        </w:rPr>
-        <w:lastRenderedPageBreak/>
-        <w:t xml:space="preserve">of your Orbiter module's DLL here; e.g., if your custom MP3 Orbiter module is installed as </w:t>
+        <w:t xml:space="preserve"> value to uniquely identify which Orbiter module is calling it, it is best to pass the name of your Orbiter module's DLL here; e.g., if your custom MP3 Orbiter module is installed as </w:t>
       </w:r>
       <w:r>
         <w:rPr>
@@ -5634,6 +6505,7 @@
         <w:rPr>
           <w:rStyle w:val="Courier10ptChar"/>
         </w:rPr>
+        <w:lastRenderedPageBreak/>
         <w:t>SetDefaultSoundEnabled</w:t>
       </w:r>
       <w:proofErr w:type="spellEnd"/>
@@ -5767,6 +6639,37 @@
           <w:lang w:eastAsia="ja-JP"/>
         </w:rPr>
         <w:t>.</w:t>
+      </w:r>
+    </w:p>
+    <w:p>
+      <w:pPr>
+        <w:ind w:left="720"/>
+      </w:pPr>
+    </w:p>
+    <w:p>
+      <w:pPr>
+        <w:numPr>
+          <w:ilvl w:val="0"/>
+          <w:numId w:val="42"/>
+        </w:numPr>
+      </w:pPr>
+      <w:r>
+        <w:t>Modules have their own volume levels and settings too (see Changing Volume Levels and Settings at Runtime above).</w:t>
+      </w:r>
+      <w:r>
+        <w:t xml:space="preserve">  </w:t>
+      </w:r>
+      <w:r>
+        <w:t xml:space="preserve">A module can set the </w:t>
+      </w:r>
+      <w:r>
+        <w:rPr>
+          <w:rStyle w:val="Courier10ptChar"/>
+        </w:rPr>
+        <w:t>Music</w:t>
+      </w:r>
+      <w:r>
+        <w:t xml:space="preserve"> level and the vessel-related settings, but they have no effect for a module, because modules do not play music or default sounds.</w:t>
       </w:r>
     </w:p>
     <w:p>
@@ -5828,15 +6731,18 @@
         <w:rPr>
           <w:b/>
         </w:rPr>
-        <w:lastRenderedPageBreak/>
         <w:t>Audio debug window (developers)</w:t>
       </w:r>
     </w:p>
     <w:p>
       <w:r>
-        <w:t>Debug builds of XRSound 4.0 add an Audio debug window that lists each active sound, whether it is playing, paused, or stopped, whether it loops, and its file name.  Open it from Orbiter's Custom Functions list (Ctrl+F4) by selecting Audio debug.</w:t>
-      </w:r>
-    </w:p>
+        <w:t>Debug builds of XRSound include an Audio debug window that lists each active sound, whether it is playing, paused, or stopped, whether it loops, and its file name.</w:t>
+      </w:r>
+      <w:r>
+        <w:t xml:space="preserve">  Open it from Orbiter's Custom Functions list (Ctrl+F4) by selecting Audio debug.</w:t>
+      </w:r>
+    </w:p>
+    <w:p/>
     <w:p>
       <w:r>
         <w:t xml:space="preserve">The window uses Orbiter's </w:t>
@@ -6030,14 +6936,14 @@
         <w:i/>
         <w:szCs w:val="20"/>
       </w:rPr>
-      <w:t>4</w:t>
+      <w:t>4.1</w:t>
     </w:r>
     <w:r>
       <w:rPr>
         <w:i/>
         <w:szCs w:val="20"/>
       </w:rPr>
-      <w:t xml:space="preserve">.0 </w:t>
+      <w:t xml:space="preserve"> </w:t>
     </w:r>
     <w:r>
       <w:rPr>

--- a/Sound/XRSound/assets/Doc/XRSound User Manual.docx
+++ b/Sound/XRSound/assets/Doc/XRSound User Manual.docx
@@ -1,6 +1,6 @@
 
 <file path=word/document.xml><?xml version="1.0" encoding="utf-8"?>
-<w:document xmlns:wpc="http://schemas.microsoft.com/office/word/2010/wordprocessingCanvas" xmlns:cx="http://schemas.microsoft.com/office/drawing/2014/chartex" xmlns:cx1="http://schemas.microsoft.com/office/drawing/2015/9/8/chartex" xmlns:cx2="http://schemas.microsoft.com/office/drawing/2015/10/21/chartex" xmlns:cx3="http://schemas.microsoft.com/office/drawing/2016/5/9/chartex" xmlns:cx4="http://schemas.microsoft.com/office/drawing/2016/5/10/chartex" xmlns:cx5="http://schemas.microsoft.com/office/drawing/2016/5/11/chartex" xmlns:cx6="http://schemas.microsoft.com/office/drawing/2016/5/12/chartex" xmlns:cx7="http://schemas.microsoft.com/office/drawing/2016/5/13/chartex" xmlns:cx8="http://schemas.microsoft.com/office/drawing/2016/5/14/chartex" xmlns:mc="http://schemas.openxmlformats.org/markup-compatibility/2006" xmlns:aink="http://schemas.microsoft.com/office/drawing/2016/ink" xmlns:am3d="http://schemas.microsoft.com/office/drawing/2017/model3d" xmlns:o="urn:schemas-microsoft-com:office:office" xmlns:r="http://schemas.openxmlformats.org/officeDocument/2006/relationships" xmlns:m="http://schemas.openxmlformats.org/officeDocument/2006/math" xmlns:v="urn:schemas-microsoft-com:vml" xmlns:wp14="http://schemas.microsoft.com/office/word/2010/wordprocessingDrawing" xmlns:wp="http://schemas.openxmlformats.org/drawingml/2006/wordprocessingDrawing" xmlns:w10="urn:schemas-microsoft-com:office:word" xmlns:w="http://schemas.openxmlformats.org/wordprocessingml/2006/main" xmlns:w14="http://schemas.microsoft.com/office/word/2010/wordml" xmlns:w15="http://schemas.microsoft.com/office/word/2012/wordml" xmlns:w16cex="http://schemas.microsoft.com/office/word/2018/wordml/cex" xmlns:w16cid="http://schemas.microsoft.com/office/word/2016/wordml/cid" xmlns:w16="http://schemas.microsoft.com/office/word/2018/wordml" xmlns:w16sdtdh="http://schemas.microsoft.com/office/word/2020/wordml/sdtdatahash" xmlns:w16se="http://schemas.microsoft.com/office/word/2015/wordml/symex" xmlns:wpg="http://schemas.microsoft.com/office/word/2010/wordprocessingGroup" xmlns:wpi="http://schemas.microsoft.com/office/word/2010/wordprocessingInk" xmlns:wne="http://schemas.microsoft.com/office/word/2006/wordml" xmlns:wps="http://schemas.microsoft.com/office/word/2010/wordprocessingShape" mc:Ignorable="w14 w15 w16se w16cid w16 w16cex w16sdtdh wp14">
+<w:document xmlns:wpc="http://schemas.microsoft.com/office/word/2010/wordprocessingCanvas" xmlns:cx="http://schemas.microsoft.com/office/drawing/2014/chartex" xmlns:cx1="http://schemas.microsoft.com/office/drawing/2015/9/8/chartex" xmlns:cx2="http://schemas.microsoft.com/office/drawing/2015/10/21/chartex" xmlns:cx3="http://schemas.microsoft.com/office/drawing/2016/5/9/chartex" xmlns:cx4="http://schemas.microsoft.com/office/drawing/2016/5/10/chartex" xmlns:cx5="http://schemas.microsoft.com/office/drawing/2016/5/11/chartex" xmlns:cx6="http://schemas.microsoft.com/office/drawing/2016/5/12/chartex" xmlns:cx7="http://schemas.microsoft.com/office/drawing/2016/5/13/chartex" xmlns:cx8="http://schemas.microsoft.com/office/drawing/2016/5/14/chartex" xmlns:mc="http://schemas.openxmlformats.org/markup-compatibility/2006" xmlns:aink="http://schemas.microsoft.com/office/drawing/2016/ink" xmlns:am3d="http://schemas.microsoft.com/office/drawing/2017/model3d" xmlns:o="urn:schemas-microsoft-com:office:office" xmlns:oel="http://schemas.microsoft.com/office/2019/extlst" xmlns:r="http://schemas.openxmlformats.org/officeDocument/2006/relationships" xmlns:m="http://schemas.openxmlformats.org/officeDocument/2006/math" xmlns:v="urn:schemas-microsoft-com:vml" xmlns:wp14="http://schemas.microsoft.com/office/word/2010/wordprocessingDrawing" xmlns:wp="http://schemas.openxmlformats.org/drawingml/2006/wordprocessingDrawing" xmlns:w10="urn:schemas-microsoft-com:office:word" xmlns:w="http://schemas.openxmlformats.org/wordprocessingml/2006/main" xmlns:w14="http://schemas.microsoft.com/office/word/2010/wordml" xmlns:w15="http://schemas.microsoft.com/office/word/2012/wordml" xmlns:w16cex="http://schemas.microsoft.com/office/word/2018/wordml/cex" xmlns:w16cid="http://schemas.microsoft.com/office/word/2016/wordml/cid" xmlns:w16="http://schemas.microsoft.com/office/word/2018/wordml" xmlns:w16du="http://schemas.microsoft.com/office/word/2023/wordml/word16du" xmlns:w16sdtdh="http://schemas.microsoft.com/office/word/2020/wordml/sdtdatahash" xmlns:w16sdtfl="http://schemas.microsoft.com/office/word/2024/wordml/sdtformatlock" xmlns:w16se="http://schemas.microsoft.com/office/word/2015/wordml/symex" xmlns:wpg="http://schemas.microsoft.com/office/word/2010/wordprocessingGroup" xmlns:wpi="http://schemas.microsoft.com/office/word/2010/wordprocessingInk" xmlns:wne="http://schemas.microsoft.com/office/word/2006/wordml" xmlns:wps="http://schemas.microsoft.com/office/word/2010/wordprocessingShape" mc:Ignorable="w14 w15 w16se w16cid w16 w16cex w16sdtdh w16sdtfl w16du wp14">
   <w:body>
     <w:p>
       <w:pPr>
@@ -20,7 +20,7 @@
       </w:r>
       <w:r>
         <w:pict w14:anchorId="0194C92F">
-          <v:shape id="_x0000_i1028" type="#_x0000_t75" style="width:6in;height:126.35pt">
+          <v:shape id="_x0000_i1028" type="#_x0000_t75" style="width:6in;height:126.25pt">
             <v:imagedata r:id="rId8" o:title=""/>
           </v:shape>
         </w:pict>
@@ -40,28 +40,7 @@
           <w:sz w:val="28"/>
           <w:szCs w:val="28"/>
         </w:rPr>
-        <w:t xml:space="preserve">Version </w:t>
-      </w:r>
-      <w:r>
-        <w:rPr>
-          <w:sz w:val="28"/>
-          <w:szCs w:val="28"/>
-        </w:rPr>
-        <w:t>3</w:t>
-      </w:r>
-      <w:r>
-        <w:rPr>
-          <w:sz w:val="28"/>
-          <w:szCs w:val="28"/>
-        </w:rPr>
-        <w:t>.</w:t>
-      </w:r>
-      <w:r>
-        <w:rPr>
-          <w:sz w:val="28"/>
-          <w:szCs w:val="28"/>
-        </w:rPr>
-        <w:t>0</w:t>
+        <w:t>Version 4.0</w:t>
       </w:r>
     </w:p>
     <w:p>
@@ -95,125 +74,46 @@
           <w:i/>
           <w:sz w:val="24"/>
         </w:rPr>
-        <w:t xml:space="preserve">Publication Date: </w:t>
-      </w:r>
-      <w:r>
-        <w:rPr>
-          <w:i/>
+        <w:t>Publication Date: 26-Oct-2026</w:t>
+      </w:r>
+    </w:p>
+    <w:p/>
+    <w:p>
+      <w:pPr>
+        <w:rPr>
           <w:sz w:val="24"/>
         </w:rPr>
-        <w:t>2</w:t>
-      </w:r>
-      <w:r>
-        <w:rPr>
-          <w:i/>
+      </w:pPr>
+      <w:r>
+        <w:rPr>
           <w:sz w:val="24"/>
         </w:rPr>
-        <w:t>1</w:t>
-      </w:r>
-      <w:r>
-        <w:rPr>
-          <w:i/>
-          <w:sz w:val="24"/>
-        </w:rPr>
-        <w:t>-</w:t>
-      </w:r>
-      <w:r>
-        <w:rPr>
-          <w:i/>
-          <w:sz w:val="24"/>
-        </w:rPr>
-        <w:t>Aug</w:t>
-      </w:r>
-      <w:r>
-        <w:rPr>
-          <w:i/>
-          <w:sz w:val="24"/>
-        </w:rPr>
-        <w:t>-20</w:t>
-      </w:r>
-      <w:r>
-        <w:rPr>
-          <w:i/>
-          <w:sz w:val="24"/>
-        </w:rPr>
-        <w:t>2</w:t>
-      </w:r>
-      <w:r>
-        <w:rPr>
-          <w:i/>
-          <w:sz w:val="24"/>
-        </w:rPr>
-        <w:t>1</w:t>
-      </w:r>
-    </w:p>
-    <w:p/>
-    <w:p>
-      <w:pPr>
-        <w:rPr>
-          <w:sz w:val="24"/>
-        </w:rPr>
-      </w:pPr>
-      <w:r>
-        <w:rPr>
-          <w:sz w:val="24"/>
-        </w:rPr>
-        <w:t>Powered by</w:t>
-      </w:r>
-      <w:r>
-        <w:rPr>
-          <w:sz w:val="24"/>
-        </w:rPr>
-        <w:t xml:space="preserve"> </w:t>
-      </w:r>
-      <w:r>
-        <w:rPr>
-          <w:sz w:val="24"/>
-        </w:rPr>
-        <w:t xml:space="preserve">the </w:t>
+        <w:t xml:space="preserve">Powered by the </w:t>
       </w:r>
       <w:hyperlink r:id="rId9" w:history="1">
+        <w:proofErr w:type="spellStart"/>
         <w:r>
           <w:rPr>
             <w:rStyle w:val="Hyperlink"/>
             <w:sz w:val="24"/>
           </w:rPr>
-          <w:t>irrKlang</w:t>
+          <w:t>miniaudio</w:t>
         </w:r>
+        <w:proofErr w:type="spellEnd"/>
       </w:hyperlink>
       <w:r>
         <w:rPr>
           <w:sz w:val="24"/>
         </w:rPr>
-        <w:t xml:space="preserve"> Sound Engin</w:t>
-      </w:r>
-      <w:r>
+        <w:t xml:space="preserve"> audio library.</w:t>
+      </w:r>
+    </w:p>
+    <w:p>
+      <w:pPr>
         <w:rPr>
           <w:sz w:val="24"/>
         </w:rPr>
-        <w:t xml:space="preserve">e.  </w:t>
-      </w:r>
-    </w:p>
-    <w:p>
-      <w:pPr>
-        <w:rPr>
-          <w:sz w:val="24"/>
-        </w:rPr>
-      </w:pPr>
-    </w:p>
-    <w:p>
-      <w:pPr>
-        <w:jc w:val="center"/>
-      </w:pPr>
-      <w:hyperlink r:id="rId10" w:history="1">
-        <w:r>
-          <w:pict w14:anchorId="43F6D1C9">
-            <v:shape id="_x0000_i1029" type="#_x0000_t75" style="width:244.55pt;height:70.65pt">
-              <v:imagedata r:id="rId11" o:title="irrklang_link_big"/>
-            </v:shape>
-          </w:pict>
-        </w:r>
-      </w:hyperlink>
+      </w:pPr>
     </w:p>
     <w:p>
       <w:pPr>
@@ -229,7 +129,7 @@
           <w:szCs w:val="40"/>
         </w:rPr>
       </w:pPr>
-      <w:hyperlink r:id="rId12" w:history="1">
+      <w:hyperlink r:id="rId10" w:history="1">
         <w:r>
           <w:rPr>
             <w:rFonts w:ascii="Tahoma" w:hAnsi="Tahoma" w:cs="Tahoma"/>
@@ -237,8 +137,8 @@
             <w:szCs w:val="40"/>
           </w:rPr>
           <w:pict w14:anchorId="6EDAF152">
-            <v:shape id="_x0000_i1030" type="#_x0000_t75" style="width:252.7pt;height:91pt">
-              <v:imagedata r:id="rId13" o:title="altealogo2"/>
+            <v:shape id="_x0000_i1029" type="#_x0000_t75" style="width:252.95pt;height:73.4pt">
+              <v:imagedata r:id="rId11" o:title="altea-wordmark-light"/>
             </v:shape>
           </w:pict>
         </w:r>
@@ -249,27 +149,9 @@
         <w:jc w:val="center"/>
       </w:pPr>
       <w:r>
-        <w:t xml:space="preserve">Copyright </w:t>
-      </w:r>
-      <w:r>
-        <w:t>2018</w:t>
-      </w:r>
-      <w:r>
-        <w:t>-202</w:t>
-      </w:r>
-      <w:r>
-        <w:t>1</w:t>
-      </w:r>
-      <w:r>
-        <w:t xml:space="preserve"> Douglas Beachy.</w:t>
-      </w:r>
-      <w:r>
-        <w:t xml:space="preserve"> </w:t>
-      </w:r>
-      <w:r>
-        <w:t xml:space="preserve">Licensed under the </w:t>
-      </w:r>
-      <w:hyperlink r:id="rId14" w:history="1">
+        <w:t xml:space="preserve">Copyright 2018-2026 Douglas Beachy and contributors. Licensed under the </w:t>
+      </w:r>
+      <w:hyperlink r:id="rId12" w:history="1">
         <w:r>
           <w:rPr>
             <w:rStyle w:val="Hyperlink"/>
@@ -301,27 +183,35 @@
         </w:rPr>
         <w:t xml:space="preserve">Web:   </w:t>
       </w:r>
-      <w:hyperlink r:id="rId15" w:history="1">
+      <w:hyperlink r:id="rId13" w:history="1">
         <w:r>
           <w:rPr>
             <w:rStyle w:val="Hyperlink"/>
             <w:rFonts w:cs="Arial"/>
           </w:rPr>
-          <w:t>http://www.</w:t>
+          <w:t>http://www.alteaaerospace.com</w:t>
         </w:r>
+      </w:hyperlink>
+    </w:p>
+    <w:p>
+      <w:pPr>
+        <w:rPr>
+          <w:rFonts w:cs="Arial"/>
+        </w:rPr>
+      </w:pPr>
+      <w:r>
+        <w:rPr>
+          <w:rFonts w:cs="Arial"/>
+        </w:rPr>
+        <w:t xml:space="preserve">Email: </w:t>
+      </w:r>
+      <w:hyperlink r:id="rId14" w:history="1">
         <w:r>
           <w:rPr>
             <w:rStyle w:val="Hyperlink"/>
             <w:rFonts w:cs="Arial"/>
           </w:rPr>
-          <w:t>alteaaerospace</w:t>
-        </w:r>
-        <w:r>
-          <w:rPr>
-            <w:rStyle w:val="Hyperlink"/>
-            <w:rFonts w:cs="Arial"/>
-          </w:rPr>
-          <w:t>.com</w:t>
+          <w:t>mailto:doug.beachy@outlook.com</w:t>
         </w:r>
       </w:hyperlink>
     </w:p>
@@ -335,38 +225,9 @@
         <w:rPr>
           <w:rFonts w:cs="Arial"/>
         </w:rPr>
-        <w:t xml:space="preserve">Email: </w:t>
-      </w:r>
-      <w:hyperlink r:id="rId16" w:history="1">
-        <w:r>
-          <w:rPr>
-            <w:rStyle w:val="Hyperlink"/>
-            <w:rFonts w:cs="Arial"/>
-          </w:rPr>
-          <w:t>mailto:</w:t>
-        </w:r>
-        <w:r>
-          <w:rPr>
-            <w:rStyle w:val="Hyperlink"/>
-            <w:rFonts w:cs="Arial"/>
-          </w:rPr>
-          <w:t>doug.beachy@outlook.com</w:t>
-        </w:r>
-      </w:hyperlink>
-    </w:p>
-    <w:p>
-      <w:pPr>
-        <w:rPr>
-          <w:rFonts w:cs="Arial"/>
-        </w:rPr>
-      </w:pPr>
-      <w:r>
-        <w:rPr>
-          <w:rFonts w:cs="Arial"/>
-        </w:rPr>
         <w:t xml:space="preserve">Orbiter Forum: </w:t>
       </w:r>
-      <w:hyperlink r:id="rId17" w:history="1">
+      <w:hyperlink r:id="rId15" w:history="1">
         <w:r>
           <w:rPr>
             <w:rStyle w:val="Hyperlink"/>
@@ -381,7 +242,7 @@
         </w:rPr>
         <w:t xml:space="preserve"> (</w:t>
       </w:r>
-      <w:hyperlink r:id="rId18" w:history="1">
+      <w:hyperlink r:id="rId16" w:history="1">
         <w:r>
           <w:rPr>
             <w:rStyle w:val="Hyperlink"/>
@@ -414,13 +275,7 @@
           <w:sz w:val="24"/>
         </w:rPr>
         <w:lastRenderedPageBreak/>
-        <w:t>Table of Contents</w:t>
-      </w:r>
-      <w:r>
-        <w:rPr>
-          <w:sz w:val="24"/>
-        </w:rPr>
-        <w:t xml:space="preserve">  </w:t>
+        <w:t xml:space="preserve">Table of Contents  </w:t>
       </w:r>
     </w:p>
     <w:p/>
@@ -435,7 +290,8 @@
         <w:rPr>
           <w:rFonts w:ascii="Calibri" w:eastAsia="Yu Mincho" w:hAnsi="Calibri"/>
           <w:noProof/>
-          <w:szCs w:val="22"/>
+          <w:kern w:val="2"/>
+          <w:sz w:val="24"/>
         </w:rPr>
       </w:pPr>
       <w:r>
@@ -456,7 +312,7 @@
         </w:rPr>
         <w:fldChar w:fldCharType="separate"/>
       </w:r>
-      <w:hyperlink w:anchor="_Toc80453720" w:history="1">
+      <w:hyperlink w:anchor="_Toc243946899" w:history="1">
         <w:r>
           <w:rPr>
             <w:rStyle w:val="Hyperlink"/>
@@ -483,7 +339,7 @@
             <w:noProof/>
             <w:webHidden/>
           </w:rPr>
-          <w:instrText xml:space="preserve"> PAGEREF _Toc80453720 \h </w:instrText>
+          <w:instrText xml:space="preserve"> PAGEREF _Toc243946899 \h </w:instrText>
         </w:r>
         <w:r>
           <w:rPr>
@@ -520,10 +376,11 @@
         <w:rPr>
           <w:rFonts w:ascii="Calibri" w:eastAsia="Yu Mincho" w:hAnsi="Calibri"/>
           <w:noProof/>
-          <w:szCs w:val="22"/>
-        </w:rPr>
-      </w:pPr>
-      <w:hyperlink w:anchor="_Toc80453721" w:history="1">
+          <w:kern w:val="2"/>
+          <w:sz w:val="24"/>
+        </w:rPr>
+      </w:pPr>
+      <w:hyperlink w:anchor="_Toc243946900" w:history="1">
         <w:r>
           <w:rPr>
             <w:rStyle w:val="Hyperlink"/>
@@ -550,7 +407,7 @@
             <w:noProof/>
             <w:webHidden/>
           </w:rPr>
-          <w:instrText xml:space="preserve"> PAGEREF _Toc80453721 \h </w:instrText>
+          <w:instrText xml:space="preserve"> PAGEREF _Toc243946900 \h </w:instrText>
         </w:r>
         <w:r>
           <w:rPr>
@@ -587,10 +444,11 @@
         <w:rPr>
           <w:rFonts w:ascii="Calibri" w:eastAsia="Yu Mincho" w:hAnsi="Calibri"/>
           <w:noProof/>
-          <w:szCs w:val="22"/>
-        </w:rPr>
-      </w:pPr>
-      <w:hyperlink w:anchor="_Toc80453722" w:history="1">
+          <w:kern w:val="2"/>
+          <w:sz w:val="24"/>
+        </w:rPr>
+      </w:pPr>
+      <w:hyperlink w:anchor="_Toc243946901" w:history="1">
         <w:r>
           <w:rPr>
             <w:rStyle w:val="Hyperlink"/>
@@ -617,7 +475,7 @@
             <w:noProof/>
             <w:webHidden/>
           </w:rPr>
-          <w:instrText xml:space="preserve"> PAGEREF _Toc80453722 \h </w:instrText>
+          <w:instrText xml:space="preserve"> PAGEREF _Toc243946901 \h </w:instrText>
         </w:r>
         <w:r>
           <w:rPr>
@@ -637,7 +495,7 @@
             <w:noProof/>
             <w:webHidden/>
           </w:rPr>
-          <w:t>4</w:t>
+          <w:t>5</w:t>
         </w:r>
         <w:r>
           <w:rPr>
@@ -654,10 +512,11 @@
         <w:rPr>
           <w:rFonts w:ascii="Calibri" w:eastAsia="Yu Mincho" w:hAnsi="Calibri"/>
           <w:noProof/>
-          <w:szCs w:val="22"/>
-        </w:rPr>
-      </w:pPr>
-      <w:hyperlink w:anchor="_Toc80453723" w:history="1">
+          <w:kern w:val="2"/>
+          <w:sz w:val="24"/>
+        </w:rPr>
+      </w:pPr>
+      <w:hyperlink w:anchor="_Toc243946902" w:history="1">
         <w:r>
           <w:rPr>
             <w:rStyle w:val="Hyperlink"/>
@@ -684,7 +543,7 @@
             <w:noProof/>
             <w:webHidden/>
           </w:rPr>
-          <w:instrText xml:space="preserve"> PAGEREF _Toc80453723 \h </w:instrText>
+          <w:instrText xml:space="preserve"> PAGEREF _Toc243946902 \h </w:instrText>
         </w:r>
         <w:r>
           <w:rPr>
@@ -721,10 +580,11 @@
         <w:rPr>
           <w:rFonts w:ascii="Calibri" w:eastAsia="Yu Mincho" w:hAnsi="Calibri"/>
           <w:noProof/>
-          <w:szCs w:val="22"/>
-        </w:rPr>
-      </w:pPr>
-      <w:hyperlink w:anchor="_Toc80453724" w:history="1">
+          <w:kern w:val="2"/>
+          <w:sz w:val="24"/>
+        </w:rPr>
+      </w:pPr>
+      <w:hyperlink w:anchor="_Toc243946903" w:history="1">
         <w:r>
           <w:rPr>
             <w:rStyle w:val="Hyperlink"/>
@@ -751,7 +611,7 @@
             <w:noProof/>
             <w:webHidden/>
           </w:rPr>
-          <w:instrText xml:space="preserve"> PAGEREF _Toc80453724 \h </w:instrText>
+          <w:instrText xml:space="preserve"> PAGEREF _Toc243946903 \h </w:instrText>
         </w:r>
         <w:r>
           <w:rPr>
@@ -788,10 +648,11 @@
         <w:rPr>
           <w:rFonts w:ascii="Calibri" w:eastAsia="Yu Mincho" w:hAnsi="Calibri"/>
           <w:noProof/>
-          <w:szCs w:val="22"/>
-        </w:rPr>
-      </w:pPr>
-      <w:hyperlink w:anchor="_Toc80453725" w:history="1">
+          <w:kern w:val="2"/>
+          <w:sz w:val="24"/>
+        </w:rPr>
+      </w:pPr>
+      <w:hyperlink w:anchor="_Toc243946904" w:history="1">
         <w:r>
           <w:rPr>
             <w:rStyle w:val="Hyperlink"/>
@@ -818,74 +679,7 @@
             <w:noProof/>
             <w:webHidden/>
           </w:rPr>
-          <w:instrText xml:space="preserve"> PAGEREF _Toc80453725 \h </w:instrText>
-        </w:r>
-        <w:r>
-          <w:rPr>
-            <w:noProof/>
-            <w:webHidden/>
-          </w:rPr>
-        </w:r>
-        <w:r>
-          <w:rPr>
-            <w:noProof/>
-            <w:webHidden/>
-          </w:rPr>
-          <w:fldChar w:fldCharType="separate"/>
-        </w:r>
-        <w:r>
-          <w:rPr>
-            <w:noProof/>
-            <w:webHidden/>
-          </w:rPr>
-          <w:t>10</w:t>
-        </w:r>
-        <w:r>
-          <w:rPr>
-            <w:noProof/>
-            <w:webHidden/>
-          </w:rPr>
-          <w:fldChar w:fldCharType="end"/>
-        </w:r>
-      </w:hyperlink>
-    </w:p>
-    <w:p>
-      <w:pPr>
-        <w:pStyle w:val="TOC1"/>
-        <w:rPr>
-          <w:rFonts w:ascii="Calibri" w:eastAsia="Yu Mincho" w:hAnsi="Calibri"/>
-          <w:noProof/>
-          <w:szCs w:val="22"/>
-        </w:rPr>
-      </w:pPr>
-      <w:hyperlink w:anchor="_Toc80453726" w:history="1">
-        <w:r>
-          <w:rPr>
-            <w:rStyle w:val="Hyperlink"/>
-            <w:noProof/>
-          </w:rPr>
-          <w:t>Adding Custom Sounds to a Vessel via a Config File</w:t>
-        </w:r>
-        <w:r>
-          <w:rPr>
-            <w:noProof/>
-            <w:webHidden/>
-          </w:rPr>
-          <w:tab/>
-        </w:r>
-        <w:r>
-          <w:rPr>
-            <w:noProof/>
-            <w:webHidden/>
-          </w:rPr>
-          <w:fldChar w:fldCharType="begin"/>
-        </w:r>
-        <w:r>
-          <w:rPr>
-            <w:noProof/>
-            <w:webHidden/>
-          </w:rPr>
-          <w:instrText xml:space="preserve"> PAGEREF _Toc80453726 \h </w:instrText>
+          <w:instrText xml:space="preserve"> PAGEREF _Toc243946904 \h </w:instrText>
         </w:r>
         <w:r>
           <w:rPr>
@@ -922,10 +716,79 @@
         <w:rPr>
           <w:rFonts w:ascii="Calibri" w:eastAsia="Yu Mincho" w:hAnsi="Calibri"/>
           <w:noProof/>
-          <w:szCs w:val="22"/>
-        </w:rPr>
-      </w:pPr>
-      <w:hyperlink w:anchor="_Toc80453727" w:history="1">
+          <w:kern w:val="2"/>
+          <w:sz w:val="24"/>
+        </w:rPr>
+      </w:pPr>
+      <w:hyperlink w:anchor="_Toc243946905" w:history="1">
+        <w:r>
+          <w:rPr>
+            <w:rStyle w:val="Hyperlink"/>
+            <w:noProof/>
+          </w:rPr>
+          <w:t>Adding Custom Sounds to a Vessel via a Config File</w:t>
+        </w:r>
+        <w:r>
+          <w:rPr>
+            <w:noProof/>
+            <w:webHidden/>
+          </w:rPr>
+          <w:tab/>
+        </w:r>
+        <w:r>
+          <w:rPr>
+            <w:noProof/>
+            <w:webHidden/>
+          </w:rPr>
+          <w:fldChar w:fldCharType="begin"/>
+        </w:r>
+        <w:r>
+          <w:rPr>
+            <w:noProof/>
+            <w:webHidden/>
+          </w:rPr>
+          <w:instrText xml:space="preserve"> PAGEREF _Toc243946905 \h </w:instrText>
+        </w:r>
+        <w:r>
+          <w:rPr>
+            <w:noProof/>
+            <w:webHidden/>
+          </w:rPr>
+        </w:r>
+        <w:r>
+          <w:rPr>
+            <w:noProof/>
+            <w:webHidden/>
+          </w:rPr>
+          <w:fldChar w:fldCharType="separate"/>
+        </w:r>
+        <w:r>
+          <w:rPr>
+            <w:noProof/>
+            <w:webHidden/>
+          </w:rPr>
+          <w:t>11</w:t>
+        </w:r>
+        <w:r>
+          <w:rPr>
+            <w:noProof/>
+            <w:webHidden/>
+          </w:rPr>
+          <w:fldChar w:fldCharType="end"/>
+        </w:r>
+      </w:hyperlink>
+    </w:p>
+    <w:p>
+      <w:pPr>
+        <w:pStyle w:val="TOC1"/>
+        <w:rPr>
+          <w:rFonts w:ascii="Calibri" w:eastAsia="Yu Mincho" w:hAnsi="Calibri"/>
+          <w:noProof/>
+          <w:kern w:val="2"/>
+          <w:sz w:val="24"/>
+        </w:rPr>
+      </w:pPr>
+      <w:hyperlink w:anchor="_Toc243946906" w:history="1">
         <w:r>
           <w:rPr>
             <w:rStyle w:val="Hyperlink"/>
@@ -952,7 +815,7 @@
             <w:noProof/>
             <w:webHidden/>
           </w:rPr>
-          <w:instrText xml:space="preserve"> PAGEREF _Toc80453727 \h </w:instrText>
+          <w:instrText xml:space="preserve"> PAGEREF _Toc243946906 \h </w:instrText>
         </w:r>
         <w:r>
           <w:rPr>
@@ -989,10 +852,11 @@
         <w:rPr>
           <w:rFonts w:ascii="Calibri" w:eastAsia="Yu Mincho" w:hAnsi="Calibri"/>
           <w:noProof/>
-          <w:szCs w:val="22"/>
-        </w:rPr>
-      </w:pPr>
-      <w:hyperlink w:anchor="_Toc80453728" w:history="1">
+          <w:kern w:val="2"/>
+          <w:sz w:val="24"/>
+        </w:rPr>
+      </w:pPr>
+      <w:hyperlink w:anchor="_Toc243946907" w:history="1">
         <w:r>
           <w:rPr>
             <w:rStyle w:val="Hyperlink"/>
@@ -1019,7 +883,7 @@
             <w:noProof/>
             <w:webHidden/>
           </w:rPr>
-          <w:instrText xml:space="preserve"> PAGEREF _Toc80453728 \h </w:instrText>
+          <w:instrText xml:space="preserve"> PAGEREF _Toc243946907 \h </w:instrText>
         </w:r>
         <w:r>
           <w:rPr>
@@ -1039,7 +903,7 @@
             <w:noProof/>
             <w:webHidden/>
           </w:rPr>
-          <w:t>16</w:t>
+          <w:t>17</w:t>
         </w:r>
         <w:r>
           <w:rPr>
@@ -1084,8 +948,8 @@
           <w:szCs w:val="40"/>
         </w:rPr>
         <w:pict w14:anchorId="6068D245">
-          <v:shape id="_x0000_i1031" type="#_x0000_t75" style="width:158.25pt;height:57.05pt">
-            <v:imagedata r:id="rId13" o:title="altealogo2"/>
+          <v:shape id="_x0000_i1030" type="#_x0000_t75" style="width:158.5pt;height:45.8pt">
+            <v:imagedata r:id="rId11" o:title="altea-wordmark-light"/>
           </v:shape>
         </w:pict>
       </w:r>
@@ -1126,23 +990,16 @@
         <w:pStyle w:val="Heading1"/>
       </w:pPr>
       <w:r>
-        <w:rPr>
-          <w:b w:val="0"/>
-        </w:rPr>
         <w:br w:type="page"/>
       </w:r>
-      <w:bookmarkStart w:id="0" w:name="_Toc80453720"/>
+      <w:bookmarkStart w:id="0" w:name="_Toc243946899"/>
       <w:r>
         <w:lastRenderedPageBreak/>
         <w:t>Copyright</w:t>
       </w:r>
       <w:bookmarkEnd w:id="0"/>
     </w:p>
-    <w:p>
-      <w:pPr>
-        <w:jc w:val="both"/>
-      </w:pPr>
-    </w:p>
+    <w:p/>
     <w:p>
       <w:pPr>
         <w:rPr>
@@ -1153,45 +1010,9 @@
         <w:rPr>
           <w:lang w:eastAsia="ja-JP"/>
         </w:rPr>
-        <w:t>This software copyright 2018</w:t>
-      </w:r>
-      <w:r>
-        <w:rPr>
-          <w:lang w:eastAsia="ja-JP"/>
-        </w:rPr>
-        <w:t>-202</w:t>
-      </w:r>
-      <w:r>
-        <w:rPr>
-          <w:lang w:eastAsia="ja-JP"/>
-        </w:rPr>
-        <w:t>1</w:t>
-      </w:r>
-      <w:r>
-        <w:rPr>
-          <w:lang w:eastAsia="ja-JP"/>
-        </w:rPr>
-        <w:t xml:space="preserve"> Douglas Beachy</w:t>
-      </w:r>
-      <w:r>
-        <w:rPr>
-          <w:lang w:eastAsia="ja-JP"/>
-        </w:rPr>
-        <w:t>. This</w:t>
-      </w:r>
-      <w:r>
-        <w:rPr>
-          <w:lang w:eastAsia="ja-JP"/>
-        </w:rPr>
-        <w:t xml:space="preserve"> software is </w:t>
-      </w:r>
-      <w:r>
-        <w:rPr>
-          <w:lang w:eastAsia="ja-JP"/>
-        </w:rPr>
-        <w:t xml:space="preserve">open-source and licensed under the </w:t>
-      </w:r>
-      <w:hyperlink r:id="rId19" w:history="1">
+        <w:t xml:space="preserve">This software copyright 2018-2026 Douglas Beachy and contributors. This software is open-source and licensed under the </w:t>
+      </w:r>
+      <w:hyperlink r:id="rId17" w:history="1">
         <w:r>
           <w:rPr>
             <w:rStyle w:val="Hyperlink"/>
@@ -1248,39 +1069,41 @@
         <w:rPr>
           <w:lang w:eastAsia="ja-JP"/>
         </w:rPr>
-        <w:t xml:space="preserve">Copyright (c) </w:t>
-      </w:r>
-      <w:r>
+        <w:t>Copyright (c) 2018-2026 Douglas E. Beachy and contributors</w:t>
+      </w:r>
+    </w:p>
+    <w:p>
+      <w:pPr>
         <w:rPr>
           <w:lang w:eastAsia="ja-JP"/>
         </w:rPr>
-        <w:t>2018-</w:t>
-      </w:r>
-      <w:r>
+      </w:pPr>
+    </w:p>
+    <w:p>
+      <w:pPr>
         <w:rPr>
           <w:lang w:eastAsia="ja-JP"/>
         </w:rPr>
-        <w:t xml:space="preserve">2021 Douglas </w:t>
-      </w:r>
+      </w:pPr>
       <w:r>
         <w:rPr>
           <w:lang w:eastAsia="ja-JP"/>
         </w:rPr>
-        <w:t xml:space="preserve">E. </w:t>
-      </w:r>
-      <w:r>
+        <w:t>Permission is hereby granted, free of charge, to any person obtaining a copy</w:t>
+      </w:r>
+    </w:p>
+    <w:p>
+      <w:pPr>
         <w:rPr>
           <w:lang w:eastAsia="ja-JP"/>
         </w:rPr>
-        <w:t>Beachy</w:t>
-      </w:r>
-    </w:p>
-    <w:p>
-      <w:pPr>
+      </w:pPr>
+      <w:r>
         <w:rPr>
           <w:lang w:eastAsia="ja-JP"/>
         </w:rPr>
-      </w:pPr>
+        <w:t>of this software and associated documentation files (the "Software"), to deal</w:t>
+      </w:r>
     </w:p>
     <w:p>
       <w:pPr>
@@ -1292,7 +1115,7 @@
         <w:rPr>
           <w:lang w:eastAsia="ja-JP"/>
         </w:rPr>
-        <w:t>Permission is hereby granted, free of charge, to any person obtaining a copy</w:t>
+        <w:t>in the Software without restriction, including without limitation the rights</w:t>
       </w:r>
     </w:p>
     <w:p>
@@ -1305,7 +1128,7 @@
         <w:rPr>
           <w:lang w:eastAsia="ja-JP"/>
         </w:rPr>
-        <w:t>of this software and associated documentation files (the "Software"), to deal</w:t>
+        <w:t>to use, copy, modify, merge, publish, distribute, sublicense, and/or sell</w:t>
       </w:r>
     </w:p>
     <w:p>
@@ -1318,7 +1141,7 @@
         <w:rPr>
           <w:lang w:eastAsia="ja-JP"/>
         </w:rPr>
-        <w:t>in the Software without restriction, including without limitation the rights</w:t>
+        <w:t>copies of the Software, and to permit persons to whom the Software is</w:t>
       </w:r>
     </w:p>
     <w:p>
@@ -1331,7 +1154,7 @@
         <w:rPr>
           <w:lang w:eastAsia="ja-JP"/>
         </w:rPr>
-        <w:t>to use, copy, modify, merge, publish, distribute, sublicense, and/or sell</w:t>
+        <w:t>furnished to do so, subject to the following conditions:</w:t>
       </w:r>
     </w:p>
     <w:p>
@@ -1340,32 +1163,32 @@
           <w:lang w:eastAsia="ja-JP"/>
         </w:rPr>
       </w:pPr>
-      <w:r>
+    </w:p>
+    <w:p>
+      <w:pPr>
         <w:rPr>
           <w:lang w:eastAsia="ja-JP"/>
         </w:rPr>
-        <w:t>copies of the Software, and to permit persons to whom the Software is</w:t>
-      </w:r>
-    </w:p>
-    <w:p>
-      <w:pPr>
+      </w:pPr>
+      <w:r>
         <w:rPr>
           <w:lang w:eastAsia="ja-JP"/>
         </w:rPr>
-      </w:pPr>
-      <w:r>
+        <w:t>The above copyright notice and this permission notice shall be included in all</w:t>
+      </w:r>
+    </w:p>
+    <w:p>
+      <w:pPr>
         <w:rPr>
           <w:lang w:eastAsia="ja-JP"/>
         </w:rPr>
-        <w:t>furnished to do so, subject to the following conditions:</w:t>
-      </w:r>
-    </w:p>
-    <w:p>
-      <w:pPr>
+      </w:pPr>
+      <w:r>
         <w:rPr>
           <w:lang w:eastAsia="ja-JP"/>
         </w:rPr>
-      </w:pPr>
+        <w:t>copies or substantial portions of the Software.</w:t>
+      </w:r>
     </w:p>
     <w:p>
       <w:pPr>
@@ -1373,35 +1196,36 @@
           <w:lang w:eastAsia="ja-JP"/>
         </w:rPr>
       </w:pPr>
-      <w:r>
+    </w:p>
+    <w:p>
+      <w:pPr>
         <w:rPr>
           <w:lang w:eastAsia="ja-JP"/>
         </w:rPr>
-        <w:t>The above copyright notice and this permission notice shall be included in all</w:t>
-      </w:r>
-    </w:p>
-    <w:p>
-      <w:pPr>
+      </w:pPr>
+      <w:r>
         <w:rPr>
           <w:lang w:eastAsia="ja-JP"/>
         </w:rPr>
-      </w:pPr>
-      <w:r>
+        <w:t>THE SOFTWARE IS PROVIDED "AS IS", WITHOUT WARRANTY OF ANY KIND, EXPRESS OR IMPLIED, INCLUDING BUT NOT LIMITED TO THE WARRANTIES OF MERCHANTABILITY, FITNESS FOR A PARTICULAR PURPOSE AND NONINFRINGEMENT. IN NO EVENT SHALL THE AUTHORS OR COPYRIGHT HOLDERS BE LIABLE FOR ANY CLAIM, DAMAGES OR OTHER LIABILITY, WHETHER IN AN ACTION OF CONTRACT, TORT OR OTHERWISE, ARISING FROM, OUT OF OR IN CONNECTION WITH THE SOFTWARE OR THE USE OR OTHER DEALINGS IN THE</w:t>
+      </w:r>
+    </w:p>
+    <w:p>
+      <w:pPr>
         <w:rPr>
           <w:lang w:eastAsia="ja-JP"/>
         </w:rPr>
-        <w:t>copies or substantial portions of the Software.</w:t>
-      </w:r>
-    </w:p>
-    <w:p>
-      <w:pPr>
+      </w:pPr>
+      <w:r>
         <w:rPr>
           <w:lang w:eastAsia="ja-JP"/>
         </w:rPr>
-      </w:pPr>
-    </w:p>
-    <w:p>
-      <w:pPr>
+        <w:t>SOFTWARE.</w:t>
+      </w:r>
+    </w:p>
+    <w:p>
+      <w:pPr>
+        <w:spacing w:before="240"/>
         <w:rPr>
           <w:lang w:eastAsia="ja-JP"/>
         </w:rPr>
@@ -1410,284 +1234,213 @@
         <w:rPr>
           <w:lang w:eastAsia="ja-JP"/>
         </w:rPr>
-        <w:t>THE SOFTWARE IS PROVIDED "AS IS", WITHOUT WARRANTY OF ANY KIND, EXPRESS OR</w:t>
-      </w:r>
+        <w:lastRenderedPageBreak/>
+        <w:t xml:space="preserve">XRSound 4.0 includes the </w:t>
+      </w:r>
+      <w:proofErr w:type="spellStart"/>
       <w:r>
         <w:rPr>
           <w:lang w:eastAsia="ja-JP"/>
         </w:rPr>
-        <w:t xml:space="preserve"> </w:t>
-      </w:r>
+        <w:t>miniaudio</w:t>
+      </w:r>
+      <w:proofErr w:type="spellEnd"/>
       <w:r>
         <w:rPr>
           <w:lang w:eastAsia="ja-JP"/>
         </w:rPr>
-        <w:t>IMPLIED, INCLUDING BUT NOT LIMITED TO THE WARRANTIES OF MERCHANTABILITY,</w:t>
-      </w:r>
+        <w:t xml:space="preserve"> library by David Reid and the </w:t>
+      </w:r>
+      <w:proofErr w:type="spellStart"/>
       <w:r>
         <w:rPr>
           <w:lang w:eastAsia="ja-JP"/>
         </w:rPr>
-        <w:t xml:space="preserve"> </w:t>
-      </w:r>
+        <w:t>stb_vorbis</w:t>
+      </w:r>
+      <w:proofErr w:type="spellEnd"/>
       <w:r>
         <w:rPr>
           <w:lang w:eastAsia="ja-JP"/>
         </w:rPr>
-        <w:t>FITNESS FOR A PARTICULAR PURPOSE AND</w:t>
-      </w:r>
+        <w:t xml:space="preserve"> Ogg </w:t>
+      </w:r>
+      <w:proofErr w:type="spellStart"/>
       <w:r>
         <w:rPr>
           <w:lang w:eastAsia="ja-JP"/>
         </w:rPr>
-        <w:t xml:space="preserve"> </w:t>
-      </w:r>
+        <w:t>Vorbis</w:t>
+      </w:r>
+      <w:proofErr w:type="spellEnd"/>
       <w:r>
         <w:rPr>
           <w:lang w:eastAsia="ja-JP"/>
         </w:rPr>
-        <w:t>NONINFRINGEMENT. IN NO EVENT SHALL THE</w:t>
-      </w:r>
+        <w:t xml:space="preserve"> decoder by Sean Barrett. Each is offered under a choice of public domain or a permissive license (MIT No Attribution for </w:t>
+      </w:r>
+      <w:proofErr w:type="spellStart"/>
       <w:r>
         <w:rPr>
           <w:lang w:eastAsia="ja-JP"/>
         </w:rPr>
-        <w:t xml:space="preserve"> </w:t>
-      </w:r>
+        <w:t>miniaudio</w:t>
+      </w:r>
+      <w:proofErr w:type="spellEnd"/>
       <w:r>
         <w:rPr>
           <w:lang w:eastAsia="ja-JP"/>
         </w:rPr>
-        <w:t>AUTHORS OR COPYRIGHT HOLDERS BE LIABLE FOR ANY CLAIM, DAMAGES OR OTHER</w:t>
-      </w:r>
+        <w:t xml:space="preserve">, MIT for </w:t>
+      </w:r>
+      <w:proofErr w:type="spellStart"/>
       <w:r>
         <w:rPr>
           <w:lang w:eastAsia="ja-JP"/>
         </w:rPr>
-        <w:t xml:space="preserve"> </w:t>
-      </w:r>
+        <w:t>stb_vorbis</w:t>
+      </w:r>
+      <w:proofErr w:type="spellEnd"/>
       <w:r>
         <w:rPr>
           <w:lang w:eastAsia="ja-JP"/>
         </w:rPr>
-        <w:t>LIABILITY, WHETHER IN AN ACTION OF CONTRACT, TORT OR OTHERWISE, ARISING FROM,</w:t>
-      </w:r>
+        <w:t xml:space="preserve">); see the license notices at the end of </w:t>
+      </w:r>
+      <w:proofErr w:type="spellStart"/>
       <w:r>
         <w:rPr>
           <w:lang w:eastAsia="ja-JP"/>
         </w:rPr>
-        <w:t xml:space="preserve"> </w:t>
-      </w:r>
+        <w:t>miniaudio.h</w:t>
+      </w:r>
+      <w:proofErr w:type="spellEnd"/>
       <w:r>
         <w:rPr>
           <w:lang w:eastAsia="ja-JP"/>
         </w:rPr>
-        <w:t>OUT OF OR IN CONNECTION WITH THE SOFTWARE OR THE USE OR OTHER DEALINGS IN THE</w:t>
-      </w:r>
-    </w:p>
-    <w:p>
-      <w:pPr>
+        <w:t xml:space="preserve"> and </w:t>
+      </w:r>
+      <w:proofErr w:type="spellStart"/>
+      <w:r>
         <w:rPr>
           <w:lang w:eastAsia="ja-JP"/>
         </w:rPr>
-      </w:pPr>
+        <w:t>stb_vorbis.c</w:t>
+      </w:r>
+      <w:proofErr w:type="spellEnd"/>
       <w:r>
         <w:rPr>
           <w:lang w:eastAsia="ja-JP"/>
         </w:rPr>
-        <w:t>SOFTWARE.</w:t>
+        <w:t xml:space="preserve"> in the XRSound source.</w:t>
       </w:r>
     </w:p>
     <w:p/>
     <w:p>
       <w:pPr>
         <w:pStyle w:val="Heading1"/>
-        <w:jc w:val="both"/>
-      </w:pPr>
-      <w:bookmarkStart w:id="1" w:name="_Toc80453721"/>
+      </w:pPr>
+      <w:bookmarkStart w:id="1" w:name="_Toc243946900"/>
+      <w:r>
+        <w:t>Summary</w:t>
+      </w:r>
+      <w:bookmarkEnd w:id="1"/>
+    </w:p>
+    <w:p/>
+    <w:p>
+      <w:r>
+        <w:t xml:space="preserve">XRSound provides over 450 fully configurable, default sounds and voice callouts for all Orbiter vessels.  In addition, it provides a C++ API for add-on Orbiter vessel and plugin authors to use via the XRSound.dll Orbiter plugin module. </w:t>
+      </w:r>
+    </w:p>
+    <w:p/>
+    <w:p>
+      <w:r>
+        <w:t xml:space="preserve">XRSound is fully configurable, and in addition to the global </w:t>
+      </w:r>
+      <w:r>
+        <w:rPr>
+          <w:rFonts w:ascii="Courier New" w:hAnsi="Courier New" w:cs="Courier New"/>
+        </w:rPr>
+        <w:t>XRSound.cfg</w:t>
+      </w:r>
+      <w:r>
+        <w:t xml:space="preserve"> file that configures default sounds for all vessels, you can also edit or create Orbiter vessel class-specific config files, such as the included </w:t>
+      </w:r>
+      <w:r>
+        <w:rPr>
+          <w:rFonts w:ascii="Courier New" w:hAnsi="Courier New" w:cs="Courier New"/>
+        </w:rPr>
+        <w:t>XRSound-</w:t>
+      </w:r>
+      <w:proofErr w:type="spellStart"/>
+      <w:r>
+        <w:rPr>
+          <w:rFonts w:ascii="Courier New" w:hAnsi="Courier New" w:cs="Courier New"/>
+        </w:rPr>
+        <w:t>DeltaGlider.cfg</w:t>
+      </w:r>
+      <w:proofErr w:type="spellEnd"/>
+      <w:r>
+        <w:t>, etc., that assign default sounds to vessel-specific animations and events without requiring recompiling the vessel or doing any coding.</w:t>
+      </w:r>
+    </w:p>
+    <w:p>
+      <w:r>
+        <w:t> </w:t>
+      </w:r>
+    </w:p>
+    <w:p>
+      <w:r>
+        <w:t>Special thanks to Grzegorz Lorens (</w:t>
+      </w:r>
+      <w:proofErr w:type="spellStart"/>
+      <w:r>
+        <w:fldChar w:fldCharType="begin"/>
+      </w:r>
+      <w:r>
+        <w:instrText>HYPERLINK "https://www.orbiter-forum.com/member.php?u=1580"</w:instrText>
+      </w:r>
+      <w:r>
+        <w:fldChar w:fldCharType="separate"/>
+      </w:r>
+      <w:r>
+        <w:rPr>
+          <w:rStyle w:val="Hyperlink"/>
+        </w:rPr>
+        <w:t>Loru</w:t>
+      </w:r>
+      <w:proofErr w:type="spellEnd"/>
+      <w:r>
+        <w:fldChar w:fldCharType="end"/>
+      </w:r>
+      <w:r>
+        <w:t xml:space="preserve"> on Orbiter-Forum) for creating the XRSound logo and a brand-new ambient music track that by default plays in external views in space (details below).</w:t>
+      </w:r>
+    </w:p>
+    <w:p/>
+    <w:p>
       <w:r>
         <w:lastRenderedPageBreak/>
-        <w:t>Summary</w:t>
-      </w:r>
-      <w:bookmarkEnd w:id="1"/>
-    </w:p>
-    <w:p>
-      <w:pPr>
-        <w:jc w:val="both"/>
-      </w:pPr>
-    </w:p>
-    <w:p>
-      <w:r>
-        <w:t>XRSound provides over 450 fully configurable, default sounds and voice callouts for all Orbiter vessels</w:t>
-      </w:r>
-      <w:r>
-        <w:t>.  In addition, it provides a C++ API for</w:t>
-      </w:r>
-      <w:r>
-        <w:t xml:space="preserve"> add-on </w:t>
-      </w:r>
-      <w:r>
-        <w:t>Orbiter vessel</w:t>
-      </w:r>
-      <w:r>
-        <w:t xml:space="preserve"> and plugin </w:t>
-      </w:r>
-      <w:r>
-        <w:t xml:space="preserve">authors to use via the XRSound.dll Orbiter </w:t>
-      </w:r>
-      <w:r>
-        <w:t xml:space="preserve">plugin </w:t>
-      </w:r>
-      <w:r>
-        <w:t xml:space="preserve">module. </w:t>
+        <w:t xml:space="preserve">XRSound 4.0 replaces the irrKlang sound engine with the open-source </w:t>
+      </w:r>
+      <w:proofErr w:type="spellStart"/>
+      <w:r>
+        <w:t>miniaudio</w:t>
+      </w:r>
+      <w:proofErr w:type="spellEnd"/>
+      <w:r>
+        <w:t xml:space="preserve"> library; thanks to Gondos for this work. XRSound no longer needs irrKlang.dll or the ikpMP3.dll and ikpFlac.dll plugins.</w:t>
       </w:r>
     </w:p>
     <w:p/>
     <w:p>
-      <w:r>
-        <w:t>XRSound is fully configurable, and i</w:t>
-      </w:r>
-      <w:r>
-        <w:t xml:space="preserve">n addition to the global </w:t>
-      </w:r>
-      <w:r>
-        <w:rPr>
-          <w:rFonts w:ascii="Courier New" w:hAnsi="Courier New" w:cs="Courier New"/>
-        </w:rPr>
-        <w:t>XRSound.cfg</w:t>
-      </w:r>
-      <w:r>
-        <w:t xml:space="preserve"> file that configures default sounds for all vessels, you can also edit or create Orbiter vessel</w:t>
-      </w:r>
-      <w:r>
-        <w:t xml:space="preserve"> </w:t>
-      </w:r>
-      <w:r>
-        <w:t xml:space="preserve">class-specific config files, such as the included </w:t>
-      </w:r>
-      <w:r>
-        <w:rPr>
-          <w:rFonts w:ascii="Courier New" w:hAnsi="Courier New" w:cs="Courier New"/>
-        </w:rPr>
-        <w:t>XRSound-</w:t>
-      </w:r>
-      <w:proofErr w:type="spellStart"/>
-      <w:r>
-        <w:rPr>
-          <w:rFonts w:ascii="Courier New" w:hAnsi="Courier New" w:cs="Courier New"/>
-        </w:rPr>
-        <w:t>DeltaGlider.cfg</w:t>
-      </w:r>
-      <w:proofErr w:type="spellEnd"/>
-      <w:r>
-        <w:t xml:space="preserve">, etc., that assigns default sounds to vessel-specific animations and </w:t>
-      </w:r>
-      <w:r>
-        <w:t xml:space="preserve">events </w:t>
-      </w:r>
-      <w:r>
-        <w:t>without requiring recompiling the vessel or doing any coding.</w:t>
-      </w:r>
-    </w:p>
-    <w:p>
-      <w:r>
-        <w:t> </w:t>
-      </w:r>
-    </w:p>
-    <w:p>
-      <w:r>
-        <w:t xml:space="preserve">Special thanks to </w:t>
-      </w:r>
-      <w:r>
-        <w:t xml:space="preserve">Grzegorz </w:t>
-      </w:r>
-      <w:proofErr w:type="spellStart"/>
-      <w:r>
-        <w:t>Lorens</w:t>
-      </w:r>
-      <w:proofErr w:type="spellEnd"/>
-      <w:r>
-        <w:t xml:space="preserve"> (</w:t>
-      </w:r>
-      <w:proofErr w:type="spellStart"/>
-      <w:r>
-        <w:fldChar w:fldCharType="begin"/>
-      </w:r>
-      <w:r>
-        <w:instrText xml:space="preserve"> HYPERLINK "https://www.orbiter-forum.com/member.php?u=1580" </w:instrText>
-      </w:r>
-      <w:r>
-        <w:fldChar w:fldCharType="separate"/>
-      </w:r>
-      <w:r>
-        <w:rPr>
-          <w:rStyle w:val="Hyperlink"/>
-        </w:rPr>
-        <w:t>Loru</w:t>
-      </w:r>
-      <w:proofErr w:type="spellEnd"/>
-      <w:r>
-        <w:rPr>
-          <w:rStyle w:val="Hyperlink"/>
-        </w:rPr>
-        <w:fldChar w:fldCharType="end"/>
-      </w:r>
-      <w:r>
-        <w:t xml:space="preserve"> </w:t>
-      </w:r>
-      <w:r>
-        <w:t xml:space="preserve">on Orbiter-Forum) </w:t>
-      </w:r>
-      <w:r>
-        <w:t>f</w:t>
-      </w:r>
-      <w:r>
-        <w:t>or creating the XRSound logo and a brand-new ambient music track that by default plays in external views in space</w:t>
-      </w:r>
-      <w:r>
-        <w:t xml:space="preserve"> (</w:t>
-      </w:r>
-      <w:r>
-        <w:t>details below</w:t>
-      </w:r>
-      <w:r>
-        <w:t>)</w:t>
-      </w:r>
-      <w:r>
-        <w:t>.</w:t>
-      </w:r>
-    </w:p>
-    <w:p>
-      <w:pPr>
-        <w:jc w:val="both"/>
-      </w:pPr>
-    </w:p>
-    <w:p>
-      <w:pPr>
-        <w:jc w:val="both"/>
-      </w:pPr>
-      <w:r>
-        <w:t>XRSound version 3.0 is the first open-source version of XRSound, to coincide with the newly open-sourced Orbiter 2021 version</w:t>
-      </w:r>
-      <w:r>
-        <w:t>.</w:t>
-      </w:r>
-    </w:p>
-    <w:p>
-      <w:pPr>
-        <w:jc w:val="both"/>
-      </w:pPr>
-    </w:p>
-    <w:p>
       <w:pPr>
         <w:pStyle w:val="Heading1"/>
       </w:pPr>
-      <w:bookmarkStart w:id="2" w:name="_Toc80453722"/>
-      <w:r>
-        <w:t xml:space="preserve">XRSound </w:t>
-      </w:r>
-      <w:r>
-        <w:t>Features</w:t>
+      <w:bookmarkStart w:id="2" w:name="_Toc243946901"/>
+      <w:r>
+        <w:t>XRSound Features</w:t>
       </w:r>
       <w:bookmarkEnd w:id="2"/>
     </w:p>
@@ -1700,10 +1453,7 @@
         </w:numPr>
       </w:pPr>
       <w:r>
-        <w:t xml:space="preserve">Automatically </w:t>
-      </w:r>
-      <w:r>
-        <w:t>adds default sounds for any Orbiter vessel that defines thrusters -- not just XR vessels.</w:t>
+        <w:t>Automatically adds default sounds for any Orbiter vessel that defines thrusters -- not just XR vessels.</w:t>
       </w:r>
       <w:r>
         <w:rPr>
@@ -1733,25 +1483,7 @@
           <w:color w:val="000000"/>
           <w:szCs w:val="20"/>
         </w:rPr>
-        <w:t xml:space="preserve"> </w:t>
-      </w:r>
-      <w:proofErr w:type="gramStart"/>
-      <w:r>
-        <w:rPr>
-          <w:rFonts w:cs="Calibri"/>
-          <w:color w:val="000000"/>
-          <w:szCs w:val="20"/>
-        </w:rPr>
-        <w:t>file;</w:t>
-      </w:r>
-      <w:proofErr w:type="gramEnd"/>
-      <w:r>
-        <w:rPr>
-          <w:rFonts w:cs="Calibri"/>
-          <w:color w:val="000000"/>
-          <w:szCs w:val="20"/>
-        </w:rPr>
-        <w:t xml:space="preserve"> e.g., </w:t>
+        <w:t xml:space="preserve"> file; e.g., </w:t>
       </w:r>
       <w:r>
         <w:rPr>
@@ -1768,15 +1500,7 @@
           <w:color w:val="000000"/>
           <w:szCs w:val="20"/>
         </w:rPr>
-        <w:t>DeltaGlider.cf</w:t>
-      </w:r>
-      <w:r>
-        <w:rPr>
-          <w:rFonts w:ascii="Courier New" w:hAnsi="Courier New" w:cs="Courier New"/>
-          <w:color w:val="000000"/>
-          <w:szCs w:val="20"/>
-        </w:rPr>
-        <w:t>g</w:t>
+        <w:t>DeltaGlider.cfg</w:t>
       </w:r>
       <w:proofErr w:type="spellEnd"/>
       <w:r>
@@ -1801,7 +1525,6 @@
         </w:numPr>
       </w:pPr>
       <w:r>
-        <w:lastRenderedPageBreak/>
         <w:t xml:space="preserve">Add-on developers can play custom sounds from their Orbiter </w:t>
       </w:r>
       <w:r>
@@ -1809,39 +1532,10 @@
           <w:i/>
           <w:iCs/>
         </w:rPr>
-        <w:t>module</w:t>
-      </w:r>
-      <w:r>
-        <w:rPr>
-          <w:i/>
-          <w:iCs/>
-        </w:rPr>
-        <w:t>s</w:t>
-      </w:r>
-      <w:r>
-        <w:rPr>
-          <w:i/>
-          <w:iCs/>
-        </w:rPr>
-        <w:t xml:space="preserve"> </w:t>
-      </w:r>
-      <w:r>
-        <w:t xml:space="preserve">(e.g., MFDs </w:t>
-      </w:r>
-      <w:r>
-        <w:t xml:space="preserve">or </w:t>
-      </w:r>
-      <w:r>
-        <w:t xml:space="preserve">other </w:t>
-      </w:r>
-      <w:r>
-        <w:t>plugins</w:t>
-      </w:r>
-      <w:r>
-        <w:t>)</w:t>
-      </w:r>
-      <w:r>
-        <w:t>, not just Orbiter vessels.</w:t>
+        <w:t xml:space="preserve">modules </w:t>
+      </w:r>
+      <w:r>
+        <w:t>(e.g., MFDs or other plugins), not just Orbiter vessels.</w:t>
       </w:r>
     </w:p>
     <w:p>
@@ -1857,69 +1551,7 @@
         </w:numPr>
       </w:pPr>
       <w:r>
-        <w:t xml:space="preserve">XRSound </w:t>
-      </w:r>
-      <w:r>
-        <w:t>3</w:t>
-      </w:r>
-      <w:r>
-        <w:t xml:space="preserve">.0 is backwards-compatible with </w:t>
-      </w:r>
-      <w:r>
-        <w:t xml:space="preserve">all </w:t>
-      </w:r>
-      <w:r>
-        <w:t xml:space="preserve">existing XRSound-enabled </w:t>
-      </w:r>
-      <w:proofErr w:type="gramStart"/>
-      <w:r>
-        <w:t>vessels</w:t>
-      </w:r>
-      <w:r>
-        <w:t>;</w:t>
-      </w:r>
-      <w:proofErr w:type="gramEnd"/>
-      <w:r>
-        <w:t xml:space="preserve"> i.e., </w:t>
-      </w:r>
-      <w:r>
-        <w:t xml:space="preserve">XRSound </w:t>
-      </w:r>
-      <w:r>
-        <w:t>3</w:t>
-      </w:r>
-      <w:r>
-        <w:t xml:space="preserve">.0 works with </w:t>
-      </w:r>
-      <w:r>
-        <w:t>XRSound 2.</w:t>
-      </w:r>
-      <w:r>
-        <w:t>x</w:t>
-      </w:r>
-      <w:r>
-        <w:t xml:space="preserve">-, </w:t>
-      </w:r>
-      <w:r>
-        <w:t>XRSound 1.x-</w:t>
-      </w:r>
-      <w:r>
-        <w:t>,</w:t>
-      </w:r>
-      <w:r>
-        <w:t xml:space="preserve"> and </w:t>
-      </w:r>
-      <w:r>
-        <w:t>XRSound 3</w:t>
-      </w:r>
-      <w:r>
-        <w:t>.</w:t>
-      </w:r>
-      <w:r>
-        <w:t>x</w:t>
-      </w:r>
-      <w:r>
-        <w:t>-enabled Orbiter add-ons.</w:t>
+        <w:t>XRSound 4.0 is backwards-compatible with all existing XRSound-enabled vessels; i.e., XRSound 4.0 works with XRSound 1.x-, XRSound 2.x-, and XRSound 3.x-enabled Orbiter add-ons.</w:t>
       </w:r>
     </w:p>
     <w:p>
@@ -1947,21 +1579,7 @@
           <w:rFonts w:cs="Calibri"/>
           <w:szCs w:val="20"/>
         </w:rPr>
-        <w:t xml:space="preserve">Each sound or group of sounds is fully configurable via XRSound.cfg and optional Orbiter vessel class-specific config files, or via the </w:t>
-      </w:r>
-      <w:r>
-        <w:rPr>
-          <w:rFonts w:cs="Calibri"/>
-          <w:szCs w:val="20"/>
-        </w:rPr>
-        <w:t xml:space="preserve">included </w:t>
-      </w:r>
-      <w:r>
-        <w:rPr>
-          <w:rFonts w:cs="Calibri"/>
-          <w:szCs w:val="20"/>
-        </w:rPr>
-        <w:t>XRSound SDK.</w:t>
+        <w:t>Each sound or group of sounds is fully configurable via XRSound.cfg and optional Orbiter vessel class-specific config files, or via the included XRSound SDK.</w:t>
       </w:r>
     </w:p>
     <w:p>
@@ -1991,52 +1609,16 @@
           <w:rFonts w:cs="Calibri"/>
           <w:szCs w:val="20"/>
         </w:rPr>
-        <w:t xml:space="preserve">Includes </w:t>
-      </w:r>
-      <w:r>
-        <w:rPr>
-          <w:rFonts w:cs="Calibri"/>
-          <w:szCs w:val="20"/>
-        </w:rPr>
-        <w:t xml:space="preserve">over </w:t>
-      </w:r>
-      <w:r>
-        <w:rPr>
-          <w:rFonts w:cs="Calibri"/>
-          <w:szCs w:val="20"/>
-        </w:rPr>
-        <w:t xml:space="preserve">450 </w:t>
-      </w:r>
-      <w:r>
-        <w:rPr>
-          <w:rFonts w:cs="Calibri"/>
-          <w:szCs w:val="20"/>
-        </w:rPr>
-        <w:t xml:space="preserve">default </w:t>
-      </w:r>
-      <w:r>
-        <w:rPr>
-          <w:rFonts w:cs="Calibri"/>
-          <w:szCs w:val="20"/>
-        </w:rPr>
-        <w:t xml:space="preserve">sound files, including all </w:t>
-      </w:r>
-      <w:hyperlink r:id="rId20" w:history="1">
+        <w:t xml:space="preserve">Includes over 450 default sound files, including all </w:t>
+      </w:r>
+      <w:hyperlink r:id="rId18" w:history="1">
         <w:r>
           <w:rPr>
             <w:rStyle w:val="Hyperlink"/>
             <w:rFonts w:cs="Calibri"/>
             <w:szCs w:val="20"/>
           </w:rPr>
-          <w:t xml:space="preserve">XR </w:t>
-        </w:r>
-        <w:r>
-          <w:rPr>
-            <w:rStyle w:val="Hyperlink"/>
-            <w:rFonts w:cs="Calibri"/>
-            <w:szCs w:val="20"/>
-          </w:rPr>
-          <w:t>vessel</w:t>
+          <w:t>XR vessel</w:t>
         </w:r>
       </w:hyperlink>
       <w:r>
@@ -2044,16 +1626,9 @@
           <w:rFonts w:cs="Calibri"/>
           <w:szCs w:val="20"/>
         </w:rPr>
-        <w:t xml:space="preserve"> </w:t>
-      </w:r>
-      <w:r>
-        <w:rPr>
-          <w:rFonts w:cs="Calibri"/>
-          <w:szCs w:val="20"/>
-        </w:rPr>
-        <w:t xml:space="preserve">voice callouts by actress </w:t>
-      </w:r>
-      <w:hyperlink r:id="rId21" w:history="1">
+        <w:t xml:space="preserve"> voice callouts by actress </w:t>
+      </w:r>
+      <w:hyperlink r:id="rId19" w:history="1">
         <w:r>
           <w:rPr>
             <w:rStyle w:val="Hyperlink"/>
@@ -2070,7 +1645,7 @@
         </w:rPr>
         <w:t xml:space="preserve"> and 141 ATC callouts from STS-114 and STS-121 featuring CAPCOM </w:t>
       </w:r>
-      <w:hyperlink r:id="rId22" w:history="1">
+      <w:hyperlink r:id="rId20" w:history="1">
         <w:r>
           <w:rPr>
             <w:rStyle w:val="Hyperlink"/>
@@ -2085,44 +1660,7 @@
           <w:rFonts w:cs="Calibri"/>
           <w:szCs w:val="20"/>
         </w:rPr>
-        <w:t>.</w:t>
-      </w:r>
-      <w:r>
-        <w:rPr>
-          <w:rFonts w:cs="Calibri"/>
-          <w:szCs w:val="20"/>
-        </w:rPr>
-        <w:t xml:space="preserve">  These </w:t>
-      </w:r>
-      <w:r>
-        <w:rPr>
-          <w:rFonts w:cs="Calibri"/>
-          <w:szCs w:val="20"/>
-        </w:rPr>
-        <w:t xml:space="preserve">ATC </w:t>
-      </w:r>
-      <w:r>
-        <w:rPr>
-          <w:rFonts w:cs="Calibri"/>
-          <w:szCs w:val="20"/>
-        </w:rPr>
-        <w:t xml:space="preserve">callouts were recorded live from NASA TV and saved as </w:t>
-      </w:r>
-      <w:proofErr w:type="gramStart"/>
-      <w:r>
-        <w:rPr>
-          <w:rFonts w:cs="Calibri"/>
-          <w:szCs w:val="20"/>
-        </w:rPr>
-        <w:t>48KHz,</w:t>
-      </w:r>
-      <w:proofErr w:type="gramEnd"/>
-      <w:r>
-        <w:rPr>
-          <w:rFonts w:cs="Calibri"/>
-          <w:szCs w:val="20"/>
-        </w:rPr>
-        <w:t xml:space="preserve"> 16-bit mono.</w:t>
+        <w:t>.  These ATC callouts were recorded live from NASA TV and saved as 48 kHz, 16-bit mono.</w:t>
       </w:r>
     </w:p>
     <w:p>
@@ -2182,6 +1720,7 @@
           <w:rFonts w:cs="Calibri"/>
           <w:szCs w:val="20"/>
         </w:rPr>
+        <w:lastRenderedPageBreak/>
         <w:t xml:space="preserve">Includes new </w:t>
       </w:r>
       <w:r>
@@ -2198,49 +1737,28 @@
           <w:rFonts w:cs="Calibri"/>
           <w:szCs w:val="20"/>
         </w:rPr>
-        <w:t xml:space="preserve"> ambient music track created by and licensed from Grzegorz </w:t>
+        <w:t xml:space="preserve"> ambient music track created by and licensed from Grzegorz Lorens ("</w:t>
       </w:r>
       <w:proofErr w:type="spellStart"/>
       <w:r>
-        <w:rPr>
-          <w:rFonts w:cs="Calibri"/>
-          <w:szCs w:val="20"/>
-        </w:rPr>
-        <w:t>Lorens</w:t>
+        <w:fldChar w:fldCharType="begin"/>
+      </w:r>
+      <w:r>
+        <w:instrText>HYPERLINK "https://www.orbiter-forum.com/member.php?u=1580"</w:instrText>
+      </w:r>
+      <w:r>
+        <w:fldChar w:fldCharType="separate"/>
+      </w:r>
+      <w:r>
+        <w:rPr>
+          <w:rStyle w:val="Hyperlink"/>
+          <w:rFonts w:cs="Calibri"/>
+          <w:szCs w:val="20"/>
+        </w:rPr>
+        <w:t>Loru</w:t>
       </w:r>
       <w:proofErr w:type="spellEnd"/>
       <w:r>
-        <w:rPr>
-          <w:rFonts w:cs="Calibri"/>
-          <w:szCs w:val="20"/>
-        </w:rPr>
-        <w:t xml:space="preserve"> ("</w:t>
-      </w:r>
-      <w:proofErr w:type="spellStart"/>
-      <w:r>
-        <w:fldChar w:fldCharType="begin"/>
-      </w:r>
-      <w:r>
-        <w:instrText xml:space="preserve"> HYPERLINK "https://www.orbiter-forum.com/member.php?u=1580" </w:instrText>
-      </w:r>
-      <w:r>
-        <w:fldChar w:fldCharType="separate"/>
-      </w:r>
-      <w:r>
-        <w:rPr>
-          <w:rStyle w:val="Hyperlink"/>
-          <w:rFonts w:cs="Calibri"/>
-          <w:szCs w:val="20"/>
-        </w:rPr>
-        <w:t>Loru</w:t>
-      </w:r>
-      <w:proofErr w:type="spellEnd"/>
-      <w:r>
-        <w:rPr>
-          <w:rStyle w:val="Hyperlink"/>
-          <w:rFonts w:cs="Calibri"/>
-          <w:szCs w:val="20"/>
-        </w:rPr>
         <w:fldChar w:fldCharType="end"/>
       </w:r>
       <w:r>
@@ -2280,23 +1798,9 @@
           <w:rFonts w:cs="Calibri"/>
           <w:szCs w:val="20"/>
         </w:rPr>
-        <w:t xml:space="preserve">, </w:t>
-      </w:r>
-      <w:r>
-        <w:rPr>
-          <w:rFonts w:cs="Calibri"/>
-          <w:szCs w:val="20"/>
-        </w:rPr>
-        <w:t>see</w:t>
-      </w:r>
-      <w:r>
-        <w:rPr>
-          <w:rFonts w:cs="Calibri"/>
-          <w:szCs w:val="20"/>
-        </w:rPr>
-        <w:t xml:space="preserve"> </w:t>
-      </w:r>
-      <w:hyperlink r:id="rId23" w:history="1">
+        <w:t xml:space="preserve">, see </w:t>
+      </w:r>
+      <w:hyperlink r:id="rId21" w:history="1">
         <w:r>
           <w:rPr>
             <w:rStyle w:val="Hyperlink"/>
@@ -2509,7 +2013,6 @@
           <w:rFonts w:cs="Calibri"/>
           <w:szCs w:val="20"/>
         </w:rPr>
-        <w:lastRenderedPageBreak/>
         <w:t>RCS sounds</w:t>
       </w:r>
     </w:p>
@@ -2785,6 +2288,7 @@
           <w:rFonts w:cs="Calibri"/>
           <w:szCs w:val="20"/>
         </w:rPr>
+        <w:lastRenderedPageBreak/>
         <w:t>Takeoff and landing voice callouts ("100 knots", "Wheels up" / "Liftoff", "You are cleared to land", "Warning: gear is up", "Touchdown", "Wheel stop", etc.)</w:t>
       </w:r>
     </w:p>
@@ -2806,14 +2310,7 @@
           <w:rFonts w:cs="Calibri"/>
           <w:szCs w:val="20"/>
         </w:rPr>
-        <w:t>Wind sound and plasma sound in flight; volume varies by dynamic pressure</w:t>
-      </w:r>
-      <w:r>
-        <w:rPr>
-          <w:rFonts w:cs="Calibri"/>
-          <w:szCs w:val="20"/>
-        </w:rPr>
-        <w:t xml:space="preserve"> and distance</w:t>
+        <w:t>Wind sound and plasma sound in flight; volume varies by dynamic pressure and distance</w:t>
       </w:r>
     </w:p>
     <w:p>
@@ -2876,70 +2373,7 @@
           <w:rFonts w:cs="Calibri"/>
           <w:szCs w:val="20"/>
         </w:rPr>
-        <w:t>Fully configurable m</w:t>
-      </w:r>
-      <w:r>
-        <w:rPr>
-          <w:rFonts w:cs="Calibri"/>
-          <w:szCs w:val="20"/>
-        </w:rPr>
-        <w:t>usic folder</w:t>
-      </w:r>
-      <w:r>
-        <w:rPr>
-          <w:rFonts w:cs="Calibri"/>
-          <w:szCs w:val="20"/>
-        </w:rPr>
-        <w:t xml:space="preserve"> </w:t>
-      </w:r>
-      <w:r>
-        <w:rPr>
-          <w:rFonts w:cs="Calibri"/>
-          <w:szCs w:val="20"/>
-        </w:rPr>
-        <w:t>support:</w:t>
-      </w:r>
-      <w:r>
-        <w:rPr>
-          <w:rFonts w:cs="Calibri"/>
-          <w:szCs w:val="20"/>
-        </w:rPr>
-        <w:t xml:space="preserve"> music files may be played back sequentially or at random</w:t>
-      </w:r>
-      <w:r>
-        <w:rPr>
-          <w:rFonts w:cs="Calibri"/>
-          <w:szCs w:val="20"/>
-        </w:rPr>
-        <w:t xml:space="preserve"> (or be disabled)</w:t>
-      </w:r>
-      <w:r>
-        <w:rPr>
-          <w:rFonts w:cs="Calibri"/>
-          <w:szCs w:val="20"/>
-        </w:rPr>
-        <w:t xml:space="preserve"> </w:t>
-      </w:r>
-      <w:r>
-        <w:rPr>
-          <w:rFonts w:cs="Calibri"/>
-          <w:szCs w:val="20"/>
-        </w:rPr>
-        <w:t xml:space="preserve">and may be configured to play internally / externally / in space / </w:t>
-      </w:r>
-      <w:r>
-        <w:rPr>
-          <w:rFonts w:cs="Calibri"/>
-          <w:szCs w:val="20"/>
-        </w:rPr>
-        <w:t xml:space="preserve">while </w:t>
-      </w:r>
-      <w:r>
-        <w:rPr>
-          <w:rFonts w:cs="Calibri"/>
-          <w:szCs w:val="20"/>
-        </w:rPr>
-        <w:t>landed, or any combination thereof.</w:t>
+        <w:t>Fully configurable music folder support: music files may be played back sequentially or at random (or be disabled) and may be configured to play internally / externally / in space / while landed, or any combination thereof.</w:t>
       </w:r>
     </w:p>
     <w:p>
@@ -3002,7 +2436,6 @@
           <w:rFonts w:cs="Calibri"/>
           <w:szCs w:val="20"/>
         </w:rPr>
-        <w:lastRenderedPageBreak/>
         <w:t>Docking and undocking voice callouts and sounds</w:t>
       </w:r>
     </w:p>
@@ -3045,21 +2478,7 @@
           <w:rFonts w:cs="Calibri"/>
           <w:szCs w:val="20"/>
         </w:rPr>
-        <w:t xml:space="preserve">Mach </w:t>
-      </w:r>
-      <w:r>
-        <w:rPr>
-          <w:rFonts w:cs="Calibri"/>
-          <w:szCs w:val="20"/>
-        </w:rPr>
-        <w:t xml:space="preserve">voice </w:t>
-      </w:r>
-      <w:r>
-        <w:rPr>
-          <w:rFonts w:cs="Calibri"/>
-          <w:szCs w:val="20"/>
-        </w:rPr>
-        <w:t>callouts ("Mach 1", "Mach 2", "Mach 27 Plus", "Subsonic", etc.)</w:t>
+        <w:t>Mach voice callouts ("Mach 1", "Mach 2", "Mach 27 Plus", "Subsonic", etc.)</w:t>
       </w:r>
     </w:p>
     <w:p>
@@ -3133,649 +2552,433 @@
         </w:rPr>
         <w:t xml:space="preserve">The new </w:t>
       </w:r>
-      <w:hyperlink r:id="rId24" w:history="1">
+      <w:hyperlink r:id="rId22" w:history="1">
         <w:r>
           <w:rPr>
             <w:rStyle w:val="Hyperlink"/>
             <w:rFonts w:cs="Calibri"/>
             <w:szCs w:val="20"/>
           </w:rPr>
-          <w:t xml:space="preserve">XR </w:t>
+          <w:t>XR vessel versions</w:t>
         </w:r>
+      </w:hyperlink>
+      <w:r>
+        <w:rPr>
+          <w:rFonts w:cs="Calibri"/>
+          <w:szCs w:val="20"/>
+        </w:rPr>
+        <w:t xml:space="preserve"> use XRSound, and therefore no longer need to bundle their sound files with each vessel anymore: all sounds are included with the XRSound download.</w:t>
+      </w:r>
+    </w:p>
+    <w:p>
+      <w:pPr>
+        <w:ind w:left="540"/>
+        <w:textAlignment w:val="center"/>
+        <w:rPr>
+          <w:rFonts w:cs="Calibri"/>
+          <w:szCs w:val="20"/>
+        </w:rPr>
+      </w:pPr>
+    </w:p>
+    <w:p>
+      <w:pPr>
+        <w:numPr>
+          <w:ilvl w:val="0"/>
+          <w:numId w:val="39"/>
+        </w:numPr>
+        <w:textAlignment w:val="center"/>
+        <w:rPr>
+          <w:rFonts w:cs="Calibri"/>
+          <w:szCs w:val="20"/>
+        </w:rPr>
+      </w:pPr>
+      <w:r>
+        <w:rPr>
+          <w:rFonts w:cs="Calibri"/>
+          <w:szCs w:val="20"/>
+        </w:rPr>
+        <w:lastRenderedPageBreak/>
+        <w:t xml:space="preserve">Can add sound events to any existing Orbiter vessel's animations simply by editing that vessel's class's </w:t>
+      </w:r>
+      <w:r>
+        <w:rPr>
+          <w:rFonts w:ascii="Courier New" w:hAnsi="Courier New" w:cs="Courier New"/>
+          <w:szCs w:val="20"/>
+        </w:rPr>
+        <w:t>XRSound-&lt;</w:t>
+      </w:r>
+      <w:proofErr w:type="spellStart"/>
+      <w:r>
+        <w:rPr>
+          <w:rFonts w:ascii="Courier New" w:hAnsi="Courier New" w:cs="Courier New"/>
+          <w:szCs w:val="20"/>
+        </w:rPr>
+        <w:t>classname</w:t>
+      </w:r>
+      <w:proofErr w:type="spellEnd"/>
+      <w:r>
+        <w:rPr>
+          <w:rFonts w:ascii="Courier New" w:hAnsi="Courier New" w:cs="Courier New"/>
+          <w:szCs w:val="20"/>
+        </w:rPr>
+        <w:t>&gt;.</w:t>
+      </w:r>
+      <w:proofErr w:type="spellStart"/>
+      <w:r>
+        <w:rPr>
+          <w:rFonts w:ascii="Courier New" w:hAnsi="Courier New" w:cs="Courier New"/>
+          <w:szCs w:val="20"/>
+        </w:rPr>
+        <w:t>cfg</w:t>
+      </w:r>
+      <w:proofErr w:type="spellEnd"/>
+      <w:r>
+        <w:rPr>
+          <w:rFonts w:cs="Calibri"/>
+          <w:szCs w:val="20"/>
+        </w:rPr>
+        <w:t xml:space="preserve"> file. Includes .</w:t>
+      </w:r>
+      <w:proofErr w:type="spellStart"/>
+      <w:r>
+        <w:rPr>
+          <w:rFonts w:cs="Calibri"/>
+          <w:szCs w:val="20"/>
+        </w:rPr>
+        <w:t>cfg</w:t>
+      </w:r>
+      <w:proofErr w:type="spellEnd"/>
+      <w:r>
+        <w:rPr>
+          <w:rFonts w:cs="Calibri"/>
+          <w:szCs w:val="20"/>
+        </w:rPr>
+        <w:t xml:space="preserve"> files for each of the default Orbiter vessels.</w:t>
+      </w:r>
+    </w:p>
+    <w:p>
+      <w:pPr>
+        <w:ind w:left="540"/>
+        <w:textAlignment w:val="center"/>
+        <w:rPr>
+          <w:rFonts w:cs="Calibri"/>
+          <w:szCs w:val="20"/>
+        </w:rPr>
+      </w:pPr>
+    </w:p>
+    <w:p>
+      <w:pPr>
+        <w:numPr>
+          <w:ilvl w:val="0"/>
+          <w:numId w:val="39"/>
+        </w:numPr>
+        <w:textAlignment w:val="center"/>
+        <w:rPr>
+          <w:rFonts w:cs="Calibri"/>
+          <w:szCs w:val="20"/>
+        </w:rPr>
+      </w:pPr>
+      <w:r>
+        <w:rPr>
+          <w:rFonts w:cs="Calibri"/>
+          <w:szCs w:val="20"/>
+        </w:rPr>
+        <w:t>Includes C++ SDK for add-on authors to use in their own Orbiter vessels or Orbiter modules; XR vessels use it.</w:t>
+      </w:r>
+    </w:p>
+    <w:p>
+      <w:pPr>
+        <w:ind w:left="540"/>
+        <w:textAlignment w:val="center"/>
+        <w:rPr>
+          <w:rFonts w:cs="Calibri"/>
+          <w:szCs w:val="20"/>
+        </w:rPr>
+      </w:pPr>
+    </w:p>
+    <w:p>
+      <w:pPr>
+        <w:numPr>
+          <w:ilvl w:val="0"/>
+          <w:numId w:val="39"/>
+        </w:numPr>
+        <w:textAlignment w:val="center"/>
+        <w:rPr>
+          <w:rFonts w:cs="Calibri"/>
+          <w:szCs w:val="20"/>
+        </w:rPr>
+      </w:pPr>
+      <w:r>
+        <w:rPr>
+          <w:rFonts w:cs="Calibri"/>
+          <w:szCs w:val="20"/>
+        </w:rPr>
+        <w:t xml:space="preserve">Users can replace or disable any or all of the default sounds via the XRSound SDK or </w:t>
+      </w:r>
+      <w:r>
+        <w:rPr>
+          <w:rStyle w:val="Courier10ptChar"/>
+        </w:rPr>
+        <w:t>XRSound.cfg</w:t>
+      </w:r>
+      <w:r>
+        <w:rPr>
+          <w:rFonts w:cs="Calibri"/>
+          <w:szCs w:val="20"/>
+        </w:rPr>
+        <w:t>.</w:t>
+      </w:r>
+    </w:p>
+    <w:p>
+      <w:pPr>
+        <w:ind w:left="540"/>
+        <w:textAlignment w:val="center"/>
+        <w:rPr>
+          <w:rFonts w:cs="Calibri"/>
+          <w:szCs w:val="20"/>
+        </w:rPr>
+      </w:pPr>
+    </w:p>
+    <w:p>
+      <w:pPr>
+        <w:numPr>
+          <w:ilvl w:val="0"/>
+          <w:numId w:val="39"/>
+        </w:numPr>
+        <w:textAlignment w:val="center"/>
+        <w:rPr>
+          <w:rFonts w:cs="Calibri"/>
+          <w:szCs w:val="20"/>
+        </w:rPr>
+      </w:pPr>
+      <w:r>
+        <w:rPr>
+          <w:rFonts w:cs="Calibri"/>
+          <w:szCs w:val="20"/>
+        </w:rPr>
+        <w:t>Orbiter add-ons that link with XRSound.lib can still load and run (without sounds, of course) even if the user does not have XRSound installed.</w:t>
+      </w:r>
+    </w:p>
+    <w:p>
+      <w:pPr>
+        <w:ind w:left="540"/>
+        <w:textAlignment w:val="center"/>
+        <w:rPr>
+          <w:rFonts w:cs="Calibri"/>
+          <w:szCs w:val="20"/>
+        </w:rPr>
+      </w:pPr>
+    </w:p>
+    <w:p>
+      <w:pPr>
+        <w:numPr>
+          <w:ilvl w:val="0"/>
+          <w:numId w:val="39"/>
+        </w:numPr>
+        <w:textAlignment w:val="center"/>
+        <w:rPr>
+          <w:rFonts w:cs="Calibri"/>
+          <w:szCs w:val="20"/>
+        </w:rPr>
+      </w:pPr>
+      <w:r>
+        <w:rPr>
+          <w:rFonts w:cs="Calibri"/>
+          <w:szCs w:val="20"/>
+        </w:rPr>
+        <w:t>No limit to the number of sound slots that vessels may use.</w:t>
+      </w:r>
+    </w:p>
+    <w:p>
+      <w:pPr>
+        <w:ind w:left="540"/>
+        <w:textAlignment w:val="center"/>
+        <w:rPr>
+          <w:rFonts w:cs="Calibri"/>
+          <w:szCs w:val="20"/>
+        </w:rPr>
+      </w:pPr>
+    </w:p>
+    <w:p>
+      <w:pPr>
+        <w:numPr>
+          <w:ilvl w:val="0"/>
+          <w:numId w:val="39"/>
+        </w:numPr>
+        <w:textAlignment w:val="center"/>
+        <w:rPr>
+          <w:rFonts w:cs="Calibri"/>
+          <w:szCs w:val="20"/>
+        </w:rPr>
+      </w:pPr>
+      <w:r>
+        <w:rPr>
+          <w:rFonts w:cs="Calibri"/>
+          <w:szCs w:val="20"/>
+        </w:rPr>
+        <w:t>No limit to the number of vessels or modules in the simulation (beyond available physical memory, of course).</w:t>
+      </w:r>
+    </w:p>
+    <w:p>
+      <w:pPr>
+        <w:textAlignment w:val="center"/>
+        <w:rPr>
+          <w:rFonts w:cs="Calibri"/>
+          <w:szCs w:val="20"/>
+        </w:rPr>
+      </w:pPr>
+    </w:p>
+    <w:p>
+      <w:pPr>
+        <w:numPr>
+          <w:ilvl w:val="0"/>
+          <w:numId w:val="39"/>
+        </w:numPr>
+        <w:textAlignment w:val="center"/>
+        <w:rPr>
+          <w:rFonts w:cs="Calibri"/>
+          <w:szCs w:val="20"/>
+        </w:rPr>
+      </w:pPr>
+      <w:r>
+        <w:rPr>
+          <w:rFonts w:cs="Calibri"/>
+          <w:szCs w:val="20"/>
+        </w:rPr>
+        <w:t xml:space="preserve">No limit to the number of ATC radio chatter files for a given "radio frequency" (i.e., folder): just configure the ATC folder via your </w:t>
+      </w:r>
+      <w:r>
+        <w:rPr>
+          <w:rStyle w:val="Courier10ptChar"/>
+        </w:rPr>
+        <w:t>XRSound.cfg</w:t>
+      </w:r>
+      <w:r>
+        <w:rPr>
+          <w:rFonts w:cs="Calibri"/>
+          <w:szCs w:val="20"/>
+        </w:rPr>
+        <w:t xml:space="preserve"> file, and all sound files in that folder are played at random for ATC chatter.</w:t>
+      </w:r>
+    </w:p>
+    <w:p>
+      <w:pPr>
+        <w:pStyle w:val="ListParagraph"/>
+        <w:rPr>
+          <w:rFonts w:cs="Calibri"/>
+          <w:szCs w:val="20"/>
+        </w:rPr>
+      </w:pPr>
+    </w:p>
+    <w:p>
+      <w:pPr>
+        <w:numPr>
+          <w:ilvl w:val="0"/>
+          <w:numId w:val="39"/>
+        </w:numPr>
+        <w:textAlignment w:val="center"/>
+        <w:rPr>
+          <w:rFonts w:cs="Calibri"/>
+          <w:szCs w:val="20"/>
+        </w:rPr>
+      </w:pPr>
+      <w:r>
+        <w:rPr>
+          <w:rFonts w:cs="Calibri"/>
+          <w:szCs w:val="20"/>
+        </w:rPr>
+        <w:t>No limit to the number of music files in the configured music folder.</w:t>
+      </w:r>
+    </w:p>
+    <w:p>
+      <w:pPr>
+        <w:textAlignment w:val="center"/>
+        <w:rPr>
+          <w:rFonts w:cs="Calibri"/>
+          <w:szCs w:val="20"/>
+        </w:rPr>
+      </w:pPr>
+    </w:p>
+    <w:p>
+      <w:pPr>
+        <w:numPr>
+          <w:ilvl w:val="0"/>
+          <w:numId w:val="39"/>
+        </w:numPr>
+        <w:textAlignment w:val="center"/>
+        <w:rPr>
+          <w:rFonts w:cs="Calibri"/>
+          <w:szCs w:val="20"/>
+        </w:rPr>
+      </w:pPr>
+      <w:r>
+        <w:rPr>
+          <w:rFonts w:cs="Calibri"/>
+          <w:szCs w:val="20"/>
+        </w:rPr>
+        <w:t xml:space="preserve">Parameters for minimum and maximum times between ATC chatter playback are configurable via </w:t>
+      </w:r>
+      <w:r>
+        <w:rPr>
+          <w:rStyle w:val="Courier10ptChar"/>
+        </w:rPr>
+        <w:t>XRSound.cfg</w:t>
+      </w:r>
+      <w:r>
+        <w:rPr>
+          <w:rFonts w:cs="Calibri"/>
+          <w:szCs w:val="20"/>
+        </w:rPr>
+        <w:t>.</w:t>
+      </w:r>
+    </w:p>
+    <w:p>
+      <w:pPr>
+        <w:textAlignment w:val="center"/>
+        <w:rPr>
+          <w:rFonts w:cs="Calibri"/>
+          <w:szCs w:val="20"/>
+        </w:rPr>
+      </w:pPr>
+    </w:p>
+    <w:p>
+      <w:pPr>
+        <w:numPr>
+          <w:ilvl w:val="0"/>
+          <w:numId w:val="39"/>
+        </w:numPr>
+        <w:textAlignment w:val="center"/>
+        <w:rPr>
+          <w:rFonts w:cs="Calibri"/>
+          <w:szCs w:val="20"/>
+        </w:rPr>
+      </w:pPr>
+      <w:r>
+        <w:rPr>
+          <w:rFonts w:cs="Calibri"/>
+          <w:szCs w:val="20"/>
+        </w:rPr>
+        <w:lastRenderedPageBreak/>
+        <w:t xml:space="preserve">Uses the </w:t>
+      </w:r>
+      <w:hyperlink r:id="rId23" w:history="1">
+        <w:proofErr w:type="spellStart"/>
         <w:r>
           <w:rPr>
             <w:rStyle w:val="Hyperlink"/>
             <w:rFonts w:cs="Calibri"/>
             <w:szCs w:val="20"/>
           </w:rPr>
-          <w:t xml:space="preserve">vessel </w:t>
+          <w:t>miniaudio</w:t>
         </w:r>
-        <w:r>
-          <w:rPr>
-            <w:rStyle w:val="Hyperlink"/>
-            <w:rFonts w:cs="Calibri"/>
-            <w:szCs w:val="20"/>
-          </w:rPr>
-          <w:t>versions</w:t>
-        </w:r>
+        <w:proofErr w:type="spellEnd"/>
       </w:hyperlink>
       <w:r>
         <w:rPr>
           <w:rFonts w:cs="Calibri"/>
           <w:szCs w:val="20"/>
         </w:rPr>
-        <w:t xml:space="preserve"> use XRSound, and therefore no longer need to bundle their sound files with each vessel anymore: all sounds are included with the XRSound download.</w:t>
-      </w:r>
-    </w:p>
-    <w:p>
-      <w:pPr>
-        <w:ind w:left="540"/>
-        <w:textAlignment w:val="center"/>
-        <w:rPr>
-          <w:rFonts w:cs="Calibri"/>
-          <w:szCs w:val="20"/>
-        </w:rPr>
-      </w:pPr>
-    </w:p>
-    <w:p>
-      <w:pPr>
-        <w:numPr>
-          <w:ilvl w:val="0"/>
-          <w:numId w:val="39"/>
-        </w:numPr>
-        <w:textAlignment w:val="center"/>
-        <w:rPr>
-          <w:rFonts w:cs="Calibri"/>
-          <w:szCs w:val="20"/>
-        </w:rPr>
-      </w:pPr>
-      <w:r>
-        <w:rPr>
-          <w:rFonts w:cs="Calibri"/>
-          <w:szCs w:val="20"/>
-        </w:rPr>
-        <w:t xml:space="preserve">Can add sound events to any existing Orbiter vessel's animations simply by editing that vessel's class's </w:t>
-      </w:r>
-      <w:r>
-        <w:rPr>
-          <w:rFonts w:ascii="Courier New" w:hAnsi="Courier New" w:cs="Courier New"/>
-          <w:szCs w:val="20"/>
-        </w:rPr>
-        <w:t>XRSound-&lt;</w:t>
-      </w:r>
-      <w:proofErr w:type="spellStart"/>
-      <w:r>
-        <w:rPr>
-          <w:rFonts w:ascii="Courier New" w:hAnsi="Courier New" w:cs="Courier New"/>
-          <w:szCs w:val="20"/>
-        </w:rPr>
-        <w:t>classname</w:t>
-      </w:r>
-      <w:proofErr w:type="spellEnd"/>
-      <w:r>
-        <w:rPr>
-          <w:rFonts w:ascii="Courier New" w:hAnsi="Courier New" w:cs="Courier New"/>
-          <w:szCs w:val="20"/>
-        </w:rPr>
-        <w:t>&gt;.</w:t>
-      </w:r>
-      <w:proofErr w:type="spellStart"/>
-      <w:r>
-        <w:rPr>
-          <w:rFonts w:ascii="Courier New" w:hAnsi="Courier New" w:cs="Courier New"/>
-          <w:szCs w:val="20"/>
-        </w:rPr>
-        <w:t>cfg</w:t>
-      </w:r>
-      <w:proofErr w:type="spellEnd"/>
-      <w:r>
-        <w:rPr>
-          <w:rFonts w:cs="Calibri"/>
-          <w:szCs w:val="20"/>
-        </w:rPr>
-        <w:t xml:space="preserve"> file. Includes .</w:t>
-      </w:r>
-      <w:proofErr w:type="spellStart"/>
-      <w:r>
-        <w:rPr>
-          <w:rFonts w:cs="Calibri"/>
-          <w:szCs w:val="20"/>
-        </w:rPr>
-        <w:t>cfg</w:t>
-      </w:r>
-      <w:proofErr w:type="spellEnd"/>
-      <w:r>
-        <w:rPr>
-          <w:rFonts w:cs="Calibri"/>
-          <w:szCs w:val="20"/>
-        </w:rPr>
-        <w:t xml:space="preserve"> files for each of the default Orbiter vessels.</w:t>
-      </w:r>
-    </w:p>
-    <w:p>
-      <w:pPr>
-        <w:ind w:left="540"/>
-        <w:textAlignment w:val="center"/>
-        <w:rPr>
-          <w:rFonts w:cs="Calibri"/>
-          <w:szCs w:val="20"/>
-        </w:rPr>
-      </w:pPr>
-    </w:p>
-    <w:p>
-      <w:pPr>
-        <w:numPr>
-          <w:ilvl w:val="0"/>
-          <w:numId w:val="39"/>
-        </w:numPr>
-        <w:textAlignment w:val="center"/>
-        <w:rPr>
-          <w:rFonts w:cs="Calibri"/>
-          <w:szCs w:val="20"/>
-        </w:rPr>
-      </w:pPr>
-      <w:r>
-        <w:rPr>
-          <w:rFonts w:cs="Calibri"/>
-          <w:szCs w:val="20"/>
-        </w:rPr>
-        <w:t xml:space="preserve">Includes C++ SDK for add-on authors to use in their own </w:t>
-      </w:r>
-      <w:r>
-        <w:rPr>
-          <w:rFonts w:cs="Calibri"/>
-          <w:szCs w:val="20"/>
-        </w:rPr>
-        <w:t xml:space="preserve">Orbiter </w:t>
-      </w:r>
-      <w:r>
-        <w:rPr>
-          <w:rFonts w:cs="Calibri"/>
-          <w:szCs w:val="20"/>
-        </w:rPr>
-        <w:t>vessels</w:t>
-      </w:r>
-      <w:r>
-        <w:rPr>
-          <w:rFonts w:cs="Calibri"/>
-          <w:szCs w:val="20"/>
-        </w:rPr>
-        <w:t xml:space="preserve"> or Orbiter modules</w:t>
-      </w:r>
-      <w:r>
-        <w:rPr>
-          <w:rFonts w:cs="Calibri"/>
-          <w:szCs w:val="20"/>
-        </w:rPr>
-        <w:t xml:space="preserve">; </w:t>
-      </w:r>
-      <w:r>
-        <w:rPr>
-          <w:rFonts w:cs="Calibri"/>
-          <w:szCs w:val="20"/>
-        </w:rPr>
-        <w:t>XR vessel</w:t>
-      </w:r>
-      <w:r>
-        <w:rPr>
-          <w:rFonts w:cs="Calibri"/>
-          <w:szCs w:val="20"/>
-        </w:rPr>
-        <w:t>s</w:t>
-      </w:r>
-      <w:r>
-        <w:rPr>
-          <w:rFonts w:cs="Calibri"/>
-          <w:szCs w:val="20"/>
-        </w:rPr>
-        <w:t xml:space="preserve"> use it.</w:t>
-      </w:r>
-    </w:p>
-    <w:p>
-      <w:pPr>
-        <w:ind w:left="540"/>
-        <w:textAlignment w:val="center"/>
-        <w:rPr>
-          <w:rFonts w:cs="Calibri"/>
-          <w:szCs w:val="20"/>
-        </w:rPr>
-      </w:pPr>
-    </w:p>
-    <w:p>
-      <w:pPr>
-        <w:numPr>
-          <w:ilvl w:val="0"/>
-          <w:numId w:val="39"/>
-        </w:numPr>
-        <w:textAlignment w:val="center"/>
-        <w:rPr>
-          <w:rFonts w:cs="Calibri"/>
-          <w:szCs w:val="20"/>
-        </w:rPr>
-      </w:pPr>
-      <w:r>
-        <w:rPr>
-          <w:rFonts w:cs="Calibri"/>
-          <w:szCs w:val="20"/>
-        </w:rPr>
-        <w:t xml:space="preserve">Users can </w:t>
-      </w:r>
-      <w:r>
-        <w:rPr>
-          <w:rFonts w:cs="Calibri"/>
-          <w:szCs w:val="20"/>
-        </w:rPr>
-        <w:t xml:space="preserve">replace or disable any or </w:t>
-      </w:r>
-      <w:r>
-        <w:rPr>
-          <w:rFonts w:cs="Calibri"/>
-          <w:szCs w:val="20"/>
-        </w:rPr>
-        <w:t>all</w:t>
-      </w:r>
-      <w:r>
-        <w:rPr>
-          <w:rFonts w:cs="Calibri"/>
-          <w:szCs w:val="20"/>
-        </w:rPr>
-        <w:t xml:space="preserve"> the default sounds via the XRSound SDK or </w:t>
-      </w:r>
-      <w:r>
-        <w:rPr>
-          <w:rStyle w:val="Courier10ptChar"/>
-        </w:rPr>
-        <w:t>XRSound.cfg</w:t>
-      </w:r>
-      <w:r>
-        <w:rPr>
-          <w:rFonts w:cs="Calibri"/>
-          <w:szCs w:val="20"/>
-        </w:rPr>
-        <w:t>.</w:t>
-      </w:r>
-    </w:p>
-    <w:p>
-      <w:pPr>
-        <w:ind w:left="540"/>
-        <w:textAlignment w:val="center"/>
-        <w:rPr>
-          <w:rFonts w:cs="Calibri"/>
-          <w:szCs w:val="20"/>
-        </w:rPr>
-      </w:pPr>
-    </w:p>
-    <w:p>
-      <w:pPr>
-        <w:numPr>
-          <w:ilvl w:val="0"/>
-          <w:numId w:val="39"/>
-        </w:numPr>
-        <w:textAlignment w:val="center"/>
-        <w:rPr>
-          <w:rFonts w:cs="Calibri"/>
-          <w:szCs w:val="20"/>
-        </w:rPr>
-      </w:pPr>
-      <w:r>
-        <w:rPr>
-          <w:rFonts w:cs="Calibri"/>
-          <w:szCs w:val="20"/>
-        </w:rPr>
-        <w:t>Orbiter a</w:t>
-      </w:r>
-      <w:r>
-        <w:rPr>
-          <w:rFonts w:cs="Calibri"/>
-          <w:szCs w:val="20"/>
-        </w:rPr>
-        <w:t xml:space="preserve">dd-ons that link with XRSound.lib can still </w:t>
-      </w:r>
-      <w:r>
-        <w:rPr>
-          <w:rFonts w:cs="Calibri"/>
-          <w:szCs w:val="20"/>
-        </w:rPr>
-        <w:t xml:space="preserve">load and </w:t>
-      </w:r>
-      <w:r>
-        <w:rPr>
-          <w:rFonts w:cs="Calibri"/>
-          <w:szCs w:val="20"/>
-        </w:rPr>
-        <w:t xml:space="preserve">run </w:t>
-      </w:r>
-      <w:r>
-        <w:rPr>
-          <w:rFonts w:cs="Calibri"/>
-          <w:szCs w:val="20"/>
-        </w:rPr>
-        <w:t>(without sounds, of course) even if the user does not have XRSound installed.</w:t>
-      </w:r>
-    </w:p>
-    <w:p>
-      <w:pPr>
-        <w:ind w:left="540"/>
-        <w:textAlignment w:val="center"/>
-        <w:rPr>
-          <w:rFonts w:cs="Calibri"/>
-          <w:szCs w:val="20"/>
-        </w:rPr>
-      </w:pPr>
-    </w:p>
-    <w:p>
-      <w:pPr>
-        <w:numPr>
-          <w:ilvl w:val="0"/>
-          <w:numId w:val="39"/>
-        </w:numPr>
-        <w:textAlignment w:val="center"/>
-        <w:rPr>
-          <w:rFonts w:cs="Calibri"/>
-          <w:szCs w:val="20"/>
-        </w:rPr>
-      </w:pPr>
-      <w:r>
-        <w:rPr>
-          <w:rFonts w:cs="Calibri"/>
-          <w:szCs w:val="20"/>
-        </w:rPr>
-        <w:t>No limit to the number of sound slots that vessels may use.</w:t>
-      </w:r>
-    </w:p>
-    <w:p>
-      <w:pPr>
-        <w:ind w:left="540"/>
-        <w:textAlignment w:val="center"/>
-        <w:rPr>
-          <w:rFonts w:cs="Calibri"/>
-          <w:szCs w:val="20"/>
-        </w:rPr>
-      </w:pPr>
-    </w:p>
-    <w:p>
-      <w:pPr>
-        <w:numPr>
-          <w:ilvl w:val="0"/>
-          <w:numId w:val="39"/>
-        </w:numPr>
-        <w:textAlignment w:val="center"/>
-        <w:rPr>
-          <w:rFonts w:cs="Calibri"/>
-          <w:szCs w:val="20"/>
-        </w:rPr>
-      </w:pPr>
-      <w:r>
-        <w:rPr>
-          <w:rFonts w:cs="Calibri"/>
-          <w:szCs w:val="20"/>
-        </w:rPr>
-        <w:lastRenderedPageBreak/>
-        <w:t xml:space="preserve">No limit to the number of vessels </w:t>
-      </w:r>
-      <w:r>
-        <w:rPr>
-          <w:rFonts w:cs="Calibri"/>
-          <w:szCs w:val="20"/>
-        </w:rPr>
-        <w:t xml:space="preserve">or modules </w:t>
-      </w:r>
-      <w:r>
-        <w:rPr>
-          <w:rFonts w:cs="Calibri"/>
-          <w:szCs w:val="20"/>
-        </w:rPr>
-        <w:t>in the simulation</w:t>
-      </w:r>
-      <w:r>
-        <w:rPr>
-          <w:rFonts w:cs="Calibri"/>
-          <w:szCs w:val="20"/>
-        </w:rPr>
-        <w:t xml:space="preserve"> (beyond available physical memory, of course)</w:t>
-      </w:r>
-      <w:r>
-        <w:rPr>
-          <w:rFonts w:cs="Calibri"/>
-          <w:szCs w:val="20"/>
-        </w:rPr>
-        <w:t>.</w:t>
-      </w:r>
-    </w:p>
-    <w:p>
-      <w:pPr>
-        <w:textAlignment w:val="center"/>
-        <w:rPr>
-          <w:rFonts w:cs="Calibri"/>
-          <w:szCs w:val="20"/>
-        </w:rPr>
-      </w:pPr>
-    </w:p>
-    <w:p>
-      <w:pPr>
-        <w:numPr>
-          <w:ilvl w:val="0"/>
-          <w:numId w:val="39"/>
-        </w:numPr>
-        <w:textAlignment w:val="center"/>
-        <w:rPr>
-          <w:rFonts w:cs="Calibri"/>
-          <w:szCs w:val="20"/>
-        </w:rPr>
-      </w:pPr>
-      <w:r>
-        <w:rPr>
-          <w:rFonts w:cs="Calibri"/>
-          <w:szCs w:val="20"/>
-        </w:rPr>
-        <w:t>No limit to the number of ATC radio chatter files for a given "</w:t>
-      </w:r>
-      <w:r>
-        <w:rPr>
-          <w:rFonts w:cs="Calibri"/>
-          <w:szCs w:val="20"/>
-        </w:rPr>
-        <w:t xml:space="preserve">radio </w:t>
-      </w:r>
-      <w:r>
-        <w:rPr>
-          <w:rFonts w:cs="Calibri"/>
-          <w:szCs w:val="20"/>
-        </w:rPr>
-        <w:t xml:space="preserve">frequency" (i.e., folder): just configure the ATC folder </w:t>
-      </w:r>
-      <w:r>
-        <w:rPr>
-          <w:rFonts w:cs="Calibri"/>
-          <w:szCs w:val="20"/>
-        </w:rPr>
-        <w:t>via</w:t>
-      </w:r>
-      <w:r>
-        <w:rPr>
-          <w:rFonts w:cs="Calibri"/>
-          <w:szCs w:val="20"/>
-        </w:rPr>
-        <w:t xml:space="preserve"> your </w:t>
-      </w:r>
-      <w:r>
-        <w:rPr>
-          <w:rStyle w:val="Courier10ptChar"/>
-        </w:rPr>
-        <w:t>XRSound.cfg</w:t>
-      </w:r>
-      <w:r>
-        <w:rPr>
-          <w:rFonts w:cs="Calibri"/>
-          <w:szCs w:val="20"/>
-        </w:rPr>
-        <w:t xml:space="preserve"> file</w:t>
-      </w:r>
-      <w:r>
-        <w:rPr>
-          <w:rFonts w:cs="Calibri"/>
-          <w:szCs w:val="20"/>
-        </w:rPr>
-        <w:t xml:space="preserve">, and </w:t>
-      </w:r>
-      <w:r>
-        <w:rPr>
-          <w:rFonts w:cs="Calibri"/>
-          <w:szCs w:val="20"/>
-        </w:rPr>
-        <w:t>all</w:t>
-      </w:r>
-      <w:r>
-        <w:rPr>
-          <w:rFonts w:cs="Calibri"/>
-          <w:szCs w:val="20"/>
-        </w:rPr>
-        <w:t xml:space="preserve"> sound files in that folder are played at random for ATC chatter.</w:t>
-      </w:r>
-    </w:p>
-    <w:p>
-      <w:pPr>
-        <w:pStyle w:val="ListParagraph"/>
-        <w:rPr>
-          <w:rFonts w:cs="Calibri"/>
-          <w:szCs w:val="20"/>
-        </w:rPr>
-      </w:pPr>
-    </w:p>
-    <w:p>
-      <w:pPr>
-        <w:numPr>
-          <w:ilvl w:val="0"/>
-          <w:numId w:val="39"/>
-        </w:numPr>
-        <w:textAlignment w:val="center"/>
-        <w:rPr>
-          <w:rFonts w:cs="Calibri"/>
-          <w:szCs w:val="20"/>
-        </w:rPr>
-      </w:pPr>
-      <w:r>
-        <w:rPr>
-          <w:rFonts w:cs="Calibri"/>
-          <w:szCs w:val="20"/>
-        </w:rPr>
-        <w:t xml:space="preserve">No limit to the number of music files </w:t>
-      </w:r>
-      <w:r>
-        <w:rPr>
-          <w:rFonts w:cs="Calibri"/>
-          <w:szCs w:val="20"/>
-        </w:rPr>
-        <w:t xml:space="preserve">in the </w:t>
-      </w:r>
-      <w:r>
-        <w:rPr>
-          <w:rFonts w:cs="Calibri"/>
-          <w:szCs w:val="20"/>
-        </w:rPr>
-        <w:t>configured music folder.</w:t>
-      </w:r>
-    </w:p>
-    <w:p>
-      <w:pPr>
-        <w:textAlignment w:val="center"/>
-        <w:rPr>
-          <w:rFonts w:cs="Calibri"/>
-          <w:szCs w:val="20"/>
-        </w:rPr>
-      </w:pPr>
-    </w:p>
-    <w:p>
-      <w:pPr>
-        <w:numPr>
-          <w:ilvl w:val="0"/>
-          <w:numId w:val="39"/>
-        </w:numPr>
-        <w:textAlignment w:val="center"/>
-        <w:rPr>
-          <w:rFonts w:cs="Calibri"/>
-          <w:szCs w:val="20"/>
-        </w:rPr>
-      </w:pPr>
-      <w:r>
-        <w:rPr>
-          <w:rFonts w:cs="Calibri"/>
-          <w:szCs w:val="20"/>
-        </w:rPr>
-        <w:t xml:space="preserve">Parameters for minimum and maximum times between ATC chatter playback are configurable via </w:t>
-      </w:r>
-      <w:r>
-        <w:rPr>
-          <w:rStyle w:val="Courier10ptChar"/>
-        </w:rPr>
-        <w:t>XRSound.cfg</w:t>
-      </w:r>
-      <w:r>
-        <w:rPr>
-          <w:rFonts w:cs="Calibri"/>
-          <w:szCs w:val="20"/>
-        </w:rPr>
-        <w:t>.</w:t>
-      </w:r>
-    </w:p>
-    <w:p>
-      <w:pPr>
-        <w:textAlignment w:val="center"/>
-        <w:rPr>
-          <w:rFonts w:cs="Calibri"/>
-          <w:szCs w:val="20"/>
-        </w:rPr>
-      </w:pPr>
-    </w:p>
-    <w:p>
-      <w:pPr>
-        <w:numPr>
-          <w:ilvl w:val="0"/>
-          <w:numId w:val="39"/>
-        </w:numPr>
-        <w:textAlignment w:val="center"/>
-        <w:rPr>
-          <w:rFonts w:cs="Calibri"/>
-          <w:szCs w:val="20"/>
-        </w:rPr>
-      </w:pPr>
-      <w:r>
-        <w:rPr>
-          <w:rFonts w:cs="Calibri"/>
-          <w:szCs w:val="20"/>
-        </w:rPr>
-        <w:t>Uses</w:t>
-      </w:r>
-      <w:r>
-        <w:rPr>
-          <w:rFonts w:cs="Calibri"/>
-          <w:szCs w:val="20"/>
-        </w:rPr>
-        <w:t xml:space="preserve"> the</w:t>
-      </w:r>
-      <w:r>
-        <w:rPr>
-          <w:rFonts w:cs="Calibri"/>
-          <w:szCs w:val="20"/>
-        </w:rPr>
-        <w:t xml:space="preserve"> </w:t>
-      </w:r>
-      <w:hyperlink r:id="rId25" w:history="1">
-        <w:r>
-          <w:rPr>
-            <w:rStyle w:val="Hyperlink"/>
-            <w:rFonts w:cs="Calibri"/>
-            <w:szCs w:val="20"/>
-          </w:rPr>
-          <w:t>irrKlang</w:t>
-        </w:r>
-      </w:hyperlink>
-      <w:r>
-        <w:rPr>
-          <w:rFonts w:cs="Calibri"/>
-          <w:szCs w:val="20"/>
-        </w:rPr>
-        <w:t xml:space="preserve"> sound engine, which supports the following sound file formats:</w:t>
+        <w:t xml:space="preserve"> library, which supports the following sound file formats with no plugin DLLs:</w:t>
       </w:r>
     </w:p>
     <w:p>
@@ -3812,21 +3015,12 @@
           <w:szCs w:val="20"/>
         </w:rPr>
       </w:pPr>
-      <w:proofErr w:type="spellStart"/>
-      <w:r>
-        <w:rPr>
-          <w:rFonts w:cs="Calibri"/>
-          <w:szCs w:val="20"/>
-        </w:rPr>
-        <w:t>Ogg</w:t>
-      </w:r>
-      <w:proofErr w:type="spellEnd"/>
-      <w:r>
-        <w:rPr>
-          <w:rFonts w:cs="Calibri"/>
-          <w:szCs w:val="20"/>
-        </w:rPr>
-        <w:t xml:space="preserve"> </w:t>
+      <w:r>
+        <w:rPr>
+          <w:rFonts w:cs="Calibri"/>
+          <w:szCs w:val="20"/>
+        </w:rPr>
+        <w:t xml:space="preserve">Ogg </w:t>
       </w:r>
       <w:proofErr w:type="spellStart"/>
       <w:r>
@@ -3879,22 +3073,7 @@
           <w:rFonts w:cs="Calibri"/>
           <w:szCs w:val="20"/>
         </w:rPr>
-        <w:t>MPEG-1 Audio Layer 3 (*.mp3) [</w:t>
-      </w:r>
-      <w:r>
-        <w:rPr>
-          <w:rFonts w:cs="Calibri"/>
-          <w:i/>
-          <w:szCs w:val="20"/>
-        </w:rPr>
-        <w:t>via ikpMP3.dll plugin, included</w:t>
-      </w:r>
-      <w:r>
-        <w:rPr>
-          <w:rFonts w:cs="Calibri"/>
-          <w:szCs w:val="20"/>
-        </w:rPr>
-        <w:t>]</w:t>
+        <w:t>MPEG-1 Audio Layer 3 (*.mp3)</w:t>
       </w:r>
     </w:p>
     <w:p>
@@ -3931,180 +3110,7 @@
           <w:rFonts w:cs="Calibri"/>
           <w:szCs w:val="20"/>
         </w:rPr>
-        <w:t>) [</w:t>
-      </w:r>
-      <w:r>
-        <w:rPr>
-          <w:rFonts w:cs="Calibri"/>
-          <w:i/>
-          <w:szCs w:val="20"/>
-        </w:rPr>
-        <w:t>via ikpFlac.dll plugin, included</w:t>
-      </w:r>
-      <w:r>
-        <w:rPr>
-          <w:rFonts w:cs="Calibri"/>
-          <w:szCs w:val="20"/>
-        </w:rPr>
-        <w:t>]</w:t>
-      </w:r>
-    </w:p>
-    <w:p>
-      <w:pPr>
-        <w:numPr>
-          <w:ilvl w:val="1"/>
-          <w:numId w:val="39"/>
-        </w:numPr>
-        <w:ind w:left="1080"/>
-        <w:textAlignment w:val="center"/>
-        <w:rPr>
-          <w:rFonts w:cs="Calibri"/>
-          <w:szCs w:val="20"/>
-        </w:rPr>
-      </w:pPr>
-      <w:r>
-        <w:rPr>
-          <w:rFonts w:cs="Calibri"/>
-          <w:szCs w:val="20"/>
-        </w:rPr>
-        <w:t>Amiga Modules (*.mod)</w:t>
-      </w:r>
-    </w:p>
-    <w:p>
-      <w:pPr>
-        <w:numPr>
-          <w:ilvl w:val="1"/>
-          <w:numId w:val="39"/>
-        </w:numPr>
-        <w:ind w:left="1080"/>
-        <w:textAlignment w:val="center"/>
-        <w:rPr>
-          <w:rFonts w:cs="Calibri"/>
-          <w:szCs w:val="20"/>
-        </w:rPr>
-      </w:pPr>
-      <w:r>
-        <w:rPr>
-          <w:rFonts w:cs="Calibri"/>
-          <w:szCs w:val="20"/>
-        </w:rPr>
-        <w:t>Impulse Tracker (*.it)</w:t>
-      </w:r>
-    </w:p>
-    <w:p>
-      <w:pPr>
-        <w:numPr>
-          <w:ilvl w:val="1"/>
-          <w:numId w:val="39"/>
-        </w:numPr>
-        <w:ind w:left="1080"/>
-        <w:textAlignment w:val="center"/>
-        <w:rPr>
-          <w:rFonts w:cs="Calibri"/>
-          <w:szCs w:val="20"/>
-        </w:rPr>
-      </w:pPr>
-      <w:r>
-        <w:rPr>
-          <w:rFonts w:cs="Calibri"/>
-          <w:szCs w:val="20"/>
-        </w:rPr>
-        <w:t>Scream Tracker 3 (*.s3d)</w:t>
-      </w:r>
-    </w:p>
-    <w:p>
-      <w:pPr>
-        <w:numPr>
-          <w:ilvl w:val="1"/>
-          <w:numId w:val="39"/>
-        </w:numPr>
-        <w:ind w:left="1080"/>
-        <w:textAlignment w:val="center"/>
-        <w:rPr>
-          <w:rFonts w:cs="Calibri"/>
-          <w:szCs w:val="20"/>
-        </w:rPr>
-      </w:pPr>
-      <w:r>
-        <w:rPr>
-          <w:rFonts w:cs="Calibri"/>
-          <w:szCs w:val="20"/>
-        </w:rPr>
-        <w:t>Fast Tracker 2 (</w:t>
-      </w:r>
-      <w:proofErr w:type="gramStart"/>
-      <w:r>
-        <w:rPr>
-          <w:rFonts w:cs="Calibri"/>
-          <w:szCs w:val="20"/>
-        </w:rPr>
-        <w:t>*.</w:t>
-      </w:r>
-      <w:proofErr w:type="spellStart"/>
-      <w:r>
-        <w:rPr>
-          <w:rFonts w:cs="Calibri"/>
-          <w:szCs w:val="20"/>
-        </w:rPr>
-        <w:t>xm</w:t>
-      </w:r>
-      <w:proofErr w:type="spellEnd"/>
-      <w:proofErr w:type="gramEnd"/>
-      <w:r>
-        <w:rPr>
-          <w:rFonts w:cs="Calibri"/>
-          <w:szCs w:val="20"/>
-        </w:rPr>
         <w:t>)</w:t>
-      </w:r>
-    </w:p>
-    <w:p>
-      <w:pPr>
-        <w:numPr>
-          <w:ilvl w:val="1"/>
-          <w:numId w:val="39"/>
-        </w:numPr>
-        <w:ind w:left="1080"/>
-        <w:textAlignment w:val="center"/>
-        <w:rPr>
-          <w:rFonts w:cs="Calibri"/>
-          <w:szCs w:val="20"/>
-        </w:rPr>
-      </w:pPr>
-      <w:r>
-        <w:rPr>
-          <w:rFonts w:cs="Calibri"/>
-          <w:szCs w:val="20"/>
-        </w:rPr>
-        <w:t xml:space="preserve">Additional sound formats may be supported by </w:t>
-      </w:r>
-      <w:r>
-        <w:rPr>
-          <w:rFonts w:cs="Calibri"/>
-          <w:szCs w:val="20"/>
-        </w:rPr>
-        <w:t>adding</w:t>
-      </w:r>
-      <w:r>
-        <w:rPr>
-          <w:rFonts w:cs="Calibri"/>
-          <w:szCs w:val="20"/>
-        </w:rPr>
-        <w:t xml:space="preserve"> irrKlang plugin DLLs into </w:t>
-      </w:r>
-      <w:r>
-        <w:rPr>
-          <w:rFonts w:ascii="Courier New" w:hAnsi="Courier New" w:cs="Courier New"/>
-          <w:szCs w:val="20"/>
-        </w:rPr>
-        <w:t>$ORBITER_ROOT</w:t>
-      </w:r>
-      <w:r>
-        <w:rPr>
-          <w:rFonts w:cs="Calibri"/>
-          <w:szCs w:val="20"/>
-        </w:rPr>
-        <w:t>.</w:t>
       </w:r>
     </w:p>
     <w:p>
@@ -4179,7 +3185,6 @@
           <w:rFonts w:cs="Calibri"/>
           <w:szCs w:val="20"/>
         </w:rPr>
-        <w:lastRenderedPageBreak/>
         <w:t xml:space="preserve">Refer to the comments in </w:t>
       </w:r>
       <w:r>
@@ -4194,7 +3199,7 @@
           <w:rFonts w:cs="Calibri"/>
           <w:szCs w:val="20"/>
         </w:rPr>
-        <w:t xml:space="preserve"> (used with static library XRSound.lib or XRSoundD.lib) in </w:t>
+        <w:t xml:space="preserve"> (used with static library XRSound.lib) in </w:t>
       </w:r>
       <w:r>
         <w:rPr>
@@ -4224,26 +3229,20 @@
     <w:p>
       <w:pPr>
         <w:pStyle w:val="Heading1"/>
-        <w:jc w:val="both"/>
-      </w:pPr>
-      <w:bookmarkStart w:id="3" w:name="_Toc80453723"/>
+      </w:pPr>
+      <w:bookmarkStart w:id="3" w:name="_Toc243946902"/>
       <w:r>
         <w:t>Requirements</w:t>
       </w:r>
       <w:bookmarkEnd w:id="3"/>
     </w:p>
-    <w:p>
-      <w:pPr>
-        <w:jc w:val="both"/>
-      </w:pPr>
-    </w:p>
+    <w:p/>
     <w:p>
       <w:pPr>
         <w:numPr>
           <w:ilvl w:val="0"/>
           <w:numId w:val="5"/>
         </w:numPr>
-        <w:jc w:val="both"/>
       </w:pPr>
       <w:r>
         <w:t>Windows Vista or newer.</w:t>
@@ -4255,162 +3254,145 @@
           <w:ilvl w:val="0"/>
           <w:numId w:val="5"/>
         </w:numPr>
-        <w:jc w:val="both"/>
-      </w:pPr>
+      </w:pPr>
+      <w:hyperlink r:id="rId24" w:history="1">
+        <w:r>
+          <w:rPr>
+            <w:rStyle w:val="Hyperlink"/>
+          </w:rPr>
+          <w:t>Orbiter 2024</w:t>
+        </w:r>
+      </w:hyperlink>
+      <w:r>
+        <w:t xml:space="preserve"> or newer.  </w:t>
+      </w:r>
+      <w:r>
+        <w:rPr>
+          <w:u w:val="single"/>
+        </w:rPr>
+        <w:t>Older Orbiter releases are not supported by XRSound 4.0.</w:t>
+      </w:r>
+    </w:p>
+    <w:p>
+      <w:pPr>
+        <w:numPr>
+          <w:ilvl w:val="0"/>
+          <w:numId w:val="5"/>
+        </w:numPr>
+      </w:pPr>
+      <w:hyperlink r:id="rId25" w:history="1">
+        <w:r>
+          <w:rPr>
+            <w:rStyle w:val="Hyperlink"/>
+          </w:rPr>
+          <w:t>Microsoft Visual C++ Redistributable</w:t>
+        </w:r>
+      </w:hyperlink>
+      <w:r>
+        <w:t xml:space="preserve"> files (latest version).</w:t>
+      </w:r>
+    </w:p>
+    <w:p>
+      <w:pPr>
+        <w:pStyle w:val="ListParagraph"/>
+      </w:pPr>
+    </w:p>
+    <w:p>
+      <w:pPr>
+        <w:ind w:left="360"/>
+      </w:pPr>
+    </w:p>
+    <w:p>
+      <w:pPr>
+        <w:pStyle w:val="Heading1"/>
+      </w:pPr>
+      <w:bookmarkStart w:id="4" w:name="_Toc243946903"/>
+      <w:r>
+        <w:t>Installation</w:t>
+      </w:r>
+      <w:bookmarkEnd w:id="4"/>
+    </w:p>
+    <w:p/>
+    <w:p>
+      <w:r>
+        <w:t xml:space="preserve">This section details how to install and activate XRSound.  Note that XRSound is a plug-in for </w:t>
+      </w:r>
+      <w:r>
+        <w:rPr>
+          <w:i/>
+        </w:rPr>
+        <w:t xml:space="preserve">Orbiter </w:t>
+      </w:r>
+      <w:r>
+        <w:t xml:space="preserve">and requires that </w:t>
+      </w:r>
       <w:hyperlink r:id="rId26" w:history="1">
         <w:r>
           <w:rPr>
             <w:rStyle w:val="Hyperlink"/>
           </w:rPr>
-          <w:t xml:space="preserve">Orbiter </w:t>
-        </w:r>
-        <w:r>
-          <w:rPr>
-            <w:rStyle w:val="Hyperlink"/>
-          </w:rPr>
-          <w:t>201</w:t>
-        </w:r>
-        <w:r>
-          <w:rPr>
-            <w:rStyle w:val="Hyperlink"/>
-          </w:rPr>
-          <w:t>6</w:t>
+          <w:t>Orbiter 2024</w:t>
         </w:r>
       </w:hyperlink>
       <w:r>
-        <w:t xml:space="preserve"> or newer.</w:t>
-      </w:r>
-      <w:r>
-        <w:t xml:space="preserve">  </w:t>
-      </w:r>
-      <w:r>
-        <w:rPr>
-          <w:u w:val="single"/>
-        </w:rPr>
-        <w:t>Older Orbiter releases are not compatible</w:t>
-      </w:r>
-      <w:r>
-        <w:rPr>
-          <w:u w:val="single"/>
-        </w:rPr>
-        <w:t xml:space="preserve"> </w:t>
-      </w:r>
-      <w:r>
-        <w:rPr>
-          <w:u w:val="single"/>
-        </w:rPr>
-        <w:t>with XRSound.</w:t>
-      </w:r>
-    </w:p>
+        <w:t xml:space="preserve"> or newer be installed first.  </w:t>
+      </w:r>
+    </w:p>
+    <w:p/>
     <w:p>
       <w:pPr>
         <w:numPr>
           <w:ilvl w:val="0"/>
-          <w:numId w:val="5"/>
+          <w:numId w:val="7"/>
         </w:numPr>
-        <w:jc w:val="both"/>
-      </w:pPr>
+        <w:spacing w:after="240"/>
+      </w:pPr>
+      <w:r>
+        <w:t xml:space="preserve">Install </w:t>
+      </w:r>
       <w:hyperlink r:id="rId27" w:history="1">
         <w:r>
           <w:rPr>
             <w:rStyle w:val="Hyperlink"/>
           </w:rPr>
-          <w:t>Microsoft Visual Studio 2019 Redistributable</w:t>
+          <w:t>Orbiter 2024</w:t>
         </w:r>
       </w:hyperlink>
       <w:r>
-        <w:t xml:space="preserve"> files. </w:t>
-      </w:r>
-    </w:p>
-    <w:p>
-      <w:pPr>
-        <w:pStyle w:val="ListParagraph"/>
-      </w:pPr>
-    </w:p>
-    <w:p>
-      <w:pPr>
-        <w:ind w:left="360"/>
-        <w:jc w:val="both"/>
-      </w:pPr>
-    </w:p>
-    <w:p>
-      <w:pPr>
-        <w:pStyle w:val="Heading1"/>
-        <w:jc w:val="both"/>
-      </w:pPr>
-      <w:bookmarkStart w:id="4" w:name="_Toc80453724"/>
-      <w:r>
-        <w:t>Installation</w:t>
-      </w:r>
-      <w:bookmarkEnd w:id="4"/>
-    </w:p>
-    <w:p>
-      <w:pPr>
-        <w:jc w:val="both"/>
-      </w:pPr>
-    </w:p>
-    <w:p>
-      <w:pPr>
-        <w:jc w:val="both"/>
-      </w:pPr>
-      <w:r>
-        <w:t>This section details h</w:t>
-      </w:r>
-      <w:r>
-        <w:t xml:space="preserve">ow to install and </w:t>
-      </w:r>
-      <w:r>
-        <w:t>activate XRSound</w:t>
-      </w:r>
-      <w:r>
-        <w:t xml:space="preserve">.  Note that </w:t>
-      </w:r>
-      <w:r>
-        <w:t>XR</w:t>
-      </w:r>
-      <w:r>
-        <w:t xml:space="preserve">Sound is a plug-in for </w:t>
-      </w:r>
-      <w:r>
-        <w:rPr>
-          <w:i/>
-        </w:rPr>
-        <w:t xml:space="preserve">Orbiter </w:t>
-      </w:r>
-      <w:r>
-        <w:t>and requires that</w:t>
-      </w:r>
-      <w:r>
-        <w:t xml:space="preserve"> </w:t>
+        <w:t xml:space="preserve"> or newer.  </w:t>
+      </w:r>
+      <w:r>
+        <w:rPr>
+          <w:u w:val="single"/>
+        </w:rPr>
+        <w:t>Older versions of Orbiter are not supported</w:t>
+      </w:r>
+      <w:r>
+        <w:t xml:space="preserve"> by XRSound 4.0.</w:t>
+      </w:r>
+    </w:p>
+    <w:p>
+      <w:pPr>
+        <w:numPr>
+          <w:ilvl w:val="0"/>
+          <w:numId w:val="7"/>
+        </w:numPr>
+        <w:spacing w:after="240"/>
+      </w:pPr>
+      <w:r>
+        <w:t xml:space="preserve">Install the x86 (for 32-bit Orbiter) or x64 (for 64-bit Orbiter) </w:t>
       </w:r>
       <w:hyperlink r:id="rId28" w:history="1">
         <w:r>
           <w:rPr>
             <w:rStyle w:val="Hyperlink"/>
           </w:rPr>
-          <w:t xml:space="preserve">Orbiter </w:t>
-        </w:r>
-        <w:r>
-          <w:rPr>
-            <w:rStyle w:val="Hyperlink"/>
-          </w:rPr>
-          <w:t>2016</w:t>
+          <w:t>Microsoft Visual C++ Redistributable</w:t>
         </w:r>
       </w:hyperlink>
       <w:r>
-        <w:t xml:space="preserve"> </w:t>
-      </w:r>
-      <w:r>
-        <w:t xml:space="preserve">or newer </w:t>
-      </w:r>
-      <w:r>
-        <w:t xml:space="preserve">be installed first.  </w:t>
-      </w:r>
-    </w:p>
-    <w:p>
-      <w:pPr>
-        <w:jc w:val="both"/>
-      </w:pPr>
+        <w:t xml:space="preserve"> files (latest version).</w:t>
+      </w:r>
     </w:p>
     <w:p>
       <w:pPr>
@@ -4419,60 +3401,18 @@
           <w:numId w:val="7"/>
         </w:numPr>
         <w:spacing w:after="240"/>
-        <w:jc w:val="both"/>
-      </w:pPr>
-      <w:r>
-        <w:t xml:space="preserve">Install </w:t>
-      </w:r>
-      <w:hyperlink r:id="rId29" w:history="1">
-        <w:r>
-          <w:rPr>
-            <w:rStyle w:val="Hyperlink"/>
-          </w:rPr>
-          <w:t xml:space="preserve">Orbiter </w:t>
-        </w:r>
-        <w:r>
-          <w:rPr>
-            <w:rStyle w:val="Hyperlink"/>
-          </w:rPr>
-          <w:t>201</w:t>
-        </w:r>
-        <w:r>
-          <w:rPr>
-            <w:rStyle w:val="Hyperlink"/>
-          </w:rPr>
-          <w:t>6</w:t>
-        </w:r>
-      </w:hyperlink>
-      <w:r>
-        <w:t xml:space="preserve"> or newer.</w:t>
-      </w:r>
-      <w:r>
-        <w:t xml:space="preserve">  </w:t>
-      </w:r>
-      <w:r>
-        <w:rPr>
-          <w:u w:val="single"/>
-        </w:rPr>
-        <w:t>Older versions of Orbi</w:t>
-      </w:r>
-      <w:r>
-        <w:rPr>
-          <w:u w:val="single"/>
-        </w:rPr>
-        <w:t xml:space="preserve">ter are </w:t>
-      </w:r>
-      <w:r>
-        <w:rPr>
-          <w:u w:val="single"/>
-        </w:rPr>
-        <w:t>not supported</w:t>
-      </w:r>
-      <w:r>
-        <w:t xml:space="preserve"> by </w:t>
-      </w:r>
-      <w:r>
-        <w:t>XRSound.</w:t>
+      </w:pPr>
+      <w:r>
+        <w:t xml:space="preserve">XRSound is included with Orbiter 2024 and newer.  If you are installing a separate XRSound release, unzip it into your </w:t>
+      </w:r>
+      <w:r>
+        <w:rPr>
+          <w:rFonts w:ascii="Courier New" w:hAnsi="Courier New" w:cs="Courier New"/>
+        </w:rPr>
+        <w:t>$ORBITER_ROOT</w:t>
+      </w:r>
+      <w:r>
+        <w:t xml:space="preserve"> (e.g., C:\Orbiter) directory.</w:t>
       </w:r>
     </w:p>
     <w:p>
@@ -4482,21 +3422,9 @@
           <w:numId w:val="7"/>
         </w:numPr>
         <w:spacing w:after="240"/>
-        <w:jc w:val="both"/>
-      </w:pPr>
-      <w:r>
-        <w:t xml:space="preserve">Install the x86 (for 32-bit Orbiter) or x64 (for 64-bit Orbiter) </w:t>
-      </w:r>
-      <w:hyperlink r:id="rId30" w:history="1">
-        <w:r>
-          <w:rPr>
-            <w:rStyle w:val="Hyperlink"/>
-          </w:rPr>
-          <w:t>Microsoft Visual Studio 2019 Redistributable</w:t>
-        </w:r>
-      </w:hyperlink>
-      <w:r>
-        <w:t xml:space="preserve"> files.</w:t>
+      </w:pPr>
+      <w:r>
+        <w:t xml:space="preserve">Bring up Orbiter to display the Orbiter Launchpad. </w:t>
       </w:r>
     </w:p>
     <w:p>
@@ -4506,49 +3434,18 @@
           <w:numId w:val="7"/>
         </w:numPr>
         <w:spacing w:after="240"/>
-        <w:jc w:val="both"/>
-      </w:pPr>
-      <w:r>
-        <w:t xml:space="preserve">Unzip the </w:t>
-      </w:r>
-      <w:r>
-        <w:t xml:space="preserve">correct </w:t>
-      </w:r>
-      <w:r>
-        <w:t>XR</w:t>
-      </w:r>
-      <w:r>
-        <w:t xml:space="preserve">Sound </w:t>
-      </w:r>
-      <w:r>
-        <w:t xml:space="preserve">distribution file </w:t>
-      </w:r>
-      <w:r>
-        <w:t xml:space="preserve">for your Orbiter version (i.e., either 32-bit or 64-bit) </w:t>
-      </w:r>
-      <w:r>
-        <w:t xml:space="preserve">into your </w:t>
-      </w:r>
-      <w:r>
-        <w:rPr>
-          <w:rStyle w:val="Courier10ptChar"/>
-        </w:rPr>
-        <w:t>$ORBITER_ROOT</w:t>
-      </w:r>
-      <w:r>
-        <w:t xml:space="preserve"> (e.g., </w:t>
-      </w:r>
-      <w:r>
-        <w:rPr>
-          <w:rFonts w:ascii="Courier New" w:hAnsi="Courier New"/>
-        </w:rPr>
-        <w:t>C:\Orbiter</w:t>
-      </w:r>
-      <w:r>
-        <w:t>)</w:t>
-      </w:r>
-      <w:r>
-        <w:t xml:space="preserve"> directory.</w:t>
+      </w:pPr>
+      <w:r>
+        <w:t xml:space="preserve">Click the </w:t>
+      </w:r>
+      <w:r>
+        <w:rPr>
+          <w:i/>
+        </w:rPr>
+        <w:t>Modules</w:t>
+      </w:r>
+      <w:r>
+        <w:t xml:space="preserve"> button.  </w:t>
       </w:r>
     </w:p>
     <w:p>
@@ -4558,70 +3455,9 @@
           <w:numId w:val="7"/>
         </w:numPr>
         <w:spacing w:after="240"/>
-        <w:jc w:val="both"/>
-      </w:pPr>
-      <w:r>
-        <w:t>Bring up</w:t>
-      </w:r>
-      <w:r>
-        <w:t xml:space="preserve"> Orbiter to display the Orbiter Launch</w:t>
-      </w:r>
-      <w:r>
-        <w:t>p</w:t>
-      </w:r>
-      <w:r>
-        <w:t>ad</w:t>
-      </w:r>
-      <w:r>
-        <w:t>.</w:t>
-      </w:r>
-      <w:r>
-        <w:t xml:space="preserve"> </w:t>
-      </w:r>
-    </w:p>
-    <w:p>
-      <w:pPr>
-        <w:numPr>
-          <w:ilvl w:val="0"/>
-          <w:numId w:val="7"/>
-        </w:numPr>
-        <w:spacing w:after="240"/>
-        <w:jc w:val="both"/>
-      </w:pPr>
-      <w:r>
-        <w:lastRenderedPageBreak/>
-        <w:t xml:space="preserve">Click the </w:t>
-      </w:r>
-      <w:r>
-        <w:rPr>
-          <w:i/>
-        </w:rPr>
-        <w:t>Modules</w:t>
-      </w:r>
-      <w:r>
-        <w:t xml:space="preserve"> </w:t>
-      </w:r>
-      <w:r>
-        <w:t>button</w:t>
-      </w:r>
-      <w:r>
-        <w:t xml:space="preserve">.  </w:t>
-      </w:r>
-    </w:p>
-    <w:p>
-      <w:pPr>
-        <w:numPr>
-          <w:ilvl w:val="0"/>
-          <w:numId w:val="7"/>
-        </w:numPr>
-        <w:spacing w:after="240"/>
-        <w:jc w:val="both"/>
-      </w:pPr>
-      <w:r>
-        <w:t xml:space="preserve">Click </w:t>
-      </w:r>
-      <w:r>
-        <w:t xml:space="preserve">the checkbox next to </w:t>
+      </w:pPr>
+      <w:r>
+        <w:t xml:space="preserve">Click the checkbox next to </w:t>
       </w:r>
       <w:r>
         <w:rPr>
@@ -4650,20 +3486,13 @@
         <w:t xml:space="preserve"> </w:t>
       </w:r>
       <w:r>
-        <w:t xml:space="preserve">section to activate </w:t>
-      </w:r>
-      <w:r>
-        <w:t>XRSound</w:t>
-      </w:r>
-      <w:r>
-        <w:t>.</w:t>
+        <w:t>section to activate XRSound.</w:t>
       </w:r>
     </w:p>
     <w:p>
       <w:pPr>
         <w:spacing w:after="240"/>
         <w:ind w:left="360"/>
-        <w:jc w:val="both"/>
         <w:rPr>
           <w:iCs/>
         </w:rPr>
@@ -4672,79 +3501,37 @@
         <w:rPr>
           <w:i/>
         </w:rPr>
-        <w:t xml:space="preserve">Note: if you previously installed </w:t>
-      </w:r>
+        <w:t xml:space="preserve">Note: if you previously installed the </w:t>
+      </w:r>
+      <w:proofErr w:type="spellStart"/>
       <w:r>
         <w:rPr>
           <w:i/>
         </w:rPr>
-        <w:t xml:space="preserve">the </w:t>
+        <w:t>OrbiterSound</w:t>
+      </w:r>
+      <w:proofErr w:type="spellEnd"/>
+      <w:r>
+        <w:rPr>
+          <w:i/>
+        </w:rPr>
+        <w:t xml:space="preserve"> module, deactivate it by unchecking it in the same section.  Otherwise, its default vessel sounds will conflict with </w:t>
       </w:r>
       <w:proofErr w:type="spellStart"/>
       <w:r>
         <w:rPr>
           <w:i/>
         </w:rPr>
-        <w:t>OrbiterSound</w:t>
+        <w:t>XRSound’s</w:t>
       </w:r>
       <w:proofErr w:type="spellEnd"/>
       <w:r>
         <w:rPr>
           <w:i/>
         </w:rPr>
-        <w:t xml:space="preserve"> module</w:t>
-      </w:r>
-      <w:r>
-        <w:rPr>
-          <w:i/>
-        </w:rPr>
-        <w:t xml:space="preserve">, deactivate it by unchecking it in the same section.  Otherwise, its default vessel sounds will conflict with </w:t>
-      </w:r>
-      <w:proofErr w:type="spellStart"/>
-      <w:r>
-        <w:rPr>
-          <w:i/>
-        </w:rPr>
-        <w:t>XRSound</w:t>
-      </w:r>
-      <w:r>
-        <w:rPr>
-          <w:i/>
-        </w:rPr>
-        <w:t>’s</w:t>
-      </w:r>
-      <w:proofErr w:type="spellEnd"/>
-      <w:r>
-        <w:rPr>
-          <w:i/>
-        </w:rPr>
-        <w:t xml:space="preserve"> default vessel sounds</w:t>
-      </w:r>
-      <w:r>
-        <w:rPr>
-          <w:i/>
-        </w:rPr>
-        <w:t>.</w:t>
-      </w:r>
-      <w:r>
-        <w:rPr>
-          <w:i/>
-        </w:rPr>
-        <w:t xml:space="preserve"> </w:t>
-      </w:r>
-      <w:r>
-        <w:rPr>
-          <w:i/>
-        </w:rPr>
-        <w:t>However, y</w:t>
-      </w:r>
-      <w:r>
-        <w:rPr>
-          <w:i/>
-        </w:rPr>
-        <w:t xml:space="preserve">ou can install Face’s </w:t>
-      </w:r>
-      <w:hyperlink r:id="rId31" w:history="1">
+        <w:t xml:space="preserve"> default vessel sounds. However, you can install Face’s </w:t>
+      </w:r>
+      <w:hyperlink r:id="rId29" w:history="1">
         <w:proofErr w:type="spellStart"/>
         <w:r>
           <w:rPr>
@@ -4773,82 +3560,27 @@
         <w:rPr>
           <w:i/>
         </w:rPr>
-        <w:t xml:space="preserve"> </w:t>
-      </w:r>
+        <w:t xml:space="preserve"> calls to XRSound if you have vessels installed that require </w:t>
+      </w:r>
+      <w:proofErr w:type="spellStart"/>
       <w:r>
         <w:rPr>
           <w:i/>
         </w:rPr>
-        <w:t xml:space="preserve">calls to XRSound if </w:t>
-      </w:r>
+        <w:t>OrbiterSound</w:t>
+      </w:r>
+      <w:proofErr w:type="spellEnd"/>
       <w:r>
         <w:rPr>
           <w:i/>
         </w:rPr>
-        <w:t xml:space="preserve">you </w:t>
-      </w:r>
-      <w:r>
-        <w:rPr>
-          <w:i/>
-        </w:rPr>
-        <w:t xml:space="preserve">have vessels installed that require </w:t>
-      </w:r>
-      <w:proofErr w:type="spellStart"/>
-      <w:r>
-        <w:rPr>
-          <w:i/>
-        </w:rPr>
-        <w:t>OrbiterSound</w:t>
-      </w:r>
-      <w:proofErr w:type="spellEnd"/>
-      <w:r>
-        <w:rPr>
-          <w:i/>
-        </w:rPr>
         <w:t>.</w:t>
       </w:r>
     </w:p>
-    <w:p>
-      <w:pPr>
-        <w:jc w:val="both"/>
-      </w:pPr>
-    </w:p>
-    <w:p>
-      <w:pPr>
-        <w:jc w:val="both"/>
-      </w:pPr>
-      <w:r>
-        <w:t>N</w:t>
-      </w:r>
-      <w:r>
-        <w:t xml:space="preserve">ow </w:t>
-      </w:r>
-      <w:r>
-        <w:t xml:space="preserve">run </w:t>
-      </w:r>
-      <w:r>
-        <w:t xml:space="preserve">Orbiter and load one </w:t>
-      </w:r>
-      <w:r>
-        <w:t>any of the launch scenarios</w:t>
-      </w:r>
-      <w:r>
-        <w:t>; y</w:t>
-      </w:r>
-      <w:r>
-        <w:t xml:space="preserve">ou should hear an audio greeting </w:t>
-      </w:r>
-      <w:r>
-        <w:t>voice callout when the simulation starts</w:t>
-      </w:r>
-      <w:r>
-        <w:t xml:space="preserve">.  If you don’t, </w:t>
-      </w:r>
-      <w:r>
-        <w:t>look</w:t>
-      </w:r>
-      <w:r>
-        <w:t xml:space="preserve"> at </w:t>
+    <w:p/>
+    <w:p>
+      <w:r>
+        <w:t xml:space="preserve">Now run Orbiter and load any of the launch scenarios; you should hear an audio greeting voice callout when the simulation starts.  If you don’t, look at </w:t>
       </w:r>
       <w:r>
         <w:rPr>
@@ -4857,14 +3589,19 @@
         <w:t>$ORBITER_ROOT\XRSound.log</w:t>
       </w:r>
       <w:r>
-        <w:t xml:space="preserve"> for error or warning messages.</w:t>
-      </w:r>
-    </w:p>
-    <w:p>
-      <w:pPr>
-        <w:jc w:val="both"/>
-      </w:pPr>
-    </w:p>
+        <w:t xml:space="preserve"> for error or warning messages.  Sound engine and sound file errors are also written to </w:t>
+      </w:r>
+      <w:r>
+        <w:rPr>
+          <w:rFonts w:ascii="Courier New" w:hAnsi="Courier New" w:cs="Courier New"/>
+        </w:rPr>
+        <w:t>$ORBITER_ROOT\Orbiter.log</w:t>
+      </w:r>
+      <w:r>
+        <w:t>.</w:t>
+      </w:r>
+    </w:p>
+    <w:p/>
     <w:p>
       <w:pPr>
         <w:jc w:val="center"/>
@@ -4892,38 +3629,17 @@
           <w:sz w:val="16"/>
         </w:rPr>
       </w:pPr>
-      <w:bookmarkStart w:id="5" w:name="_Toc80453725"/>
-      <w:r>
-        <w:t xml:space="preserve">Configuring </w:t>
-      </w:r>
-      <w:r>
-        <w:t>XRSound</w:t>
+      <w:bookmarkStart w:id="5" w:name="_Toc243946904"/>
+      <w:r>
+        <w:lastRenderedPageBreak/>
+        <w:t>Configuring XRSound</w:t>
       </w:r>
       <w:bookmarkEnd w:id="5"/>
     </w:p>
-    <w:p>
-      <w:pPr>
-        <w:jc w:val="both"/>
-      </w:pPr>
-    </w:p>
-    <w:p>
-      <w:pPr>
-        <w:jc w:val="both"/>
-      </w:pPr>
-      <w:r>
-        <w:t>XRSound</w:t>
-      </w:r>
-      <w:r>
-        <w:t xml:space="preserve"> is fully </w:t>
-      </w:r>
-      <w:r>
-        <w:t>configurable and</w:t>
-      </w:r>
-      <w:r>
-        <w:t xml:space="preserve"> allows users to replace or disable any sound or voice callout</w:t>
-      </w:r>
-      <w:r>
-        <w:t xml:space="preserve"> either globally, via the </w:t>
+    <w:p/>
+    <w:p>
+      <w:r>
+        <w:t xml:space="preserve">XRSound is fully configurable and allows users to replace or disable any sound or voice callout either globally, via the </w:t>
       </w:r>
       <w:r>
         <w:rPr>
@@ -4932,13 +3648,7 @@
         <w:t>$ORBITER_ROOT\XRSound\XRSound.cfg</w:t>
       </w:r>
       <w:r>
-        <w:t xml:space="preserve"> file, or on a per-vessel-class basis</w:t>
-      </w:r>
-      <w:r>
-        <w:t xml:space="preserve"> </w:t>
-      </w:r>
-      <w:r>
-        <w:t xml:space="preserve">via </w:t>
+        <w:t xml:space="preserve"> file, or on a per-vessel-class basis via </w:t>
       </w:r>
       <w:r>
         <w:rPr>
@@ -4961,21 +3671,10 @@
         <w:rPr>
           <w:rStyle w:val="Courier10ptChar"/>
         </w:rPr>
-        <w:t>C:\Orbiter\XRsound-DeltaGlider.cfg</w:t>
-      </w:r>
-      <w:r>
-        <w:t>).</w:t>
-      </w:r>
-      <w:r>
-        <w:t xml:space="preserve">  Settings in the vessel </w:t>
-      </w:r>
-      <w:proofErr w:type="gramStart"/>
-      <w:r>
-        <w:t>class’s</w:t>
-      </w:r>
-      <w:proofErr w:type="gramEnd"/>
-      <w:r>
-        <w:t xml:space="preserve"> .</w:t>
+        <w:t>C:\Orbiter\XRSound\XRSound-DeltaGlider.cfg</w:t>
+      </w:r>
+      <w:r>
+        <w:t>).  Settings in the vessel class’s .</w:t>
       </w:r>
       <w:proofErr w:type="spellStart"/>
       <w:r>
@@ -4995,15 +3694,8 @@
         <w:t xml:space="preserve"> file.  </w:t>
       </w:r>
     </w:p>
-    <w:p>
-      <w:pPr>
-        <w:jc w:val="both"/>
-      </w:pPr>
-    </w:p>
-    <w:p>
-      <w:pPr>
-        <w:jc w:val="both"/>
-      </w:pPr>
+    <w:p/>
+    <w:p>
       <w:r>
         <w:t xml:space="preserve">Refer to the comments in </w:t>
       </w:r>
@@ -5014,52 +3706,24 @@
         <w:t>$ORBITER_ROOT\XRSound\XRSound.cfg</w:t>
       </w:r>
       <w:r>
-        <w:t xml:space="preserve"> for details about </w:t>
-      </w:r>
-      <w:r>
-        <w:t xml:space="preserve">how to configure XRSound.  </w:t>
-      </w:r>
-    </w:p>
-    <w:p>
-      <w:pPr>
-        <w:jc w:val="both"/>
-      </w:pPr>
-    </w:p>
+        <w:t xml:space="preserve"> for details about how to configure XRSound.  </w:t>
+      </w:r>
+    </w:p>
+    <w:p/>
     <w:p>
       <w:pPr>
         <w:pStyle w:val="Heading1"/>
       </w:pPr>
-      <w:bookmarkStart w:id="6" w:name="_Toc80453726"/>
-      <w:r>
-        <w:t>Adding</w:t>
-      </w:r>
-      <w:r>
-        <w:t xml:space="preserve"> Custom Sounds to </w:t>
-      </w:r>
-      <w:r>
-        <w:t xml:space="preserve">a </w:t>
-      </w:r>
-      <w:r>
-        <w:t>Vessel</w:t>
-      </w:r>
-      <w:r>
-        <w:t xml:space="preserve"> via a </w:t>
-      </w:r>
-      <w:r>
-        <w:t>Config</w:t>
-      </w:r>
-      <w:r>
-        <w:t xml:space="preserve"> File</w:t>
+      <w:bookmarkStart w:id="6" w:name="_Toc243946905"/>
+      <w:r>
+        <w:t>Adding Custom Sounds to a Vessel via a Config File</w:t>
       </w:r>
       <w:bookmarkEnd w:id="6"/>
     </w:p>
     <w:p/>
     <w:p>
       <w:r>
-        <w:t>There are two ways to define custom sounds and/or voice callouts to an existing vessel.  The first is so use the XRSound C++ API and make XRSound calls from the vessel’s source code</w:t>
-      </w:r>
-      <w:r>
-        <w:t xml:space="preserve">.  This allows you full access to all </w:t>
+        <w:t xml:space="preserve">There are two ways to define custom sounds and/or voice callouts to an existing vessel.  The first is to use the XRSound C++ API and make XRSound calls from the vessel’s source code.  This allows you full access to all </w:t>
       </w:r>
       <w:proofErr w:type="spellStart"/>
       <w:r>
@@ -5067,10 +3731,7 @@
       </w:r>
       <w:proofErr w:type="spellEnd"/>
       <w:r>
-        <w:t xml:space="preserve"> features, but also</w:t>
-      </w:r>
-      <w:r>
-        <w:t xml:space="preserve"> requires you to have access to the vessel’s source code.  </w:t>
+        <w:t xml:space="preserve"> features, but also requires you to have access to the vessel’s source code.  </w:t>
       </w:r>
     </w:p>
     <w:p/>
@@ -5107,13 +3768,7 @@
       </w:r>
       <w:proofErr w:type="spellEnd"/>
       <w:r>
-        <w:t xml:space="preserve"> file for the vessel’s class in Orbiter.  In addition to defining (or “overriding”) any default sounds defined in XRSound.cfg, you can also define new sounds for any the vessel’s animations (for example, </w:t>
-      </w:r>
-      <w:r>
-        <w:t xml:space="preserve">a nosecone opening or closing), as well as define one custom engine sound (for example, SCRAMJETS on the default DeltaGlider-S.  </w:t>
-      </w:r>
-      <w:r>
-        <w:t>XRSound includes custom .</w:t>
+        <w:t xml:space="preserve"> file for the vessel’s class in Orbiter.  In addition to defining (or “overriding”) any default sounds defined in XRSound.cfg, you can also define new sounds for any of the vessel’s animations (for example, a nosecone opening or closing), as well as define one custom engine sound (for example, SCRAMJETS on the default DeltaGlider-S).  XRSound includes custom .</w:t>
       </w:r>
       <w:proofErr w:type="spellStart"/>
       <w:r>
@@ -5121,10 +3776,11 @@
       </w:r>
       <w:proofErr w:type="spellEnd"/>
       <w:r>
-        <w:t xml:space="preserve"> files for each or Orbiter’s default vessels.</w:t>
-      </w:r>
-      <w:r>
-        <w:t xml:space="preserve">  For example, the DeltaGlider-S’s Orbiter class name is “DG-S”, and so its custom XRSound.cfg file is named XRSound-DG-</w:t>
+        <w:t xml:space="preserve"> files for each of Orbiter’s default vessels.  For example, the </w:t>
+      </w:r>
+      <w:r>
+        <w:lastRenderedPageBreak/>
+        <w:t>DeltaGlider-S’s Orbiter class name is “DG-S”, and so its custom XRSound.cfg file is named XRSound-DG-</w:t>
       </w:r>
       <w:proofErr w:type="spellStart"/>
       <w:r>
@@ -5198,7 +3854,14 @@
           <w:i/>
           <w:szCs w:val="22"/>
         </w:rPr>
-        <w:t>,</w:t>
+        <w:t xml:space="preserve">, </w:t>
+      </w:r>
+      <w:r>
+        <w:rPr>
+          <w:i/>
+          <w:iCs/>
+        </w:rPr>
+        <w:t>so its XRSound config file would be</w:t>
       </w:r>
       <w:r>
         <w:rPr>
@@ -5210,49 +3873,31 @@
       </w:r>
       <w:r>
         <w:rPr>
-          <w:i/>
-          <w:iCs/>
-        </w:rPr>
-        <w:t>so its XRSound config file would be</w:t>
-      </w:r>
+          <w:rStyle w:val="Courier10ptChar"/>
+        </w:rPr>
+        <w:t>XRSound-</w:t>
+      </w:r>
+      <w:proofErr w:type="spellStart"/>
+      <w:r>
+        <w:rPr>
+          <w:rStyle w:val="Courier10ptChar"/>
+        </w:rPr>
+        <w:t>Foo_BarClass.cfg</w:t>
+      </w:r>
+      <w:proofErr w:type="spellEnd"/>
       <w:r>
         <w:rPr>
           <w:rFonts w:ascii="Calibri" w:hAnsi="Calibri" w:cs="Calibri"/>
           <w:i/>
           <w:szCs w:val="22"/>
         </w:rPr>
-        <w:t xml:space="preserve"> </w:t>
-      </w:r>
-      <w:r>
-        <w:rPr>
-          <w:rStyle w:val="Courier10ptChar"/>
-        </w:rPr>
-        <w:t>XRSound-</w:t>
-      </w:r>
-      <w:proofErr w:type="spellStart"/>
-      <w:r>
-        <w:rPr>
-          <w:rStyle w:val="Courier10ptChar"/>
-        </w:rPr>
-        <w:t>Foo_BarClass.cfg</w:t>
-      </w:r>
-      <w:proofErr w:type="spellEnd"/>
-      <w:r>
-        <w:rPr>
-          <w:rFonts w:ascii="Calibri" w:hAnsi="Calibri" w:cs="Calibri"/>
-          <w:i/>
-          <w:szCs w:val="22"/>
-        </w:rPr>
         <w:t>.</w:t>
       </w:r>
     </w:p>
     <w:p/>
     <w:p>
       <w:r>
-        <w:t>Here is how you would typically go about adding some new sounds to an existing vessel</w:t>
-      </w:r>
-      <w:r>
-        <w:t xml:space="preserve"> via its XRSound config file:</w:t>
+        <w:t>Here is how you would typically go about adding some new sounds to an existing vessel via its XRSound config file:</w:t>
       </w:r>
     </w:p>
     <w:p/>
@@ -5267,13 +3912,7 @@
         <w:contextualSpacing/>
       </w:pPr>
       <w:r>
-        <w:t>E</w:t>
-      </w:r>
-      <w:r>
-        <w:t>d</w:t>
-      </w:r>
-      <w:r>
-        <w:t xml:space="preserve">it </w:t>
+        <w:t xml:space="preserve">Edit </w:t>
       </w:r>
       <w:r>
         <w:rPr>
@@ -5323,7 +3962,6 @@
         <w:rPr>
           <w:rFonts w:ascii="Courier New" w:hAnsi="Courier New" w:cs="Courier New"/>
         </w:rPr>
-        <w:lastRenderedPageBreak/>
         <w:t>LogVesselAnimations</w:t>
       </w:r>
       <w:proofErr w:type="spellEnd"/>
@@ -5377,13 +4015,10 @@
         <w:rPr>
           <w:rStyle w:val="Courier10ptChar"/>
         </w:rPr>
-        <w:t>$ORBITER_ROOT\XRsound.log</w:t>
-      </w:r>
-      <w:r>
-        <w:t xml:space="preserve"> file grows</w:t>
-      </w:r>
-      <w:r>
-        <w:t>!</w:t>
+        <w:t>$ORBITER_ROOT\XRSound.log</w:t>
+      </w:r>
+      <w:r>
+        <w:t xml:space="preserve"> file grows!</w:t>
       </w:r>
     </w:p>
     <w:p>
@@ -5415,19 +4050,7 @@
         </w:numPr>
       </w:pPr>
       <w:r>
-        <w:t xml:space="preserve">Activate </w:t>
-      </w:r>
-      <w:r>
-        <w:t>the</w:t>
-      </w:r>
-      <w:r>
-        <w:t xml:space="preserve"> vessel animation you want to define sounds for (for example, </w:t>
-      </w:r>
-      <w:r>
-        <w:t>deploy the landing gear with the “G” key</w:t>
-      </w:r>
-      <w:r>
-        <w:t>).</w:t>
+        <w:t>Activate the vessel animation you want to define sounds for (for example, deploy the landing gear with the “G” key).</w:t>
       </w:r>
     </w:p>
     <w:p>
@@ -5458,6 +4081,7 @@
         <w:rPr>
           <w:rFonts w:ascii="Courier New" w:hAnsi="Courier New" w:cs="Courier New"/>
         </w:rPr>
+        <w:lastRenderedPageBreak/>
         <w:t xml:space="preserve">[GL-01]   &gt;&gt; </w:t>
       </w:r>
       <w:proofErr w:type="spellStart"/>
@@ -5494,13 +4118,7 @@
         <w:ind w:left="720"/>
       </w:pPr>
       <w:r>
-        <w:t xml:space="preserve">That line shows that </w:t>
-      </w:r>
-      <w:r>
-        <w:t xml:space="preserve">the landing gear </w:t>
-      </w:r>
-      <w:r>
-        <w:t xml:space="preserve">animation for the vessel named </w:t>
+        <w:t xml:space="preserve">That line shows that the landing gear animation for the vessel named </w:t>
       </w:r>
       <w:r>
         <w:rPr>
@@ -5509,13 +4127,7 @@
         <w:t>GL-01</w:t>
       </w:r>
       <w:r>
-        <w:t xml:space="preserve"> with </w:t>
-      </w:r>
-      <w:r>
-        <w:t xml:space="preserve">Orbiter </w:t>
-      </w:r>
-      <w:r>
-        <w:t xml:space="preserve">vessel class </w:t>
+        <w:t xml:space="preserve"> with Orbiter vessel class </w:t>
       </w:r>
       <w:r>
         <w:rPr>
@@ -5524,13 +4136,7 @@
         <w:t>DeltaGlider</w:t>
       </w:r>
       <w:r>
-        <w:t xml:space="preserve"> has </w:t>
-      </w:r>
-      <w:r>
-        <w:t>the Orbiter-assigned</w:t>
-      </w:r>
-      <w:r>
-        <w:t xml:space="preserve"> animation ID of </w:t>
+        <w:t xml:space="preserve"> has the Orbiter-assigned animation ID of </w:t>
       </w:r>
       <w:r>
         <w:rPr>
@@ -5557,56 +4163,39 @@
       <w:r>
         <w:t xml:space="preserve">Since the vessel class is </w:t>
       </w:r>
+      <w:r>
+        <w:rPr>
+          <w:rStyle w:val="Courier10ptChar"/>
+        </w:rPr>
+        <w:t>DeltaGlider</w:t>
+      </w:r>
+      <w:r>
+        <w:t xml:space="preserve">, the file you need to edit to assign custom sounds to it is </w:t>
+      </w:r>
+      <w:r>
+        <w:rPr>
+          <w:rStyle w:val="Courier10ptChar"/>
+        </w:rPr>
+        <w:t>$ORBITER_ROOT\XRSound\XRSound-</w:t>
+      </w:r>
       <w:proofErr w:type="spellStart"/>
       <w:r>
         <w:rPr>
           <w:rStyle w:val="Courier10ptChar"/>
         </w:rPr>
-        <w:t>DeltaGilder</w:t>
+        <w:t>DeltaGlider.cfg</w:t>
       </w:r>
       <w:proofErr w:type="spellEnd"/>
       <w:r>
-        <w:t xml:space="preserve">, the </w:t>
-      </w:r>
-      <w:r>
-        <w:t xml:space="preserve">file you need to edit to assign custom sounds to it is </w:t>
-      </w:r>
-      <w:r>
-        <w:rPr>
-          <w:rStyle w:val="Courier10ptChar"/>
-        </w:rPr>
-        <w:t>$ORBITER_ROOT\XRSound\XRSound-</w:t>
+        <w:t xml:space="preserve">.  Open that file in your favorite text editor.  (If the file does not exist yet, copy an existing vessel’s </w:t>
       </w:r>
       <w:proofErr w:type="spellStart"/>
       <w:r>
-        <w:rPr>
-          <w:rStyle w:val="Courier10ptChar"/>
-        </w:rPr>
-        <w:t>DeltaGlider.cfg</w:t>
+        <w:t>cfg</w:t>
       </w:r>
       <w:proofErr w:type="spellEnd"/>
       <w:r>
-        <w:t xml:space="preserve">.  Open that file in your favorite text editor.  (If the file does not exist yet, copy an existing </w:t>
-      </w:r>
-      <w:r>
-        <w:t xml:space="preserve">vessel’s </w:t>
-      </w:r>
-      <w:proofErr w:type="spellStart"/>
-      <w:r>
-        <w:t>cfg</w:t>
-      </w:r>
-      <w:proofErr w:type="spellEnd"/>
-      <w:r>
-        <w:t xml:space="preserve"> </w:t>
-      </w:r>
-      <w:r>
-        <w:t>file as a template and then delete any existing settings in it</w:t>
-      </w:r>
-      <w:r>
-        <w:t xml:space="preserve"> before defining new ones</w:t>
-      </w:r>
-      <w:r>
-        <w:t>.)</w:t>
+        <w:t xml:space="preserve"> file as a template and then delete any existing settings in it before defining new ones.)</w:t>
       </w:r>
     </w:p>
     <w:p>
@@ -5622,7 +4211,7 @@
         </w:numPr>
       </w:pPr>
       <w:r>
-        <w:t xml:space="preserve">Add or edit sounds for the animation events for animation ID you are interested in (e.g., ID 7 for the </w:t>
+        <w:t xml:space="preserve">Add or edit sounds for the animation events for the animation ID you are interested in (e.g., ID 7 for the </w:t>
       </w:r>
       <w:proofErr w:type="spellStart"/>
       <w:r>
@@ -5647,32 +4236,7 @@
       </w:r>
       <w:proofErr w:type="spellEnd"/>
       <w:r>
-        <w:t xml:space="preserve"> </w:t>
-      </w:r>
-      <w:r>
-        <w:lastRenderedPageBreak/>
-        <w:t xml:space="preserve">for details </w:t>
-      </w:r>
-      <w:r>
-        <w:t xml:space="preserve">about </w:t>
-      </w:r>
-      <w:r>
-        <w:t xml:space="preserve">when </w:t>
-      </w:r>
-      <w:r>
-        <w:t xml:space="preserve">each </w:t>
-      </w:r>
-      <w:r>
-        <w:t>custom animation sound</w:t>
-      </w:r>
-      <w:r>
-        <w:t xml:space="preserve"> </w:t>
-      </w:r>
-      <w:r>
-        <w:t xml:space="preserve">and/or thruster sound </w:t>
-      </w:r>
-      <w:r>
-        <w:t>plays.</w:t>
+        <w:t xml:space="preserve"> for details about when each custom animation sound and/or thruster sound plays.</w:t>
       </w:r>
     </w:p>
     <w:p>
@@ -5688,16 +4252,7 @@
         </w:numPr>
       </w:pPr>
       <w:r>
-        <w:t xml:space="preserve">Don’t forget to reset </w:t>
-      </w:r>
-      <w:r>
-        <w:t xml:space="preserve">your logging </w:t>
-      </w:r>
-      <w:r>
-        <w:t>settings back to zero</w:t>
-      </w:r>
-      <w:r>
-        <w:t xml:space="preserve"> in </w:t>
+        <w:t xml:space="preserve">Don’t forget to reset your logging settings back to zero in </w:t>
       </w:r>
       <w:r>
         <w:rPr>
@@ -5706,16 +4261,7 @@
         <w:t>$ORBITER_ROOT\XRSound\XRSound.cfg</w:t>
       </w:r>
       <w:r>
-        <w:t xml:space="preserve"> once you are done </w:t>
-      </w:r>
-      <w:r>
-        <w:t xml:space="preserve">adding and debugging </w:t>
-      </w:r>
-      <w:r>
-        <w:t>your sounds</w:t>
-      </w:r>
-      <w:r>
-        <w:t>:</w:t>
+        <w:t xml:space="preserve"> once you are done adding and debugging your sounds:</w:t>
       </w:r>
     </w:p>
     <w:p>
@@ -5739,13 +4285,7 @@
         <w:rPr>
           <w:rFonts w:ascii="Courier New" w:hAnsi="Courier New" w:cs="Courier New"/>
         </w:rPr>
-        <w:t xml:space="preserve"> = </w:t>
-      </w:r>
-      <w:r>
-        <w:rPr>
-          <w:rFonts w:ascii="Courier New" w:hAnsi="Courier New" w:cs="Courier New"/>
-        </w:rPr>
-        <w:t>0</w:t>
+        <w:t xml:space="preserve"> = 0</w:t>
       </w:r>
     </w:p>
     <w:p>
@@ -5769,13 +4309,7 @@
         <w:rPr>
           <w:rFonts w:ascii="Courier New" w:hAnsi="Courier New" w:cs="Courier New"/>
         </w:rPr>
-        <w:t xml:space="preserve"> = </w:t>
-      </w:r>
-      <w:r>
-        <w:rPr>
-          <w:rFonts w:ascii="Courier New" w:hAnsi="Courier New" w:cs="Courier New"/>
-        </w:rPr>
-        <w:t>0</w:t>
+        <w:t xml:space="preserve"> = 0</w:t>
       </w:r>
     </w:p>
     <w:p>
@@ -5796,13 +4330,7 @@
         <w:rPr>
           <w:rFonts w:ascii="Courier New" w:hAnsi="Courier New" w:cs="Courier New"/>
         </w:rPr>
-        <w:t xml:space="preserve"> = </w:t>
-      </w:r>
-      <w:r>
-        <w:rPr>
-          <w:rFonts w:ascii="Courier New" w:hAnsi="Courier New" w:cs="Courier New"/>
-        </w:rPr>
-        <w:t>0</w:t>
+        <w:t xml:space="preserve"> = 0</w:t>
       </w:r>
     </w:p>
     <w:p/>
@@ -5811,7 +4339,7 @@
       <w:pPr>
         <w:pStyle w:val="Heading1"/>
       </w:pPr>
-      <w:bookmarkStart w:id="7" w:name="_Toc80453727"/>
+      <w:bookmarkStart w:id="7" w:name="_Toc243946906"/>
       <w:r>
         <w:t>Using the XRSound C++ APIs to Add Sounds to a Vessel</w:t>
       </w:r>
@@ -5820,13 +4348,8 @@
     <w:p/>
     <w:p>
       <w:r>
-        <w:t>XRSound includes a simple, easy-to-use API to play and manipulate sounds from a vessel.  The</w:t>
-      </w:r>
-      <w:r>
-        <w:t>se</w:t>
-      </w:r>
-      <w:r>
-        <w:t xml:space="preserve"> SDK files are installed to </w:t>
+        <w:lastRenderedPageBreak/>
+        <w:t xml:space="preserve">XRSound includes a simple, easy-to-use API to play and manipulate sounds from a vessel.  These SDK files are installed to </w:t>
       </w:r>
       <w:r>
         <w:rPr>
@@ -5864,7 +4387,6 @@
         <w:tc>
           <w:tcPr>
             <w:tcW w:w="1998" w:type="dxa"/>
-            <w:shd w:val="clear" w:color="auto" w:fill="auto"/>
           </w:tcPr>
           <w:p>
             <w:pPr>
@@ -5878,7 +4400,6 @@
         <w:tc>
           <w:tcPr>
             <w:tcW w:w="6858" w:type="dxa"/>
-            <w:shd w:val="clear" w:color="auto" w:fill="auto"/>
           </w:tcPr>
           <w:p>
             <w:r>
@@ -5891,7 +4412,6 @@
         <w:tc>
           <w:tcPr>
             <w:tcW w:w="1998" w:type="dxa"/>
-            <w:shd w:val="clear" w:color="auto" w:fill="auto"/>
           </w:tcPr>
           <w:p>
             <w:pPr>
@@ -5905,38 +4425,10 @@
         <w:tc>
           <w:tcPr>
             <w:tcW w:w="6858" w:type="dxa"/>
-            <w:shd w:val="clear" w:color="auto" w:fill="auto"/>
           </w:tcPr>
           <w:p>
             <w:r>
-              <w:t>Release-mode C++ library</w:t>
-            </w:r>
-          </w:p>
-        </w:tc>
-      </w:tr>
-      <w:tr>
-        <w:tc>
-          <w:tcPr>
-            <w:tcW w:w="1998" w:type="dxa"/>
-            <w:shd w:val="clear" w:color="auto" w:fill="auto"/>
-          </w:tcPr>
-          <w:p>
-            <w:pPr>
-              <w:pStyle w:val="Courier10pt"/>
-            </w:pPr>
-            <w:r>
-              <w:t>XRSoundD.lib</w:t>
-            </w:r>
-          </w:p>
-        </w:tc>
-        <w:tc>
-          <w:tcPr>
-            <w:tcW w:w="6858" w:type="dxa"/>
-            <w:shd w:val="clear" w:color="auto" w:fill="auto"/>
-          </w:tcPr>
-          <w:p>
-            <w:r>
-              <w:t>Debug-mode C++ library</w:t>
+              <w:t>C++ static library</w:t>
             </w:r>
           </w:p>
         </w:tc>
@@ -5945,16 +4437,16 @@
     <w:p/>
     <w:p>
       <w:r>
-        <w:t xml:space="preserve">For Debug builds, you should link with </w:t>
+        <w:t xml:space="preserve">Link with </w:t>
       </w:r>
       <w:r>
         <w:rPr>
           <w:rStyle w:val="Courier10ptChar"/>
         </w:rPr>
-        <w:t>XRSoundD.lib</w:t>
-      </w:r>
-      <w:r>
-        <w:t xml:space="preserve">.  Link with </w:t>
+        <w:t>XRSound.lib</w:t>
+      </w:r>
+      <w:r>
+        <w:t xml:space="preserve">.  Orbiter's build creates </w:t>
       </w:r>
       <w:r>
         <w:rPr>
@@ -5963,55 +4455,7 @@
         <w:t>XRSound.lib</w:t>
       </w:r>
       <w:r>
-        <w:t xml:space="preserve"> for Release builds.  The </w:t>
-      </w:r>
-      <w:r>
-        <w:t xml:space="preserve">XRSound </w:t>
-      </w:r>
-      <w:r>
-        <w:t xml:space="preserve">2.0 </w:t>
-      </w:r>
-      <w:r>
-        <w:t>libraries were compiled using Visual Studio 201</w:t>
-      </w:r>
-      <w:r>
-        <w:t>9</w:t>
-      </w:r>
-      <w:r>
-        <w:t>, so using Visual Studio version 201</w:t>
-      </w:r>
-      <w:r>
-        <w:t>9</w:t>
-      </w:r>
-      <w:r>
-        <w:t xml:space="preserve"> or later is recommended; earlier Visual Studio versions </w:t>
-      </w:r>
-      <w:r>
-        <w:t xml:space="preserve">may or may not link </w:t>
-      </w:r>
-      <w:r>
-        <w:t xml:space="preserve">with </w:t>
-      </w:r>
-      <w:r>
-        <w:t>the library successfully</w:t>
-      </w:r>
-      <w:r>
-        <w:t>.</w:t>
-      </w:r>
-      <w:r>
-        <w:t xml:space="preserve">  </w:t>
-      </w:r>
-      <w:r>
-        <w:t>T</w:t>
-      </w:r>
-      <w:r>
-        <w:t xml:space="preserve">hese libraries are lightweight and </w:t>
-      </w:r>
-      <w:r>
-        <w:t xml:space="preserve">at runtime </w:t>
-      </w:r>
-      <w:r>
-        <w:t xml:space="preserve">simply dynamically invoke the corresponding methods in </w:t>
+        <w:t xml:space="preserve"> under that one name for both Debug and Release builds, so link with the copy from an Orbiter SDK built in the same configuration (Debug or Release) as your add-on, using the Visual Studio version that built that SDK or a newer one.  This library is lightweight and at runtime simply dynamically invokes the corresponding methods in </w:t>
       </w:r>
       <w:r>
         <w:rPr>
@@ -6032,32 +4476,10 @@
         <w:rPr>
           <w:rStyle w:val="Courier10ptChar"/>
         </w:rPr>
-        <w:t>$ORBTER_ROOT\Orbitersdk\XRSound\</w:t>
-      </w:r>
-      <w:r>
-        <w:rPr>
-          <w:rStyle w:val="Courier10ptChar"/>
-        </w:rPr>
-        <w:t>XRSound.h</w:t>
-      </w:r>
-      <w:r>
-        <w:t xml:space="preserve">.  Here are </w:t>
-      </w:r>
-      <w:r>
-        <w:lastRenderedPageBreak/>
-        <w:t xml:space="preserve">some simple examples of how to use the </w:t>
-      </w:r>
-      <w:r>
-        <w:t xml:space="preserve">XRSound </w:t>
-      </w:r>
-      <w:r>
-        <w:t>API</w:t>
-      </w:r>
-      <w:r>
-        <w:t xml:space="preserve"> in your custom vessel</w:t>
-      </w:r>
-      <w:r>
-        <w:t>:</w:t>
+        <w:t>$ORBITER_ROOT\Orbitersdk\XRSound\XRSound.h</w:t>
+      </w:r>
+      <w:r>
+        <w:t>.  Here are some simple examples of how to use the XRSound API in your custom vessel:</w:t>
       </w:r>
     </w:p>
     <w:p/>
@@ -6066,7 +4488,7 @@
         <w:pStyle w:val="Courier10pt"/>
       </w:pPr>
       <w:r>
-        <w:t>include "XRSound.h"</w:t>
+        <w:t>#include "XRSound.h"</w:t>
       </w:r>
       <w:r>
         <w:br/>
@@ -6074,13 +4496,7 @@
       </w:r>
       <w:r>
         <w:br/>
-        <w:t xml:space="preserve">// could use #define for </w:t>
-      </w:r>
-      <w:r>
-        <w:t xml:space="preserve">your custom sound </w:t>
-      </w:r>
-      <w:r>
-        <w:t>IDs instead since sound IDs are just signed integers, but an enum is cleaner</w:t>
+        <w:t>// could use #define for your custom sound IDs instead since sound IDs are just signed integers, but an enum is cleaner</w:t>
       </w:r>
       <w:r>
         <w:br/>
@@ -6105,10 +4521,7 @@
       </w:r>
       <w:proofErr w:type="spellEnd"/>
       <w:r>
-        <w:t>,</w:t>
-      </w:r>
-      <w:r>
-        <w:t xml:space="preserve"> // value 0</w:t>
+        <w:t>, // value 0</w:t>
       </w:r>
     </w:p>
     <w:p>
@@ -6148,6 +4561,9 @@
       </w:r>
       <w:r>
         <w:br/>
+      </w:r>
+      <w:r>
+        <w:lastRenderedPageBreak/>
         <w:t>{</w:t>
       </w:r>
       <w:r>
@@ -6164,7 +4580,7 @@
       </w:r>
       <w:proofErr w:type="spellStart"/>
       <w:r>
-        <w:t>bResettingTheSystem</w:t>
+        <w:t>m_bResettingTheSystem</w:t>
       </w:r>
       <w:proofErr w:type="spellEnd"/>
       <w:r>
@@ -6212,13 +4628,7 @@
       </w:r>
       <w:r>
         <w:br/>
-        <w:t xml:space="preserve">    // load </w:t>
-      </w:r>
-      <w:r>
-        <w:t xml:space="preserve">a custom </w:t>
-      </w:r>
-      <w:r>
-        <w:t>sound for this vessel</w:t>
+        <w:t xml:space="preserve">    // load a custom sound for this vessel</w:t>
       </w:r>
       <w:r>
         <w:br/>
@@ -6230,19 +4640,7 @@
       </w:r>
       <w:proofErr w:type="spellEnd"/>
       <w:r>
-        <w:t>, "XRSound\</w:t>
-      </w:r>
-      <w:r>
-        <w:t>\</w:t>
-      </w:r>
-      <w:r>
-        <w:t>Default</w:t>
-      </w:r>
-      <w:r>
-        <w:t>\</w:t>
-      </w:r>
-      <w:r>
-        <w:t>\System Reset.wav", XRSound::Radio);  // returns false if file not found</w:t>
+        <w:t>, "XRSound\\Default\\System Reset.wav", XRSound::Radio);  // returns false if file not found</w:t>
       </w:r>
       <w:r>
         <w:br/>
@@ -6274,9 +4672,6 @@
       </w:r>
       <w:r>
         <w:br/>
-      </w:r>
-      <w:r>
-        <w:lastRenderedPageBreak/>
         <w:t xml:space="preserve"> </w:t>
       </w:r>
       <w:r>
@@ -6306,13 +4701,7 @@
       </w:r>
       <w:proofErr w:type="spellEnd"/>
       <w:r>
-        <w:t>\</w:t>
-      </w:r>
-      <w:r>
-        <w:t>\</w:t>
-      </w:r>
-      <w:r>
-        <w:t>My custom docking callout.mp3", XRSound::Radio);</w:t>
+        <w:t>\\My custom docking callout.mp3", XRSound::Radio);</w:t>
       </w:r>
       <w:r>
         <w:br/>
@@ -6324,7 +4713,7 @@
       </w:r>
       <w:r>
         <w:br/>
-        <w:t xml:space="preserve">void MyVessel:::clbkPreStep(double </w:t>
+        <w:t xml:space="preserve">void MyVessel::clbkPreStep(double </w:t>
       </w:r>
       <w:proofErr w:type="spellStart"/>
       <w:r>
@@ -6392,7 +4781,11 @@
       </w:r>
       <w:proofErr w:type="spellEnd"/>
       <w:r>
-        <w:t>, false, 1.0);   // returns false if play fails</w:t>
+        <w:t xml:space="preserve">, false, 1.0);   // </w:t>
+      </w:r>
+      <w:r>
+        <w:lastRenderedPageBreak/>
+        <w:t>returns false if play fails</w:t>
       </w:r>
       <w:r>
         <w:br/>
@@ -6412,13 +4805,7 @@
       </w:r>
       <w:proofErr w:type="spellEnd"/>
       <w:r>
-        <w:t xml:space="preserve"> if </w:t>
-      </w:r>
-      <w:r>
-        <w:t xml:space="preserve">the </w:t>
-      </w:r>
-      <w:r>
-        <w:t xml:space="preserve">sound is </w:t>
+        <w:t xml:space="preserve"> if the sound is </w:t>
       </w:r>
       <w:r>
         <w:rPr>
@@ -6428,7 +4815,7 @@
         <w:t>already</w:t>
       </w:r>
       <w:r>
-        <w:t xml:space="preserve"> playing can only change its volume or loop settings: it will not stop and restart it.</w:t>
+        <w:t xml:space="preserve"> playing can only change its volume or loop settings: it will not stop and restart it).</w:t>
       </w:r>
       <w:r>
         <w:br/>
@@ -6452,13 +4839,7 @@
       </w:r>
       <w:r>
         <w:br/>
-        <w:t xml:space="preserve">    // as with any other allocated member variables, always remember to clean up the XRSound engine instance in your </w:t>
-      </w:r>
-      <w:r>
-        <w:t xml:space="preserve">vessel’s </w:t>
-      </w:r>
-      <w:r>
-        <w:t>destructor! :)</w:t>
+        <w:t xml:space="preserve">    // as with any other allocated member variables, always remember to clean up the XRSound engine instance in your vessel’s destructor! :)</w:t>
       </w:r>
       <w:r>
         <w:br/>
@@ -6479,7 +4860,6 @@
     </w:p>
     <w:p>
       <w:r>
-        <w:lastRenderedPageBreak/>
         <w:t>Of course, you can also load a new sound into the same sound slot at any time; if a sound is already playing in that slot, it will automatically be stopped when LoadWav replaces it:</w:t>
       </w:r>
     </w:p>
@@ -6506,13 +4886,22 @@
       </w:r>
       <w:proofErr w:type="spellEnd"/>
       <w:r>
-        <w:t>, "My new sound.ogg", XRSound::Radio))   // does sound file exist?</w:t>
+        <w:t>, "My new sound.ogg", XRSound::Radio</w:t>
+      </w:r>
+      <w:proofErr w:type="gramStart"/>
+      <w:r>
+        <w:t xml:space="preserve">))   </w:t>
+      </w:r>
+      <w:proofErr w:type="gramEnd"/>
+      <w:r>
+        <w:t>// does sound file exist?</w:t>
       </w:r>
       <w:r>
         <w:br/>
         <w:t xml:space="preserve">    m_pXRSound-&gt;</w:t>
       </w:r>
       <w:proofErr w:type="spellStart"/>
+      <w:proofErr w:type="gramStart"/>
       <w:r>
         <w:t>PlayWav</w:t>
       </w:r>
@@ -6521,12 +4910,18 @@
         <w:t>(</w:t>
       </w:r>
       <w:proofErr w:type="spellStart"/>
+      <w:proofErr w:type="gramEnd"/>
       <w:r>
         <w:t>SystemReset</w:t>
       </w:r>
       <w:proofErr w:type="spellEnd"/>
-      <w:r>
-        <w:t>);    // play the sound using defaults of loop = false and max volume</w:t>
+      <w:proofErr w:type="gramStart"/>
+      <w:r>
+        <w:t xml:space="preserve">);   </w:t>
+      </w:r>
+      <w:proofErr w:type="gramEnd"/>
+      <w:r>
+        <w:t xml:space="preserve"> // play the sound using defaults of loop = false and max volume</w:t>
       </w:r>
     </w:p>
     <w:p/>
@@ -6562,13 +4957,7 @@
         </w:numPr>
       </w:pPr>
       <w:r>
-        <w:t xml:space="preserve">verifies that the </w:t>
-      </w:r>
-      <w:r>
-        <w:t xml:space="preserve">sound </w:t>
-      </w:r>
-      <w:r>
-        <w:t xml:space="preserve">file exists and is readable, and </w:t>
+        <w:t xml:space="preserve">verifies that the sound file exists and is readable, and </w:t>
       </w:r>
     </w:p>
     <w:p>
@@ -6584,35 +4973,29 @@
     </w:p>
     <w:p>
       <w:r>
-        <w:t>Sound data is only loaded when it is played, and it automatically released when no longer needed</w:t>
-      </w:r>
-      <w:r>
-        <w:t xml:space="preserve">; </w:t>
-      </w:r>
-      <w:r>
-        <w:t xml:space="preserve">this is all managed by the underlying </w:t>
-      </w:r>
-      <w:hyperlink r:id="rId32" w:history="1">
+        <w:lastRenderedPageBreak/>
+        <w:t xml:space="preserve">Sound data is only loaded when it is played: XRSound streams each sound from its file rather than loading the whole file into memory, and releases it automatically when it is no longer needed.  This is managed by the </w:t>
+      </w:r>
+      <w:hyperlink r:id="rId30" w:history="1">
+        <w:proofErr w:type="spellStart"/>
         <w:r>
           <w:rPr>
             <w:rStyle w:val="Hyperlink"/>
             <w:rFonts w:cs="Calibri"/>
             <w:szCs w:val="22"/>
           </w:rPr>
-          <w:t>irrKlang</w:t>
+          <w:t>miniaudio</w:t>
         </w:r>
+        <w:proofErr w:type="spellEnd"/>
       </w:hyperlink>
       <w:r>
-        <w:t xml:space="preserve"> sound engine.</w:t>
+        <w:t xml:space="preserve"> library.</w:t>
       </w:r>
     </w:p>
     <w:p/>
     <w:p>
       <w:r>
-        <w:t xml:space="preserve">Note that XRSound does not write </w:t>
-      </w:r>
-      <w:r>
-        <w:t>any data to or read any data from Orbiter scenario files.</w:t>
+        <w:t>Note that XRSound does not write any data to or read any data from Orbiter scenario files.</w:t>
       </w:r>
     </w:p>
     <w:p>
@@ -6624,7 +5007,7 @@
       <w:pPr>
         <w:pStyle w:val="Heading1"/>
       </w:pPr>
-      <w:bookmarkStart w:id="8" w:name="_Toc80453728"/>
+      <w:bookmarkStart w:id="8" w:name="_Toc243946907"/>
       <w:r>
         <w:t>Using the XRSound C++ APIs to Add Sounds to a Module</w:t>
       </w:r>
@@ -6633,25 +5016,13 @@
     <w:p/>
     <w:p>
       <w:r>
-        <w:t>As of XRSound version 2.0</w:t>
-      </w:r>
-      <w:r>
-        <w:t>,</w:t>
-      </w:r>
-      <w:r>
-        <w:t xml:space="preserve"> you can also play sounds from an Orbiter </w:t>
+        <w:t xml:space="preserve">As of XRSound version 2.0, you can also play sounds from an Orbiter </w:t>
       </w:r>
       <w:r>
         <w:rPr>
           <w:i/>
         </w:rPr>
-        <w:t>module</w:t>
-      </w:r>
-      <w:r>
-        <w:rPr>
-          <w:i/>
-        </w:rPr>
-        <w:t xml:space="preserve">, </w:t>
+        <w:t xml:space="preserve">module, </w:t>
       </w:r>
       <w:r>
         <w:rPr>
@@ -6660,25 +5031,7 @@
         <w:t>such as an MFD or other type of Orbiter plugin</w:t>
       </w:r>
       <w:r>
-        <w:t>.</w:t>
-      </w:r>
-      <w:r>
-        <w:t xml:space="preserve"> </w:t>
-      </w:r>
-      <w:r>
-        <w:t xml:space="preserve">Adding sounds to </w:t>
-      </w:r>
-      <w:r>
-        <w:t xml:space="preserve">a </w:t>
-      </w:r>
-      <w:r>
-        <w:t xml:space="preserve">module is </w:t>
-      </w:r>
-      <w:r>
-        <w:t xml:space="preserve">exactly </w:t>
-      </w:r>
-      <w:r>
-        <w:t>the same as adding sounds to a vessel except for the following differences:</w:t>
+        <w:t>. Adding sounds to a module is exactly the same as adding sounds to a vessel except for the following differences:</w:t>
       </w:r>
     </w:p>
     <w:p/>
@@ -6696,32 +5049,7 @@
         </w:rPr>
       </w:pPr>
       <w:r>
-        <w:lastRenderedPageBreak/>
-        <w:t xml:space="preserve">You create an instance of </w:t>
-      </w:r>
-      <w:r>
-        <w:t xml:space="preserve">an </w:t>
-      </w:r>
-      <w:r>
-        <w:t>XRSound object that is tied to an arbitrary ID</w:t>
-      </w:r>
-      <w:r>
-        <w:t xml:space="preserve">, </w:t>
-      </w:r>
-      <w:r>
-        <w:t>rather than a</w:t>
-      </w:r>
-      <w:r>
-        <w:t xml:space="preserve">n Orbiter VESSEL </w:t>
-      </w:r>
-      <w:r>
-        <w:t>object</w:t>
-      </w:r>
-      <w:r>
-        <w:t xml:space="preserve">, </w:t>
-      </w:r>
-      <w:r>
-        <w:t>by calling the</w:t>
+        <w:t>You create an instance of an XRSound object that is tied to an arbitrary ID, rather than an Orbiter VESSEL object, by calling the</w:t>
       </w:r>
       <w:r>
         <w:rPr>
@@ -6731,6 +5059,15 @@
         </w:rPr>
         <w:t xml:space="preserve"> </w:t>
       </w:r>
+      <w:r>
+        <w:rPr>
+          <w:rFonts w:ascii="Courier New" w:hAnsi="Courier New" w:cs="Courier New"/>
+          <w:szCs w:val="20"/>
+          <w:lang w:eastAsia="ja-JP"/>
+        </w:rPr>
+        <w:t>XRSound::</w:t>
+      </w:r>
+      <w:proofErr w:type="spellStart"/>
       <w:proofErr w:type="gramStart"/>
       <w:r>
         <w:rPr>
@@ -6738,9 +5075,17 @@
           <w:szCs w:val="20"/>
           <w:lang w:eastAsia="ja-JP"/>
         </w:rPr>
-        <w:t>XRSound::</w:t>
-      </w:r>
-      <w:proofErr w:type="spellStart"/>
+        <w:t>CreateInstance</w:t>
+      </w:r>
+      <w:proofErr w:type="spellEnd"/>
+      <w:r>
+        <w:rPr>
+          <w:rFonts w:ascii="Courier New" w:hAnsi="Courier New" w:cs="Courier New"/>
+          <w:szCs w:val="20"/>
+          <w:lang w:eastAsia="ja-JP"/>
+        </w:rPr>
+        <w:t>(</w:t>
+      </w:r>
       <w:proofErr w:type="gramEnd"/>
       <w:r>
         <w:rPr>
@@ -6748,16 +5093,7 @@
           <w:szCs w:val="20"/>
           <w:lang w:eastAsia="ja-JP"/>
         </w:rPr>
-        <w:t>CreateInstance</w:t>
-      </w:r>
-      <w:proofErr w:type="spellEnd"/>
-      <w:r>
-        <w:rPr>
-          <w:rFonts w:ascii="Courier New" w:hAnsi="Courier New" w:cs="Courier New"/>
-          <w:szCs w:val="20"/>
-          <w:lang w:eastAsia="ja-JP"/>
-        </w:rPr>
-        <w:t>(const char *</w:t>
+        <w:t>const char *</w:t>
       </w:r>
       <w:proofErr w:type="spellStart"/>
       <w:r>
@@ -6858,7 +5194,6 @@
         </w:rPr>
         <w:t xml:space="preserve"> </w:t>
       </w:r>
-      <w:proofErr w:type="gramStart"/>
       <w:r>
         <w:rPr>
           <w:rStyle w:val="Courier10ptChar"/>
@@ -6866,7 +5201,6 @@
         <w:t>XRSound::</w:t>
       </w:r>
       <w:proofErr w:type="spellStart"/>
-      <w:proofErr w:type="gramEnd"/>
       <w:r>
         <w:rPr>
           <w:rStyle w:val="Courier10ptChar"/>
@@ -6902,22 +5236,7 @@
         <w:t xml:space="preserve"> </w:t>
       </w:r>
       <w:r>
-        <w:t>method</w:t>
-      </w:r>
-      <w:r>
-        <w:t>,</w:t>
-      </w:r>
-      <w:r>
-        <w:t xml:space="preserve"> and </w:t>
-      </w:r>
-      <w:r>
-        <w:t xml:space="preserve">it should </w:t>
-      </w:r>
-      <w:r>
-        <w:t xml:space="preserve">also delete the </w:t>
-      </w:r>
-      <w:r>
-        <w:t xml:space="preserve">returned </w:t>
+        <w:t xml:space="preserve">method, and it should also delete the returned </w:t>
       </w:r>
       <w:r>
         <w:rPr>
@@ -6926,10 +5245,7 @@
         <w:t>XRSound</w:t>
       </w:r>
       <w:r>
-        <w:t xml:space="preserve"> </w:t>
-      </w:r>
-      <w:r>
-        <w:t>object in your module’s</w:t>
+        <w:t xml:space="preserve"> object in your module’s</w:t>
       </w:r>
       <w:r>
         <w:rPr>
@@ -6954,33 +5270,21 @@
         <w:rPr>
           <w:u w:val="single"/>
         </w:rPr>
-        <w:t xml:space="preserve">Note that </w:t>
-      </w:r>
+        <w:t xml:space="preserve">Note that XRSoundEngine objects are only valid until </w:t>
+      </w:r>
+      <w:proofErr w:type="spellStart"/>
+      <w:r>
+        <w:rPr>
+          <w:rStyle w:val="Courier10ptChar"/>
+        </w:rPr>
+        <w:t>clbkSimulationEnd</w:t>
+      </w:r>
+      <w:proofErr w:type="spellEnd"/>
       <w:r>
         <w:rPr>
           <w:u w:val="single"/>
         </w:rPr>
-        <w:t xml:space="preserve">XRSoundEngine objects are only valid until </w:t>
-      </w:r>
-      <w:proofErr w:type="spellStart"/>
-      <w:r>
-        <w:rPr>
-          <w:rStyle w:val="Courier10ptChar"/>
-        </w:rPr>
-        <w:t>clkbSimulationEnd</w:t>
-      </w:r>
-      <w:proofErr w:type="spellEnd"/>
-      <w:r>
-        <w:rPr>
-          <w:u w:val="single"/>
-        </w:rPr>
-        <w:t xml:space="preserve"> </w:t>
-      </w:r>
-      <w:r>
-        <w:rPr>
-          <w:u w:val="single"/>
-        </w:rPr>
-        <w:t>finishes</w:t>
+        <w:t xml:space="preserve"> finishes</w:t>
       </w:r>
       <w:r>
         <w:t>.</w:t>
@@ -7025,38 +5329,47 @@
         <w:rPr>
           <w:lang w:eastAsia="ja-JP"/>
         </w:rPr>
-        <w:t xml:space="preserve"> value to uniquely identify which Orbiter module is calling it, it is best to pass the name of your Orbiter module's DLL </w:t>
-      </w:r>
-      <w:proofErr w:type="gramStart"/>
+        <w:t xml:space="preserve"> value to uniquely identify which Orbiter module is calling it, it is best to pass the name </w:t>
+      </w:r>
       <w:r>
         <w:rPr>
           <w:lang w:eastAsia="ja-JP"/>
         </w:rPr>
-        <w:t>here;</w:t>
-      </w:r>
-      <w:proofErr w:type="gramEnd"/>
+        <w:lastRenderedPageBreak/>
+        <w:t xml:space="preserve">of your Orbiter module's DLL here; e.g., if your custom MP3 Orbiter module is installed as </w:t>
+      </w:r>
+      <w:r>
+        <w:rPr>
+          <w:rStyle w:val="Courier10ptChar"/>
+        </w:rPr>
+        <w:t>MyCoolMp3Player.dll</w:t>
+      </w:r>
       <w:r>
         <w:rPr>
           <w:lang w:eastAsia="ja-JP"/>
         </w:rPr>
-        <w:t xml:space="preserve"> e.g., if your custom MP3 Orbiter module is installed as </w:t>
-      </w:r>
+        <w:t xml:space="preserve">, it's best to pass "MyCoolMp3Player" as the </w:t>
+      </w:r>
+      <w:proofErr w:type="spellStart"/>
       <w:r>
         <w:rPr>
           <w:rStyle w:val="Courier10ptChar"/>
         </w:rPr>
-        <w:t>MyCoolMp3Player.dll</w:t>
-      </w:r>
+        <w:t>pUniqueModuleName</w:t>
+      </w:r>
+      <w:proofErr w:type="spellEnd"/>
       <w:r>
         <w:rPr>
           <w:lang w:eastAsia="ja-JP"/>
         </w:rPr>
-        <w:t xml:space="preserve">, it's best to pass "MyCoolMp3Player" as the </w:t>
+        <w:t xml:space="preserve"> above. Technically, </w:t>
       </w:r>
       <w:proofErr w:type="spellStart"/>
       <w:r>
         <w:rPr>
-          <w:rStyle w:val="Courier10ptChar"/>
+          <w:rFonts w:ascii="Courier New" w:hAnsi="Courier New" w:cs="Courier New"/>
+          <w:szCs w:val="20"/>
+          <w:lang w:eastAsia="ja-JP"/>
         </w:rPr>
         <w:t>pUniqueModuleName</w:t>
       </w:r>
@@ -7065,53 +5378,7 @@
         <w:rPr>
           <w:lang w:eastAsia="ja-JP"/>
         </w:rPr>
-        <w:t xml:space="preserve"> </w:t>
-      </w:r>
-      <w:r>
-        <w:rPr>
-          <w:lang w:eastAsia="ja-JP"/>
-        </w:rPr>
-        <w:t>above</w:t>
-      </w:r>
-      <w:r>
-        <w:rPr>
-          <w:lang w:eastAsia="ja-JP"/>
-        </w:rPr>
-        <w:t>.</w:t>
-      </w:r>
-      <w:r>
-        <w:rPr>
-          <w:lang w:eastAsia="ja-JP"/>
-        </w:rPr>
-        <w:t xml:space="preserve"> Technically, </w:t>
-      </w:r>
-      <w:proofErr w:type="spellStart"/>
-      <w:r>
-        <w:rPr>
-          <w:rFonts w:ascii="Courier New" w:hAnsi="Courier New" w:cs="Courier New"/>
-          <w:szCs w:val="20"/>
-          <w:lang w:eastAsia="ja-JP"/>
-        </w:rPr>
-        <w:t>pUniqueModuleName</w:t>
-      </w:r>
-      <w:proofErr w:type="spellEnd"/>
-      <w:r>
-        <w:rPr>
-          <w:lang w:eastAsia="ja-JP"/>
-        </w:rPr>
-        <w:t xml:space="preserve"> </w:t>
-      </w:r>
-      <w:r>
-        <w:rPr>
-          <w:lang w:eastAsia="ja-JP"/>
-        </w:rPr>
-        <w:t xml:space="preserve">values </w:t>
-      </w:r>
-      <w:r>
-        <w:rPr>
-          <w:lang w:eastAsia="ja-JP"/>
-        </w:rPr>
-        <w:t>are arbitrary, but they must be unique within a given Orbiter installation.</w:t>
+        <w:t xml:space="preserve"> values are arbitrary, but they must be unique within a given Orbiter installation.</w:t>
       </w:r>
     </w:p>
     <w:p>
@@ -7215,13 +5482,7 @@
         <w:rPr>
           <w:lang w:eastAsia="ja-JP"/>
         </w:rPr>
-        <w:t xml:space="preserve">, </w:t>
-      </w:r>
-      <w:r>
-        <w:rPr>
-          <w:lang w:eastAsia="ja-JP"/>
-        </w:rPr>
-        <w:t xml:space="preserve">you should pass </w:t>
+        <w:t xml:space="preserve">, you should pass </w:t>
       </w:r>
       <w:r>
         <w:rPr>
@@ -7295,65 +5556,43 @@
         <w:rPr>
           <w:lang w:eastAsia="ja-JP"/>
         </w:rPr>
-        <w:t xml:space="preserve">Unlike Orbiter vessels, Orbiter modules do not have </w:t>
-      </w:r>
-      <w:r>
-        <w:rPr>
+        <w:t xml:space="preserve">Unlike Orbiter vessels, Orbiter modules do not have the concept of default sounds or default sound groups.  Therefore, for XRSound objects created via </w:t>
+      </w:r>
+      <w:r>
+        <w:rPr>
+          <w:rFonts w:ascii="Courier New" w:hAnsi="Courier New" w:cs="Courier New"/>
+          <w:szCs w:val="20"/>
           <w:lang w:eastAsia="ja-JP"/>
         </w:rPr>
-        <w:t xml:space="preserve">the </w:t>
-      </w:r>
-      <w:r>
-        <w:rPr>
+        <w:t>XRSound::</w:t>
+      </w:r>
+      <w:proofErr w:type="spellStart"/>
+      <w:proofErr w:type="gramStart"/>
+      <w:r>
+        <w:rPr>
+          <w:rFonts w:ascii="Courier New" w:hAnsi="Courier New" w:cs="Courier New"/>
+          <w:szCs w:val="20"/>
           <w:lang w:eastAsia="ja-JP"/>
         </w:rPr>
-        <w:t xml:space="preserve">concept </w:t>
-      </w:r>
-      <w:r>
-        <w:rPr>
+        <w:t>CreateInstance</w:t>
+      </w:r>
+      <w:proofErr w:type="spellEnd"/>
+      <w:r>
+        <w:rPr>
+          <w:rFonts w:ascii="Courier New" w:hAnsi="Courier New" w:cs="Courier New"/>
+          <w:szCs w:val="20"/>
           <w:lang w:eastAsia="ja-JP"/>
         </w:rPr>
-        <w:t xml:space="preserve">of </w:t>
-      </w:r>
-      <w:r>
-        <w:rPr>
+        <w:t>(</w:t>
+      </w:r>
+      <w:proofErr w:type="gramEnd"/>
+      <w:r>
+        <w:rPr>
+          <w:rFonts w:ascii="Courier New" w:hAnsi="Courier New" w:cs="Courier New"/>
+          <w:szCs w:val="20"/>
           <w:lang w:eastAsia="ja-JP"/>
         </w:rPr>
-        <w:t>default sounds or default sound groups.  Therefore</w:t>
-      </w:r>
-      <w:r>
-        <w:rPr>
-          <w:lang w:eastAsia="ja-JP"/>
-        </w:rPr>
-        <w:t xml:space="preserve">, for XRSound objects created via </w:t>
-      </w:r>
-      <w:proofErr w:type="gramStart"/>
-      <w:r>
-        <w:rPr>
-          <w:rFonts w:ascii="Courier New" w:hAnsi="Courier New" w:cs="Courier New"/>
-          <w:szCs w:val="20"/>
-          <w:lang w:eastAsia="ja-JP"/>
-        </w:rPr>
-        <w:t>XRSound::</w:t>
-      </w:r>
-      <w:proofErr w:type="spellStart"/>
-      <w:proofErr w:type="gramEnd"/>
-      <w:r>
-        <w:rPr>
-          <w:rFonts w:ascii="Courier New" w:hAnsi="Courier New" w:cs="Courier New"/>
-          <w:szCs w:val="20"/>
-          <w:lang w:eastAsia="ja-JP"/>
-        </w:rPr>
-        <w:t>CreateInstance</w:t>
-      </w:r>
-      <w:proofErr w:type="spellEnd"/>
-      <w:r>
-        <w:rPr>
-          <w:rFonts w:ascii="Courier New" w:hAnsi="Courier New" w:cs="Courier New"/>
-          <w:szCs w:val="20"/>
-          <w:lang w:eastAsia="ja-JP"/>
-        </w:rPr>
-        <w:t>(const char *</w:t>
+        <w:t>const char *</w:t>
       </w:r>
       <w:proofErr w:type="spellStart"/>
       <w:r>
@@ -7402,19 +5641,7 @@
         <w:rPr>
           <w:lang w:eastAsia="ja-JP"/>
         </w:rPr>
-        <w:t xml:space="preserve"> </w:t>
-      </w:r>
-      <w:r>
-        <w:rPr>
-          <w:lang w:eastAsia="ja-JP"/>
-        </w:rPr>
-        <w:t xml:space="preserve">has no effect and </w:t>
-      </w:r>
-      <w:r>
-        <w:rPr>
-          <w:lang w:eastAsia="ja-JP"/>
-        </w:rPr>
-        <w:t xml:space="preserve">always returns </w:t>
+        <w:t xml:space="preserve"> has no effect and always returns </w:t>
       </w:r>
       <w:r>
         <w:rPr>
@@ -7444,7 +5671,6 @@
         <w:rPr>
           <w:rStyle w:val="Courier10ptChar"/>
         </w:rPr>
-        <w:lastRenderedPageBreak/>
         <w:t>GetDefaultSoundEnabled</w:t>
       </w:r>
       <w:proofErr w:type="spellEnd"/>
@@ -7489,25 +5715,7 @@
         <w:rPr>
           <w:lang w:eastAsia="ja-JP"/>
         </w:rPr>
-        <w:t xml:space="preserve"> </w:t>
-      </w:r>
-      <w:r>
-        <w:rPr>
-          <w:lang w:eastAsia="ja-JP"/>
-        </w:rPr>
-        <w:t>has no effect and</w:t>
-      </w:r>
-      <w:r>
-        <w:rPr>
-          <w:lang w:eastAsia="ja-JP"/>
-        </w:rPr>
-        <w:t xml:space="preserve"> </w:t>
-      </w:r>
-      <w:r>
-        <w:rPr>
-          <w:lang w:eastAsia="ja-JP"/>
-        </w:rPr>
-        <w:t xml:space="preserve">always returns </w:t>
+        <w:t xml:space="preserve"> has no effect and always returns </w:t>
       </w:r>
       <w:r>
         <w:rPr>
@@ -7583,19 +5791,7 @@
         <w:rPr>
           <w:lang w:eastAsia="ja-JP"/>
         </w:rPr>
-        <w:t>There is no way to add sounds to an Orbiter module via a config file: you must use the XRSound C++ API</w:t>
-      </w:r>
-      <w:r>
-        <w:rPr>
-          <w:lang w:eastAsia="ja-JP"/>
-        </w:rPr>
-        <w:t xml:space="preserve"> from the module’s source c ode</w:t>
-      </w:r>
-      <w:r>
-        <w:rPr>
-          <w:lang w:eastAsia="ja-JP"/>
-        </w:rPr>
-        <w:t>.</w:t>
+        <w:t>There is no way to add sounds to an Orbiter module via a config file: you must use the XRSound C++ API from the module’s source code.</w:t>
       </w:r>
     </w:p>
     <w:p/>
@@ -7610,27 +5806,9 @@
         <w:t>$ORBITER_ROOT\Orbitersdk\XRSound\XRSound.h</w:t>
       </w:r>
       <w:r>
-        <w:t xml:space="preserve"> for more information about the </w:t>
-      </w:r>
-      <w:r>
-        <w:t xml:space="preserve">XRSound </w:t>
-      </w:r>
-      <w:r>
-        <w:t>SDK.</w:t>
-      </w:r>
-      <w:r>
-        <w:t xml:space="preserve">  For questions or support </w:t>
-      </w:r>
-      <w:r>
-        <w:t xml:space="preserve">regarding </w:t>
-      </w:r>
-      <w:r>
-        <w:t xml:space="preserve">XRSound, </w:t>
-      </w:r>
-      <w:r>
-        <w:t xml:space="preserve">visit </w:t>
-      </w:r>
-      <w:hyperlink r:id="rId33" w:history="1">
+        <w:t xml:space="preserve"> for more information about the XRSound SDK.  For questions or support regarding XRSound, visit </w:t>
+      </w:r>
+      <w:hyperlink r:id="rId31" w:history="1">
         <w:r>
           <w:rPr>
             <w:rStyle w:val="Hyperlink"/>
@@ -7642,20 +5820,73 @@
         <w:t xml:space="preserve">. </w:t>
       </w:r>
     </w:p>
+    <w:p>
+      <w:pPr>
+        <w:spacing w:before="240"/>
+      </w:pPr>
+      <w:r>
+        <w:rPr>
+          <w:b/>
+        </w:rPr>
+        <w:lastRenderedPageBreak/>
+        <w:t>Audio debug window (developers)</w:t>
+      </w:r>
+    </w:p>
+    <w:p>
+      <w:r>
+        <w:t>Debug builds of XRSound 4.0 add an Audio debug window that lists each active sound, whether it is playing, paused, or stopped, whether it loops, and its file name.  Open it from Orbiter's Custom Functions list (Ctrl+F4) by selecting Audio debug.</w:t>
+      </w:r>
+    </w:p>
+    <w:p>
+      <w:r>
+        <w:t xml:space="preserve">The window uses Orbiter's </w:t>
+      </w:r>
+      <w:proofErr w:type="spellStart"/>
+      <w:r>
+        <w:t>ImGui</w:t>
+      </w:r>
+      <w:proofErr w:type="spellEnd"/>
+      <w:r>
+        <w:t xml:space="preserve"> dialogs, which Orbiter added after the Orbiter 2024 release, so a Debug </w:t>
+      </w:r>
+      <w:r>
+        <w:rPr>
+          <w:rStyle w:val="Courier10ptChar"/>
+        </w:rPr>
+        <w:t>XRSound.dll</w:t>
+      </w:r>
+      <w:r>
+        <w:t xml:space="preserve"> that includes the window does not load in Orbiter 2024.  To build a Debug XRSound for Orbiter 2024, configure </w:t>
+      </w:r>
+      <w:proofErr w:type="spellStart"/>
+      <w:r>
+        <w:t>CMake</w:t>
+      </w:r>
+      <w:proofErr w:type="spellEnd"/>
+      <w:r>
+        <w:t xml:space="preserve"> with </w:t>
+      </w:r>
+      <w:r>
+        <w:rPr>
+          <w:rStyle w:val="Courier10ptChar"/>
+        </w:rPr>
+        <w:t>-DXRSOUND_DEBUG_GUI=OFF</w:t>
+      </w:r>
+      <w:r>
+        <w:t>.  Release builds never include the window.</w:t>
+      </w:r>
+    </w:p>
     <w:p/>
     <w:p/>
     <w:p>
       <w:r>
-        <w:t xml:space="preserve">-- end </w:t>
-      </w:r>
-      <w:r>
-        <w:t>--</w:t>
+        <w:t>-- end --</w:t>
       </w:r>
     </w:p>
     <w:p/>
     <w:sectPr>
-      <w:footerReference w:type="even" r:id="rId34"/>
-      <w:footerReference w:type="default" r:id="rId35"/>
+      <w:footerReference w:type="even" r:id="rId32"/>
+      <w:footerReference w:type="default" r:id="rId33"/>
       <w:pgSz w:w="12240" w:h="15840" w:code="1"/>
       <w:pgMar w:top="1440" w:right="1800" w:bottom="1440" w:left="1800" w:header="720" w:footer="720" w:gutter="0"/>
       <w:cols w:space="720"/>
@@ -7666,7 +5897,7 @@
 </file>
 
 <file path=word/endnotes.xml><?xml version="1.0" encoding="utf-8"?>
-<w:endnotes xmlns:wpc="http://schemas.microsoft.com/office/word/2010/wordprocessingCanvas" xmlns:cx="http://schemas.microsoft.com/office/drawing/2014/chartex" xmlns:cx1="http://schemas.microsoft.com/office/drawing/2015/9/8/chartex" xmlns:cx2="http://schemas.microsoft.com/office/drawing/2015/10/21/chartex" xmlns:cx3="http://schemas.microsoft.com/office/drawing/2016/5/9/chartex" xmlns:cx4="http://schemas.microsoft.com/office/drawing/2016/5/10/chartex" xmlns:cx5="http://schemas.microsoft.com/office/drawing/2016/5/11/chartex" xmlns:cx6="http://schemas.microsoft.com/office/drawing/2016/5/12/chartex" xmlns:cx7="http://schemas.microsoft.com/office/drawing/2016/5/13/chartex" xmlns:cx8="http://schemas.microsoft.com/office/drawing/2016/5/14/chartex" xmlns:mc="http://schemas.openxmlformats.org/markup-compatibility/2006" xmlns:aink="http://schemas.microsoft.com/office/drawing/2016/ink" xmlns:am3d="http://schemas.microsoft.com/office/drawing/2017/model3d" xmlns:o="urn:schemas-microsoft-com:office:office" xmlns:r="http://schemas.openxmlformats.org/officeDocument/2006/relationships" xmlns:m="http://schemas.openxmlformats.org/officeDocument/2006/math" xmlns:v="urn:schemas-microsoft-com:vml" xmlns:wp14="http://schemas.microsoft.com/office/word/2010/wordprocessingDrawing" xmlns:wp="http://schemas.openxmlformats.org/drawingml/2006/wordprocessingDrawing" xmlns:w10="urn:schemas-microsoft-com:office:word" xmlns:w="http://schemas.openxmlformats.org/wordprocessingml/2006/main" xmlns:w14="http://schemas.microsoft.com/office/word/2010/wordml" xmlns:w15="http://schemas.microsoft.com/office/word/2012/wordml" xmlns:w16cex="http://schemas.microsoft.com/office/word/2018/wordml/cex" xmlns:w16cid="http://schemas.microsoft.com/office/word/2016/wordml/cid" xmlns:w16="http://schemas.microsoft.com/office/word/2018/wordml" xmlns:w16sdtdh="http://schemas.microsoft.com/office/word/2020/wordml/sdtdatahash" xmlns:w16se="http://schemas.microsoft.com/office/word/2015/wordml/symex" xmlns:wpg="http://schemas.microsoft.com/office/word/2010/wordprocessingGroup" xmlns:wpi="http://schemas.microsoft.com/office/word/2010/wordprocessingInk" xmlns:wne="http://schemas.microsoft.com/office/word/2006/wordml" xmlns:wps="http://schemas.microsoft.com/office/word/2010/wordprocessingShape" mc:Ignorable="w14 w15 w16se w16cid w16 w16cex w16sdtdh wp14">
+<w:endnotes xmlns:wpc="http://schemas.microsoft.com/office/word/2010/wordprocessingCanvas" xmlns:cx="http://schemas.microsoft.com/office/drawing/2014/chartex" xmlns:cx1="http://schemas.microsoft.com/office/drawing/2015/9/8/chartex" xmlns:cx2="http://schemas.microsoft.com/office/drawing/2015/10/21/chartex" xmlns:cx3="http://schemas.microsoft.com/office/drawing/2016/5/9/chartex" xmlns:cx4="http://schemas.microsoft.com/office/drawing/2016/5/10/chartex" xmlns:cx5="http://schemas.microsoft.com/office/drawing/2016/5/11/chartex" xmlns:cx6="http://schemas.microsoft.com/office/drawing/2016/5/12/chartex" xmlns:cx7="http://schemas.microsoft.com/office/drawing/2016/5/13/chartex" xmlns:cx8="http://schemas.microsoft.com/office/drawing/2016/5/14/chartex" xmlns:mc="http://schemas.openxmlformats.org/markup-compatibility/2006" xmlns:aink="http://schemas.microsoft.com/office/drawing/2016/ink" xmlns:am3d="http://schemas.microsoft.com/office/drawing/2017/model3d" xmlns:o="urn:schemas-microsoft-com:office:office" xmlns:oel="http://schemas.microsoft.com/office/2019/extlst" xmlns:r="http://schemas.openxmlformats.org/officeDocument/2006/relationships" xmlns:m="http://schemas.openxmlformats.org/officeDocument/2006/math" xmlns:v="urn:schemas-microsoft-com:vml" xmlns:wp14="http://schemas.microsoft.com/office/word/2010/wordprocessingDrawing" xmlns:wp="http://schemas.openxmlformats.org/drawingml/2006/wordprocessingDrawing" xmlns:w10="urn:schemas-microsoft-com:office:word" xmlns:w="http://schemas.openxmlformats.org/wordprocessingml/2006/main" xmlns:w14="http://schemas.microsoft.com/office/word/2010/wordml" xmlns:w15="http://schemas.microsoft.com/office/word/2012/wordml" xmlns:w16cex="http://schemas.microsoft.com/office/word/2018/wordml/cex" xmlns:w16cid="http://schemas.microsoft.com/office/word/2016/wordml/cid" xmlns:w16="http://schemas.microsoft.com/office/word/2018/wordml" xmlns:w16du="http://schemas.microsoft.com/office/word/2023/wordml/word16du" xmlns:w16sdtdh="http://schemas.microsoft.com/office/word/2020/wordml/sdtdatahash" xmlns:w16sdtfl="http://schemas.microsoft.com/office/word/2024/wordml/sdtformatlock" xmlns:w16se="http://schemas.microsoft.com/office/word/2015/wordml/symex" xmlns:wpg="http://schemas.microsoft.com/office/word/2010/wordprocessingGroup" xmlns:wpi="http://schemas.microsoft.com/office/word/2010/wordprocessingInk" xmlns:wne="http://schemas.microsoft.com/office/word/2006/wordml" xmlns:wps="http://schemas.microsoft.com/office/word/2010/wordprocessingShape" mc:Ignorable="w14 w15 w16se w16cid w16 w16cex w16sdtdh w16sdtfl w16du wp14">
   <w:endnote w:type="separator" w:id="-1">
     <w:p>
       <w:r>
@@ -7685,7 +5916,7 @@
 </file>
 
 <file path=word/footer1.xml><?xml version="1.0" encoding="utf-8"?>
-<w:ftr xmlns:wpc="http://schemas.microsoft.com/office/word/2010/wordprocessingCanvas" xmlns:cx="http://schemas.microsoft.com/office/drawing/2014/chartex" xmlns:cx1="http://schemas.microsoft.com/office/drawing/2015/9/8/chartex" xmlns:cx2="http://schemas.microsoft.com/office/drawing/2015/10/21/chartex" xmlns:cx3="http://schemas.microsoft.com/office/drawing/2016/5/9/chartex" xmlns:cx4="http://schemas.microsoft.com/office/drawing/2016/5/10/chartex" xmlns:cx5="http://schemas.microsoft.com/office/drawing/2016/5/11/chartex" xmlns:cx6="http://schemas.microsoft.com/office/drawing/2016/5/12/chartex" xmlns:cx7="http://schemas.microsoft.com/office/drawing/2016/5/13/chartex" xmlns:cx8="http://schemas.microsoft.com/office/drawing/2016/5/14/chartex" xmlns:mc="http://schemas.openxmlformats.org/markup-compatibility/2006" xmlns:aink="http://schemas.microsoft.com/office/drawing/2016/ink" xmlns:am3d="http://schemas.microsoft.com/office/drawing/2017/model3d" xmlns:o="urn:schemas-microsoft-com:office:office" xmlns:r="http://schemas.openxmlformats.org/officeDocument/2006/relationships" xmlns:m="http://schemas.openxmlformats.org/officeDocument/2006/math" xmlns:v="urn:schemas-microsoft-com:vml" xmlns:wp14="http://schemas.microsoft.com/office/word/2010/wordprocessingDrawing" xmlns:wp="http://schemas.openxmlformats.org/drawingml/2006/wordprocessingDrawing" xmlns:w10="urn:schemas-microsoft-com:office:word" xmlns:w="http://schemas.openxmlformats.org/wordprocessingml/2006/main" xmlns:w14="http://schemas.microsoft.com/office/word/2010/wordml" xmlns:w15="http://schemas.microsoft.com/office/word/2012/wordml" xmlns:w16cex="http://schemas.microsoft.com/office/word/2018/wordml/cex" xmlns:w16cid="http://schemas.microsoft.com/office/word/2016/wordml/cid" xmlns:w16="http://schemas.microsoft.com/office/word/2018/wordml" xmlns:w16sdtdh="http://schemas.microsoft.com/office/word/2020/wordml/sdtdatahash" xmlns:w16se="http://schemas.microsoft.com/office/word/2015/wordml/symex" xmlns:wpg="http://schemas.microsoft.com/office/word/2010/wordprocessingGroup" xmlns:wpi="http://schemas.microsoft.com/office/word/2010/wordprocessingInk" xmlns:wne="http://schemas.microsoft.com/office/word/2006/wordml" xmlns:wps="http://schemas.microsoft.com/office/word/2010/wordprocessingShape" mc:Ignorable="w14 w15 w16se w16cid w16 w16cex w16sdtdh wp14">
+<w:ftr xmlns:wpc="http://schemas.microsoft.com/office/word/2010/wordprocessingCanvas" xmlns:cx="http://schemas.microsoft.com/office/drawing/2014/chartex" xmlns:cx1="http://schemas.microsoft.com/office/drawing/2015/9/8/chartex" xmlns:cx2="http://schemas.microsoft.com/office/drawing/2015/10/21/chartex" xmlns:cx3="http://schemas.microsoft.com/office/drawing/2016/5/9/chartex" xmlns:cx4="http://schemas.microsoft.com/office/drawing/2016/5/10/chartex" xmlns:cx5="http://schemas.microsoft.com/office/drawing/2016/5/11/chartex" xmlns:cx6="http://schemas.microsoft.com/office/drawing/2016/5/12/chartex" xmlns:cx7="http://schemas.microsoft.com/office/drawing/2016/5/13/chartex" xmlns:cx8="http://schemas.microsoft.com/office/drawing/2016/5/14/chartex" xmlns:mc="http://schemas.openxmlformats.org/markup-compatibility/2006" xmlns:aink="http://schemas.microsoft.com/office/drawing/2016/ink" xmlns:am3d="http://schemas.microsoft.com/office/drawing/2017/model3d" xmlns:o="urn:schemas-microsoft-com:office:office" xmlns:oel="http://schemas.microsoft.com/office/2019/extlst" xmlns:r="http://schemas.openxmlformats.org/officeDocument/2006/relationships" xmlns:m="http://schemas.openxmlformats.org/officeDocument/2006/math" xmlns:v="urn:schemas-microsoft-com:vml" xmlns:wp14="http://schemas.microsoft.com/office/word/2010/wordprocessingDrawing" xmlns:wp="http://schemas.openxmlformats.org/drawingml/2006/wordprocessingDrawing" xmlns:w10="urn:schemas-microsoft-com:office:word" xmlns:w="http://schemas.openxmlformats.org/wordprocessingml/2006/main" xmlns:w14="http://schemas.microsoft.com/office/word/2010/wordml" xmlns:w15="http://schemas.microsoft.com/office/word/2012/wordml" xmlns:w16cex="http://schemas.microsoft.com/office/word/2018/wordml/cex" xmlns:w16cid="http://schemas.microsoft.com/office/word/2016/wordml/cid" xmlns:w16="http://schemas.microsoft.com/office/word/2018/wordml" xmlns:w16du="http://schemas.microsoft.com/office/word/2023/wordml/word16du" xmlns:w16sdtdh="http://schemas.microsoft.com/office/word/2020/wordml/sdtdatahash" xmlns:w16sdtfl="http://schemas.microsoft.com/office/word/2024/wordml/sdtformatlock" xmlns:w16se="http://schemas.microsoft.com/office/word/2015/wordml/symex" xmlns:wpg="http://schemas.microsoft.com/office/word/2010/wordprocessingGroup" xmlns:wpi="http://schemas.microsoft.com/office/word/2010/wordprocessingInk" xmlns:wne="http://schemas.microsoft.com/office/word/2006/wordml" xmlns:wps="http://schemas.microsoft.com/office/word/2010/wordprocessingShape" mc:Ignorable="w14 w15 w16se w16cid w16 w16cex w16sdtdh w16sdtfl w16du wp14">
   <w:p>
     <w:pPr>
       <w:pStyle w:val="Footer"/>
@@ -7723,7 +5954,7 @@
 </file>
 
 <file path=word/footer2.xml><?xml version="1.0" encoding="utf-8"?>
-<w:ftr xmlns:wpc="http://schemas.microsoft.com/office/word/2010/wordprocessingCanvas" xmlns:cx="http://schemas.microsoft.com/office/drawing/2014/chartex" xmlns:cx1="http://schemas.microsoft.com/office/drawing/2015/9/8/chartex" xmlns:cx2="http://schemas.microsoft.com/office/drawing/2015/10/21/chartex" xmlns:cx3="http://schemas.microsoft.com/office/drawing/2016/5/9/chartex" xmlns:cx4="http://schemas.microsoft.com/office/drawing/2016/5/10/chartex" xmlns:cx5="http://schemas.microsoft.com/office/drawing/2016/5/11/chartex" xmlns:cx6="http://schemas.microsoft.com/office/drawing/2016/5/12/chartex" xmlns:cx7="http://schemas.microsoft.com/office/drawing/2016/5/13/chartex" xmlns:cx8="http://schemas.microsoft.com/office/drawing/2016/5/14/chartex" xmlns:mc="http://schemas.openxmlformats.org/markup-compatibility/2006" xmlns:aink="http://schemas.microsoft.com/office/drawing/2016/ink" xmlns:am3d="http://schemas.microsoft.com/office/drawing/2017/model3d" xmlns:o="urn:schemas-microsoft-com:office:office" xmlns:r="http://schemas.openxmlformats.org/officeDocument/2006/relationships" xmlns:m="http://schemas.openxmlformats.org/officeDocument/2006/math" xmlns:v="urn:schemas-microsoft-com:vml" xmlns:wp14="http://schemas.microsoft.com/office/word/2010/wordprocessingDrawing" xmlns:wp="http://schemas.openxmlformats.org/drawingml/2006/wordprocessingDrawing" xmlns:w10="urn:schemas-microsoft-com:office:word" xmlns:w="http://schemas.openxmlformats.org/wordprocessingml/2006/main" xmlns:w14="http://schemas.microsoft.com/office/word/2010/wordml" xmlns:w15="http://schemas.microsoft.com/office/word/2012/wordml" xmlns:w16cex="http://schemas.microsoft.com/office/word/2018/wordml/cex" xmlns:w16cid="http://schemas.microsoft.com/office/word/2016/wordml/cid" xmlns:w16="http://schemas.microsoft.com/office/word/2018/wordml" xmlns:w16sdtdh="http://schemas.microsoft.com/office/word/2020/wordml/sdtdatahash" xmlns:w16se="http://schemas.microsoft.com/office/word/2015/wordml/symex" xmlns:wpg="http://schemas.microsoft.com/office/word/2010/wordprocessingGroup" xmlns:wpi="http://schemas.microsoft.com/office/word/2010/wordprocessingInk" xmlns:wne="http://schemas.microsoft.com/office/word/2006/wordml" xmlns:wps="http://schemas.microsoft.com/office/word/2010/wordprocessingShape" mc:Ignorable="w14 w15 w16se w16cid w16 w16cex w16sdtdh wp14">
+<w:ftr xmlns:wpc="http://schemas.microsoft.com/office/word/2010/wordprocessingCanvas" xmlns:cx="http://schemas.microsoft.com/office/drawing/2014/chartex" xmlns:cx1="http://schemas.microsoft.com/office/drawing/2015/9/8/chartex" xmlns:cx2="http://schemas.microsoft.com/office/drawing/2015/10/21/chartex" xmlns:cx3="http://schemas.microsoft.com/office/drawing/2016/5/9/chartex" xmlns:cx4="http://schemas.microsoft.com/office/drawing/2016/5/10/chartex" xmlns:cx5="http://schemas.microsoft.com/office/drawing/2016/5/11/chartex" xmlns:cx6="http://schemas.microsoft.com/office/drawing/2016/5/12/chartex" xmlns:cx7="http://schemas.microsoft.com/office/drawing/2016/5/13/chartex" xmlns:cx8="http://schemas.microsoft.com/office/drawing/2016/5/14/chartex" xmlns:mc="http://schemas.openxmlformats.org/markup-compatibility/2006" xmlns:aink="http://schemas.microsoft.com/office/drawing/2016/ink" xmlns:am3d="http://schemas.microsoft.com/office/drawing/2017/model3d" xmlns:o="urn:schemas-microsoft-com:office:office" xmlns:oel="http://schemas.microsoft.com/office/2019/extlst" xmlns:r="http://schemas.openxmlformats.org/officeDocument/2006/relationships" xmlns:m="http://schemas.openxmlformats.org/officeDocument/2006/math" xmlns:v="urn:schemas-microsoft-com:vml" xmlns:wp14="http://schemas.microsoft.com/office/word/2010/wordprocessingDrawing" xmlns:wp="http://schemas.openxmlformats.org/drawingml/2006/wordprocessingDrawing" xmlns:w10="urn:schemas-microsoft-com:office:word" xmlns:w="http://schemas.openxmlformats.org/wordprocessingml/2006/main" xmlns:w14="http://schemas.microsoft.com/office/word/2010/wordml" xmlns:w15="http://schemas.microsoft.com/office/word/2012/wordml" xmlns:w16cex="http://schemas.microsoft.com/office/word/2018/wordml/cex" xmlns:w16cid="http://schemas.microsoft.com/office/word/2016/wordml/cid" xmlns:w16="http://schemas.microsoft.com/office/word/2018/wordml" xmlns:w16du="http://schemas.microsoft.com/office/word/2023/wordml/word16du" xmlns:w16sdtdh="http://schemas.microsoft.com/office/word/2020/wordml/sdtdatahash" xmlns:w16sdtfl="http://schemas.microsoft.com/office/word/2024/wordml/sdtformatlock" xmlns:w16se="http://schemas.microsoft.com/office/word/2015/wordml/symex" xmlns:wpg="http://schemas.microsoft.com/office/word/2010/wordprocessingGroup" xmlns:wpi="http://schemas.microsoft.com/office/word/2010/wordprocessingInk" xmlns:wne="http://schemas.microsoft.com/office/word/2006/wordml" xmlns:wps="http://schemas.microsoft.com/office/word/2010/wordprocessingShape" mc:Ignorable="w14 w15 w16se w16cid w16 w16cex w16sdtdh w16sdtfl w16du wp14">
   <w:p>
     <w:pPr>
       <w:pStyle w:val="Footer"/>
@@ -7799,7 +6030,7 @@
         <w:i/>
         <w:szCs w:val="20"/>
       </w:rPr>
-      <w:t>3</w:t>
+      <w:t>4</w:t>
     </w:r>
     <w:r>
       <w:rPr>
@@ -7830,28 +6061,7 @@
         <w:i/>
         <w:szCs w:val="20"/>
       </w:rPr>
-      <w:t>Copyright 2018</w:t>
-    </w:r>
-    <w:r>
-      <w:rPr>
-        <w:i/>
-        <w:szCs w:val="20"/>
-      </w:rPr>
-      <w:t>-202</w:t>
-    </w:r>
-    <w:r>
-      <w:rPr>
-        <w:i/>
-        <w:szCs w:val="20"/>
-      </w:rPr>
-      <w:t>1</w:t>
-    </w:r>
-    <w:r>
-      <w:rPr>
-        <w:i/>
-        <w:szCs w:val="20"/>
-      </w:rPr>
-      <w:t xml:space="preserve"> Douglas Beachy.</w:t>
+      <w:t>Copyright 2018-2026 Douglas Beachy and contributors.</w:t>
     </w:r>
     <w:r>
       <w:rPr>
@@ -7865,7 +6075,7 @@
 </file>
 
 <file path=word/footnotes.xml><?xml version="1.0" encoding="utf-8"?>
-<w:footnotes xmlns:wpc="http://schemas.microsoft.com/office/word/2010/wordprocessingCanvas" xmlns:cx="http://schemas.microsoft.com/office/drawing/2014/chartex" xmlns:cx1="http://schemas.microsoft.com/office/drawing/2015/9/8/chartex" xmlns:cx2="http://schemas.microsoft.com/office/drawing/2015/10/21/chartex" xmlns:cx3="http://schemas.microsoft.com/office/drawing/2016/5/9/chartex" xmlns:cx4="http://schemas.microsoft.com/office/drawing/2016/5/10/chartex" xmlns:cx5="http://schemas.microsoft.com/office/drawing/2016/5/11/chartex" xmlns:cx6="http://schemas.microsoft.com/office/drawing/2016/5/12/chartex" xmlns:cx7="http://schemas.microsoft.com/office/drawing/2016/5/13/chartex" xmlns:cx8="http://schemas.microsoft.com/office/drawing/2016/5/14/chartex" xmlns:mc="http://schemas.openxmlformats.org/markup-compatibility/2006" xmlns:aink="http://schemas.microsoft.com/office/drawing/2016/ink" xmlns:am3d="http://schemas.microsoft.com/office/drawing/2017/model3d" xmlns:o="urn:schemas-microsoft-com:office:office" xmlns:r="http://schemas.openxmlformats.org/officeDocument/2006/relationships" xmlns:m="http://schemas.openxmlformats.org/officeDocument/2006/math" xmlns:v="urn:schemas-microsoft-com:vml" xmlns:wp14="http://schemas.microsoft.com/office/word/2010/wordprocessingDrawing" xmlns:wp="http://schemas.openxmlformats.org/drawingml/2006/wordprocessingDrawing" xmlns:w10="urn:schemas-microsoft-com:office:word" xmlns:w="http://schemas.openxmlformats.org/wordprocessingml/2006/main" xmlns:w14="http://schemas.microsoft.com/office/word/2010/wordml" xmlns:w15="http://schemas.microsoft.com/office/word/2012/wordml" xmlns:w16cex="http://schemas.microsoft.com/office/word/2018/wordml/cex" xmlns:w16cid="http://schemas.microsoft.com/office/word/2016/wordml/cid" xmlns:w16="http://schemas.microsoft.com/office/word/2018/wordml" xmlns:w16sdtdh="http://schemas.microsoft.com/office/word/2020/wordml/sdtdatahash" xmlns:w16se="http://schemas.microsoft.com/office/word/2015/wordml/symex" xmlns:wpg="http://schemas.microsoft.com/office/word/2010/wordprocessingGroup" xmlns:wpi="http://schemas.microsoft.com/office/word/2010/wordprocessingInk" xmlns:wne="http://schemas.microsoft.com/office/word/2006/wordml" xmlns:wps="http://schemas.microsoft.com/office/word/2010/wordprocessingShape" mc:Ignorable="w14 w15 w16se w16cid w16 w16cex w16sdtdh wp14">
+<w:footnotes xmlns:wpc="http://schemas.microsoft.com/office/word/2010/wordprocessingCanvas" xmlns:cx="http://schemas.microsoft.com/office/drawing/2014/chartex" xmlns:cx1="http://schemas.microsoft.com/office/drawing/2015/9/8/chartex" xmlns:cx2="http://schemas.microsoft.com/office/drawing/2015/10/21/chartex" xmlns:cx3="http://schemas.microsoft.com/office/drawing/2016/5/9/chartex" xmlns:cx4="http://schemas.microsoft.com/office/drawing/2016/5/10/chartex" xmlns:cx5="http://schemas.microsoft.com/office/drawing/2016/5/11/chartex" xmlns:cx6="http://schemas.microsoft.com/office/drawing/2016/5/12/chartex" xmlns:cx7="http://schemas.microsoft.com/office/drawing/2016/5/13/chartex" xmlns:cx8="http://schemas.microsoft.com/office/drawing/2016/5/14/chartex" xmlns:mc="http://schemas.openxmlformats.org/markup-compatibility/2006" xmlns:aink="http://schemas.microsoft.com/office/drawing/2016/ink" xmlns:am3d="http://schemas.microsoft.com/office/drawing/2017/model3d" xmlns:o="urn:schemas-microsoft-com:office:office" xmlns:oel="http://schemas.microsoft.com/office/2019/extlst" xmlns:r="http://schemas.openxmlformats.org/officeDocument/2006/relationships" xmlns:m="http://schemas.openxmlformats.org/officeDocument/2006/math" xmlns:v="urn:schemas-microsoft-com:vml" xmlns:wp14="http://schemas.microsoft.com/office/word/2010/wordprocessingDrawing" xmlns:wp="http://schemas.openxmlformats.org/drawingml/2006/wordprocessingDrawing" xmlns:w10="urn:schemas-microsoft-com:office:word" xmlns:w="http://schemas.openxmlformats.org/wordprocessingml/2006/main" xmlns:w14="http://schemas.microsoft.com/office/word/2010/wordml" xmlns:w15="http://schemas.microsoft.com/office/word/2012/wordml" xmlns:w16cex="http://schemas.microsoft.com/office/word/2018/wordml/cex" xmlns:w16cid="http://schemas.microsoft.com/office/word/2016/wordml/cid" xmlns:w16="http://schemas.microsoft.com/office/word/2018/wordml" xmlns:w16du="http://schemas.microsoft.com/office/word/2023/wordml/word16du" xmlns:w16sdtdh="http://schemas.microsoft.com/office/word/2020/wordml/sdtdatahash" xmlns:w16sdtfl="http://schemas.microsoft.com/office/word/2024/wordml/sdtformatlock" xmlns:w16se="http://schemas.microsoft.com/office/word/2015/wordml/symex" xmlns:wpg="http://schemas.microsoft.com/office/word/2010/wordprocessingGroup" xmlns:wpi="http://schemas.microsoft.com/office/word/2010/wordprocessingInk" xmlns:wne="http://schemas.microsoft.com/office/word/2006/wordml" xmlns:wps="http://schemas.microsoft.com/office/word/2010/wordprocessingShape" mc:Ignorable="w14 w15 w16se w16cid w16 w16cex w16sdtdh w16sdtfl w16du wp14">
   <w:footnote w:type="separator" w:id="-1">
     <w:p>
       <w:r>
@@ -7884,7 +6094,7 @@
 </file>
 
 <file path=word/numbering.xml><?xml version="1.0" encoding="utf-8"?>
-<w:numbering xmlns:wpc="http://schemas.microsoft.com/office/word/2010/wordprocessingCanvas" xmlns:cx="http://schemas.microsoft.com/office/drawing/2014/chartex" xmlns:cx1="http://schemas.microsoft.com/office/drawing/2015/9/8/chartex" xmlns:cx2="http://schemas.microsoft.com/office/drawing/2015/10/21/chartex" xmlns:cx3="http://schemas.microsoft.com/office/drawing/2016/5/9/chartex" xmlns:cx4="http://schemas.microsoft.com/office/drawing/2016/5/10/chartex" xmlns:cx5="http://schemas.microsoft.com/office/drawing/2016/5/11/chartex" xmlns:cx6="http://schemas.microsoft.com/office/drawing/2016/5/12/chartex" xmlns:cx7="http://schemas.microsoft.com/office/drawing/2016/5/13/chartex" xmlns:cx8="http://schemas.microsoft.com/office/drawing/2016/5/14/chartex" xmlns:mc="http://schemas.openxmlformats.org/markup-compatibility/2006" xmlns:aink="http://schemas.microsoft.com/office/drawing/2016/ink" xmlns:am3d="http://schemas.microsoft.com/office/drawing/2017/model3d" xmlns:o="urn:schemas-microsoft-com:office:office" xmlns:r="http://schemas.openxmlformats.org/officeDocument/2006/relationships" xmlns:m="http://schemas.openxmlformats.org/officeDocument/2006/math" xmlns:v="urn:schemas-microsoft-com:vml" xmlns:wp14="http://schemas.microsoft.com/office/word/2010/wordprocessingDrawing" xmlns:wp="http://schemas.openxmlformats.org/drawingml/2006/wordprocessingDrawing" xmlns:w10="urn:schemas-microsoft-com:office:word" xmlns:w="http://schemas.openxmlformats.org/wordprocessingml/2006/main" xmlns:w14="http://schemas.microsoft.com/office/word/2010/wordml" xmlns:w15="http://schemas.microsoft.com/office/word/2012/wordml" xmlns:w16cex="http://schemas.microsoft.com/office/word/2018/wordml/cex" xmlns:w16cid="http://schemas.microsoft.com/office/word/2016/wordml/cid" xmlns:w16="http://schemas.microsoft.com/office/word/2018/wordml" xmlns:w16sdtdh="http://schemas.microsoft.com/office/word/2020/wordml/sdtdatahash" xmlns:w16se="http://schemas.microsoft.com/office/word/2015/wordml/symex" xmlns:wpg="http://schemas.microsoft.com/office/word/2010/wordprocessingGroup" xmlns:wpi="http://schemas.microsoft.com/office/word/2010/wordprocessingInk" xmlns:wne="http://schemas.microsoft.com/office/word/2006/wordml" xmlns:wps="http://schemas.microsoft.com/office/word/2010/wordprocessingShape" mc:Ignorable="w14 w15 w16se w16cid w16 w16cex w16sdtdh wp14">
+<w:numbering xmlns:wpc="http://schemas.microsoft.com/office/word/2010/wordprocessingCanvas" xmlns:cx="http://schemas.microsoft.com/office/drawing/2014/chartex" xmlns:cx1="http://schemas.microsoft.com/office/drawing/2015/9/8/chartex" xmlns:cx2="http://schemas.microsoft.com/office/drawing/2015/10/21/chartex" xmlns:cx3="http://schemas.microsoft.com/office/drawing/2016/5/9/chartex" xmlns:cx4="http://schemas.microsoft.com/office/drawing/2016/5/10/chartex" xmlns:cx5="http://schemas.microsoft.com/office/drawing/2016/5/11/chartex" xmlns:cx6="http://schemas.microsoft.com/office/drawing/2016/5/12/chartex" xmlns:cx7="http://schemas.microsoft.com/office/drawing/2016/5/13/chartex" xmlns:cx8="http://schemas.microsoft.com/office/drawing/2016/5/14/chartex" xmlns:mc="http://schemas.openxmlformats.org/markup-compatibility/2006" xmlns:aink="http://schemas.microsoft.com/office/drawing/2016/ink" xmlns:am3d="http://schemas.microsoft.com/office/drawing/2017/model3d" xmlns:o="urn:schemas-microsoft-com:office:office" xmlns:oel="http://schemas.microsoft.com/office/2019/extlst" xmlns:r="http://schemas.openxmlformats.org/officeDocument/2006/relationships" xmlns:m="http://schemas.openxmlformats.org/officeDocument/2006/math" xmlns:v="urn:schemas-microsoft-com:vml" xmlns:wp14="http://schemas.microsoft.com/office/word/2010/wordprocessingDrawing" xmlns:wp="http://schemas.openxmlformats.org/drawingml/2006/wordprocessingDrawing" xmlns:w10="urn:schemas-microsoft-com:office:word" xmlns:w="http://schemas.openxmlformats.org/wordprocessingml/2006/main" xmlns:w14="http://schemas.microsoft.com/office/word/2010/wordml" xmlns:w15="http://schemas.microsoft.com/office/word/2012/wordml" xmlns:w16cex="http://schemas.microsoft.com/office/word/2018/wordml/cex" xmlns:w16cid="http://schemas.microsoft.com/office/word/2016/wordml/cid" xmlns:w16="http://schemas.microsoft.com/office/word/2018/wordml" xmlns:w16du="http://schemas.microsoft.com/office/word/2023/wordml/word16du" xmlns:w16sdtdh="http://schemas.microsoft.com/office/word/2020/wordml/sdtdatahash" xmlns:w16sdtfl="http://schemas.microsoft.com/office/word/2024/wordml/sdtformatlock" xmlns:w16se="http://schemas.microsoft.com/office/word/2015/wordml/symex" xmlns:wpg="http://schemas.microsoft.com/office/word/2010/wordprocessingGroup" xmlns:wpi="http://schemas.microsoft.com/office/word/2010/wordprocessingInk" xmlns:wne="http://schemas.microsoft.com/office/word/2006/wordml" xmlns:wps="http://schemas.microsoft.com/office/word/2010/wordprocessingShape" mc:Ignorable="w14 w15 w16se w16cid w16 w16cex w16sdtdh w16sdtfl w16du wp14">
   <w:numPicBullet w:numPicBulletId="0">
     <w:pict>
       <v:shapetype id="_x0000_t75" coordsize="21600,21600" o:spt="75" o:preferrelative="t" path="m@4@5l@4@11@9@11@9@5xe" filled="f" stroked="f">
@@ -7906,17 +6116,17 @@
         <v:path o:extrusionok="f" gradientshapeok="t" o:connecttype="rect"/>
         <o:lock v:ext="edit" aspectratio="t"/>
       </v:shapetype>
-      <v:shape id="_x0000_i5438" type="#_x0000_t75" style="width:3in;height:3in" o:bullet="t"/>
+      <v:shape id="_x0000_i1025" type="#_x0000_t75" style="width:3in;height:3in" o:bullet="t"/>
     </w:pict>
   </w:numPicBullet>
   <w:numPicBullet w:numPicBulletId="1">
     <w:pict>
-      <v:shape id="_x0000_i5439" type="#_x0000_t75" style="width:3in;height:3in" o:bullet="t"/>
+      <v:shape w14:anchorId="0194C92F" id="_x0000_i1026" type="#_x0000_t75" style="width:3in;height:3in" o:bullet="t"/>
     </w:pict>
   </w:numPicBullet>
   <w:numPicBullet w:numPicBulletId="2">
     <w:pict>
-      <v:shape id="_x0000_i5440" type="#_x0000_t75" style="width:3in;height:3in" o:bullet="t"/>
+      <v:shape id="_x0000_i1027" type="#_x0000_t75" style="width:3in;height:3in" o:bullet="t"/>
     </w:pict>
   </w:numPicBullet>
   <w:abstractNum w:abstractNumId="0" w15:restartNumberingAfterBreak="0">
@@ -13269,140 +11479,140 @@
       </w:pPr>
     </w:lvl>
   </w:abstractNum>
-  <w:num w:numId="1">
+  <w:num w:numId="1" w16cid:durableId="848760449">
     <w:abstractNumId w:val="5"/>
   </w:num>
-  <w:num w:numId="2">
+  <w:num w:numId="2" w16cid:durableId="1965109779">
     <w:abstractNumId w:val="2"/>
   </w:num>
-  <w:num w:numId="3">
+  <w:num w:numId="3" w16cid:durableId="349380661">
     <w:abstractNumId w:val="1"/>
   </w:num>
-  <w:num w:numId="4">
+  <w:num w:numId="4" w16cid:durableId="577831968">
     <w:abstractNumId w:val="4"/>
   </w:num>
-  <w:num w:numId="5">
+  <w:num w:numId="5" w16cid:durableId="1883982382">
     <w:abstractNumId w:val="39"/>
   </w:num>
-  <w:num w:numId="6">
+  <w:num w:numId="6" w16cid:durableId="1883051255">
     <w:abstractNumId w:val="23"/>
   </w:num>
-  <w:num w:numId="7">
+  <w:num w:numId="7" w16cid:durableId="304509006">
     <w:abstractNumId w:val="30"/>
   </w:num>
-  <w:num w:numId="8">
+  <w:num w:numId="8" w16cid:durableId="745229962">
     <w:abstractNumId w:val="28"/>
   </w:num>
-  <w:num w:numId="9">
+  <w:num w:numId="9" w16cid:durableId="219486506">
     <w:abstractNumId w:val="17"/>
   </w:num>
-  <w:num w:numId="10">
+  <w:num w:numId="10" w16cid:durableId="340739015">
     <w:abstractNumId w:val="13"/>
   </w:num>
-  <w:num w:numId="11">
+  <w:num w:numId="11" w16cid:durableId="1882396245">
     <w:abstractNumId w:val="35"/>
   </w:num>
-  <w:num w:numId="12">
+  <w:num w:numId="12" w16cid:durableId="1389374607">
     <w:abstractNumId w:val="18"/>
   </w:num>
-  <w:num w:numId="13">
+  <w:num w:numId="13" w16cid:durableId="524825660">
     <w:abstractNumId w:val="19"/>
   </w:num>
-  <w:num w:numId="14">
+  <w:num w:numId="14" w16cid:durableId="1340502735">
     <w:abstractNumId w:val="16"/>
   </w:num>
-  <w:num w:numId="15">
+  <w:num w:numId="15" w16cid:durableId="751321073">
     <w:abstractNumId w:val="20"/>
   </w:num>
-  <w:num w:numId="16">
+  <w:num w:numId="16" w16cid:durableId="2043630843">
     <w:abstractNumId w:val="41"/>
   </w:num>
-  <w:num w:numId="17">
+  <w:num w:numId="17" w16cid:durableId="712391195">
     <w:abstractNumId w:val="12"/>
   </w:num>
-  <w:num w:numId="18">
+  <w:num w:numId="18" w16cid:durableId="157694172">
     <w:abstractNumId w:val="27"/>
   </w:num>
-  <w:num w:numId="19">
+  <w:num w:numId="19" w16cid:durableId="825124714">
     <w:abstractNumId w:val="10"/>
   </w:num>
-  <w:num w:numId="20">
+  <w:num w:numId="20" w16cid:durableId="1499343229">
     <w:abstractNumId w:val="11"/>
   </w:num>
-  <w:num w:numId="21">
+  <w:num w:numId="21" w16cid:durableId="1913857558">
     <w:abstractNumId w:val="33"/>
   </w:num>
-  <w:num w:numId="22">
+  <w:num w:numId="22" w16cid:durableId="882137577">
     <w:abstractNumId w:val="25"/>
   </w:num>
-  <w:num w:numId="23">
+  <w:num w:numId="23" w16cid:durableId="1844934838">
     <w:abstractNumId w:val="32"/>
   </w:num>
-  <w:num w:numId="24">
+  <w:num w:numId="24" w16cid:durableId="1576667619">
     <w:abstractNumId w:val="0"/>
   </w:num>
-  <w:num w:numId="25">
+  <w:num w:numId="25" w16cid:durableId="549152491">
     <w:abstractNumId w:val="9"/>
   </w:num>
-  <w:num w:numId="26">
+  <w:num w:numId="26" w16cid:durableId="1956130783">
     <w:abstractNumId w:val="31"/>
   </w:num>
-  <w:num w:numId="27">
+  <w:num w:numId="27" w16cid:durableId="758794336">
     <w:abstractNumId w:val="21"/>
   </w:num>
-  <w:num w:numId="28">
+  <w:num w:numId="28" w16cid:durableId="81873773">
     <w:abstractNumId w:val="34"/>
   </w:num>
-  <w:num w:numId="29">
+  <w:num w:numId="29" w16cid:durableId="788358396">
     <w:abstractNumId w:val="15"/>
   </w:num>
-  <w:num w:numId="30">
+  <w:num w:numId="30" w16cid:durableId="265044515">
     <w:abstractNumId w:val="8"/>
   </w:num>
-  <w:num w:numId="31">
+  <w:num w:numId="31" w16cid:durableId="918712374">
     <w:abstractNumId w:val="22"/>
   </w:num>
-  <w:num w:numId="32">
+  <w:num w:numId="32" w16cid:durableId="126289933">
     <w:abstractNumId w:val="14"/>
   </w:num>
-  <w:num w:numId="33">
+  <w:num w:numId="33" w16cid:durableId="495341678">
     <w:abstractNumId w:val="42"/>
   </w:num>
-  <w:num w:numId="34">
+  <w:num w:numId="34" w16cid:durableId="1571115769">
     <w:abstractNumId w:val="37"/>
   </w:num>
-  <w:num w:numId="35">
+  <w:num w:numId="35" w16cid:durableId="28339504">
     <w:abstractNumId w:val="24"/>
   </w:num>
-  <w:num w:numId="36">
+  <w:num w:numId="36" w16cid:durableId="1981837654">
     <w:abstractNumId w:val="40"/>
   </w:num>
-  <w:num w:numId="37">
+  <w:num w:numId="37" w16cid:durableId="1349061810">
     <w:abstractNumId w:val="38"/>
   </w:num>
-  <w:num w:numId="38">
+  <w:num w:numId="38" w16cid:durableId="296569176">
     <w:abstractNumId w:val="3"/>
   </w:num>
-  <w:num w:numId="39">
+  <w:num w:numId="39" w16cid:durableId="307905405">
     <w:abstractNumId w:val="29"/>
   </w:num>
-  <w:num w:numId="40">
+  <w:num w:numId="40" w16cid:durableId="849225392">
     <w:abstractNumId w:val="7"/>
   </w:num>
-  <w:num w:numId="41">
+  <w:num w:numId="41" w16cid:durableId="362873769">
     <w:abstractNumId w:val="36"/>
   </w:num>
-  <w:num w:numId="42">
+  <w:num w:numId="42" w16cid:durableId="1908876121">
     <w:abstractNumId w:val="6"/>
   </w:num>
-  <w:num w:numId="43">
+  <w:num w:numId="43" w16cid:durableId="450826222">
     <w:abstractNumId w:val="26"/>
   </w:num>
 </w:numbering>
 </file>
 
 <file path=word/styles.xml><?xml version="1.0" encoding="utf-8"?>
-<w:styles xmlns:mc="http://schemas.openxmlformats.org/markup-compatibility/2006" xmlns:r="http://schemas.openxmlformats.org/officeDocument/2006/relationships" xmlns:w="http://schemas.openxmlformats.org/wordprocessingml/2006/main" xmlns:w14="http://schemas.microsoft.com/office/word/2010/wordml" xmlns:w15="http://schemas.microsoft.com/office/word/2012/wordml" xmlns:w16cex="http://schemas.microsoft.com/office/word/2018/wordml/cex" xmlns:w16cid="http://schemas.microsoft.com/office/word/2016/wordml/cid" xmlns:w16="http://schemas.microsoft.com/office/word/2018/wordml" xmlns:w16sdtdh="http://schemas.microsoft.com/office/word/2020/wordml/sdtdatahash" xmlns:w16se="http://schemas.microsoft.com/office/word/2015/wordml/symex" mc:Ignorable="w14 w15 w16se w16cid w16 w16cex w16sdtdh">
+<w:styles xmlns:mc="http://schemas.openxmlformats.org/markup-compatibility/2006" xmlns:r="http://schemas.openxmlformats.org/officeDocument/2006/relationships" xmlns:w="http://schemas.openxmlformats.org/wordprocessingml/2006/main" xmlns:w14="http://schemas.microsoft.com/office/word/2010/wordml" xmlns:w15="http://schemas.microsoft.com/office/word/2012/wordml" xmlns:w16cex="http://schemas.microsoft.com/office/word/2018/wordml/cex" xmlns:w16cid="http://schemas.microsoft.com/office/word/2016/wordml/cid" xmlns:w16="http://schemas.microsoft.com/office/word/2018/wordml" xmlns:w16du="http://schemas.microsoft.com/office/word/2023/wordml/word16du" xmlns:w16sdtdh="http://schemas.microsoft.com/office/word/2020/wordml/sdtdatahash" xmlns:w16sdtfl="http://schemas.microsoft.com/office/word/2024/wordml/sdtformatlock" xmlns:w16se="http://schemas.microsoft.com/office/word/2015/wordml/symex" mc:Ignorable="w14 w15 w16se w16cid w16 w16cex w16sdtdh w16sdtfl w16du">
   <w:docDefaults>
     <w:rPrDefault>
       <w:rPr>
@@ -13777,6 +11987,7 @@
   <w:style w:type="character" w:default="1" w:styleId="DefaultParagraphFont">
     <w:name w:val="Default Paragraph Font"/>
     <w:uiPriority w:val="1"/>
+    <w:semiHidden/>
     <w:unhideWhenUsed/>
   </w:style>
   <w:style w:type="table" w:default="1" w:styleId="TableNormal">
